--- a/documentacao/manuais/MANUAL_CANDIDATO.docx
+++ b/documentacao/manuais/MANUAL_CANDIDATO.docx
@@ -1,41 +1,67 @@
 
 <file path=word/document.xml><?xml version="1.0" encoding="utf-8"?>
-<w:document xmlns:w="http://schemas.openxmlformats.org/wordprocessingml/2006/main" xmlns:m="http://schemas.openxmlformats.org/officeDocument/2006/math" xmlns:r="http://schemas.openxmlformats.org/officeDocument/2006/relationships" xmlns:o="urn:schemas-microsoft-com:office:office" xmlns:v="urn:schemas-microsoft-com:vml" xmlns:w10="urn:schemas-microsoft-com:office:word" xmlns:a="http://schemas.openxmlformats.org/drawingml/2006/main" xmlns:pic="http://schemas.openxmlformats.org/drawingml/2006/picture" xmlns:wp="http://schemas.openxmlformats.org/drawingml/2006/wordprocessingDrawing">
+<w:document xmlns:wpc="http://schemas.microsoft.com/office/word/2010/wordprocessingCanvas" xmlns:cx="http://schemas.microsoft.com/office/drawing/2014/chartex" xmlns:cx1="http://schemas.microsoft.com/office/drawing/2015/9/8/chartex" xmlns:cx2="http://schemas.microsoft.com/office/drawing/2015/10/21/chartex" xmlns:cx3="http://schemas.microsoft.com/office/drawing/2016/5/9/chartex" xmlns:cx4="http://schemas.microsoft.com/office/drawing/2016/5/10/chartex" xmlns:cx5="http://schemas.microsoft.com/office/drawing/2016/5/11/chartex" xmlns:cx6="http://schemas.microsoft.com/office/drawing/2016/5/12/chartex" xmlns:cx7="http://schemas.microsoft.com/office/drawing/2016/5/13/chartex" xmlns:cx8="http://schemas.microsoft.com/office/drawing/2016/5/14/chartex" xmlns:mc="http://schemas.openxmlformats.org/markup-compatibility/2006" xmlns:aink="http://schemas.microsoft.com/office/drawing/2016/ink" xmlns:am3d="http://schemas.microsoft.com/office/drawing/2017/model3d" xmlns:o="urn:schemas-microsoft-com:office:office" xmlns:oel="http://schemas.microsoft.com/office/2019/extlst" xmlns:r="http://schemas.openxmlformats.org/officeDocument/2006/relationships" xmlns:m="http://schemas.openxmlformats.org/officeDocument/2006/math" xmlns:v="urn:schemas-microsoft-com:vml" xmlns:wp14="http://schemas.microsoft.com/office/word/2010/wordprocessingDrawing" xmlns:wp="http://schemas.openxmlformats.org/drawingml/2006/wordprocessingDrawing" xmlns:w10="urn:schemas-microsoft-com:office:word" xmlns:w="http://schemas.openxmlformats.org/wordprocessingml/2006/main" xmlns:w14="http://schemas.microsoft.com/office/word/2010/wordml" xmlns:w15="http://schemas.microsoft.com/office/word/2012/wordml" xmlns:w16cex="http://schemas.microsoft.com/office/word/2018/wordml/cex" xmlns:w16cid="http://schemas.microsoft.com/office/word/2016/wordml/cid" xmlns:w16="http://schemas.microsoft.com/office/word/2018/wordml" xmlns:w16du="http://schemas.microsoft.com/office/word/2023/wordml/word16du" xmlns:w16sdtdh="http://schemas.microsoft.com/office/word/2020/wordml/sdtdatahash" xmlns:w16sdtfl="http://schemas.microsoft.com/office/word/2024/wordml/sdtformatlock" xmlns:w16se="http://schemas.microsoft.com/office/word/2015/wordml/symex" xmlns:wpg="http://schemas.microsoft.com/office/word/2010/wordprocessingGroup" xmlns:wpi="http://schemas.microsoft.com/office/word/2010/wordprocessingInk" xmlns:wne="http://schemas.microsoft.com/office/word/2006/wordml" xmlns:wps="http://schemas.microsoft.com/office/word/2010/wordprocessingShape" mc:Ignorable="w14 w15 w16se w16cid w16 w16cex w16sdtdh w16sdtfl w16du wp14">
   <w:body>
     <w:p>
       <w:pPr>
         <w:pStyle w:val="Ttulo"/>
-      </w:pPr>
-      <w:r>
-        <w:t xml:space="preserve">Manual do Candidato — Sistema PLANTERR</w:t>
-      </w:r>
+        <w:rPr>
+          <w:szCs w:val="24"/>
+        </w:rPr>
+      </w:pPr>
+      <w:bookmarkStart w:id="0" w:name="_Toc216769626"/>
+      <w:r>
+        <w:rPr>
+          <w:szCs w:val="24"/>
+        </w:rPr>
+        <w:t>Manual do Candidato — Sistema PLANTERR</w:t>
+      </w:r>
+      <w:bookmarkEnd w:id="0"/>
     </w:p>
     <w:p>
       <w:pPr>
         <w:pStyle w:val="Subttulo"/>
       </w:pPr>
-      <w:r>
-        <w:t xml:space="preserve">Inscrição, envio e geração do PDF</w:t>
-      </w:r>
-    </w:p>
-    <w:p>
-      <w:pPr>
-        <w:pStyle w:val="Author"/>
-      </w:pPr>
-      <w:r>
-        <w:t xml:space="preserve">Equipe de Desenvolvimento</w:t>
-      </w:r>
-    </w:p>
-    <w:p>
-      <w:pPr>
-        <w:pStyle w:val="Date"/>
-      </w:pPr>
-      <w:r>
-        <w:t xml:space="preserve">15/12/2025</w:t>
-      </w:r>
+      <w:bookmarkStart w:id="1" w:name="_Toc216769627"/>
+      <w:r>
+        <w:t>Inscrição, envio e geração do PDF</w:t>
+      </w:r>
+      <w:bookmarkEnd w:id="1"/>
+    </w:p>
+    <w:p>
+      <w:pPr>
+        <w:pStyle w:val="CabealhodoSumrio"/>
+        <w:rPr>
+          <w:rFonts w:eastAsiaTheme="minorEastAsia" w:cs="Times New Roman"/>
+          <w:b w:val="0"/>
+          <w:bCs w:val="0"/>
+          <w:kern w:val="0"/>
+          <w:szCs w:val="24"/>
+        </w:rPr>
+      </w:pPr>
+    </w:p>
+    <w:p>
+      <w:pPr>
+        <w:pStyle w:val="CabealhodoSumrio"/>
+        <w:rPr>
+          <w:rFonts w:eastAsiaTheme="minorEastAsia" w:cs="Times New Roman"/>
+          <w:b w:val="0"/>
+          <w:bCs w:val="0"/>
+          <w:kern w:val="0"/>
+          <w:szCs w:val="24"/>
+        </w:rPr>
+      </w:pPr>
     </w:p>
     <w:sdt>
       <w:sdtPr>
+        <w:rPr>
+          <w:rFonts w:eastAsiaTheme="minorEastAsia" w:cs="Times New Roman"/>
+          <w:b w:val="0"/>
+          <w:bCs w:val="0"/>
+          <w:kern w:val="0"/>
+          <w:szCs w:val="24"/>
+        </w:rPr>
+        <w:id w:val="1173065565"/>
         <w:docPartObj>
           <w:docPartGallery w:val="Table of Contents"/>
           <w:docPartUnique/>
@@ -45,37 +71,1351 @@
         <w:p>
           <w:pPr>
             <w:pStyle w:val="CabealhodoSumrio"/>
+            <w:rPr>
+              <w:szCs w:val="24"/>
+            </w:rPr>
+          </w:pPr>
+          <w:proofErr w:type="spellStart"/>
+          <w:r>
+            <w:rPr>
+              <w:szCs w:val="24"/>
+            </w:rPr>
+            <w:t>Table</w:t>
+          </w:r>
+          <w:proofErr w:type="spellEnd"/>
+          <w:r>
+            <w:rPr>
+              <w:szCs w:val="24"/>
+            </w:rPr>
+            <w:t xml:space="preserve"> of </w:t>
+          </w:r>
+          <w:proofErr w:type="spellStart"/>
+          <w:r>
+            <w:rPr>
+              <w:szCs w:val="24"/>
+            </w:rPr>
+            <w:t>Contents</w:t>
+          </w:r>
+          <w:proofErr w:type="spellEnd"/>
+        </w:p>
+        <w:p>
+          <w:pPr>
+            <w:pStyle w:val="Sumrio1"/>
+            <w:tabs>
+              <w:tab w:val="right" w:leader="dot" w:pos="8828"/>
+            </w:tabs>
+            <w:rPr>
+              <w:noProof/>
+            </w:rPr>
           </w:pPr>
           <w:r>
-            <w:t xml:space="preserve">Table of Contents</w:t>
+            <w:fldChar w:fldCharType="begin"/>
           </w:r>
+          <w:r>
+            <w:instrText>TOC \o "1-3" \h \z \u</w:instrText>
+          </w:r>
+          <w:r>
+            <w:fldChar w:fldCharType="separate"/>
+          </w:r>
+          <w:hyperlink w:anchor="_Toc216769626" w:history="1">
+            <w:r>
+              <w:rPr>
+                <w:rStyle w:val="Hyperlink"/>
+                <w:noProof/>
+              </w:rPr>
+              <w:t>Manual do Candidato — Sistema PLANTERR</w:t>
+            </w:r>
+            <w:r>
+              <w:rPr>
+                <w:noProof/>
+                <w:webHidden/>
+              </w:rPr>
+              <w:tab/>
+            </w:r>
+            <w:r>
+              <w:rPr>
+                <w:noProof/>
+                <w:webHidden/>
+              </w:rPr>
+              <w:fldChar w:fldCharType="begin"/>
+            </w:r>
+            <w:r>
+              <w:rPr>
+                <w:noProof/>
+                <w:webHidden/>
+              </w:rPr>
+              <w:instrText xml:space="preserve"> PAGEREF _Toc216769626 \h </w:instrText>
+            </w:r>
+            <w:r>
+              <w:rPr>
+                <w:noProof/>
+                <w:webHidden/>
+              </w:rPr>
+            </w:r>
+            <w:r>
+              <w:rPr>
+                <w:noProof/>
+                <w:webHidden/>
+              </w:rPr>
+              <w:fldChar w:fldCharType="separate"/>
+            </w:r>
+            <w:r>
+              <w:rPr>
+                <w:noProof/>
+                <w:webHidden/>
+              </w:rPr>
+              <w:t>1</w:t>
+            </w:r>
+            <w:r>
+              <w:rPr>
+                <w:noProof/>
+                <w:webHidden/>
+              </w:rPr>
+              <w:fldChar w:fldCharType="end"/>
+            </w:r>
+          </w:hyperlink>
+        </w:p>
+        <w:p>
+          <w:pPr>
+            <w:pStyle w:val="Sumrio2"/>
+            <w:tabs>
+              <w:tab w:val="right" w:leader="dot" w:pos="8828"/>
+            </w:tabs>
+            <w:rPr>
+              <w:noProof/>
+            </w:rPr>
+          </w:pPr>
+          <w:hyperlink w:anchor="_Toc216769627" w:history="1">
+            <w:r>
+              <w:rPr>
+                <w:rStyle w:val="Hyperlink"/>
+                <w:noProof/>
+              </w:rPr>
+              <w:t>Inscrição, envio e geração do PDF</w:t>
+            </w:r>
+            <w:r>
+              <w:rPr>
+                <w:noProof/>
+                <w:webHidden/>
+              </w:rPr>
+              <w:tab/>
+            </w:r>
+            <w:r>
+              <w:rPr>
+                <w:noProof/>
+                <w:webHidden/>
+              </w:rPr>
+              <w:fldChar w:fldCharType="begin"/>
+            </w:r>
+            <w:r>
+              <w:rPr>
+                <w:noProof/>
+                <w:webHidden/>
+              </w:rPr>
+              <w:instrText xml:space="preserve"> PAGEREF _Toc216769627 \h </w:instrText>
+            </w:r>
+            <w:r>
+              <w:rPr>
+                <w:noProof/>
+                <w:webHidden/>
+              </w:rPr>
+            </w:r>
+            <w:r>
+              <w:rPr>
+                <w:noProof/>
+                <w:webHidden/>
+              </w:rPr>
+              <w:fldChar w:fldCharType="separate"/>
+            </w:r>
+            <w:r>
+              <w:rPr>
+                <w:noProof/>
+                <w:webHidden/>
+              </w:rPr>
+              <w:t>1</w:t>
+            </w:r>
+            <w:r>
+              <w:rPr>
+                <w:noProof/>
+                <w:webHidden/>
+              </w:rPr>
+              <w:fldChar w:fldCharType="end"/>
+            </w:r>
+          </w:hyperlink>
+        </w:p>
+        <w:p>
+          <w:pPr>
+            <w:pStyle w:val="Sumrio2"/>
+            <w:tabs>
+              <w:tab w:val="right" w:leader="dot" w:pos="8828"/>
+            </w:tabs>
+            <w:rPr>
+              <w:noProof/>
+            </w:rPr>
+          </w:pPr>
+          <w:hyperlink w:anchor="_Toc216769628" w:history="1">
+            <w:r>
+              <w:rPr>
+                <w:rStyle w:val="Hyperlink"/>
+                <w:noProof/>
+              </w:rPr>
+              <w:t>1. Apresentação</w:t>
+            </w:r>
+            <w:r>
+              <w:rPr>
+                <w:noProof/>
+                <w:webHidden/>
+              </w:rPr>
+              <w:tab/>
+            </w:r>
+            <w:r>
+              <w:rPr>
+                <w:noProof/>
+                <w:webHidden/>
+              </w:rPr>
+              <w:fldChar w:fldCharType="begin"/>
+            </w:r>
+            <w:r>
+              <w:rPr>
+                <w:noProof/>
+                <w:webHidden/>
+              </w:rPr>
+              <w:instrText xml:space="preserve"> PAGEREF _Toc216769628 \h </w:instrText>
+            </w:r>
+            <w:r>
+              <w:rPr>
+                <w:noProof/>
+                <w:webHidden/>
+              </w:rPr>
+            </w:r>
+            <w:r>
+              <w:rPr>
+                <w:noProof/>
+                <w:webHidden/>
+              </w:rPr>
+              <w:fldChar w:fldCharType="separate"/>
+            </w:r>
+            <w:r>
+              <w:rPr>
+                <w:noProof/>
+                <w:webHidden/>
+              </w:rPr>
+              <w:t>2</w:t>
+            </w:r>
+            <w:r>
+              <w:rPr>
+                <w:noProof/>
+                <w:webHidden/>
+              </w:rPr>
+              <w:fldChar w:fldCharType="end"/>
+            </w:r>
+          </w:hyperlink>
+        </w:p>
+        <w:p>
+          <w:pPr>
+            <w:pStyle w:val="Sumrio2"/>
+            <w:tabs>
+              <w:tab w:val="right" w:leader="dot" w:pos="8828"/>
+            </w:tabs>
+            <w:rPr>
+              <w:noProof/>
+            </w:rPr>
+          </w:pPr>
+          <w:hyperlink w:anchor="_Toc216769629" w:history="1">
+            <w:r>
+              <w:rPr>
+                <w:rStyle w:val="Hyperlink"/>
+                <w:noProof/>
+              </w:rPr>
+              <w:t>2. Antes de começar</w:t>
+            </w:r>
+            <w:r>
+              <w:rPr>
+                <w:noProof/>
+                <w:webHidden/>
+              </w:rPr>
+              <w:tab/>
+            </w:r>
+            <w:r>
+              <w:rPr>
+                <w:noProof/>
+                <w:webHidden/>
+              </w:rPr>
+              <w:fldChar w:fldCharType="begin"/>
+            </w:r>
+            <w:r>
+              <w:rPr>
+                <w:noProof/>
+                <w:webHidden/>
+              </w:rPr>
+              <w:instrText xml:space="preserve"> PAGEREF _Toc216769629 \h </w:instrText>
+            </w:r>
+            <w:r>
+              <w:rPr>
+                <w:noProof/>
+                <w:webHidden/>
+              </w:rPr>
+            </w:r>
+            <w:r>
+              <w:rPr>
+                <w:noProof/>
+                <w:webHidden/>
+              </w:rPr>
+              <w:fldChar w:fldCharType="separate"/>
+            </w:r>
+            <w:r>
+              <w:rPr>
+                <w:noProof/>
+                <w:webHidden/>
+              </w:rPr>
+              <w:t>2</w:t>
+            </w:r>
+            <w:r>
+              <w:rPr>
+                <w:noProof/>
+                <w:webHidden/>
+              </w:rPr>
+              <w:fldChar w:fldCharType="end"/>
+            </w:r>
+          </w:hyperlink>
+        </w:p>
+        <w:p>
+          <w:pPr>
+            <w:pStyle w:val="Sumrio3"/>
+            <w:tabs>
+              <w:tab w:val="right" w:leader="dot" w:pos="8828"/>
+            </w:tabs>
+            <w:rPr>
+              <w:noProof/>
+            </w:rPr>
+          </w:pPr>
+          <w:hyperlink w:anchor="_Toc216769630" w:history="1">
+            <w:r>
+              <w:rPr>
+                <w:rStyle w:val="Hyperlink"/>
+                <w:noProof/>
+              </w:rPr>
+              <w:t>2.1. O que você precisa</w:t>
+            </w:r>
+            <w:r>
+              <w:rPr>
+                <w:noProof/>
+                <w:webHidden/>
+              </w:rPr>
+              <w:tab/>
+            </w:r>
+            <w:r>
+              <w:rPr>
+                <w:noProof/>
+                <w:webHidden/>
+              </w:rPr>
+              <w:fldChar w:fldCharType="begin"/>
+            </w:r>
+            <w:r>
+              <w:rPr>
+                <w:noProof/>
+                <w:webHidden/>
+              </w:rPr>
+              <w:instrText xml:space="preserve"> PAGEREF _Toc216769630 \h </w:instrText>
+            </w:r>
+            <w:r>
+              <w:rPr>
+                <w:noProof/>
+                <w:webHidden/>
+              </w:rPr>
+            </w:r>
+            <w:r>
+              <w:rPr>
+                <w:noProof/>
+                <w:webHidden/>
+              </w:rPr>
+              <w:fldChar w:fldCharType="separate"/>
+            </w:r>
+            <w:r>
+              <w:rPr>
+                <w:noProof/>
+                <w:webHidden/>
+              </w:rPr>
+              <w:t>2</w:t>
+            </w:r>
+            <w:r>
+              <w:rPr>
+                <w:noProof/>
+                <w:webHidden/>
+              </w:rPr>
+              <w:fldChar w:fldCharType="end"/>
+            </w:r>
+          </w:hyperlink>
+        </w:p>
+        <w:p>
+          <w:pPr>
+            <w:pStyle w:val="Sumrio3"/>
+            <w:tabs>
+              <w:tab w:val="right" w:leader="dot" w:pos="8828"/>
+            </w:tabs>
+            <w:rPr>
+              <w:noProof/>
+            </w:rPr>
+          </w:pPr>
+          <w:hyperlink w:anchor="_Toc216769631" w:history="1">
+            <w:r>
+              <w:rPr>
+                <w:rStyle w:val="Hyperlink"/>
+                <w:noProof/>
+              </w:rPr>
+              <w:t>2.2. Importante sobre avaliação às cegas</w:t>
+            </w:r>
+            <w:r>
+              <w:rPr>
+                <w:noProof/>
+                <w:webHidden/>
+              </w:rPr>
+              <w:tab/>
+            </w:r>
+            <w:r>
+              <w:rPr>
+                <w:noProof/>
+                <w:webHidden/>
+              </w:rPr>
+              <w:fldChar w:fldCharType="begin"/>
+            </w:r>
+            <w:r>
+              <w:rPr>
+                <w:noProof/>
+                <w:webHidden/>
+              </w:rPr>
+              <w:instrText xml:space="preserve"> PAGEREF _Toc216769631 \h </w:instrText>
+            </w:r>
+            <w:r>
+              <w:rPr>
+                <w:noProof/>
+                <w:webHidden/>
+              </w:rPr>
+            </w:r>
+            <w:r>
+              <w:rPr>
+                <w:noProof/>
+                <w:webHidden/>
+              </w:rPr>
+              <w:fldChar w:fldCharType="separate"/>
+            </w:r>
+            <w:r>
+              <w:rPr>
+                <w:noProof/>
+                <w:webHidden/>
+              </w:rPr>
+              <w:t>2</w:t>
+            </w:r>
+            <w:r>
+              <w:rPr>
+                <w:noProof/>
+                <w:webHidden/>
+              </w:rPr>
+              <w:fldChar w:fldCharType="end"/>
+            </w:r>
+          </w:hyperlink>
+        </w:p>
+        <w:p>
+          <w:pPr>
+            <w:pStyle w:val="Sumrio2"/>
+            <w:tabs>
+              <w:tab w:val="right" w:leader="dot" w:pos="8828"/>
+            </w:tabs>
+            <w:rPr>
+              <w:noProof/>
+            </w:rPr>
+          </w:pPr>
+          <w:hyperlink w:anchor="_Toc216769632" w:history="1">
+            <w:r>
+              <w:rPr>
+                <w:rStyle w:val="Hyperlink"/>
+                <w:noProof/>
+              </w:rPr>
+              <w:t>3. Como acessar o formulário</w:t>
+            </w:r>
+            <w:r>
+              <w:rPr>
+                <w:noProof/>
+                <w:webHidden/>
+              </w:rPr>
+              <w:tab/>
+            </w:r>
+            <w:r>
+              <w:rPr>
+                <w:noProof/>
+                <w:webHidden/>
+              </w:rPr>
+              <w:fldChar w:fldCharType="begin"/>
+            </w:r>
+            <w:r>
+              <w:rPr>
+                <w:noProof/>
+                <w:webHidden/>
+              </w:rPr>
+              <w:instrText xml:space="preserve"> PAGEREF _Toc216769632 \h </w:instrText>
+            </w:r>
+            <w:r>
+              <w:rPr>
+                <w:noProof/>
+                <w:webHidden/>
+              </w:rPr>
+            </w:r>
+            <w:r>
+              <w:rPr>
+                <w:noProof/>
+                <w:webHidden/>
+              </w:rPr>
+              <w:fldChar w:fldCharType="separate"/>
+            </w:r>
+            <w:r>
+              <w:rPr>
+                <w:noProof/>
+                <w:webHidden/>
+              </w:rPr>
+              <w:t>2</w:t>
+            </w:r>
+            <w:r>
+              <w:rPr>
+                <w:noProof/>
+                <w:webHidden/>
+              </w:rPr>
+              <w:fldChar w:fldCharType="end"/>
+            </w:r>
+          </w:hyperlink>
+        </w:p>
+        <w:p>
+          <w:pPr>
+            <w:pStyle w:val="Sumrio2"/>
+            <w:tabs>
+              <w:tab w:val="right" w:leader="dot" w:pos="8828"/>
+            </w:tabs>
+            <w:rPr>
+              <w:noProof/>
+            </w:rPr>
+          </w:pPr>
+          <w:hyperlink w:anchor="_Toc216769633" w:history="1">
+            <w:r>
+              <w:rPr>
+                <w:rStyle w:val="Hyperlink"/>
+                <w:noProof/>
+              </w:rPr>
+              <w:t>4. Preenchendo a inscrição</w:t>
+            </w:r>
+            <w:r>
+              <w:rPr>
+                <w:noProof/>
+                <w:webHidden/>
+              </w:rPr>
+              <w:tab/>
+            </w:r>
+            <w:r>
+              <w:rPr>
+                <w:noProof/>
+                <w:webHidden/>
+              </w:rPr>
+              <w:fldChar w:fldCharType="begin"/>
+            </w:r>
+            <w:r>
+              <w:rPr>
+                <w:noProof/>
+                <w:webHidden/>
+              </w:rPr>
+              <w:instrText xml:space="preserve"> PAGEREF _Toc216769633 \h </w:instrText>
+            </w:r>
+            <w:r>
+              <w:rPr>
+                <w:noProof/>
+                <w:webHidden/>
+              </w:rPr>
+            </w:r>
+            <w:r>
+              <w:rPr>
+                <w:noProof/>
+                <w:webHidden/>
+              </w:rPr>
+              <w:fldChar w:fldCharType="separate"/>
+            </w:r>
+            <w:r>
+              <w:rPr>
+                <w:noProof/>
+                <w:webHidden/>
+              </w:rPr>
+              <w:t>3</w:t>
+            </w:r>
+            <w:r>
+              <w:rPr>
+                <w:noProof/>
+                <w:webHidden/>
+              </w:rPr>
+              <w:fldChar w:fldCharType="end"/>
+            </w:r>
+          </w:hyperlink>
+        </w:p>
+        <w:p>
+          <w:pPr>
+            <w:pStyle w:val="Sumrio3"/>
+            <w:tabs>
+              <w:tab w:val="right" w:leader="dot" w:pos="8828"/>
+            </w:tabs>
+            <w:rPr>
+              <w:noProof/>
+            </w:rPr>
+          </w:pPr>
+          <w:hyperlink w:anchor="_Toc216769634" w:history="1">
+            <w:r>
+              <w:rPr>
+                <w:rStyle w:val="Hyperlink"/>
+                <w:noProof/>
+              </w:rPr>
+              <w:t>4.1. Ficha de Inscrição</w:t>
+            </w:r>
+            <w:r>
+              <w:rPr>
+                <w:noProof/>
+                <w:webHidden/>
+              </w:rPr>
+              <w:tab/>
+            </w:r>
+            <w:r>
+              <w:rPr>
+                <w:noProof/>
+                <w:webHidden/>
+              </w:rPr>
+              <w:fldChar w:fldCharType="begin"/>
+            </w:r>
+            <w:r>
+              <w:rPr>
+                <w:noProof/>
+                <w:webHidden/>
+              </w:rPr>
+              <w:instrText xml:space="preserve"> PAGEREF _Toc216769634 \h </w:instrText>
+            </w:r>
+            <w:r>
+              <w:rPr>
+                <w:noProof/>
+                <w:webHidden/>
+              </w:rPr>
+            </w:r>
+            <w:r>
+              <w:rPr>
+                <w:noProof/>
+                <w:webHidden/>
+              </w:rPr>
+              <w:fldChar w:fldCharType="separate"/>
+            </w:r>
+            <w:r>
+              <w:rPr>
+                <w:noProof/>
+                <w:webHidden/>
+              </w:rPr>
+              <w:t>3</w:t>
+            </w:r>
+            <w:r>
+              <w:rPr>
+                <w:noProof/>
+                <w:webHidden/>
+              </w:rPr>
+              <w:fldChar w:fldCharType="end"/>
+            </w:r>
+          </w:hyperlink>
+        </w:p>
+        <w:p>
+          <w:pPr>
+            <w:pStyle w:val="Sumrio3"/>
+            <w:tabs>
+              <w:tab w:val="right" w:leader="dot" w:pos="8828"/>
+            </w:tabs>
+            <w:rPr>
+              <w:noProof/>
+            </w:rPr>
+          </w:pPr>
+          <w:hyperlink w:anchor="_Toc216769635" w:history="1">
+            <w:r>
+              <w:rPr>
+                <w:rStyle w:val="Hyperlink"/>
+                <w:noProof/>
+              </w:rPr>
+              <w:t>4.2. Termo de Compromisso</w:t>
+            </w:r>
+            <w:r>
+              <w:rPr>
+                <w:noProof/>
+                <w:webHidden/>
+              </w:rPr>
+              <w:tab/>
+            </w:r>
+            <w:r>
+              <w:rPr>
+                <w:noProof/>
+                <w:webHidden/>
+              </w:rPr>
+              <w:fldChar w:fldCharType="begin"/>
+            </w:r>
+            <w:r>
+              <w:rPr>
+                <w:noProof/>
+                <w:webHidden/>
+              </w:rPr>
+              <w:instrText xml:space="preserve"> PAGEREF _Toc216769635 \h </w:instrText>
+            </w:r>
+            <w:r>
+              <w:rPr>
+                <w:noProof/>
+                <w:webHidden/>
+              </w:rPr>
+            </w:r>
+            <w:r>
+              <w:rPr>
+                <w:noProof/>
+                <w:webHidden/>
+              </w:rPr>
+              <w:fldChar w:fldCharType="separate"/>
+            </w:r>
+            <w:r>
+              <w:rPr>
+                <w:noProof/>
+                <w:webHidden/>
+              </w:rPr>
+              <w:t>4</w:t>
+            </w:r>
+            <w:r>
+              <w:rPr>
+                <w:noProof/>
+                <w:webHidden/>
+              </w:rPr>
+              <w:fldChar w:fldCharType="end"/>
+            </w:r>
+          </w:hyperlink>
+        </w:p>
+        <w:p>
+          <w:pPr>
+            <w:pStyle w:val="Sumrio2"/>
+            <w:tabs>
+              <w:tab w:val="right" w:leader="dot" w:pos="8828"/>
+            </w:tabs>
+            <w:rPr>
+              <w:noProof/>
+            </w:rPr>
+          </w:pPr>
+          <w:hyperlink w:anchor="_Toc216769636" w:history="1">
+            <w:r>
+              <w:rPr>
+                <w:rStyle w:val="Hyperlink"/>
+                <w:noProof/>
+              </w:rPr>
+              <w:t>5. Preenchendo o Projeto de Pesquisa</w:t>
+            </w:r>
+            <w:r>
+              <w:rPr>
+                <w:noProof/>
+                <w:webHidden/>
+              </w:rPr>
+              <w:tab/>
+            </w:r>
+            <w:r>
+              <w:rPr>
+                <w:noProof/>
+                <w:webHidden/>
+              </w:rPr>
+              <w:fldChar w:fldCharType="begin"/>
+            </w:r>
+            <w:r>
+              <w:rPr>
+                <w:noProof/>
+                <w:webHidden/>
+              </w:rPr>
+              <w:instrText xml:space="preserve"> PAGEREF _Toc216769636 \h </w:instrText>
+            </w:r>
+            <w:r>
+              <w:rPr>
+                <w:noProof/>
+                <w:webHidden/>
+              </w:rPr>
+            </w:r>
+            <w:r>
+              <w:rPr>
+                <w:noProof/>
+                <w:webHidden/>
+              </w:rPr>
+              <w:fldChar w:fldCharType="separate"/>
+            </w:r>
+            <w:r>
+              <w:rPr>
+                <w:noProof/>
+                <w:webHidden/>
+              </w:rPr>
+              <w:t>5</w:t>
+            </w:r>
+            <w:r>
+              <w:rPr>
+                <w:noProof/>
+                <w:webHidden/>
+              </w:rPr>
+              <w:fldChar w:fldCharType="end"/>
+            </w:r>
+          </w:hyperlink>
+        </w:p>
+        <w:p>
+          <w:pPr>
+            <w:pStyle w:val="Sumrio3"/>
+            <w:tabs>
+              <w:tab w:val="right" w:leader="dot" w:pos="8828"/>
+            </w:tabs>
+            <w:rPr>
+              <w:noProof/>
+            </w:rPr>
+          </w:pPr>
+          <w:hyperlink w:anchor="_Toc216769637" w:history="1">
+            <w:r>
+              <w:rPr>
+                <w:rStyle w:val="Hyperlink"/>
+                <w:noProof/>
+              </w:rPr>
+              <w:t>5.1. Selecionar a área de pesquisa</w:t>
+            </w:r>
+            <w:r>
+              <w:rPr>
+                <w:noProof/>
+                <w:webHidden/>
+              </w:rPr>
+              <w:tab/>
+            </w:r>
+            <w:r>
+              <w:rPr>
+                <w:noProof/>
+                <w:webHidden/>
+              </w:rPr>
+              <w:fldChar w:fldCharType="begin"/>
+            </w:r>
+            <w:r>
+              <w:rPr>
+                <w:noProof/>
+                <w:webHidden/>
+              </w:rPr>
+              <w:instrText xml:space="preserve"> PAGEREF _Toc216769637 \h </w:instrText>
+            </w:r>
+            <w:r>
+              <w:rPr>
+                <w:noProof/>
+                <w:webHidden/>
+              </w:rPr>
+            </w:r>
+            <w:r>
+              <w:rPr>
+                <w:noProof/>
+                <w:webHidden/>
+              </w:rPr>
+              <w:fldChar w:fldCharType="separate"/>
+            </w:r>
+            <w:r>
+              <w:rPr>
+                <w:noProof/>
+                <w:webHidden/>
+              </w:rPr>
+              <w:t>5</w:t>
+            </w:r>
+            <w:r>
+              <w:rPr>
+                <w:noProof/>
+                <w:webHidden/>
+              </w:rPr>
+              <w:fldChar w:fldCharType="end"/>
+            </w:r>
+          </w:hyperlink>
+        </w:p>
+        <w:p>
+          <w:pPr>
+            <w:pStyle w:val="Sumrio3"/>
+            <w:tabs>
+              <w:tab w:val="right" w:leader="dot" w:pos="8828"/>
+            </w:tabs>
+            <w:rPr>
+              <w:noProof/>
+            </w:rPr>
+          </w:pPr>
+          <w:hyperlink w:anchor="_Toc216769638" w:history="1">
+            <w:r>
+              <w:rPr>
+                <w:rStyle w:val="Hyperlink"/>
+                <w:noProof/>
+              </w:rPr>
+              <w:t>5.2. Limite de caracteres</w:t>
+            </w:r>
+            <w:r>
+              <w:rPr>
+                <w:noProof/>
+                <w:webHidden/>
+              </w:rPr>
+              <w:tab/>
+            </w:r>
+            <w:r>
+              <w:rPr>
+                <w:noProof/>
+                <w:webHidden/>
+              </w:rPr>
+              <w:fldChar w:fldCharType="begin"/>
+            </w:r>
+            <w:r>
+              <w:rPr>
+                <w:noProof/>
+                <w:webHidden/>
+              </w:rPr>
+              <w:instrText xml:space="preserve"> PAGEREF _Toc216769638 \h </w:instrText>
+            </w:r>
+            <w:r>
+              <w:rPr>
+                <w:noProof/>
+                <w:webHidden/>
+              </w:rPr>
+            </w:r>
+            <w:r>
+              <w:rPr>
+                <w:noProof/>
+                <w:webHidden/>
+              </w:rPr>
+              <w:fldChar w:fldCharType="separate"/>
+            </w:r>
+            <w:r>
+              <w:rPr>
+                <w:noProof/>
+                <w:webHidden/>
+              </w:rPr>
+              <w:t>5</w:t>
+            </w:r>
+            <w:r>
+              <w:rPr>
+                <w:noProof/>
+                <w:webHidden/>
+              </w:rPr>
+              <w:fldChar w:fldCharType="end"/>
+            </w:r>
+          </w:hyperlink>
+        </w:p>
+        <w:p>
+          <w:pPr>
+            <w:pStyle w:val="Sumrio3"/>
+            <w:tabs>
+              <w:tab w:val="right" w:leader="dot" w:pos="8828"/>
+            </w:tabs>
+            <w:rPr>
+              <w:noProof/>
+            </w:rPr>
+          </w:pPr>
+          <w:hyperlink w:anchor="_Toc216769639" w:history="1">
+            <w:r>
+              <w:rPr>
+                <w:rStyle w:val="Hyperlink"/>
+                <w:noProof/>
+              </w:rPr>
+              <w:t>5.3. Evitar dados pessoais (regra da avaliação às cegas)</w:t>
+            </w:r>
+            <w:r>
+              <w:rPr>
+                <w:noProof/>
+                <w:webHidden/>
+              </w:rPr>
+              <w:tab/>
+            </w:r>
+            <w:r>
+              <w:rPr>
+                <w:noProof/>
+                <w:webHidden/>
+              </w:rPr>
+              <w:fldChar w:fldCharType="begin"/>
+            </w:r>
+            <w:r>
+              <w:rPr>
+                <w:noProof/>
+                <w:webHidden/>
+              </w:rPr>
+              <w:instrText xml:space="preserve"> PAGEREF _Toc216769639 \h </w:instrText>
+            </w:r>
+            <w:r>
+              <w:rPr>
+                <w:noProof/>
+                <w:webHidden/>
+              </w:rPr>
+            </w:r>
+            <w:r>
+              <w:rPr>
+                <w:noProof/>
+                <w:webHidden/>
+              </w:rPr>
+              <w:fldChar w:fldCharType="separate"/>
+            </w:r>
+            <w:r>
+              <w:rPr>
+                <w:noProof/>
+                <w:webHidden/>
+              </w:rPr>
+              <w:t>6</w:t>
+            </w:r>
+            <w:r>
+              <w:rPr>
+                <w:noProof/>
+                <w:webHidden/>
+              </w:rPr>
+              <w:fldChar w:fldCharType="end"/>
+            </w:r>
+          </w:hyperlink>
+        </w:p>
+        <w:p>
+          <w:pPr>
+            <w:pStyle w:val="Sumrio2"/>
+            <w:tabs>
+              <w:tab w:val="right" w:leader="dot" w:pos="8828"/>
+            </w:tabs>
+            <w:rPr>
+              <w:noProof/>
+            </w:rPr>
+          </w:pPr>
+          <w:hyperlink w:anchor="_Toc216769640" w:history="1">
+            <w:r>
+              <w:rPr>
+                <w:rStyle w:val="Hyperlink"/>
+                <w:noProof/>
+              </w:rPr>
+              <w:t>6. Revisar antes de enviar</w:t>
+            </w:r>
+            <w:r>
+              <w:rPr>
+                <w:noProof/>
+                <w:webHidden/>
+              </w:rPr>
+              <w:tab/>
+            </w:r>
+            <w:r>
+              <w:rPr>
+                <w:noProof/>
+                <w:webHidden/>
+              </w:rPr>
+              <w:fldChar w:fldCharType="begin"/>
+            </w:r>
+            <w:r>
+              <w:rPr>
+                <w:noProof/>
+                <w:webHidden/>
+              </w:rPr>
+              <w:instrText xml:space="preserve"> PAGEREF _Toc216769640 \h </w:instrText>
+            </w:r>
+            <w:r>
+              <w:rPr>
+                <w:noProof/>
+                <w:webHidden/>
+              </w:rPr>
+            </w:r>
+            <w:r>
+              <w:rPr>
+                <w:noProof/>
+                <w:webHidden/>
+              </w:rPr>
+              <w:fldChar w:fldCharType="separate"/>
+            </w:r>
+            <w:r>
+              <w:rPr>
+                <w:noProof/>
+                <w:webHidden/>
+              </w:rPr>
+              <w:t>8</w:t>
+            </w:r>
+            <w:r>
+              <w:rPr>
+                <w:noProof/>
+                <w:webHidden/>
+              </w:rPr>
+              <w:fldChar w:fldCharType="end"/>
+            </w:r>
+          </w:hyperlink>
+        </w:p>
+        <w:p>
+          <w:pPr>
+            <w:pStyle w:val="Sumrio2"/>
+            <w:tabs>
+              <w:tab w:val="right" w:leader="dot" w:pos="8828"/>
+            </w:tabs>
+            <w:rPr>
+              <w:noProof/>
+            </w:rPr>
+          </w:pPr>
+          <w:hyperlink w:anchor="_Toc216769641" w:history="1">
+            <w:r>
+              <w:rPr>
+                <w:rStyle w:val="Hyperlink"/>
+                <w:noProof/>
+              </w:rPr>
+              <w:t>7. Enviar inscrição e gerar o PDF oficial</w:t>
+            </w:r>
+            <w:r>
+              <w:rPr>
+                <w:noProof/>
+                <w:webHidden/>
+              </w:rPr>
+              <w:tab/>
+            </w:r>
+            <w:r>
+              <w:rPr>
+                <w:noProof/>
+                <w:webHidden/>
+              </w:rPr>
+              <w:fldChar w:fldCharType="begin"/>
+            </w:r>
+            <w:r>
+              <w:rPr>
+                <w:noProof/>
+                <w:webHidden/>
+              </w:rPr>
+              <w:instrText xml:space="preserve"> PAGEREF _Toc216769641 \h </w:instrText>
+            </w:r>
+            <w:r>
+              <w:rPr>
+                <w:noProof/>
+                <w:webHidden/>
+              </w:rPr>
+            </w:r>
+            <w:r>
+              <w:rPr>
+                <w:noProof/>
+                <w:webHidden/>
+              </w:rPr>
+              <w:fldChar w:fldCharType="separate"/>
+            </w:r>
+            <w:r>
+              <w:rPr>
+                <w:noProof/>
+                <w:webHidden/>
+              </w:rPr>
+              <w:t>9</w:t>
+            </w:r>
+            <w:r>
+              <w:rPr>
+                <w:noProof/>
+                <w:webHidden/>
+              </w:rPr>
+              <w:fldChar w:fldCharType="end"/>
+            </w:r>
+          </w:hyperlink>
+        </w:p>
+        <w:p>
+          <w:pPr>
+            <w:pStyle w:val="Sumrio2"/>
+            <w:tabs>
+              <w:tab w:val="right" w:leader="dot" w:pos="8828"/>
+            </w:tabs>
+            <w:rPr>
+              <w:noProof/>
+            </w:rPr>
+          </w:pPr>
+          <w:hyperlink w:anchor="_Toc216769642" w:history="1">
+            <w:r>
+              <w:rPr>
+                <w:rStyle w:val="Hyperlink"/>
+                <w:noProof/>
+              </w:rPr>
+              <w:t>8. Guardar e verificar a inscrição</w:t>
+            </w:r>
+            <w:r>
+              <w:rPr>
+                <w:noProof/>
+                <w:webHidden/>
+              </w:rPr>
+              <w:tab/>
+            </w:r>
+            <w:r>
+              <w:rPr>
+                <w:noProof/>
+                <w:webHidden/>
+              </w:rPr>
+              <w:fldChar w:fldCharType="begin"/>
+            </w:r>
+            <w:r>
+              <w:rPr>
+                <w:noProof/>
+                <w:webHidden/>
+              </w:rPr>
+              <w:instrText xml:space="preserve"> PAGEREF _Toc216769642 \h </w:instrText>
+            </w:r>
+            <w:r>
+              <w:rPr>
+                <w:noProof/>
+                <w:webHidden/>
+              </w:rPr>
+            </w:r>
+            <w:r>
+              <w:rPr>
+                <w:noProof/>
+                <w:webHidden/>
+              </w:rPr>
+              <w:fldChar w:fldCharType="separate"/>
+            </w:r>
+            <w:r>
+              <w:rPr>
+                <w:noProof/>
+                <w:webHidden/>
+              </w:rPr>
+              <w:t>10</w:t>
+            </w:r>
+            <w:r>
+              <w:rPr>
+                <w:noProof/>
+                <w:webHidden/>
+              </w:rPr>
+              <w:fldChar w:fldCharType="end"/>
+            </w:r>
+          </w:hyperlink>
+        </w:p>
+        <w:p>
+          <w:pPr>
+            <w:pStyle w:val="Sumrio2"/>
+            <w:tabs>
+              <w:tab w:val="right" w:leader="dot" w:pos="8828"/>
+            </w:tabs>
+            <w:rPr>
+              <w:noProof/>
+            </w:rPr>
+          </w:pPr>
+          <w:hyperlink w:anchor="_Toc216769643" w:history="1">
+            <w:r>
+              <w:rPr>
+                <w:rStyle w:val="Hyperlink"/>
+                <w:noProof/>
+              </w:rPr>
+              <w:t>9. Dúvidas frequentes</w:t>
+            </w:r>
+            <w:r>
+              <w:rPr>
+                <w:noProof/>
+                <w:webHidden/>
+              </w:rPr>
+              <w:tab/>
+            </w:r>
+            <w:r>
+              <w:rPr>
+                <w:noProof/>
+                <w:webHidden/>
+              </w:rPr>
+              <w:fldChar w:fldCharType="begin"/>
+            </w:r>
+            <w:r>
+              <w:rPr>
+                <w:noProof/>
+                <w:webHidden/>
+              </w:rPr>
+              <w:instrText xml:space="preserve"> PAGEREF _Toc216769643 \h </w:instrText>
+            </w:r>
+            <w:r>
+              <w:rPr>
+                <w:noProof/>
+                <w:webHidden/>
+              </w:rPr>
+            </w:r>
+            <w:r>
+              <w:rPr>
+                <w:noProof/>
+                <w:webHidden/>
+              </w:rPr>
+              <w:fldChar w:fldCharType="separate"/>
+            </w:r>
+            <w:r>
+              <w:rPr>
+                <w:noProof/>
+                <w:webHidden/>
+              </w:rPr>
+              <w:t>12</w:t>
+            </w:r>
+            <w:r>
+              <w:rPr>
+                <w:noProof/>
+                <w:webHidden/>
+              </w:rPr>
+              <w:fldChar w:fldCharType="end"/>
+            </w:r>
+          </w:hyperlink>
+        </w:p>
+        <w:p>
+          <w:pPr>
+            <w:pStyle w:val="Sumrio2"/>
+            <w:tabs>
+              <w:tab w:val="right" w:leader="dot" w:pos="8828"/>
+            </w:tabs>
+            <w:rPr>
+              <w:noProof/>
+            </w:rPr>
+          </w:pPr>
+          <w:hyperlink w:anchor="_Toc216769644" w:history="1">
+            <w:r>
+              <w:rPr>
+                <w:rStyle w:val="Hyperlink"/>
+                <w:noProof/>
+              </w:rPr>
+              <w:t>10. Suporte</w:t>
+            </w:r>
+            <w:r>
+              <w:rPr>
+                <w:noProof/>
+                <w:webHidden/>
+              </w:rPr>
+              <w:tab/>
+            </w:r>
+            <w:r>
+              <w:rPr>
+                <w:noProof/>
+                <w:webHidden/>
+              </w:rPr>
+              <w:fldChar w:fldCharType="begin"/>
+            </w:r>
+            <w:r>
+              <w:rPr>
+                <w:noProof/>
+                <w:webHidden/>
+              </w:rPr>
+              <w:instrText xml:space="preserve"> PAGEREF _Toc216769644 \h </w:instrText>
+            </w:r>
+            <w:r>
+              <w:rPr>
+                <w:noProof/>
+                <w:webHidden/>
+              </w:rPr>
+            </w:r>
+            <w:r>
+              <w:rPr>
+                <w:noProof/>
+                <w:webHidden/>
+              </w:rPr>
+              <w:fldChar w:fldCharType="separate"/>
+            </w:r>
+            <w:r>
+              <w:rPr>
+                <w:noProof/>
+                <w:webHidden/>
+              </w:rPr>
+              <w:t>12</w:t>
+            </w:r>
+            <w:r>
+              <w:rPr>
+                <w:noProof/>
+                <w:webHidden/>
+              </w:rPr>
+              <w:fldChar w:fldCharType="end"/>
+            </w:r>
+          </w:hyperlink>
         </w:p>
         <w:p>
           <w:r>
-            <w:fldChar w:fldCharType="begin" w:dirty="true"/>
-            <w:instrText xml:space="preserve">TOC \o "1-3" \h \z \u</w:instrText>
-            <w:fldChar w:fldCharType="separate"/>
             <w:fldChar w:fldCharType="end"/>
           </w:r>
         </w:p>
       </w:sdtContent>
     </w:sdt>
     <w:p>
-      <w:pPr>
-        <w:pStyle w:val="FirstParagraph"/>
-      </w:pPr>
       <w:r>
         <w:rPr>
           <w:b/>
           <w:bCs/>
         </w:rPr>
-        <w:t xml:space="preserve">Versão:</w:t>
-      </w:r>
-      <w:r>
-        <w:t xml:space="preserve"> </w:t>
-      </w:r>
-      <w:r>
-        <w:t xml:space="preserve">1.0</w:t>
+        <w:t>Versão:</w:t>
+      </w:r>
+      <w:r>
+        <w:t xml:space="preserve"> 1.0</w:t>
       </w:r>
       <w:r>
         <w:br/>
@@ -85,101 +1425,131 @@
           <w:b/>
           <w:bCs/>
         </w:rPr>
-        <w:t xml:space="preserve">Atualizado em:</w:t>
-      </w:r>
-      <w:r>
-        <w:t xml:space="preserve"> </w:t>
-      </w:r>
-      <w:r>
-        <w:t xml:space="preserve">15/12/2025</w:t>
-      </w:r>
-    </w:p>
-    <w:p>
-      <w:r>
-        <w:pict>
-          <v:rect style="width:0;height:1.5pt" o:hralign="center" o:hrstd="t" o:hr="t"/>
+        <w:t>Atualizado em:</w:t>
+      </w:r>
+      <w:r>
+        <w:t xml:space="preserve"> 15/12/2025</w:t>
+      </w:r>
+    </w:p>
+    <w:p>
+      <w:r>
+        <w:pict w14:anchorId="37A04816">
+          <v:rect id="_x0000_i1025" style="width:0;height:1.5pt" o:hralign="center" o:hrstd="t" o:hr="t"/>
         </w:pict>
       </w:r>
     </w:p>
-    <w:bookmarkStart w:id="17" w:name="apresentação"/>
     <w:p>
       <w:pPr>
         <w:pStyle w:val="Ttulo2"/>
-      </w:pPr>
-      <w:r>
-        <w:t xml:space="preserve">1. Apresentação</w:t>
-      </w:r>
-    </w:p>
-    <w:p>
-      <w:pPr>
-        <w:pStyle w:val="FirstParagraph"/>
-      </w:pPr>
-      <w:r>
-        <w:t xml:space="preserve">Este manual explica, em linguagem simples, como o candidato realiza a inscrição no Sistema PLANTERR. Ao final do processo, o sistema gera um PDF oficial contendo o número de protocolo da inscrição e um código hash SHA-256 para verificação de autenticidade.</w:t>
-      </w:r>
-    </w:p>
-    <w:bookmarkEnd w:id="17"/>
-    <w:bookmarkStart w:id="20" w:name="antes-de-começar"/>
+        <w:rPr>
+          <w:szCs w:val="24"/>
+        </w:rPr>
+      </w:pPr>
+      <w:bookmarkStart w:id="2" w:name="apresentação"/>
+      <w:bookmarkStart w:id="3" w:name="_Toc216769628"/>
+      <w:r>
+        <w:rPr>
+          <w:szCs w:val="24"/>
+        </w:rPr>
+        <w:lastRenderedPageBreak/>
+        <w:t>1. Apresentação</w:t>
+      </w:r>
+      <w:bookmarkEnd w:id="3"/>
+    </w:p>
+    <w:p>
+      <w:r>
+        <w:t>Este manual explica, em linguagem simples, como o candidato realiza a inscrição no Sistema AVALIA+. Ao final do processo, o sistema gera um PDF oficial contendo o número de protocolo da inscrição e um código hash SHA-256 para verificação de autenticidade.</w:t>
+      </w:r>
+    </w:p>
     <w:p>
       <w:pPr>
         <w:pStyle w:val="Ttulo2"/>
-      </w:pPr>
-      <w:r>
-        <w:t xml:space="preserve">2. Antes de começar</w:t>
-      </w:r>
-    </w:p>
-    <w:bookmarkStart w:id="18" w:name="o-que-você-precisa"/>
+        <w:rPr>
+          <w:szCs w:val="24"/>
+        </w:rPr>
+      </w:pPr>
+      <w:bookmarkStart w:id="4" w:name="antes-de-começar"/>
+      <w:bookmarkStart w:id="5" w:name="_Toc216769629"/>
+      <w:bookmarkEnd w:id="2"/>
+      <w:r>
+        <w:rPr>
+          <w:szCs w:val="24"/>
+        </w:rPr>
+        <w:t>2. Antes de começar</w:t>
+      </w:r>
+      <w:bookmarkEnd w:id="5"/>
+    </w:p>
     <w:p>
       <w:pPr>
         <w:pStyle w:val="Ttulo3"/>
-      </w:pPr>
-      <w:r>
-        <w:t xml:space="preserve">2.1. O que você precisa</w:t>
-      </w:r>
-    </w:p>
-    <w:p>
-      <w:pPr>
-        <w:pStyle w:val="FirstParagraph"/>
-      </w:pPr>
-      <w:r>
-        <w:t xml:space="preserve">Para realizar sua inscrição, você precisará de um computador ou celular com acesso à internet e um navegador atualizado como Chrome, Edge ou Firefox. Reserve um tempo adequado para preencher o formulário com calma e atenção.</w:t>
-      </w:r>
-    </w:p>
-    <w:bookmarkEnd w:id="18"/>
-    <w:bookmarkStart w:id="19" w:name="importante-sobre-avaliação-às-cegas"/>
+        <w:rPr>
+          <w:sz w:val="24"/>
+          <w:szCs w:val="24"/>
+        </w:rPr>
+      </w:pPr>
+      <w:bookmarkStart w:id="6" w:name="o-que-você-precisa"/>
+      <w:bookmarkStart w:id="7" w:name="_Toc216769630"/>
+      <w:r>
+        <w:rPr>
+          <w:sz w:val="24"/>
+          <w:szCs w:val="24"/>
+        </w:rPr>
+        <w:t>2.1. O que você precisa</w:t>
+      </w:r>
+      <w:bookmarkEnd w:id="7"/>
+    </w:p>
+    <w:p>
+      <w:r>
+        <w:t>Para realizar sua inscrição, você precisará de um computador ou celular com acesso à internet e um navegador atualizado como Chrome, Edge ou Firefox. Reserve um tempo adequado para preencher o formulário com calma e atenção.</w:t>
+      </w:r>
+    </w:p>
     <w:p>
       <w:pPr>
         <w:pStyle w:val="Ttulo3"/>
-      </w:pPr>
-      <w:r>
-        <w:t xml:space="preserve">2.2. Importante sobre avaliação às cegas</w:t>
-      </w:r>
-    </w:p>
-    <w:p>
-      <w:pPr>
-        <w:pStyle w:val="FirstParagraph"/>
-      </w:pPr>
-      <w:r>
-        <w:t xml:space="preserve">O anteprojeto é avaliado sem identificação dos candidatos. Por isso, não escreva CPF, e-mail, telefone ou qualquer dado pessoal no texto do projeto. Se o sistema detectar algum dado pessoal, ele impedirá o envio da inscrição.</w:t>
-      </w:r>
-    </w:p>
-    <w:bookmarkEnd w:id="19"/>
-    <w:bookmarkEnd w:id="20"/>
-    <w:bookmarkStart w:id="24" w:name="como-acessar-o-formulário"/>
+        <w:rPr>
+          <w:sz w:val="24"/>
+          <w:szCs w:val="24"/>
+        </w:rPr>
+      </w:pPr>
+      <w:bookmarkStart w:id="8" w:name="importante-sobre-avaliação-às-cegas"/>
+      <w:bookmarkStart w:id="9" w:name="_Toc216769631"/>
+      <w:bookmarkEnd w:id="6"/>
+      <w:r>
+        <w:rPr>
+          <w:sz w:val="24"/>
+          <w:szCs w:val="24"/>
+        </w:rPr>
+        <w:t>2.2. Importante sobre avaliação às cegas</w:t>
+      </w:r>
+      <w:bookmarkEnd w:id="9"/>
+    </w:p>
+    <w:p>
+      <w:r>
+        <w:t>O anteprojeto é avaliado sem identificação dos candidatos. Por isso, não escreva CPF, e-mail, telefone ou qualquer dado pessoal no texto do projeto. Se o sistema detectar algum dado pessoal, ele impedirá o envio da inscrição.</w:t>
+      </w:r>
+    </w:p>
     <w:p>
       <w:pPr>
         <w:pStyle w:val="Ttulo2"/>
-      </w:pPr>
-      <w:r>
-        <w:t xml:space="preserve">3. Como acessar o formulário</w:t>
-      </w:r>
-    </w:p>
-    <w:p>
-      <w:pPr>
-        <w:pStyle w:val="FirstParagraph"/>
-      </w:pPr>
-      <w:r>
-        <w:t xml:space="preserve">Para iniciar sua inscrição, abra seu navegador de internet preferido e digite ou cole o link do formulário fornecido pela coordenação do programa. Aguarde o carregamento completo da página antes de começar a preencher. Quando o formulário estiver carregado, você verá a página inicial com o título do sistema e as seções que deverão ser preenchidas, conforme ilustrado abaixo.</w:t>
+        <w:rPr>
+          <w:szCs w:val="24"/>
+        </w:rPr>
+      </w:pPr>
+      <w:bookmarkStart w:id="10" w:name="como-acessar-o-formulário"/>
+      <w:bookmarkStart w:id="11" w:name="_Toc216769632"/>
+      <w:bookmarkEnd w:id="4"/>
+      <w:bookmarkEnd w:id="8"/>
+      <w:r>
+        <w:rPr>
+          <w:szCs w:val="24"/>
+        </w:rPr>
+        <w:t>3. Como acessar o formulário</w:t>
+      </w:r>
+      <w:bookmarkEnd w:id="11"/>
+    </w:p>
+    <w:p>
+      <w:r>
+        <w:t>Para iniciar sua inscrição, abra seu navegador de internet preferido e digite ou cole o link do formulário fornecido pela coordenação do programa. Aguarde o carregamento completo da página antes de começar a preencher. Quando o formulário estiver carregado, você verá a página inicial com o título do sistema e as seções que deverão ser preenchidas, conforme ilustrado abaixo.</w:t>
       </w:r>
     </w:p>
     <w:p>
@@ -191,13 +1561,10 @@
           <w:b/>
           <w:bCs/>
         </w:rPr>
-        <w:t xml:space="preserve">Figura 03</w:t>
-      </w:r>
-      <w:r>
-        <w:t xml:space="preserve"> </w:t>
-      </w:r>
-      <w:r>
-        <w:t xml:space="preserve">— Página inicial do formulário: título e primeira seção</w:t>
+        <w:t>Figura 03</w:t>
+      </w:r>
+      <w:r>
+        <w:t xml:space="preserve"> — Página inicial do formulário: título e primeira seção</w:t>
       </w:r>
     </w:p>
     <w:p>
@@ -205,22 +1572,27 @@
         <w:pStyle w:val="Corpodetexto"/>
       </w:pPr>
       <w:r>
+        <w:rPr>
+          <w:noProof/>
+        </w:rPr>
+        <w:lastRenderedPageBreak/>
         <w:drawing>
-          <wp:inline>
+          <wp:inline distT="0" distB="0" distL="0" distR="0" wp14:anchorId="37A04817" wp14:editId="37A04818">
             <wp:extent cx="4200525" cy="3225916"/>
-            <wp:effectExtent b="0" l="0" r="0" t="0"/>
-            <wp:docPr descr="" title="" id="22" name="Picture"/>
-            <a:graphic>
+            <wp:effectExtent l="0" t="0" r="0" b="0"/>
+            <wp:docPr id="23" name="Picture"/>
+            <wp:cNvGraphicFramePr/>
+            <a:graphic xmlns:a="http://schemas.openxmlformats.org/drawingml/2006/main">
               <a:graphicData uri="http://schemas.openxmlformats.org/drawingml/2006/picture">
-                <pic:pic>
+                <pic:pic xmlns:pic="http://schemas.openxmlformats.org/drawingml/2006/picture">
                   <pic:nvPicPr>
-                    <pic:cNvPr descr="../../prints/manual/fig-03-formulario-inicio-titulo.png" id="23" name="Picture"/>
+                    <pic:cNvPr id="24" name="Picture" descr="../../prints/manual/fig-03-formulario-inicio-titulo.png"/>
                     <pic:cNvPicPr>
-                      <a:picLocks noChangeArrowheads="1" noChangeAspect="1"/>
+                      <a:picLocks noChangeAspect="1" noChangeArrowheads="1"/>
                     </pic:cNvPicPr>
                   </pic:nvPicPr>
                   <pic:blipFill>
-                    <a:blip r:embed="rId21"/>
+                    <a:blip r:embed="rId7"/>
                     <a:stretch>
                       <a:fillRect/>
                     </a:stretch>
@@ -247,31 +1619,46 @@
         </w:drawing>
       </w:r>
     </w:p>
-    <w:bookmarkEnd w:id="24"/>
-    <w:bookmarkStart w:id="33" w:name="preenchendo-a-inscrição"/>
     <w:p>
       <w:pPr>
         <w:pStyle w:val="Ttulo2"/>
-      </w:pPr>
-      <w:r>
-        <w:t xml:space="preserve">4. Preenchendo a inscrição</w:t>
-      </w:r>
-    </w:p>
-    <w:bookmarkStart w:id="28" w:name="ficha-de-inscrição"/>
+        <w:rPr>
+          <w:szCs w:val="24"/>
+        </w:rPr>
+      </w:pPr>
+      <w:bookmarkStart w:id="12" w:name="preenchendo-a-inscrição"/>
+      <w:bookmarkStart w:id="13" w:name="_Toc216769633"/>
+      <w:bookmarkEnd w:id="10"/>
+      <w:r>
+        <w:rPr>
+          <w:szCs w:val="24"/>
+        </w:rPr>
+        <w:t>4. Preenchendo a inscrição</w:t>
+      </w:r>
+      <w:bookmarkEnd w:id="13"/>
+    </w:p>
     <w:p>
       <w:pPr>
         <w:pStyle w:val="Ttulo3"/>
-      </w:pPr>
-      <w:r>
-        <w:t xml:space="preserve">4.1. Ficha de Inscrição</w:t>
-      </w:r>
-    </w:p>
-    <w:p>
-      <w:pPr>
-        <w:pStyle w:val="FirstParagraph"/>
-      </w:pPr>
-      <w:r>
-        <w:t xml:space="preserve">A primeira seção do formulário é a Ficha de Inscrição, onde você fornece seus dados pessoais. É importante preencher todos os campos com atenção para evitar problemas no cadastro. Digite seu nome completo exatamente como consta nos documentos oficiais e informe seu CPF usando apenas números, sem pontos ou traços. Preencha também um e-mail válido que você acessa regularmente, pois será usado para comunicações sobre o processo. Complete os demais campos solicitados e observe se não aparecem mensagens de erro em vermelho abaixo de cada campo.</w:t>
+        <w:rPr>
+          <w:sz w:val="24"/>
+          <w:szCs w:val="24"/>
+        </w:rPr>
+      </w:pPr>
+      <w:bookmarkStart w:id="14" w:name="ficha-de-inscrição"/>
+      <w:bookmarkStart w:id="15" w:name="_Toc216769634"/>
+      <w:r>
+        <w:rPr>
+          <w:sz w:val="24"/>
+          <w:szCs w:val="24"/>
+        </w:rPr>
+        <w:t>4.1. Ficha de Inscrição</w:t>
+      </w:r>
+      <w:bookmarkEnd w:id="15"/>
+    </w:p>
+    <w:p>
+      <w:r>
+        <w:t>A primeira seção do formulário é a Ficha de Inscrição, onde você fornece seus dados pessoais. É importante preencher todos os campos com atenção para evitar problemas no cadastro. Digite seu nome completo exatamente como consta nos documentos oficiais e informe seu CPF usando apenas números, sem pontos ou traços. Preencha também um e-mail válido que você acessa regularmente, pois será usado para comunicações sobre o processo. Complete os demais campos solicitados e observe se não aparecem mensagens de erro em vermelho abaixo de cada campo.</w:t>
       </w:r>
     </w:p>
     <w:p>
@@ -279,7 +1666,7 @@
         <w:pStyle w:val="Corpodetexto"/>
       </w:pPr>
       <w:r>
-        <w:t xml:space="preserve">A figura abaixo mostra os principais campos da Ficha de Inscrição.</w:t>
+        <w:t>A figura abaixo mostra os principais campos da Ficha de Inscrição.</w:t>
       </w:r>
     </w:p>
     <w:p>
@@ -291,22 +1678,10 @@
           <w:b/>
           <w:bCs/>
         </w:rPr>
-        <w:t xml:space="preserve">Figura 05</w:t>
-      </w:r>
-      <w:r>
-        <w:t xml:space="preserve"> </w:t>
-      </w:r>
-      <w:r>
-        <w:t xml:space="preserve">—</w:t>
-      </w:r>
-      <w:r>
-        <w:t xml:space="preserve"> </w:t>
-      </w:r>
-      <w:r>
-        <w:t xml:space="preserve">“Ficha de Inscrição”</w:t>
-      </w:r>
-      <w:r>
-        <w:t xml:space="preserve">: campos de Nome e CPF</w:t>
+        <w:t>Figura 05</w:t>
+      </w:r>
+      <w:r>
+        <w:t xml:space="preserve"> — “Ficha de Inscrição”: campos de Nome e CPF</w:t>
       </w:r>
     </w:p>
     <w:p>
@@ -314,22 +1689,27 @@
         <w:pStyle w:val="Corpodetexto"/>
       </w:pPr>
       <w:r>
+        <w:rPr>
+          <w:noProof/>
+        </w:rPr>
+        <w:lastRenderedPageBreak/>
         <w:drawing>
-          <wp:inline>
+          <wp:inline distT="0" distB="0" distL="0" distR="0" wp14:anchorId="37A04819" wp14:editId="37A0481A">
             <wp:extent cx="4200525" cy="3369286"/>
-            <wp:effectExtent b="0" l="0" r="0" t="0"/>
-            <wp:docPr descr="" title="" id="26" name="Picture"/>
-            <a:graphic>
+            <wp:effectExtent l="0" t="0" r="0" b="0"/>
+            <wp:docPr id="27" name="Picture"/>
+            <wp:cNvGraphicFramePr/>
+            <a:graphic xmlns:a="http://schemas.openxmlformats.org/drawingml/2006/main">
               <a:graphicData uri="http://schemas.openxmlformats.org/drawingml/2006/picture">
-                <pic:pic>
+                <pic:pic xmlns:pic="http://schemas.openxmlformats.org/drawingml/2006/picture">
                   <pic:nvPicPr>
-                    <pic:cNvPr descr="../../prints/manual/fig-05-ficha-campos-nome-cpf.png" id="27" name="Picture"/>
+                    <pic:cNvPr id="28" name="Picture" descr="../../prints/manual/fig-05-ficha-campos-nome-cpf.png"/>
                     <pic:cNvPicPr>
-                      <a:picLocks noChangeArrowheads="1" noChangeAspect="1"/>
+                      <a:picLocks noChangeAspect="1" noChangeArrowheads="1"/>
                     </pic:cNvPicPr>
                   </pic:nvPicPr>
                   <pic:blipFill>
-                    <a:blip r:embed="rId25"/>
+                    <a:blip r:embed="rId8"/>
                     <a:stretch>
                       <a:fillRect/>
                     </a:stretch>
@@ -361,19 +1741,7 @@
         <w:pStyle w:val="Corpodetexto"/>
       </w:pPr>
       <w:r>
-        <w:t xml:space="preserve">O sistema valida automaticamente se o CPF digitado é válido. Se aparecer a mensagem</w:t>
-      </w:r>
-      <w:r>
-        <w:t xml:space="preserve"> </w:t>
-      </w:r>
-      <w:r>
-        <w:t xml:space="preserve">“CPF inválido”</w:t>
-      </w:r>
-      <w:r>
-        <w:t xml:space="preserve"> </w:t>
-      </w:r>
-      <w:r>
-        <w:t xml:space="preserve">em vermelho, verifique se digitou todos os 11 números corretamente e se não há espaços antes ou depois. Evite usar copiar e colar, e se necessário, apague completamente o campo e digite novamente. A figura abaixo mostra um exemplo de como o sistema indica quando o CPF está inválido.</w:t>
+        <w:t>O sistema valida automaticamente se o CPF digitado é válido. Se aparecer a mensagem “CPF inválido” em vermelho, verifique se digitou todos os 11 números corretamente e se não há espaços antes ou depois. Evite usar copiar e colar, e se necessário, apague completamente o campo e digite novamente. A figura abaixo mostra um exemplo de como o sistema indica quando o CPF está inválido.</w:t>
       </w:r>
     </w:p>
     <w:p>
@@ -385,19 +1753,10 @@
           <w:b/>
           <w:bCs/>
         </w:rPr>
-        <w:t xml:space="preserve">Figura 06</w:t>
-      </w:r>
-      <w:r>
-        <w:t xml:space="preserve"> </w:t>
-      </w:r>
-      <w:r>
-        <w:t xml:space="preserve">— Exemplo de validação: mensagem</w:t>
-      </w:r>
-      <w:r>
-        <w:t xml:space="preserve"> </w:t>
-      </w:r>
-      <w:r>
-        <w:t xml:space="preserve">“CPF inválido”</w:t>
+        <w:t>Figura 06</w:t>
+      </w:r>
+      <w:r>
+        <w:t xml:space="preserve"> — Exemplo de validação: mensagem “CPF inválido”</w:t>
       </w:r>
     </w:p>
     <w:p>
@@ -405,22 +1764,29 @@
         <w:pStyle w:val="Corpodetexto"/>
       </w:pPr>
     </w:p>
-    <w:bookmarkEnd w:id="28"/>
-    <w:bookmarkStart w:id="32" w:name="termo-de-compromisso"/>
     <w:p>
       <w:pPr>
         <w:pStyle w:val="Ttulo3"/>
-      </w:pPr>
-      <w:r>
-        <w:t xml:space="preserve">4.2. Termo de Compromisso</w:t>
-      </w:r>
-    </w:p>
-    <w:p>
-      <w:pPr>
-        <w:pStyle w:val="FirstParagraph"/>
-      </w:pPr>
-      <w:r>
-        <w:t xml:space="preserve">Ao final da Ficha de Inscrição, há um Termo de Compromisso que você deve ler e aceitar antes de prosseguir. Este termo contém declarações importantes sobre a veracidade das informações e o compromisso com as regras do processo seletivo. Leia atentamente todo o texto e, se concordar, marque a caixa de seleção ao lado da declaração. Este campo é obrigatório e sem marcá-lo você não conseguirá enviar a inscrição. A figura abaixo mostra onde localizar e marcar este campo.</w:t>
+        <w:rPr>
+          <w:sz w:val="24"/>
+          <w:szCs w:val="24"/>
+        </w:rPr>
+      </w:pPr>
+      <w:bookmarkStart w:id="16" w:name="termo-de-compromisso"/>
+      <w:bookmarkStart w:id="17" w:name="_Toc216769635"/>
+      <w:bookmarkEnd w:id="14"/>
+      <w:r>
+        <w:rPr>
+          <w:sz w:val="24"/>
+          <w:szCs w:val="24"/>
+        </w:rPr>
+        <w:t>4.2. Termo de Compromisso</w:t>
+      </w:r>
+      <w:bookmarkEnd w:id="17"/>
+    </w:p>
+    <w:p>
+      <w:r>
+        <w:t>Ao final da Ficha de Inscrição, há um Termo de Compromisso que você deve ler e aceitar antes de prosseguir. Este termo contém declarações importantes sobre a veracidade das informações e o compromisso com as regras do processo seletivo. Leia atentamente todo o texto e, se concordar, marque a caixa de seleção ao lado da declaração. Este campo é obrigatório e sem marcá-lo você não conseguirá enviar a inscrição. A figura abaixo mostra onde localizar e marcar este campo.</w:t>
       </w:r>
     </w:p>
     <w:p>
@@ -432,22 +1798,10 @@
           <w:b/>
           <w:bCs/>
         </w:rPr>
-        <w:t xml:space="preserve">Figura 07</w:t>
-      </w:r>
-      <w:r>
-        <w:t xml:space="preserve"> </w:t>
-      </w:r>
-      <w:r>
-        <w:t xml:space="preserve">—</w:t>
-      </w:r>
-      <w:r>
-        <w:t xml:space="preserve"> </w:t>
-      </w:r>
-      <w:r>
-        <w:t xml:space="preserve">“Termo de Compromisso”</w:t>
-      </w:r>
-      <w:r>
-        <w:t xml:space="preserve">: caixa de seleção e aviso de obrigatoriedade.</w:t>
+        <w:t>Figura 07</w:t>
+      </w:r>
+      <w:r>
+        <w:t xml:space="preserve"> — “Termo de Compromisso”: caixa de seleção e aviso de obrigatoriedade.</w:t>
       </w:r>
     </w:p>
     <w:p>
@@ -455,22 +1809,27 @@
         <w:pStyle w:val="Corpodetexto"/>
       </w:pPr>
       <w:r>
+        <w:rPr>
+          <w:noProof/>
+        </w:rPr>
+        <w:lastRenderedPageBreak/>
         <w:drawing>
-          <wp:inline>
+          <wp:inline distT="0" distB="0" distL="0" distR="0" wp14:anchorId="37A0481B" wp14:editId="37A0481C">
             <wp:extent cx="4200525" cy="1013791"/>
-            <wp:effectExtent b="0" l="0" r="0" t="0"/>
-            <wp:docPr descr="" title="" id="30" name="Picture"/>
-            <a:graphic>
+            <wp:effectExtent l="0" t="0" r="0" b="0"/>
+            <wp:docPr id="31" name="Picture"/>
+            <wp:cNvGraphicFramePr/>
+            <a:graphic xmlns:a="http://schemas.openxmlformats.org/drawingml/2006/main">
               <a:graphicData uri="http://schemas.openxmlformats.org/drawingml/2006/picture">
-                <pic:pic>
+                <pic:pic xmlns:pic="http://schemas.openxmlformats.org/drawingml/2006/picture">
                   <pic:nvPicPr>
-                    <pic:cNvPr descr="../../prints/manual/fig-07-termo-compromisso-checkbox.png" id="31" name="Picture"/>
+                    <pic:cNvPr id="32" name="Picture" descr="../../prints/manual/fig-07-termo-compromisso-checkbox.png"/>
                     <pic:cNvPicPr>
-                      <a:picLocks noChangeArrowheads="1" noChangeAspect="1"/>
+                      <a:picLocks noChangeAspect="1" noChangeArrowheads="1"/>
                     </pic:cNvPicPr>
                   </pic:nvPicPr>
                   <pic:blipFill>
-                    <a:blip r:embed="rId29"/>
+                    <a:blip r:embed="rId9"/>
                     <a:stretch>
                       <a:fillRect/>
                     </a:stretch>
@@ -497,32 +1856,47 @@
         </w:drawing>
       </w:r>
     </w:p>
-    <w:bookmarkEnd w:id="32"/>
-    <w:bookmarkEnd w:id="33"/>
-    <w:bookmarkStart w:id="49" w:name="preenchendo-o-projeto-de-pesquisa"/>
     <w:p>
       <w:pPr>
         <w:pStyle w:val="Ttulo2"/>
-      </w:pPr>
-      <w:r>
-        <w:t xml:space="preserve">5. Preenchendo o Projeto de Pesquisa</w:t>
-      </w:r>
-    </w:p>
-    <w:bookmarkStart w:id="37" w:name="selecionar-a-área-de-pesquisa"/>
+        <w:rPr>
+          <w:szCs w:val="24"/>
+        </w:rPr>
+      </w:pPr>
+      <w:bookmarkStart w:id="18" w:name="preenchendo-o-projeto-de-pesquisa"/>
+      <w:bookmarkStart w:id="19" w:name="_Toc216769636"/>
+      <w:bookmarkEnd w:id="12"/>
+      <w:bookmarkEnd w:id="16"/>
+      <w:r>
+        <w:rPr>
+          <w:szCs w:val="24"/>
+        </w:rPr>
+        <w:t>5. Preenchendo o Projeto de Pesquisa</w:t>
+      </w:r>
+      <w:bookmarkEnd w:id="19"/>
+    </w:p>
     <w:p>
       <w:pPr>
         <w:pStyle w:val="Ttulo3"/>
-      </w:pPr>
-      <w:r>
-        <w:t xml:space="preserve">5.1. Selecionar a área de pesquisa</w:t>
-      </w:r>
-    </w:p>
-    <w:p>
-      <w:pPr>
-        <w:pStyle w:val="FirstParagraph"/>
-      </w:pPr>
-      <w:r>
-        <w:t xml:space="preserve">Antes de descrever seu projeto, você precisa indicar em qual área ou linha de pesquisa ele se enquadra. Esta informação é fundamental para direcionar sua inscrição aos avaliadores corretos. Localize o campo de área no início da seção Projeto de Pesquisa, clique na lista suspensa para ver as opções disponíveis e escolha a área que melhor corresponde ao tema do seu projeto. Este campo é obrigatório e se não for selecionado, o sistema exibirá um alerta ao tentar enviar. A figura abaixo mostra como o campo de seleção aparece no formulário.</w:t>
+        <w:rPr>
+          <w:sz w:val="24"/>
+          <w:szCs w:val="24"/>
+        </w:rPr>
+      </w:pPr>
+      <w:bookmarkStart w:id="20" w:name="selecionar-a-área-de-pesquisa"/>
+      <w:bookmarkStart w:id="21" w:name="_Toc216769637"/>
+      <w:r>
+        <w:rPr>
+          <w:sz w:val="24"/>
+          <w:szCs w:val="24"/>
+        </w:rPr>
+        <w:t>5.1. Selecionar a área de pesquisa</w:t>
+      </w:r>
+      <w:bookmarkEnd w:id="21"/>
+    </w:p>
+    <w:p>
+      <w:r>
+        <w:t>Antes de descrever seu projeto, você precisa indicar em qual área ou linha de pesquisa ele se enquadra. Esta informação é fundamental para direcionar sua inscrição aos avaliadores corretos. Localize o campo de área no início da seção Projeto de Pesquisa, clique na lista suspensa para ver as opções disponíveis e escolha a área que melhor corresponde ao tema do seu projeto. Este campo é obrigatório e se não for selecionado, o sistema exibirá um alerta ao tentar enviar. A figura abaixo mostra como o campo de seleção aparece no formulário.</w:t>
       </w:r>
     </w:p>
     <w:p>
@@ -534,31 +1908,10 @@
           <w:b/>
           <w:bCs/>
         </w:rPr>
-        <w:t xml:space="preserve">Figura 08</w:t>
-      </w:r>
-      <w:r>
-        <w:t xml:space="preserve"> </w:t>
-      </w:r>
-      <w:r>
-        <w:t xml:space="preserve">—</w:t>
-      </w:r>
-      <w:r>
-        <w:t xml:space="preserve"> </w:t>
-      </w:r>
-      <w:r>
-        <w:t xml:space="preserve">“Projeto de Pesquisa”</w:t>
-      </w:r>
-      <w:r>
-        <w:t xml:space="preserve">: seleção de</w:t>
-      </w:r>
-      <w:r>
-        <w:t xml:space="preserve"> </w:t>
-      </w:r>
-      <w:r>
-        <w:t xml:space="preserve">“Área”</w:t>
-      </w:r>
-      <w:r>
-        <w:t xml:space="preserve">.</w:t>
+        <w:t>Figura 08</w:t>
+      </w:r>
+      <w:r>
+        <w:t xml:space="preserve"> — “Projeto de Pesquisa”: seleção de “Área”.</w:t>
       </w:r>
     </w:p>
     <w:p>
@@ -566,22 +1919,26 @@
         <w:pStyle w:val="Corpodetexto"/>
       </w:pPr>
       <w:r>
+        <w:rPr>
+          <w:noProof/>
+        </w:rPr>
         <w:drawing>
-          <wp:inline>
+          <wp:inline distT="0" distB="0" distL="0" distR="0" wp14:anchorId="37A0481D" wp14:editId="37A0481E">
             <wp:extent cx="4200525" cy="1386688"/>
-            <wp:effectExtent b="0" l="0" r="0" t="0"/>
-            <wp:docPr descr="" title="" id="35" name="Picture"/>
-            <a:graphic>
+            <wp:effectExtent l="0" t="0" r="0" b="0"/>
+            <wp:docPr id="36" name="Picture"/>
+            <wp:cNvGraphicFramePr/>
+            <a:graphic xmlns:a="http://schemas.openxmlformats.org/drawingml/2006/main">
               <a:graphicData uri="http://schemas.openxmlformats.org/drawingml/2006/picture">
-                <pic:pic>
+                <pic:pic xmlns:pic="http://schemas.openxmlformats.org/drawingml/2006/picture">
                   <pic:nvPicPr>
-                    <pic:cNvPr descr="../../prints/manual/fig-08-projeto-area-select.png" id="36" name="Picture"/>
+                    <pic:cNvPr id="37" name="Picture" descr="../../prints/manual/fig-08-projeto-area-select.png"/>
                     <pic:cNvPicPr>
-                      <a:picLocks noChangeArrowheads="1" noChangeAspect="1"/>
+                      <a:picLocks noChangeAspect="1" noChangeArrowheads="1"/>
                     </pic:cNvPicPr>
                   </pic:nvPicPr>
                   <pic:blipFill>
-                    <a:blip r:embed="rId34"/>
+                    <a:blip r:embed="rId10"/>
                     <a:stretch>
                       <a:fillRect/>
                     </a:stretch>
@@ -608,22 +1965,29 @@
         </w:drawing>
       </w:r>
     </w:p>
-    <w:bookmarkEnd w:id="37"/>
-    <w:bookmarkStart w:id="41" w:name="limite-de-caracteres"/>
     <w:p>
       <w:pPr>
         <w:pStyle w:val="Ttulo3"/>
-      </w:pPr>
-      <w:r>
-        <w:t xml:space="preserve">5.2. Limite de caracteres</w:t>
-      </w:r>
-    </w:p>
-    <w:p>
-      <w:pPr>
-        <w:pStyle w:val="FirstParagraph"/>
-      </w:pPr>
-      <w:r>
-        <w:t xml:space="preserve">Diversos campos do projeto possuem limites de caracteres para garantir que as informações sejam objetivas e dentro dos padrões do edital. Enquanto você digita, um contador dinâmico aparece abaixo do campo mostrando quantos caracteres ainda podem ser digitados. Quando o limite é atingido, o sistema impede a digitação de mais caracteres. Use o espaço com sabedoria sendo claro e objetivo na descrição. Se preferir, prepare seu texto previamente em um editor como Word ou Google Docs para revisar e ajustar o tamanho antes de colar no formulário. A figura abaixo ilustra como o contador de caracteres é exibido.</w:t>
+        <w:rPr>
+          <w:sz w:val="24"/>
+          <w:szCs w:val="24"/>
+        </w:rPr>
+      </w:pPr>
+      <w:bookmarkStart w:id="22" w:name="limite-de-caracteres"/>
+      <w:bookmarkStart w:id="23" w:name="_Toc216769638"/>
+      <w:bookmarkEnd w:id="20"/>
+      <w:r>
+        <w:rPr>
+          <w:sz w:val="24"/>
+          <w:szCs w:val="24"/>
+        </w:rPr>
+        <w:t>5.2. Limite de caracteres</w:t>
+      </w:r>
+      <w:bookmarkEnd w:id="23"/>
+    </w:p>
+    <w:p>
+      <w:r>
+        <w:t>Diversos campos do projeto possuem limites de caracteres para garantir que as informações sejam objetivas e dentro dos padrões do edital. Enquanto você digita, um contador dinâmico aparece abaixo do campo mostrando quantos caracteres ainda podem ser digitados. Quando o limite é atingido, o sistema impede a digitação de mais caracteres. Use o espaço com sabedoria sendo claro e objetivo na descrição. Se preferir, prepare seu texto previamente em um editor como Word ou Google Docs para revisar e ajustar o tamanho antes de colar no formulário. A figura abaixo ilustra como o contador de caracteres é exibido.</w:t>
       </w:r>
     </w:p>
     <w:p>
@@ -635,22 +1999,11 @@
           <w:b/>
           <w:bCs/>
         </w:rPr>
-        <w:t xml:space="preserve">Figura 09</w:t>
-      </w:r>
-      <w:r>
-        <w:t xml:space="preserve"> </w:t>
-      </w:r>
-      <w:r>
-        <w:t xml:space="preserve">— Campo</w:t>
-      </w:r>
-      <w:r>
-        <w:t xml:space="preserve"> </w:t>
-      </w:r>
-      <w:r>
-        <w:t xml:space="preserve">“Resumo”</w:t>
-      </w:r>
-      <w:r>
-        <w:t xml:space="preserve">: contador de caracteres restantes.</w:t>
+        <w:lastRenderedPageBreak/>
+        <w:t>Figura 09</w:t>
+      </w:r>
+      <w:r>
+        <w:t xml:space="preserve"> — Campo “Resumo”: contador de caracteres restantes.</w:t>
       </w:r>
     </w:p>
     <w:p>
@@ -658,22 +2011,26 @@
         <w:pStyle w:val="Corpodetexto"/>
       </w:pPr>
       <w:r>
+        <w:rPr>
+          <w:noProof/>
+        </w:rPr>
         <w:drawing>
-          <wp:inline>
+          <wp:inline distT="0" distB="0" distL="0" distR="0" wp14:anchorId="37A0481F" wp14:editId="37A04820">
             <wp:extent cx="4200525" cy="3235637"/>
-            <wp:effectExtent b="0" l="0" r="0" t="0"/>
-            <wp:docPr descr="" title="" id="39" name="Picture"/>
-            <a:graphic>
+            <wp:effectExtent l="0" t="0" r="0" b="0"/>
+            <wp:docPr id="40" name="Picture"/>
+            <wp:cNvGraphicFramePr/>
+            <a:graphic xmlns:a="http://schemas.openxmlformats.org/drawingml/2006/main">
               <a:graphicData uri="http://schemas.openxmlformats.org/drawingml/2006/picture">
-                <pic:pic>
+                <pic:pic xmlns:pic="http://schemas.openxmlformats.org/drawingml/2006/picture">
                   <pic:nvPicPr>
-                    <pic:cNvPr descr="../../prints/manual/fig-09-resumo-contador-caracteres.png" id="40" name="Picture"/>
+                    <pic:cNvPr id="41" name="Picture" descr="../../prints/manual/fig-09-resumo-contador-caracteres.png"/>
                     <pic:cNvPicPr>
-                      <a:picLocks noChangeArrowheads="1" noChangeAspect="1"/>
+                      <a:picLocks noChangeAspect="1" noChangeArrowheads="1"/>
                     </pic:cNvPicPr>
                   </pic:nvPicPr>
                   <pic:blipFill>
-                    <a:blip r:embed="rId38"/>
+                    <a:blip r:embed="rId11"/>
                     <a:stretch>
                       <a:fillRect/>
                     </a:stretch>
@@ -700,38 +2057,39 @@
         </w:drawing>
       </w:r>
     </w:p>
-    <w:bookmarkEnd w:id="41"/>
-    <w:bookmarkStart w:id="48" w:name="X248899db0248d46729a2b6b3f66393db043c408"/>
     <w:p>
       <w:pPr>
         <w:pStyle w:val="Ttulo3"/>
-      </w:pPr>
-      <w:r>
-        <w:t xml:space="preserve">5.3. Evitar dados pessoais (regra da avaliação às cegas)</w:t>
-      </w:r>
-    </w:p>
-    <w:p>
-      <w:pPr>
-        <w:pStyle w:val="FirstParagraph"/>
-      </w:pPr>
-      <w:r>
-        <w:t xml:space="preserve">O Sistema PLANTERR utiliza o método de</w:t>
-      </w:r>
-      <w:r>
-        <w:t xml:space="preserve"> </w:t>
+        <w:rPr>
+          <w:sz w:val="24"/>
+          <w:szCs w:val="24"/>
+        </w:rPr>
+      </w:pPr>
+      <w:bookmarkStart w:id="24" w:name="X248899db0248d46729a2b6b3f66393db043c408"/>
+      <w:bookmarkStart w:id="25" w:name="_Toc216769639"/>
+      <w:bookmarkEnd w:id="22"/>
+      <w:r>
+        <w:rPr>
+          <w:sz w:val="24"/>
+          <w:szCs w:val="24"/>
+        </w:rPr>
+        <w:t>5.3. Evitar dados pessoais (regra da avaliação às cegas)</w:t>
+      </w:r>
+      <w:bookmarkEnd w:id="25"/>
+    </w:p>
+    <w:p>
+      <w:r>
+        <w:t xml:space="preserve">O Sistema PLANTERR utiliza o método de </w:t>
       </w:r>
       <w:r>
         <w:rPr>
           <w:b/>
           <w:bCs/>
         </w:rPr>
-        <w:t xml:space="preserve">avaliação às cegas</w:t>
-      </w:r>
-      <w:r>
-        <w:t xml:space="preserve"> </w:t>
-      </w:r>
-      <w:r>
-        <w:t xml:space="preserve">(blind review), onde os avaliadores não devem conhecer a identidade dos candidatos para garantir imparcialidade. Por isso, existem regras rígidas sobre o que pode ser escrito no texto do projeto.</w:t>
+        <w:t>avaliação às cegas</w:t>
+      </w:r>
+      <w:r>
+        <w:t xml:space="preserve"> (blind review), onde os avaliadores não devem conhecer a identidade dos candidatos para garantir imparcialidade. Por isso, existem regras rígidas sobre o que pode ser escrito no texto do projeto.</w:t>
       </w:r>
     </w:p>
     <w:p>
@@ -743,97 +2101,85 @@
           <w:b/>
           <w:bCs/>
         </w:rPr>
-        <w:t xml:space="preserve">O que NUNCA deve aparecer no texto do projeto:</w:t>
-      </w:r>
-    </w:p>
-    <w:p>
-      <w:pPr>
-        <w:pStyle w:val="Compact"/>
+        <w:t>O que NUNCA deve aparecer no texto do projeto:</w:t>
+      </w:r>
+    </w:p>
+    <w:p>
+      <w:pPr>
         <w:numPr>
           <w:ilvl w:val="0"/>
-          <w:numId w:val="1001"/>
+          <w:numId w:val="25"/>
         </w:numPr>
       </w:pPr>
       <w:r>
-        <w:t xml:space="preserve">CPF, RG ou outros documentos</w:t>
-      </w:r>
-    </w:p>
-    <w:p>
-      <w:pPr>
-        <w:pStyle w:val="Compact"/>
+        <w:t>CPF, RG ou outros documentos</w:t>
+      </w:r>
+    </w:p>
+    <w:p>
+      <w:pPr>
         <w:numPr>
           <w:ilvl w:val="0"/>
-          <w:numId w:val="1001"/>
+          <w:numId w:val="25"/>
         </w:numPr>
       </w:pPr>
       <w:r>
-        <w:t xml:space="preserve">Endereço de e-mail pessoal</w:t>
-      </w:r>
-    </w:p>
-    <w:p>
-      <w:pPr>
-        <w:pStyle w:val="Compact"/>
+        <w:t>Endereço de e-mail pessoal</w:t>
+      </w:r>
+    </w:p>
+    <w:p>
+      <w:pPr>
         <w:numPr>
           <w:ilvl w:val="0"/>
-          <w:numId w:val="1001"/>
+          <w:numId w:val="25"/>
         </w:numPr>
       </w:pPr>
       <w:r>
-        <w:t xml:space="preserve">Número de telefone ou celular</w:t>
-      </w:r>
-    </w:p>
-    <w:p>
-      <w:pPr>
-        <w:pStyle w:val="Compact"/>
+        <w:t>Número de telefone ou celular</w:t>
+      </w:r>
+    </w:p>
+    <w:p>
+      <w:pPr>
         <w:numPr>
           <w:ilvl w:val="0"/>
-          <w:numId w:val="1001"/>
+          <w:numId w:val="25"/>
         </w:numPr>
       </w:pPr>
       <w:r>
-        <w:t xml:space="preserve">Nome completo do candidato</w:t>
-      </w:r>
-    </w:p>
-    <w:p>
-      <w:pPr>
-        <w:pStyle w:val="Compact"/>
+        <w:t>Nome completo do candidato</w:t>
+      </w:r>
+    </w:p>
+    <w:p>
+      <w:pPr>
         <w:numPr>
           <w:ilvl w:val="0"/>
-          <w:numId w:val="1001"/>
+          <w:numId w:val="25"/>
         </w:numPr>
       </w:pPr>
       <w:r>
-        <w:t xml:space="preserve">Nome de orientadores (se houver)</w:t>
-      </w:r>
-    </w:p>
-    <w:p>
-      <w:pPr>
-        <w:pStyle w:val="Compact"/>
+        <w:t>Nome de orientadores (se houver)</w:t>
+      </w:r>
+    </w:p>
+    <w:p>
+      <w:pPr>
         <w:numPr>
           <w:ilvl w:val="0"/>
-          <w:numId w:val="1001"/>
+          <w:numId w:val="25"/>
         </w:numPr>
       </w:pPr>
       <w:r>
-        <w:t xml:space="preserve">Instituições específicas que possam identificar você</w:t>
-      </w:r>
-    </w:p>
-    <w:p>
-      <w:pPr>
-        <w:pStyle w:val="FirstParagraph"/>
-      </w:pPr>
+        <w:t>Instituições específicas que possam identificar você</w:t>
+      </w:r>
+    </w:p>
+    <w:p>
       <w:r>
         <w:rPr>
           <w:b/>
           <w:bCs/>
         </w:rPr>
-        <w:t xml:space="preserve">Importante:</w:t>
-      </w:r>
-      <w:r>
-        <w:t xml:space="preserve"> </w:t>
-      </w:r>
-      <w:r>
-        <w:t xml:space="preserve">Os dados pessoais devem estar APENAS na Ficha de Inscrição. O texto do projeto é anônimo.</w:t>
+        <w:t>Importante:</w:t>
+      </w:r>
+      <w:r>
+        <w:t xml:space="preserve"> Os dados pessoais devem estar APENAS na Ficha de Inscrição. O texto do projeto é anônimo.</w:t>
       </w:r>
     </w:p>
     <w:p>
@@ -841,23 +2187,17 @@
         <w:pStyle w:val="Corpodetexto"/>
       </w:pPr>
       <w:r>
-        <w:t xml:space="preserve">A figura abaixo mostra um exemplo do que</w:t>
-      </w:r>
-      <w:r>
-        <w:t xml:space="preserve"> </w:t>
+        <w:t xml:space="preserve">A figura abaixo mostra um exemplo do que </w:t>
       </w:r>
       <w:r>
         <w:rPr>
           <w:b/>
           <w:bCs/>
         </w:rPr>
-        <w:t xml:space="preserve">NÃO</w:t>
-      </w:r>
-      <w:r>
-        <w:t xml:space="preserve"> </w:t>
-      </w:r>
-      <w:r>
-        <w:t xml:space="preserve">deve ser feito:</w:t>
+        <w:t>NÃO</w:t>
+      </w:r>
+      <w:r>
+        <w:t xml:space="preserve"> deve ser feito:</w:t>
       </w:r>
     </w:p>
     <w:p>
@@ -869,13 +2209,10 @@
           <w:b/>
           <w:bCs/>
         </w:rPr>
-        <w:t xml:space="preserve">Figura 10</w:t>
-      </w:r>
-      <w:r>
-        <w:t xml:space="preserve"> </w:t>
-      </w:r>
-      <w:r>
-        <w:t xml:space="preserve">— Exemplo (NÃO fazer): dado pessoal dentro do texto do projeto</w:t>
+        <w:t>Figura 10</w:t>
+      </w:r>
+      <w:r>
+        <w:t xml:space="preserve"> — Exemplo (NÃO fazer): dado pessoal dentro do texto do projeto</w:t>
       </w:r>
     </w:p>
     <w:p>
@@ -883,22 +2220,27 @@
         <w:pStyle w:val="Corpodetexto"/>
       </w:pPr>
       <w:r>
+        <w:rPr>
+          <w:noProof/>
+        </w:rPr>
+        <w:lastRenderedPageBreak/>
         <w:drawing>
-          <wp:inline>
+          <wp:inline distT="0" distB="0" distL="0" distR="0" wp14:anchorId="37A04821" wp14:editId="37A04822">
             <wp:extent cx="4200525" cy="3195022"/>
-            <wp:effectExtent b="0" l="0" r="0" t="0"/>
-            <wp:docPr descr="" title="" id="43" name="Picture"/>
-            <a:graphic>
+            <wp:effectExtent l="0" t="0" r="0" b="0"/>
+            <wp:docPr id="44" name="Picture"/>
+            <wp:cNvGraphicFramePr/>
+            <a:graphic xmlns:a="http://schemas.openxmlformats.org/drawingml/2006/main">
               <a:graphicData uri="http://schemas.openxmlformats.org/drawingml/2006/picture">
-                <pic:pic>
+                <pic:pic xmlns:pic="http://schemas.openxmlformats.org/drawingml/2006/picture">
                   <pic:nvPicPr>
-                    <pic:cNvPr descr="../../prints/manual/fig-10-blind-review-exemplo-dados-pessoais.png" id="44" name="Picture"/>
+                    <pic:cNvPr id="45" name="Picture" descr="../../prints/manual/fig-10-blind-review-exemplo-dados-pessoais.png"/>
                     <pic:cNvPicPr>
-                      <a:picLocks noChangeArrowheads="1" noChangeAspect="1"/>
+                      <a:picLocks noChangeAspect="1" noChangeArrowheads="1"/>
                     </pic:cNvPicPr>
                   </pic:nvPicPr>
                   <pic:blipFill>
-                    <a:blip r:embed="rId42"/>
+                    <a:blip r:embed="rId12"/>
                     <a:stretch>
                       <a:fillRect/>
                     </a:stretch>
@@ -934,7 +2276,7 @@
           <w:b/>
           <w:bCs/>
         </w:rPr>
-        <w:t xml:space="preserve">O que acontece se você incluir dados pessoais?</w:t>
+        <w:t>O que acontece se você incluir dados pessoais?</w:t>
       </w:r>
     </w:p>
     <w:p>
@@ -942,99 +2284,75 @@
         <w:pStyle w:val="Corpodetexto"/>
       </w:pPr>
       <w:r>
-        <w:t xml:space="preserve">O sistema possui um detector automático que identifica possíveis dados pessoais no texto. Se algo for detectado:</w:t>
-      </w:r>
-    </w:p>
-    <w:p>
-      <w:pPr>
-        <w:pStyle w:val="Compact"/>
+        <w:t>O sistema possui um detector automático que identifica possíveis dados pessoais no texto. Se algo for detectado:</w:t>
+      </w:r>
+    </w:p>
+    <w:p>
+      <w:pPr>
         <w:numPr>
           <w:ilvl w:val="0"/>
-          <w:numId w:val="1002"/>
+          <w:numId w:val="26"/>
         </w:numPr>
       </w:pPr>
       <w:r>
-        <w:t xml:space="preserve">Um</w:t>
-      </w:r>
-      <w:r>
-        <w:t xml:space="preserve"> </w:t>
+        <w:t xml:space="preserve">Um </w:t>
       </w:r>
       <w:r>
         <w:rPr>
           <w:b/>
           <w:bCs/>
         </w:rPr>
-        <w:t xml:space="preserve">alerta será exibido</w:t>
-      </w:r>
-      <w:r>
-        <w:t xml:space="preserve"> </w:t>
-      </w:r>
-      <w:r>
-        <w:t xml:space="preserve">antes do envio da inscrição.</w:t>
-      </w:r>
-    </w:p>
-    <w:p>
-      <w:pPr>
-        <w:pStyle w:val="Compact"/>
+        <w:t>alerta será exibido</w:t>
+      </w:r>
+      <w:r>
+        <w:t xml:space="preserve"> antes do envio da inscrição.</w:t>
+      </w:r>
+    </w:p>
+    <w:p>
+      <w:pPr>
         <w:numPr>
           <w:ilvl w:val="0"/>
-          <w:numId w:val="1002"/>
+          <w:numId w:val="26"/>
         </w:numPr>
       </w:pPr>
       <w:r>
-        <w:t xml:space="preserve">Você será</w:t>
-      </w:r>
-      <w:r>
-        <w:t xml:space="preserve"> </w:t>
+        <w:t xml:space="preserve">Você será </w:t>
       </w:r>
       <w:r>
         <w:rPr>
           <w:b/>
           <w:bCs/>
         </w:rPr>
-        <w:t xml:space="preserve">impedido de gerar o PDF</w:t>
-      </w:r>
-      <w:r>
-        <w:t xml:space="preserve"> </w:t>
-      </w:r>
-      <w:r>
-        <w:t xml:space="preserve">até corrigir o problema.</w:t>
-      </w:r>
-    </w:p>
-    <w:p>
-      <w:pPr>
-        <w:pStyle w:val="Compact"/>
+        <w:t>impedido de gerar o PDF</w:t>
+      </w:r>
+      <w:r>
+        <w:t xml:space="preserve"> até corrigir o problema.</w:t>
+      </w:r>
+    </w:p>
+    <w:p>
+      <w:pPr>
         <w:numPr>
           <w:ilvl w:val="0"/>
-          <w:numId w:val="1002"/>
+          <w:numId w:val="26"/>
         </w:numPr>
       </w:pPr>
       <w:r>
-        <w:t xml:space="preserve">Será necessário</w:t>
-      </w:r>
-      <w:r>
-        <w:t xml:space="preserve"> </w:t>
+        <w:t xml:space="preserve">Será necessário </w:t>
       </w:r>
       <w:r>
         <w:rPr>
           <w:b/>
           <w:bCs/>
         </w:rPr>
-        <w:t xml:space="preserve">revisar e remover</w:t>
-      </w:r>
-      <w:r>
-        <w:t xml:space="preserve"> </w:t>
-      </w:r>
-      <w:r>
-        <w:t xml:space="preserve">as informações identificadoras.</w:t>
-      </w:r>
-    </w:p>
-    <w:p>
-      <w:pPr>
-        <w:pStyle w:val="FirstParagraph"/>
-      </w:pPr>
-      <w:r>
-        <w:t xml:space="preserve">A figura abaixo mostra como o alerta é apresentado:</w:t>
+        <w:t>revisar e remover</w:t>
+      </w:r>
+      <w:r>
+        <w:t xml:space="preserve"> as informações identificadoras.</w:t>
+      </w:r>
+    </w:p>
+    <w:p>
+      <w:r>
+        <w:t>A figura abaixo mostra como o alerta é apresentado:</w:t>
       </w:r>
     </w:p>
     <w:p>
@@ -1046,22 +2364,10 @@
           <w:b/>
           <w:bCs/>
         </w:rPr>
-        <w:t xml:space="preserve">Figura 11</w:t>
-      </w:r>
-      <w:r>
-        <w:t xml:space="preserve"> </w:t>
-      </w:r>
-      <w:r>
-        <w:t xml:space="preserve">— Alerta de</w:t>
-      </w:r>
-      <w:r>
-        <w:t xml:space="preserve"> </w:t>
-      </w:r>
-      <w:r>
-        <w:t xml:space="preserve">“avaliação às cegas”</w:t>
-      </w:r>
-      <w:r>
-        <w:t xml:space="preserve">: possível dado pessoal detectado.</w:t>
+        <w:t>Figura 11</w:t>
+      </w:r>
+      <w:r>
+        <w:t xml:space="preserve"> — Alerta de “avaliação às cegas”: possível dado pessoal detectado.</w:t>
       </w:r>
     </w:p>
     <w:p>
@@ -1069,22 +2375,27 @@
         <w:pStyle w:val="Corpodetexto"/>
       </w:pPr>
       <w:r>
+        <w:rPr>
+          <w:noProof/>
+        </w:rPr>
+        <w:lastRenderedPageBreak/>
         <w:drawing>
-          <wp:inline>
+          <wp:inline distT="0" distB="0" distL="0" distR="0" wp14:anchorId="37A04823" wp14:editId="37A04824">
             <wp:extent cx="4200525" cy="3333225"/>
-            <wp:effectExtent b="0" l="0" r="0" t="0"/>
-            <wp:docPr descr="" title="" id="46" name="Picture"/>
-            <a:graphic>
+            <wp:effectExtent l="0" t="0" r="0" b="0"/>
+            <wp:docPr id="47" name="Picture"/>
+            <wp:cNvGraphicFramePr/>
+            <a:graphic xmlns:a="http://schemas.openxmlformats.org/drawingml/2006/main">
               <a:graphicData uri="http://schemas.openxmlformats.org/drawingml/2006/picture">
-                <pic:pic>
+                <pic:pic xmlns:pic="http://schemas.openxmlformats.org/drawingml/2006/picture">
                   <pic:nvPicPr>
-                    <pic:cNvPr descr="../../prints/manual/fig-11-blind-review-alerta-dados-pessoais.png" id="47" name="Picture"/>
+                    <pic:cNvPr id="48" name="Picture" descr="../../prints/manual/fig-11-blind-review-alerta-dados-pessoais.png"/>
                     <pic:cNvPicPr>
-                      <a:picLocks noChangeArrowheads="1" noChangeAspect="1"/>
+                      <a:picLocks noChangeAspect="1" noChangeArrowheads="1"/>
                     </pic:cNvPicPr>
                   </pic:nvPicPr>
                   <pic:blipFill>
-                    <a:blip r:embed="rId45"/>
+                    <a:blip r:embed="rId13"/>
                     <a:stretch>
                       <a:fillRect/>
                     </a:stretch>
@@ -1111,32 +2422,28 @@
         </w:drawing>
       </w:r>
     </w:p>
-    <w:bookmarkEnd w:id="48"/>
-    <w:bookmarkEnd w:id="49"/>
-    <w:bookmarkStart w:id="56" w:name="revisar-antes-de-enviar"/>
     <w:p>
       <w:pPr>
         <w:pStyle w:val="Ttulo2"/>
-      </w:pPr>
-      <w:r>
-        <w:t xml:space="preserve">6. Revisar antes de enviar</w:t>
-      </w:r>
-    </w:p>
-    <w:p>
-      <w:pPr>
-        <w:pStyle w:val="FirstParagraph"/>
-      </w:pPr>
-      <w:r>
-        <w:t xml:space="preserve">Antes de enviar definitivamente sua inscrição, é altamente recomendado gerar um rascunho para revisão. O rascunho permite que você visualize como as informações aparecerão no PDF final, sem efetuar o registro oficial. Após preencher todos os campos do formulário, role a página até o final e localize o botão</w:t>
-      </w:r>
-      <w:r>
-        <w:t xml:space="preserve"> </w:t>
-      </w:r>
-      <w:r>
-        <w:t xml:space="preserve">“Baixar Rascunho (Não Envia)”</w:t>
-      </w:r>
-      <w:r>
-        <w:t xml:space="preserve">. Aguarde alguns segundos enquanto o PDF é gerado e o arquivo será baixado automaticamente para seu computador. Abra o arquivo PDF baixado e revise cuidadosamente todas as informações, verificando se não há erros de digitação e se todos os campos obrigatórios estão preenchidos. Se encontrar erros, volte ao formulário, corrija e gere um novo rascunho quantas vezes precisar. A figura abaixo mostra a localização do botão.</w:t>
+        <w:rPr>
+          <w:szCs w:val="24"/>
+        </w:rPr>
+      </w:pPr>
+      <w:bookmarkStart w:id="26" w:name="revisar-antes-de-enviar"/>
+      <w:bookmarkStart w:id="27" w:name="_Toc216769640"/>
+      <w:bookmarkEnd w:id="18"/>
+      <w:bookmarkEnd w:id="24"/>
+      <w:r>
+        <w:rPr>
+          <w:szCs w:val="24"/>
+        </w:rPr>
+        <w:t>6. Revisar antes de enviar</w:t>
+      </w:r>
+      <w:bookmarkEnd w:id="27"/>
+    </w:p>
+    <w:p>
+      <w:r>
+        <w:t>Antes de enviar definitivamente sua inscrição, é altamente recomendado gerar um rascunho para revisão. O rascunho permite que você visualize como as informações aparecerão no PDF final, sem efetuar o registro oficial. Após preencher todos os campos do formulário, role a página até o final e localize o botão “Baixar Rascunho (Não Envia)”. Aguarde alguns segundos enquanto o PDF é gerado e o arquivo será baixado automaticamente para seu computador. Abra o arquivo PDF baixado e revise cuidadosamente todas as informações, verificando se não há erros de digitação e se todos os campos obrigatórios estão preenchidos. Se encontrar erros, volte ao formulário, corrija e gere um novo rascunho quantas vezes precisar. A figura abaixo mostra a localização do botão.</w:t>
       </w:r>
     </w:p>
     <w:p>
@@ -1148,19 +2455,10 @@
           <w:b/>
           <w:bCs/>
         </w:rPr>
-        <w:t xml:space="preserve">Figura 12</w:t>
-      </w:r>
-      <w:r>
-        <w:t xml:space="preserve"> </w:t>
-      </w:r>
-      <w:r>
-        <w:t xml:space="preserve">— Botão</w:t>
-      </w:r>
-      <w:r>
-        <w:t xml:space="preserve"> </w:t>
-      </w:r>
-      <w:r>
-        <w:t xml:space="preserve">“Baixar Rascunho (Não Envia)”</w:t>
+        <w:t>Figura 12</w:t>
+      </w:r>
+      <w:r>
+        <w:t xml:space="preserve"> — Botão “Baixar Rascunho (Não Envia)”</w:t>
       </w:r>
     </w:p>
     <w:p>
@@ -1168,22 +2466,26 @@
         <w:pStyle w:val="Corpodetexto"/>
       </w:pPr>
       <w:r>
+        <w:rPr>
+          <w:noProof/>
+        </w:rPr>
         <w:drawing>
-          <wp:inline>
+          <wp:inline distT="0" distB="0" distL="0" distR="0" wp14:anchorId="37A04825" wp14:editId="37A04826">
             <wp:extent cx="4200525" cy="473000"/>
-            <wp:effectExtent b="0" l="0" r="0" t="0"/>
-            <wp:docPr descr="" title="" id="51" name="Picture"/>
-            <a:graphic>
+            <wp:effectExtent l="0" t="0" r="0" b="0"/>
+            <wp:docPr id="52" name="Picture"/>
+            <wp:cNvGraphicFramePr/>
+            <a:graphic xmlns:a="http://schemas.openxmlformats.org/drawingml/2006/main">
               <a:graphicData uri="http://schemas.openxmlformats.org/drawingml/2006/picture">
-                <pic:pic>
+                <pic:pic xmlns:pic="http://schemas.openxmlformats.org/drawingml/2006/picture">
                   <pic:nvPicPr>
-                    <pic:cNvPr descr="../../prints/manual/fig-14-botao-enviar-gerar-pdf.png" id="52" name="Picture"/>
+                    <pic:cNvPr id="53" name="Picture" descr="../../prints/manual/fig-14-botao-enviar-gerar-pdf.png"/>
                     <pic:cNvPicPr>
-                      <a:picLocks noChangeArrowheads="1" noChangeAspect="1"/>
+                      <a:picLocks noChangeAspect="1" noChangeArrowheads="1"/>
                     </pic:cNvPicPr>
                   </pic:nvPicPr>
                   <pic:blipFill>
-                    <a:blip r:embed="rId50"/>
+                    <a:blip r:embed="rId14"/>
                     <a:stretch>
                       <a:fillRect/>
                     </a:stretch>
@@ -1215,7 +2517,7 @@
         <w:pStyle w:val="Corpodetexto"/>
       </w:pPr>
       <w:r>
-        <w:t xml:space="preserve">A figura abaixo mostra um exemplo do rascunho em PDF.</w:t>
+        <w:t>A figura abaixo mostra um exemplo do rascunho em PDF.</w:t>
       </w:r>
     </w:p>
     <w:p>
@@ -1227,13 +2529,10 @@
           <w:b/>
           <w:bCs/>
         </w:rPr>
-        <w:t xml:space="preserve">Figura 13</w:t>
-      </w:r>
-      <w:r>
-        <w:t xml:space="preserve"> </w:t>
-      </w:r>
-      <w:r>
-        <w:t xml:space="preserve">— Rascunho em PDF (Não Envia)</w:t>
+        <w:t>Figura 13</w:t>
+      </w:r>
+      <w:r>
+        <w:t xml:space="preserve"> — Rascunho em PDF (Não Envia)</w:t>
       </w:r>
     </w:p>
     <w:p>
@@ -1241,22 +2540,27 @@
         <w:pStyle w:val="Corpodetexto"/>
       </w:pPr>
       <w:r>
+        <w:rPr>
+          <w:noProof/>
+        </w:rPr>
+        <w:lastRenderedPageBreak/>
         <w:drawing>
-          <wp:inline>
+          <wp:inline distT="0" distB="0" distL="0" distR="0" wp14:anchorId="37A04827" wp14:editId="37A04828">
             <wp:extent cx="4200525" cy="3896701"/>
-            <wp:effectExtent b="0" l="0" r="0" t="0"/>
-            <wp:docPr descr="" title="" id="54" name="Picture"/>
-            <a:graphic>
+            <wp:effectExtent l="0" t="0" r="0" b="0"/>
+            <wp:docPr id="55" name="Picture"/>
+            <wp:cNvGraphicFramePr/>
+            <a:graphic xmlns:a="http://schemas.openxmlformats.org/drawingml/2006/main">
               <a:graphicData uri="http://schemas.openxmlformats.org/drawingml/2006/picture">
-                <pic:pic>
+                <pic:pic xmlns:pic="http://schemas.openxmlformats.org/drawingml/2006/picture">
                   <pic:nvPicPr>
-                    <pic:cNvPr descr="../../prints/manual/fig-13-rascunho-pdf-nao-envia.jpg" id="55" name="Picture"/>
+                    <pic:cNvPr id="56" name="Picture" descr="../../prints/manual/fig-13-rascunho-pdf-nao-envia.jpg"/>
                     <pic:cNvPicPr>
-                      <a:picLocks noChangeArrowheads="1" noChangeAspect="1"/>
+                      <a:picLocks noChangeAspect="1" noChangeArrowheads="1"/>
                     </pic:cNvPicPr>
                   </pic:nvPicPr>
                   <pic:blipFill>
-                    <a:blip r:embed="rId53"/>
+                    <a:blip r:embed="rId15"/>
                     <a:stretch>
                       <a:fillRect/>
                     </a:stretch>
@@ -1288,49 +2592,30 @@
         <w:pStyle w:val="Corpodetexto"/>
       </w:pPr>
       <w:r>
-        <w:t xml:space="preserve">Lembre-se que o rascunho não registra sua inscrição no sistema, não contém número de protocolo oficial e não possui hash de verificação. Para efetivar a inscrição, você deve usar o botão</w:t>
-      </w:r>
-      <w:r>
-        <w:t xml:space="preserve"> </w:t>
-      </w:r>
-      <w:r>
-        <w:t xml:space="preserve">“Enviar Inscrição e Gerar PDF”</w:t>
-      </w:r>
-      <w:r>
-        <w:t xml:space="preserve"> </w:t>
-      </w:r>
-      <w:r>
-        <w:t xml:space="preserve">descrito na próxima seção.</w:t>
-      </w:r>
-    </w:p>
-    <w:bookmarkEnd w:id="56"/>
-    <w:bookmarkStart w:id="65" w:name="enviar-inscrição-e-gerar-o-pdf-oficial"/>
+        <w:t>Lembre-se que o rascunho não registra sua inscrição no sistema, não contém número de protocolo oficial e não possui hash de verificação. Para efetivar a inscrição, você deve usar o botão “Enviar Inscrição e Gerar PDF” descrito na próxima seção.</w:t>
+      </w:r>
+    </w:p>
     <w:p>
       <w:pPr>
         <w:pStyle w:val="Ttulo2"/>
-      </w:pPr>
-      <w:r>
-        <w:t xml:space="preserve">7. Enviar inscrição e gerar o PDF oficial</w:t>
-      </w:r>
-    </w:p>
-    <w:p>
-      <w:pPr>
-        <w:pStyle w:val="FirstParagraph"/>
-      </w:pPr>
-      <w:r>
-        <w:t xml:space="preserve">Depois de revisar o rascunho e confirmar que todas as informações estão corretas, localize no final do formulário o botão</w:t>
-      </w:r>
-      <w:r>
-        <w:t xml:space="preserve"> </w:t>
-      </w:r>
-      <w:r>
-        <w:t xml:space="preserve">“Enviar Inscrição e Gerar PDF”</w:t>
-      </w:r>
-      <w:r>
-        <w:t xml:space="preserve"> </w:t>
-      </w:r>
-      <w:r>
-        <w:t xml:space="preserve">e clique nele.</w:t>
+        <w:rPr>
+          <w:szCs w:val="24"/>
+        </w:rPr>
+      </w:pPr>
+      <w:bookmarkStart w:id="28" w:name="enviar-inscrição-e-gerar-o-pdf-oficial"/>
+      <w:bookmarkStart w:id="29" w:name="_Toc216769641"/>
+      <w:bookmarkEnd w:id="26"/>
+      <w:r>
+        <w:rPr>
+          <w:szCs w:val="24"/>
+        </w:rPr>
+        <w:t>7. Enviar inscrição e gerar o PDF oficial</w:t>
+      </w:r>
+      <w:bookmarkEnd w:id="29"/>
+    </w:p>
+    <w:p>
+      <w:r>
+        <w:t>Depois de revisar o rascunho e confirmar que todas as informações estão corretas, localize no final do formulário o botão “Enviar Inscrição e Gerar PDF” e clique nele.</w:t>
       </w:r>
     </w:p>
     <w:p>
@@ -1342,19 +2627,10 @@
           <w:b/>
           <w:bCs/>
         </w:rPr>
-        <w:t xml:space="preserve">Figura 14</w:t>
-      </w:r>
-      <w:r>
-        <w:t xml:space="preserve"> </w:t>
-      </w:r>
-      <w:r>
-        <w:t xml:space="preserve">— Botão</w:t>
-      </w:r>
-      <w:r>
-        <w:t xml:space="preserve"> </w:t>
-      </w:r>
-      <w:r>
-        <w:t xml:space="preserve">“Enviar Inscrição e Gerar PDF”</w:t>
+        <w:t>Figura 14</w:t>
+      </w:r>
+      <w:r>
+        <w:t xml:space="preserve"> — Botão “Enviar Inscrição e Gerar PDF”</w:t>
       </w:r>
     </w:p>
     <w:p>
@@ -1362,22 +2638,26 @@
         <w:pStyle w:val="Corpodetexto"/>
       </w:pPr>
       <w:r>
+        <w:rPr>
+          <w:noProof/>
+        </w:rPr>
         <w:drawing>
-          <wp:inline>
+          <wp:inline distT="0" distB="0" distL="0" distR="0" wp14:anchorId="37A04829" wp14:editId="37A0482A">
             <wp:extent cx="4200525" cy="473000"/>
-            <wp:effectExtent b="0" l="0" r="0" t="0"/>
-            <wp:docPr descr="" title="" id="57" name="Picture"/>
-            <a:graphic>
+            <wp:effectExtent l="0" t="0" r="0" b="0"/>
+            <wp:docPr id="58" name="Picture"/>
+            <wp:cNvGraphicFramePr/>
+            <a:graphic xmlns:a="http://schemas.openxmlformats.org/drawingml/2006/main">
               <a:graphicData uri="http://schemas.openxmlformats.org/drawingml/2006/picture">
-                <pic:pic>
+                <pic:pic xmlns:pic="http://schemas.openxmlformats.org/drawingml/2006/picture">
                   <pic:nvPicPr>
-                    <pic:cNvPr descr="../../prints/manual/fig-14-botao-enviar-gerar-pdf.png" id="58" name="Picture"/>
+                    <pic:cNvPr id="59" name="Picture" descr="../../prints/manual/fig-14-botao-enviar-gerar-pdf.png"/>
                     <pic:cNvPicPr>
-                      <a:picLocks noChangeArrowheads="1" noChangeAspect="1"/>
+                      <a:picLocks noChangeAspect="1" noChangeArrowheads="1"/>
                     </pic:cNvPicPr>
                   </pic:nvPicPr>
                   <pic:blipFill>
-                    <a:blip r:embed="rId50"/>
+                    <a:blip r:embed="rId14"/>
                     <a:stretch>
                       <a:fillRect/>
                     </a:stretch>
@@ -1409,19 +2689,7 @@
         <w:pStyle w:val="Corpodetexto"/>
       </w:pPr>
       <w:r>
-        <w:t xml:space="preserve">Uma janela de confirmação aparecerá na tela. Leia atentamente a mensagem e clique em</w:t>
-      </w:r>
-      <w:r>
-        <w:t xml:space="preserve"> </w:t>
-      </w:r>
-      <w:r>
-        <w:t xml:space="preserve">“Confirmar Envio”</w:t>
-      </w:r>
-      <w:r>
-        <w:t xml:space="preserve"> </w:t>
-      </w:r>
-      <w:r>
-        <w:t xml:space="preserve">para registrar definitivamente a inscrição.</w:t>
+        <w:t>Uma janela de confirmação aparecerá na tela. Leia atentamente a mensagem e clique em “Confirmar Envio” para registrar definitivamente a inscrição.</w:t>
       </w:r>
     </w:p>
     <w:p>
@@ -1433,31 +2701,10 @@
           <w:b/>
           <w:bCs/>
         </w:rPr>
-        <w:t xml:space="preserve">Figura 15</w:t>
-      </w:r>
-      <w:r>
-        <w:t xml:space="preserve"> </w:t>
-      </w:r>
-      <w:r>
-        <w:t xml:space="preserve">— Modal de confirmação:</w:t>
-      </w:r>
-      <w:r>
-        <w:t xml:space="preserve"> </w:t>
-      </w:r>
-      <w:r>
-        <w:t xml:space="preserve">“Confirmar Envio”</w:t>
-      </w:r>
-      <w:r>
-        <w:t xml:space="preserve"> </w:t>
-      </w:r>
-      <w:r>
-        <w:t xml:space="preserve">e</w:t>
-      </w:r>
-      <w:r>
-        <w:t xml:space="preserve"> </w:t>
-      </w:r>
-      <w:r>
-        <w:t xml:space="preserve">“Voltar e Revisar”</w:t>
+        <w:t>Figura 15</w:t>
+      </w:r>
+      <w:r>
+        <w:t xml:space="preserve"> — Modal de confirmação: “Confirmar Envio” e “Voltar e Revisar”</w:t>
       </w:r>
     </w:p>
     <w:p>
@@ -1465,22 +2712,27 @@
         <w:pStyle w:val="Corpodetexto"/>
       </w:pPr>
       <w:r>
+        <w:rPr>
+          <w:noProof/>
+        </w:rPr>
+        <w:lastRenderedPageBreak/>
         <w:drawing>
-          <wp:inline>
+          <wp:inline distT="0" distB="0" distL="0" distR="0" wp14:anchorId="37A0482B" wp14:editId="37A0482C">
             <wp:extent cx="4200525" cy="2089031"/>
-            <wp:effectExtent b="0" l="0" r="0" t="0"/>
-            <wp:docPr descr="" title="" id="60" name="Picture"/>
-            <a:graphic>
+            <wp:effectExtent l="0" t="0" r="0" b="0"/>
+            <wp:docPr id="61" name="Picture"/>
+            <wp:cNvGraphicFramePr/>
+            <a:graphic xmlns:a="http://schemas.openxmlformats.org/drawingml/2006/main">
               <a:graphicData uri="http://schemas.openxmlformats.org/drawingml/2006/picture">
-                <pic:pic>
+                <pic:pic xmlns:pic="http://schemas.openxmlformats.org/drawingml/2006/picture">
                   <pic:nvPicPr>
-                    <pic:cNvPr descr="../../prints/manual/fig-15-modal-confirmacao-envio.png" id="61" name="Picture"/>
+                    <pic:cNvPr id="62" name="Picture" descr="../../prints/manual/fig-15-modal-confirmacao-envio.png"/>
                     <pic:cNvPicPr>
-                      <a:picLocks noChangeArrowheads="1" noChangeAspect="1"/>
+                      <a:picLocks noChangeAspect="1" noChangeArrowheads="1"/>
                     </pic:cNvPicPr>
                   </pic:nvPicPr>
                   <pic:blipFill>
-                    <a:blip r:embed="rId59"/>
+                    <a:blip r:embed="rId16"/>
                     <a:stretch>
                       <a:fillRect/>
                     </a:stretch>
@@ -1512,31 +2764,7 @@
         <w:pStyle w:val="Corpodetexto"/>
       </w:pPr>
       <w:r>
-        <w:t xml:space="preserve">Aguarde o processamento sem fechar o navegador. Você verá mensagens como</w:t>
-      </w:r>
-      <w:r>
-        <w:t xml:space="preserve"> </w:t>
-      </w:r>
-      <w:r>
-        <w:t xml:space="preserve">“Registrando…”</w:t>
-      </w:r>
-      <w:r>
-        <w:t xml:space="preserve"> </w:t>
-      </w:r>
-      <w:r>
-        <w:t xml:space="preserve">e</w:t>
-      </w:r>
-      <w:r>
-        <w:t xml:space="preserve"> </w:t>
-      </w:r>
-      <w:r>
-        <w:t xml:space="preserve">“Gerando…”</w:t>
-      </w:r>
-      <w:r>
-        <w:t xml:space="preserve"> </w:t>
-      </w:r>
-      <w:r>
-        <w:t xml:space="preserve">enquanto o sistema salva seus dados e cria o PDF oficial. Este processo geralmente leva de 5 a 15 segundos. Quando terminar, o arquivo PDF será baixado automaticamente. Abra o arquivo imediatamente e confirme a presença do número de protocolo e do hash SHA-256, que são a comprovação de que sua inscrição foi registrada com sucesso.</w:t>
+        <w:t>Aguarde o processamento sem fechar o navegador. Você verá mensagens como “Registrando…” e “Gerando…” enquanto o sistema salva seus dados e cria o PDF oficial. Este processo geralmente leva de 5 a 15 segundos. Quando terminar, o arquivo PDF será baixado automaticamente. Abra o arquivo imediatamente e confirme a presença do número de protocolo e do hash SHA-256, que são a comprovação de que sua inscrição foi registrada com sucesso.</w:t>
       </w:r>
     </w:p>
     <w:p>
@@ -1548,13 +2776,10 @@
           <w:b/>
           <w:bCs/>
         </w:rPr>
-        <w:t xml:space="preserve">Figura 17</w:t>
-      </w:r>
-      <w:r>
-        <w:t xml:space="preserve"> </w:t>
-      </w:r>
-      <w:r>
-        <w:t xml:space="preserve">— PDF oficial gerado: Protocolo e Hash (SHA-256)</w:t>
+        <w:t>Figura 17</w:t>
+      </w:r>
+      <w:r>
+        <w:t xml:space="preserve"> — PDF oficial gerado: Protocolo e Hash (SHA-256)</w:t>
       </w:r>
     </w:p>
     <w:p>
@@ -1562,22 +2787,26 @@
         <w:pStyle w:val="Corpodetexto"/>
       </w:pPr>
       <w:r>
+        <w:rPr>
+          <w:noProof/>
+        </w:rPr>
         <w:drawing>
-          <wp:inline>
+          <wp:inline distT="0" distB="0" distL="0" distR="0" wp14:anchorId="37A0482D" wp14:editId="37A0482E">
             <wp:extent cx="4200525" cy="1778924"/>
-            <wp:effectExtent b="0" l="0" r="0" t="0"/>
-            <wp:docPr descr="" title="" id="63" name="Picture"/>
-            <a:graphic>
+            <wp:effectExtent l="0" t="0" r="0" b="0"/>
+            <wp:docPr id="64" name="Picture"/>
+            <wp:cNvGraphicFramePr/>
+            <a:graphic xmlns:a="http://schemas.openxmlformats.org/drawingml/2006/main">
               <a:graphicData uri="http://schemas.openxmlformats.org/drawingml/2006/picture">
-                <pic:pic>
+                <pic:pic xmlns:pic="http://schemas.openxmlformats.org/drawingml/2006/picture">
                   <pic:nvPicPr>
-                    <pic:cNvPr descr="../../prints/manual/fig-17-pdf-protocolo-hash.png" id="64" name="Picture"/>
+                    <pic:cNvPr id="65" name="Picture" descr="../../prints/manual/fig-17-pdf-protocolo-hash.png"/>
                     <pic:cNvPicPr>
-                      <a:picLocks noChangeArrowheads="1" noChangeAspect="1"/>
+                      <a:picLocks noChangeAspect="1" noChangeArrowheads="1"/>
                     </pic:cNvPicPr>
                   </pic:nvPicPr>
                   <pic:blipFill>
-                    <a:blip r:embed="rId62"/>
+                    <a:blip r:embed="rId17"/>
                     <a:stretch>
                       <a:fillRect/>
                     </a:stretch>
@@ -1604,22 +2833,27 @@
         </w:drawing>
       </w:r>
     </w:p>
-    <w:bookmarkEnd w:id="65"/>
-    <w:bookmarkStart w:id="75" w:name="guardar-e-verificar-a-inscrição"/>
     <w:p>
       <w:pPr>
         <w:pStyle w:val="Ttulo2"/>
-      </w:pPr>
-      <w:r>
-        <w:t xml:space="preserve">8. Guardar e verificar a inscrição</w:t>
-      </w:r>
-    </w:p>
-    <w:p>
-      <w:pPr>
-        <w:pStyle w:val="FirstParagraph"/>
-      </w:pPr>
-      <w:r>
-        <w:t xml:space="preserve">Guarde o PDF oficial gerado e anote o número do protocolo em local seguro. Se a coordenação solicitar, é possível verificar a autenticidade da inscrição pelo protocolo. Encontre o número do protocolo no PDF conforme mostrado abaixo.</w:t>
+        <w:rPr>
+          <w:szCs w:val="24"/>
+        </w:rPr>
+      </w:pPr>
+      <w:bookmarkStart w:id="30" w:name="guardar-e-verificar-a-inscrição"/>
+      <w:bookmarkStart w:id="31" w:name="_Toc216769642"/>
+      <w:bookmarkEnd w:id="28"/>
+      <w:r>
+        <w:rPr>
+          <w:szCs w:val="24"/>
+        </w:rPr>
+        <w:t>8. Guardar e verificar a inscrição</w:t>
+      </w:r>
+      <w:bookmarkEnd w:id="31"/>
+    </w:p>
+    <w:p>
+      <w:r>
+        <w:t>Guarde o PDF oficial gerado e anote o número do protocolo em local seguro. Se a coordenação solicitar, é possível verificar a autenticidade da inscrição pelo protocolo. Encontre o número do protocolo no PDF conforme mostrado abaixo.</w:t>
       </w:r>
     </w:p>
     <w:p>
@@ -1631,13 +2865,10 @@
           <w:b/>
           <w:bCs/>
         </w:rPr>
-        <w:t xml:space="preserve">Figura 18</w:t>
-      </w:r>
-      <w:r>
-        <w:t xml:space="preserve"> </w:t>
-      </w:r>
-      <w:r>
-        <w:t xml:space="preserve">— PDF: Protocolo destacado</w:t>
+        <w:t>Figura 18</w:t>
+      </w:r>
+      <w:r>
+        <w:t xml:space="preserve"> — PDF: Protocolo destacado</w:t>
       </w:r>
     </w:p>
     <w:p>
@@ -1645,22 +2876,27 @@
         <w:pStyle w:val="Corpodetexto"/>
       </w:pPr>
       <w:r>
+        <w:rPr>
+          <w:noProof/>
+        </w:rPr>
+        <w:lastRenderedPageBreak/>
         <w:drawing>
-          <wp:inline>
+          <wp:inline distT="0" distB="0" distL="0" distR="0" wp14:anchorId="37A0482F" wp14:editId="37A04830">
             <wp:extent cx="4200525" cy="1589187"/>
-            <wp:effectExtent b="0" l="0" r="0" t="0"/>
-            <wp:docPr descr="" title="" id="67" name="Picture"/>
-            <a:graphic>
+            <wp:effectExtent l="0" t="0" r="0" b="0"/>
+            <wp:docPr id="68" name="Picture"/>
+            <wp:cNvGraphicFramePr/>
+            <a:graphic xmlns:a="http://schemas.openxmlformats.org/drawingml/2006/main">
               <a:graphicData uri="http://schemas.openxmlformats.org/drawingml/2006/picture">
-                <pic:pic>
+                <pic:pic xmlns:pic="http://schemas.openxmlformats.org/drawingml/2006/picture">
                   <pic:nvPicPr>
-                    <pic:cNvPr descr="../../prints/manual/fig-18-pdf-protocolo-destaque.jpg" id="68" name="Picture"/>
+                    <pic:cNvPr id="69" name="Picture" descr="../../prints/manual/fig-18-pdf-protocolo-destaque.jpg"/>
                     <pic:cNvPicPr>
-                      <a:picLocks noChangeArrowheads="1" noChangeAspect="1"/>
+                      <a:picLocks noChangeAspect="1" noChangeArrowheads="1"/>
                     </pic:cNvPicPr>
                   </pic:nvPicPr>
                   <pic:blipFill>
-                    <a:blip r:embed="rId66"/>
+                    <a:blip r:embed="rId18"/>
                     <a:stretch>
                       <a:fillRect/>
                     </a:stretch>
@@ -1692,7 +2928,7 @@
         <w:pStyle w:val="Corpodetexto"/>
       </w:pPr>
       <w:r>
-        <w:t xml:space="preserve">Para verificar, abra o navegador e acesse a página de verificação no mesmo domínio do sistema de inscrição.</w:t>
+        <w:t>Para verificar, abra o navegador e acesse a página de verificação no mesmo domínio do sistema de inscrição.</w:t>
       </w:r>
     </w:p>
     <w:p>
@@ -1704,13 +2940,10 @@
           <w:b/>
           <w:bCs/>
         </w:rPr>
-        <w:t xml:space="preserve">Figura 19</w:t>
-      </w:r>
-      <w:r>
-        <w:t xml:space="preserve"> </w:t>
-      </w:r>
-      <w:r>
-        <w:t xml:space="preserve">— Página de Verificação do Protocolo”</w:t>
+        <w:t>Figura 19</w:t>
+      </w:r>
+      <w:r>
+        <w:t xml:space="preserve"> — Página de Verificação do Protocolo”</w:t>
       </w:r>
     </w:p>
     <w:p>
@@ -1718,22 +2951,26 @@
         <w:pStyle w:val="Corpodetexto"/>
       </w:pPr>
       <w:r>
+        <w:rPr>
+          <w:noProof/>
+        </w:rPr>
         <w:drawing>
-          <wp:inline>
+          <wp:inline distT="0" distB="0" distL="0" distR="0" wp14:anchorId="37A04831" wp14:editId="37A04832">
             <wp:extent cx="4200525" cy="2440603"/>
-            <wp:effectExtent b="0" l="0" r="0" t="0"/>
-            <wp:docPr descr="" title="" id="70" name="Picture"/>
-            <a:graphic>
+            <wp:effectExtent l="0" t="0" r="0" b="0"/>
+            <wp:docPr id="71" name="Picture"/>
+            <wp:cNvGraphicFramePr/>
+            <a:graphic xmlns:a="http://schemas.openxmlformats.org/drawingml/2006/main">
               <a:graphicData uri="http://schemas.openxmlformats.org/drawingml/2006/picture">
-                <pic:pic>
+                <pic:pic xmlns:pic="http://schemas.openxmlformats.org/drawingml/2006/picture">
                   <pic:nvPicPr>
-                    <pic:cNvPr descr="../../prints/manual/fig-19-url-verify-protocolo.png" id="71" name="Picture"/>
+                    <pic:cNvPr id="72" name="Picture" descr="../../prints/manual/fig-19-url-verify-protocolo.png"/>
                     <pic:cNvPicPr>
-                      <a:picLocks noChangeArrowheads="1" noChangeAspect="1"/>
+                      <a:picLocks noChangeAspect="1" noChangeArrowheads="1"/>
                     </pic:cNvPicPr>
                   </pic:nvPicPr>
                   <pic:blipFill>
-                    <a:blip r:embed="rId69"/>
+                    <a:blip r:embed="rId19"/>
                     <a:stretch>
                       <a:fillRect/>
                     </a:stretch>
@@ -1765,7 +3002,15 @@
         <w:pStyle w:val="Corpodetexto"/>
       </w:pPr>
       <w:r>
-        <w:t xml:space="preserve">Se a inscrição estiver correta, aparecerá a inscrição foi encontrada e é autentica.</w:t>
+        <w:t xml:space="preserve">Se a inscrição estiver correta, aparecerá a inscrição foi encontrada e é </w:t>
+      </w:r>
+      <w:proofErr w:type="gramStart"/>
+      <w:r>
+        <w:t>autentica</w:t>
+      </w:r>
+      <w:proofErr w:type="gramEnd"/>
+      <w:r>
+        <w:t>.</w:t>
       </w:r>
     </w:p>
     <w:p>
@@ -1777,13 +3022,10 @@
           <w:b/>
           <w:bCs/>
         </w:rPr>
-        <w:t xml:space="preserve">Figura 20</w:t>
-      </w:r>
-      <w:r>
-        <w:t xml:space="preserve"> </w:t>
-      </w:r>
-      <w:r>
-        <w:t xml:space="preserve">— Verificação do Protocolo: resultado</w:t>
+        <w:t>Figura 20</w:t>
+      </w:r>
+      <w:r>
+        <w:t xml:space="preserve"> — Verificação do Protocolo: resultado</w:t>
       </w:r>
     </w:p>
     <w:p>
@@ -1791,22 +3033,27 @@
         <w:pStyle w:val="Corpodetexto"/>
       </w:pPr>
       <w:r>
+        <w:rPr>
+          <w:noProof/>
+        </w:rPr>
+        <w:lastRenderedPageBreak/>
         <w:drawing>
-          <wp:inline>
+          <wp:inline distT="0" distB="0" distL="0" distR="0" wp14:anchorId="37A04833" wp14:editId="37A04834">
             <wp:extent cx="4200525" cy="3208564"/>
-            <wp:effectExtent b="0" l="0" r="0" t="0"/>
-            <wp:docPr descr="" title="" id="73" name="Picture"/>
-            <a:graphic>
+            <wp:effectExtent l="0" t="0" r="0" b="0"/>
+            <wp:docPr id="74" name="Picture"/>
+            <wp:cNvGraphicFramePr/>
+            <a:graphic xmlns:a="http://schemas.openxmlformats.org/drawingml/2006/main">
               <a:graphicData uri="http://schemas.openxmlformats.org/drawingml/2006/picture">
-                <pic:pic>
+                <pic:pic xmlns:pic="http://schemas.openxmlformats.org/drawingml/2006/picture">
                   <pic:nvPicPr>
-                    <pic:cNvPr descr="../../prints/manual/fig-20-json-verify-valid-true.png" id="74" name="Picture"/>
+                    <pic:cNvPr id="75" name="Picture" descr="../../prints/manual/fig-20-json-verify-valid-true.png"/>
                     <pic:cNvPicPr>
-                      <a:picLocks noChangeArrowheads="1" noChangeAspect="1"/>
+                      <a:picLocks noChangeAspect="1" noChangeArrowheads="1"/>
                     </pic:cNvPicPr>
                   </pic:nvPicPr>
                   <pic:blipFill>
-                    <a:blip r:embed="rId72"/>
+                    <a:blip r:embed="rId20"/>
                     <a:stretch>
                       <a:fillRect/>
                     </a:stretch>
@@ -1833,78 +3080,321 @@
         </w:drawing>
       </w:r>
     </w:p>
-    <w:bookmarkEnd w:id="75"/>
-    <w:bookmarkStart w:id="76" w:name="dúvidas-frequentes"/>
     <w:p>
       <w:pPr>
         <w:pStyle w:val="Ttulo2"/>
-      </w:pPr>
-      <w:r>
-        <w:t xml:space="preserve">9. Dúvidas frequentes</w:t>
-      </w:r>
-    </w:p>
-    <w:p>
-      <w:pPr>
-        <w:pStyle w:val="FirstParagraph"/>
-      </w:pPr>
-      <w:r>
-        <w:t xml:space="preserve">Se não conseguir gerar o PDF, verifique se o CPF é válido, se marcou o termo de compromisso e se não há alertas de avaliação às cegas indicando dados pessoais no texto. Não é possível enviar duas inscrições com o mesmo CPF, pois o sistema bloqueia duplicidade.</w:t>
-      </w:r>
-    </w:p>
-    <w:bookmarkEnd w:id="76"/>
-    <w:bookmarkStart w:id="77" w:name="suporte"/>
+        <w:rPr>
+          <w:szCs w:val="24"/>
+        </w:rPr>
+      </w:pPr>
+      <w:bookmarkStart w:id="32" w:name="dúvidas-frequentes"/>
+      <w:bookmarkStart w:id="33" w:name="_Toc216769643"/>
+      <w:bookmarkEnd w:id="30"/>
+      <w:r>
+        <w:rPr>
+          <w:szCs w:val="24"/>
+        </w:rPr>
+        <w:t>9. Dúvidas frequentes</w:t>
+      </w:r>
+      <w:bookmarkEnd w:id="33"/>
+    </w:p>
+    <w:p>
+      <w:r>
+        <w:t>Se não conseguir gerar o PDF, verifique se o CPF é válido, se marcou o termo de compromisso e se não há alertas de avaliação às cegas indicando dados pessoais no texto. Não é possível enviar duas inscrições com o mesmo CPF, pois o sistema bloqueia duplicidade.</w:t>
+      </w:r>
+    </w:p>
     <w:p>
       <w:pPr>
         <w:pStyle w:val="Ttulo2"/>
-      </w:pPr>
-      <w:r>
-        <w:t xml:space="preserve">10. Suporte</w:t>
-      </w:r>
-    </w:p>
-    <w:p>
-      <w:pPr>
-        <w:pStyle w:val="FirstParagraph"/>
-      </w:pPr>
-      <w:r>
-        <w:t xml:space="preserve">Em caso de erro que impeça o envio da inscrição, informe à coordenação seu nome completo e descreva o que aconteceu. Se possível, envie uma captura de tela mostrando o erro.</w:t>
-      </w:r>
-    </w:p>
-    <w:bookmarkEnd w:id="77"/>
+        <w:rPr>
+          <w:szCs w:val="24"/>
+        </w:rPr>
+      </w:pPr>
+      <w:bookmarkStart w:id="34" w:name="suporte"/>
+      <w:bookmarkStart w:id="35" w:name="_Toc216769644"/>
+      <w:bookmarkEnd w:id="32"/>
+      <w:r>
+        <w:rPr>
+          <w:szCs w:val="24"/>
+        </w:rPr>
+        <w:t>10. Suporte</w:t>
+      </w:r>
+      <w:bookmarkEnd w:id="35"/>
+    </w:p>
+    <w:p>
+      <w:r>
+        <w:t>Em caso de erro que impeça o envio da inscrição, informe à coordenação seu nome completo e descreva o que aconteceu. Se possível, envie uma captura de tela mostrando o erro.</w:t>
+      </w:r>
+      <w:bookmarkEnd w:id="34"/>
+    </w:p>
     <w:sectPr>
-      <w:pgSz w:h="15840" w:w="12240"/>
-      <w:pgMar w:bottom="1417" w:footer="720" w:gutter="0" w:header="720" w:left="1701" w:right="1701" w:top="1417"/>
+      <w:headerReference w:type="default" r:id="rId21"/>
+      <w:pgSz w:w="12240" w:h="15840"/>
+      <w:pgMar w:top="1417" w:right="1701" w:bottom="1417" w:left="1701" w:header="720" w:footer="720" w:gutter="0"/>
       <w:cols w:space="720"/>
     </w:sectPr>
   </w:body>
 </w:document>
 </file>
 
-<file path=word/comments.xml><?xml version="1.0" encoding="utf-8"?>
-<w:comments xmlns:w="http://schemas.openxmlformats.org/wordprocessingml/2006/main" xmlns:m="http://schemas.openxmlformats.org/officeDocument/2006/math" xmlns:r="http://schemas.openxmlformats.org/officeDocument/2006/relationships" xmlns:o="urn:schemas-microsoft-com:office:office" xmlns:v="urn:schemas-microsoft-com:vml" xmlns:w10="urn:schemas-microsoft-com:office:word" xmlns:a="http://schemas.openxmlformats.org/drawingml/2006/main" xmlns:pic="http://schemas.openxmlformats.org/drawingml/2006/picture" xmlns:wp="http://schemas.openxmlformats.org/drawingml/2006/wordprocessingDrawing"/>
+<file path=word/endnotes.xml><?xml version="1.0" encoding="utf-8"?>
+<w:endnotes xmlns:wpc="http://schemas.microsoft.com/office/word/2010/wordprocessingCanvas" xmlns:cx="http://schemas.microsoft.com/office/drawing/2014/chartex" xmlns:cx1="http://schemas.microsoft.com/office/drawing/2015/9/8/chartex" xmlns:cx2="http://schemas.microsoft.com/office/drawing/2015/10/21/chartex" xmlns:cx3="http://schemas.microsoft.com/office/drawing/2016/5/9/chartex" xmlns:cx4="http://schemas.microsoft.com/office/drawing/2016/5/10/chartex" xmlns:cx5="http://schemas.microsoft.com/office/drawing/2016/5/11/chartex" xmlns:cx6="http://schemas.microsoft.com/office/drawing/2016/5/12/chartex" xmlns:cx7="http://schemas.microsoft.com/office/drawing/2016/5/13/chartex" xmlns:cx8="http://schemas.microsoft.com/office/drawing/2016/5/14/chartex" xmlns:mc="http://schemas.openxmlformats.org/markup-compatibility/2006" xmlns:aink="http://schemas.microsoft.com/office/drawing/2016/ink" xmlns:am3d="http://schemas.microsoft.com/office/drawing/2017/model3d" xmlns:o="urn:schemas-microsoft-com:office:office" xmlns:oel="http://schemas.microsoft.com/office/2019/extlst" xmlns:r="http://schemas.openxmlformats.org/officeDocument/2006/relationships" xmlns:m="http://schemas.openxmlformats.org/officeDocument/2006/math" xmlns:v="urn:schemas-microsoft-com:vml" xmlns:wp14="http://schemas.microsoft.com/office/word/2010/wordprocessingDrawing" xmlns:wp="http://schemas.openxmlformats.org/drawingml/2006/wordprocessingDrawing" xmlns:w10="urn:schemas-microsoft-com:office:word" xmlns:w="http://schemas.openxmlformats.org/wordprocessingml/2006/main" xmlns:w14="http://schemas.microsoft.com/office/word/2010/wordml" xmlns:w15="http://schemas.microsoft.com/office/word/2012/wordml" xmlns:w16cex="http://schemas.microsoft.com/office/word/2018/wordml/cex" xmlns:w16cid="http://schemas.microsoft.com/office/word/2016/wordml/cid" xmlns:w16="http://schemas.microsoft.com/office/word/2018/wordml" xmlns:w16du="http://schemas.microsoft.com/office/word/2023/wordml/word16du" xmlns:w16sdtdh="http://schemas.microsoft.com/office/word/2020/wordml/sdtdatahash" xmlns:w16sdtfl="http://schemas.microsoft.com/office/word/2024/wordml/sdtformatlock" xmlns:w16se="http://schemas.microsoft.com/office/word/2015/wordml/symex" xmlns:wpg="http://schemas.microsoft.com/office/word/2010/wordprocessingGroup" xmlns:wpi="http://schemas.microsoft.com/office/word/2010/wordprocessingInk" xmlns:wne="http://schemas.microsoft.com/office/word/2006/wordml" xmlns:wps="http://schemas.microsoft.com/office/word/2010/wordprocessingShape" mc:Ignorable="w14 w15 w16se w16cid w16 w16cex w16sdtdh w16sdtfl w16du wp14">
+  <w:endnote w:type="separator" w:id="-1">
+    <w:p>
+      <w:pPr>
+        <w:spacing w:line="240" w:lineRule="auto"/>
+      </w:pPr>
+      <w:r>
+        <w:separator/>
+      </w:r>
+    </w:p>
+  </w:endnote>
+  <w:endnote w:type="continuationSeparator" w:id="0">
+    <w:p>
+      <w:pPr>
+        <w:spacing w:line="240" w:lineRule="auto"/>
+      </w:pPr>
+      <w:r>
+        <w:continuationSeparator/>
+      </w:r>
+    </w:p>
+  </w:endnote>
+</w:endnotes>
 </file>
 
 <file path=word/footnotes.xml><?xml version="1.0" encoding="utf-8"?>
-<w:footnotes xmlns:w="http://schemas.openxmlformats.org/wordprocessingml/2006/main" xmlns:m="http://schemas.openxmlformats.org/officeDocument/2006/math" xmlns:r="http://schemas.openxmlformats.org/officeDocument/2006/relationships" xmlns:o="urn:schemas-microsoft-com:office:office" xmlns:v="urn:schemas-microsoft-com:vml" xmlns:w10="urn:schemas-microsoft-com:office:word" xmlns:a="http://schemas.openxmlformats.org/drawingml/2006/main" xmlns:pic="http://schemas.openxmlformats.org/drawingml/2006/picture" xmlns:wp="http://schemas.openxmlformats.org/drawingml/2006/wordprocessingDrawing">
+<w:footnotes xmlns:wpc="http://schemas.microsoft.com/office/word/2010/wordprocessingCanvas" xmlns:cx="http://schemas.microsoft.com/office/drawing/2014/chartex" xmlns:cx1="http://schemas.microsoft.com/office/drawing/2015/9/8/chartex" xmlns:cx2="http://schemas.microsoft.com/office/drawing/2015/10/21/chartex" xmlns:cx3="http://schemas.microsoft.com/office/drawing/2016/5/9/chartex" xmlns:cx4="http://schemas.microsoft.com/office/drawing/2016/5/10/chartex" xmlns:cx5="http://schemas.microsoft.com/office/drawing/2016/5/11/chartex" xmlns:cx6="http://schemas.microsoft.com/office/drawing/2016/5/12/chartex" xmlns:cx7="http://schemas.microsoft.com/office/drawing/2016/5/13/chartex" xmlns:cx8="http://schemas.microsoft.com/office/drawing/2016/5/14/chartex" xmlns:mc="http://schemas.openxmlformats.org/markup-compatibility/2006" xmlns:aink="http://schemas.microsoft.com/office/drawing/2016/ink" xmlns:am3d="http://schemas.microsoft.com/office/drawing/2017/model3d" xmlns:o="urn:schemas-microsoft-com:office:office" xmlns:oel="http://schemas.microsoft.com/office/2019/extlst" xmlns:r="http://schemas.openxmlformats.org/officeDocument/2006/relationships" xmlns:m="http://schemas.openxmlformats.org/officeDocument/2006/math" xmlns:v="urn:schemas-microsoft-com:vml" xmlns:wp14="http://schemas.microsoft.com/office/word/2010/wordprocessingDrawing" xmlns:wp="http://schemas.openxmlformats.org/drawingml/2006/wordprocessingDrawing" xmlns:w10="urn:schemas-microsoft-com:office:word" xmlns:w="http://schemas.openxmlformats.org/wordprocessingml/2006/main" xmlns:w14="http://schemas.microsoft.com/office/word/2010/wordml" xmlns:w15="http://schemas.microsoft.com/office/word/2012/wordml" xmlns:w16cex="http://schemas.microsoft.com/office/word/2018/wordml/cex" xmlns:w16cid="http://schemas.microsoft.com/office/word/2016/wordml/cid" xmlns:w16="http://schemas.microsoft.com/office/word/2018/wordml" xmlns:w16du="http://schemas.microsoft.com/office/word/2023/wordml/word16du" xmlns:w16sdtdh="http://schemas.microsoft.com/office/word/2020/wordml/sdtdatahash" xmlns:w16sdtfl="http://schemas.microsoft.com/office/word/2024/wordml/sdtformatlock" xmlns:w16se="http://schemas.microsoft.com/office/word/2015/wordml/symex" xmlns:wpg="http://schemas.microsoft.com/office/word/2010/wordprocessingGroup" xmlns:wpi="http://schemas.microsoft.com/office/word/2010/wordprocessingInk" xmlns:wne="http://schemas.microsoft.com/office/word/2006/wordml" xmlns:wps="http://schemas.microsoft.com/office/word/2010/wordprocessingShape" mc:Ignorable="w14 w15 w16se w16cid w16 w16cex w16sdtdh w16sdtfl w16du wp14">
+  <w:footnote w:type="separator" w:id="-1">
+    <w:p>
+      <w:pPr>
+        <w:spacing w:line="240" w:lineRule="auto"/>
+      </w:pPr>
+      <w:r>
+        <w:separator/>
+      </w:r>
+    </w:p>
+  </w:footnote>
   <w:footnote w:type="continuationSeparator" w:id="0">
     <w:p>
+      <w:pPr>
+        <w:spacing w:line="240" w:lineRule="auto"/>
+      </w:pPr>
       <w:r>
         <w:continuationSeparator/>
-      </w:r>
-    </w:p>
-  </w:footnote>
-  <w:footnote w:type="separator" w:id="-1">
-    <w:p>
-      <w:r>
-        <w:separator/>
       </w:r>
     </w:p>
   </w:footnote>
 </w:footnotes>
 </file>
 
+<file path=word/header1.xml><?xml version="1.0" encoding="utf-8"?>
+<w:hdr xmlns:wpc="http://schemas.microsoft.com/office/word/2010/wordprocessingCanvas" xmlns:cx="http://schemas.microsoft.com/office/drawing/2014/chartex" xmlns:cx1="http://schemas.microsoft.com/office/drawing/2015/9/8/chartex" xmlns:cx2="http://schemas.microsoft.com/office/drawing/2015/10/21/chartex" xmlns:cx3="http://schemas.microsoft.com/office/drawing/2016/5/9/chartex" xmlns:cx4="http://schemas.microsoft.com/office/drawing/2016/5/10/chartex" xmlns:cx5="http://schemas.microsoft.com/office/drawing/2016/5/11/chartex" xmlns:cx6="http://schemas.microsoft.com/office/drawing/2016/5/12/chartex" xmlns:cx7="http://schemas.microsoft.com/office/drawing/2016/5/13/chartex" xmlns:cx8="http://schemas.microsoft.com/office/drawing/2016/5/14/chartex" xmlns:mc="http://schemas.openxmlformats.org/markup-compatibility/2006" xmlns:aink="http://schemas.microsoft.com/office/drawing/2016/ink" xmlns:am3d="http://schemas.microsoft.com/office/drawing/2017/model3d" xmlns:o="urn:schemas-microsoft-com:office:office" xmlns:oel="http://schemas.microsoft.com/office/2019/extlst" xmlns:r="http://schemas.openxmlformats.org/officeDocument/2006/relationships" xmlns:m="http://schemas.openxmlformats.org/officeDocument/2006/math" xmlns:v="urn:schemas-microsoft-com:vml" xmlns:wp14="http://schemas.microsoft.com/office/word/2010/wordprocessingDrawing" xmlns:wp="http://schemas.openxmlformats.org/drawingml/2006/wordprocessingDrawing" xmlns:w10="urn:schemas-microsoft-com:office:word" xmlns:w="http://schemas.openxmlformats.org/wordprocessingml/2006/main" xmlns:w14="http://schemas.microsoft.com/office/word/2010/wordml" xmlns:w15="http://schemas.microsoft.com/office/word/2012/wordml" xmlns:w16cex="http://schemas.microsoft.com/office/word/2018/wordml/cex" xmlns:w16cid="http://schemas.microsoft.com/office/word/2016/wordml/cid" xmlns:w16="http://schemas.microsoft.com/office/word/2018/wordml" xmlns:w16du="http://schemas.microsoft.com/office/word/2023/wordml/word16du" xmlns:w16sdtdh="http://schemas.microsoft.com/office/word/2020/wordml/sdtdatahash" xmlns:w16sdtfl="http://schemas.microsoft.com/office/word/2024/wordml/sdtformatlock" xmlns:w16se="http://schemas.microsoft.com/office/word/2015/wordml/symex" xmlns:wpg="http://schemas.microsoft.com/office/word/2010/wordprocessingGroup" xmlns:wpi="http://schemas.microsoft.com/office/word/2010/wordprocessingInk" xmlns:wne="http://schemas.microsoft.com/office/word/2006/wordml" xmlns:wps="http://schemas.microsoft.com/office/word/2010/wordprocessingShape" mc:Ignorable="w14 w15 w16se w16cid w16 w16cex w16sdtdh w16sdtfl w16du wp14">
+  <w:p>
+    <w:pPr>
+      <w:pStyle w:val="Cabealho"/>
+      <w:ind w:firstLine="0"/>
+      <w:jc w:val="center"/>
+      <w:rPr>
+        <w:b/>
+        <w:bCs/>
+      </w:rPr>
+    </w:pPr>
+    <w:r>
+      <w:rPr>
+        <w:noProof/>
+      </w:rPr>
+      <w:drawing>
+        <wp:anchor distT="0" distB="0" distL="114300" distR="114300" simplePos="0" relativeHeight="251660288" behindDoc="1" locked="0" layoutInCell="1" allowOverlap="1" wp14:anchorId="37A04838" wp14:editId="37A04839">
+          <wp:simplePos x="0" y="0"/>
+          <wp:positionH relativeFrom="column">
+            <wp:posOffset>5073015</wp:posOffset>
+          </wp:positionH>
+          <wp:positionV relativeFrom="paragraph">
+            <wp:posOffset>-98425</wp:posOffset>
+          </wp:positionV>
+          <wp:extent cx="1314450" cy="338455"/>
+          <wp:effectExtent l="0" t="0" r="0" b="4445"/>
+          <wp:wrapTight wrapText="bothSides">
+            <wp:wrapPolygon edited="0">
+              <wp:start x="1252" y="0"/>
+              <wp:lineTo x="0" y="4863"/>
+              <wp:lineTo x="0" y="15805"/>
+              <wp:lineTo x="939" y="20668"/>
+              <wp:lineTo x="3757" y="20668"/>
+              <wp:lineTo x="20974" y="14589"/>
+              <wp:lineTo x="21287" y="1216"/>
+              <wp:lineTo x="15339" y="0"/>
+              <wp:lineTo x="1252" y="0"/>
+            </wp:wrapPolygon>
+          </wp:wrapTight>
+          <wp:docPr id="1628975494" name="Imagem 1"/>
+          <wp:cNvGraphicFramePr>
+            <a:graphicFrameLocks xmlns:a="http://schemas.openxmlformats.org/drawingml/2006/main" noChangeAspect="1"/>
+          </wp:cNvGraphicFramePr>
+          <a:graphic xmlns:a="http://schemas.openxmlformats.org/drawingml/2006/main">
+            <a:graphicData uri="http://schemas.openxmlformats.org/drawingml/2006/picture">
+              <pic:pic xmlns:pic="http://schemas.openxmlformats.org/drawingml/2006/picture">
+                <pic:nvPicPr>
+                  <pic:cNvPr id="1628975494" name="Imagem 1"/>
+                  <pic:cNvPicPr>
+                    <a:picLocks noChangeAspect="1" noChangeArrowheads="1"/>
+                  </pic:cNvPicPr>
+                </pic:nvPicPr>
+                <pic:blipFill>
+                  <a:blip r:embed="rId1">
+                    <a:extLst>
+                      <a:ext uri="{28A0092B-C50C-407E-A947-70E740481C1C}">
+                        <a14:useLocalDpi xmlns:a14="http://schemas.microsoft.com/office/drawing/2010/main" val="0"/>
+                      </a:ext>
+                    </a:extLst>
+                  </a:blip>
+                  <a:stretch>
+                    <a:fillRect/>
+                  </a:stretch>
+                </pic:blipFill>
+                <pic:spPr bwMode="auto">
+                  <a:xfrm>
+                    <a:off x="0" y="0"/>
+                    <a:ext cx="1314450" cy="338455"/>
+                  </a:xfrm>
+                  <a:prstGeom prst="rect">
+                    <a:avLst/>
+                  </a:prstGeom>
+                  <a:noFill/>
+                  <a:ln>
+                    <a:noFill/>
+                  </a:ln>
+                </pic:spPr>
+              </pic:pic>
+            </a:graphicData>
+          </a:graphic>
+          <wp14:sizeRelH relativeFrom="page">
+            <wp14:pctWidth>0</wp14:pctWidth>
+          </wp14:sizeRelH>
+          <wp14:sizeRelV relativeFrom="page">
+            <wp14:pctHeight>0</wp14:pctHeight>
+          </wp14:sizeRelV>
+        </wp:anchor>
+      </w:drawing>
+    </w:r>
+    <w:r>
+      <w:rPr>
+        <w:noProof/>
+      </w:rPr>
+      <w:drawing>
+        <wp:anchor distT="0" distB="0" distL="114300" distR="114300" simplePos="0" relativeHeight="251658240" behindDoc="1" locked="0" layoutInCell="1" allowOverlap="1" wp14:anchorId="37A0483A" wp14:editId="37A0483B">
+          <wp:simplePos x="0" y="0"/>
+          <wp:positionH relativeFrom="column">
+            <wp:posOffset>-651510</wp:posOffset>
+          </wp:positionH>
+          <wp:positionV relativeFrom="paragraph">
+            <wp:posOffset>-161925</wp:posOffset>
+          </wp:positionV>
+          <wp:extent cx="1314450" cy="428625"/>
+          <wp:effectExtent l="0" t="0" r="0" b="9525"/>
+          <wp:wrapTight wrapText="bothSides">
+            <wp:wrapPolygon edited="0">
+              <wp:start x="0" y="0"/>
+              <wp:lineTo x="0" y="21120"/>
+              <wp:lineTo x="21287" y="21120"/>
+              <wp:lineTo x="21287" y="0"/>
+              <wp:lineTo x="0" y="0"/>
+            </wp:wrapPolygon>
+          </wp:wrapTight>
+          <wp:docPr id="1890948162" name="Imagem 1" descr="Uma imagem contendo Interface gráfica do usuário&#10;&#10;O conteúdo gerado por IA pode estar incorreto."/>
+          <wp:cNvGraphicFramePr>
+            <a:graphicFrameLocks xmlns:a="http://schemas.openxmlformats.org/drawingml/2006/main" noChangeAspect="1"/>
+          </wp:cNvGraphicFramePr>
+          <a:graphic xmlns:a="http://schemas.openxmlformats.org/drawingml/2006/main">
+            <a:graphicData uri="http://schemas.openxmlformats.org/drawingml/2006/picture">
+              <pic:pic xmlns:pic="http://schemas.openxmlformats.org/drawingml/2006/picture">
+                <pic:nvPicPr>
+                  <pic:cNvPr id="1890948162" name="Imagem 1" descr="Uma imagem contendo Interface gráfica do usuário&#10;&#10;O conteúdo gerado por IA pode estar incorreto."/>
+                  <pic:cNvPicPr>
+                    <a:picLocks noChangeAspect="1" noChangeArrowheads="1"/>
+                  </pic:cNvPicPr>
+                </pic:nvPicPr>
+                <pic:blipFill>
+                  <a:blip r:embed="rId2">
+                    <a:extLst>
+                      <a:ext uri="{28A0092B-C50C-407E-A947-70E740481C1C}">
+                        <a14:useLocalDpi xmlns:a14="http://schemas.microsoft.com/office/drawing/2010/main" val="0"/>
+                      </a:ext>
+                    </a:extLst>
+                  </a:blip>
+                  <a:srcRect/>
+                  <a:stretch>
+                    <a:fillRect/>
+                  </a:stretch>
+                </pic:blipFill>
+                <pic:spPr bwMode="auto">
+                  <a:xfrm>
+                    <a:off x="0" y="0"/>
+                    <a:ext cx="1314450" cy="428625"/>
+                  </a:xfrm>
+                  <a:prstGeom prst="rect">
+                    <a:avLst/>
+                  </a:prstGeom>
+                  <a:noFill/>
+                  <a:ln>
+                    <a:noFill/>
+                  </a:ln>
+                </pic:spPr>
+              </pic:pic>
+            </a:graphicData>
+          </a:graphic>
+          <wp14:sizeRelH relativeFrom="page">
+            <wp14:pctWidth>0</wp14:pctWidth>
+          </wp14:sizeRelH>
+          <wp14:sizeRelV relativeFrom="page">
+            <wp14:pctHeight>0</wp14:pctHeight>
+          </wp14:sizeRelV>
+        </wp:anchor>
+      </w:drawing>
+    </w:r>
+    <w:r>
+      <w:rPr>
+        <w:b/>
+        <w:bCs/>
+      </w:rPr>
+      <w:t xml:space="preserve">AVALIA+ </w:t>
+    </w:r>
+    <w:r>
+      <w:rPr>
+        <w:b/>
+        <w:bCs/>
+      </w:rPr>
+      <w:t>Sistema de inscrição e avaliação seleção PLANTERR/UEFS</w:t>
+    </w:r>
+  </w:p>
+  <w:p>
+    <w:pPr>
+      <w:pStyle w:val="Cabealho"/>
+      <w:ind w:firstLine="0"/>
+      <w:jc w:val="center"/>
+      <w:rPr>
+        <w:b/>
+        <w:bCs/>
+      </w:rPr>
+    </w:pPr>
+  </w:p>
+  <w:p>
+    <w:pPr>
+      <w:pStyle w:val="Cabealho"/>
+      <w:ind w:firstLine="0"/>
+      <w:jc w:val="center"/>
+      <w:rPr>
+        <w:b/>
+        <w:bCs/>
+      </w:rPr>
+    </w:pPr>
+  </w:p>
+</w:hdr>
+</file>
+
 <file path=word/numbering.xml><?xml version="1.0" encoding="utf-8"?>
-<w:numbering xmlns:aink="http://schemas.microsoft.com/office/drawing/2016/ink" xmlns:am3d="http://schemas.microsoft.com/office/drawing/2017/model3d" xmlns:cx="http://schemas.microsoft.com/office/drawing/2014/chartex" xmlns:cx1="http://schemas.microsoft.com/office/drawing/2015/9/8/chartex" xmlns:cx2="http://schemas.microsoft.com/office/drawing/2015/10/21/chartex" xmlns:cx3="http://schemas.microsoft.com/office/drawing/2016/5/9/chartex" xmlns:cx4="http://schemas.microsoft.com/office/drawing/2016/5/10/chartex" xmlns:cx5="http://schemas.microsoft.com/office/drawing/2016/5/11/chartex" xmlns:cx6="http://schemas.microsoft.com/office/drawing/2016/5/12/chartex" xmlns:cx7="http://schemas.microsoft.com/office/drawing/2016/5/13/chartex" xmlns:cx8="http://schemas.microsoft.com/office/drawing/2016/5/14/chartex" xmlns:m="http://schemas.openxmlformats.org/officeDocument/2006/math" xmlns:mc="http://schemas.openxmlformats.org/markup-compatibility/2006" xmlns:o="urn:schemas-microsoft-com:office:office" xmlns:oel="http://schemas.microsoft.com/office/2019/extlst" xmlns:r="http://schemas.openxmlformats.org/officeDocument/2006/relationships" xmlns:v="urn:schemas-microsoft-com:vml" xmlns:w="http://schemas.openxmlformats.org/wordprocessingml/2006/main" xmlns:w10="urn:schemas-microsoft-com:office:word" xmlns:w14="http://schemas.microsoft.com/office/word/2010/wordml" xmlns:w15="http://schemas.microsoft.com/office/word/2012/wordml" xmlns:w16="http://schemas.microsoft.com/office/word/2018/wordml" xmlns:w16cex="http://schemas.microsoft.com/office/word/2018/wordml/cex" xmlns:w16cid="http://schemas.microsoft.com/office/word/2016/wordml/cid" xmlns:w16du="http://schemas.microsoft.com/office/word/2023/wordml/word16du" xmlns:w16sdtdh="http://schemas.microsoft.com/office/word/2020/wordml/sdtdatahash" xmlns:w16sdtfl="http://schemas.microsoft.com/office/word/2024/wordml/sdtformatlock" xmlns:w16se="http://schemas.microsoft.com/office/word/2015/wordml/symex" xmlns:wne="http://schemas.microsoft.com/office/word/2006/wordml" xmlns:wp="http://schemas.openxmlformats.org/drawingml/2006/wordprocessingDrawing" xmlns:wp14="http://schemas.microsoft.com/office/word/2010/wordprocessingDrawing" xmlns:wpc="http://schemas.microsoft.com/office/word/2010/wordprocessingCanvas" xmlns:wpg="http://schemas.microsoft.com/office/word/2010/wordprocessingGroup" xmlns:wpi="http://schemas.microsoft.com/office/word/2010/wordprocessingInk" xmlns:wps="http://schemas.microsoft.com/office/word/2010/wordprocessingShape" mc:Ignorable="w14 w15 w16se w16cid w16 w16cex w16sdtdh w16sdtfl w16du wp14">
-  <w:abstractNum w15:restartNumberingAfterBreak="0" w:abstractNumId="0">
+<w:numbering xmlns:wpc="http://schemas.microsoft.com/office/word/2010/wordprocessingCanvas" xmlns:cx="http://schemas.microsoft.com/office/drawing/2014/chartex" xmlns:cx1="http://schemas.microsoft.com/office/drawing/2015/9/8/chartex" xmlns:cx2="http://schemas.microsoft.com/office/drawing/2015/10/21/chartex" xmlns:cx3="http://schemas.microsoft.com/office/drawing/2016/5/9/chartex" xmlns:cx4="http://schemas.microsoft.com/office/drawing/2016/5/10/chartex" xmlns:cx5="http://schemas.microsoft.com/office/drawing/2016/5/11/chartex" xmlns:cx6="http://schemas.microsoft.com/office/drawing/2016/5/12/chartex" xmlns:cx7="http://schemas.microsoft.com/office/drawing/2016/5/13/chartex" xmlns:cx8="http://schemas.microsoft.com/office/drawing/2016/5/14/chartex" xmlns:mc="http://schemas.openxmlformats.org/markup-compatibility/2006" xmlns:aink="http://schemas.microsoft.com/office/drawing/2016/ink" xmlns:am3d="http://schemas.microsoft.com/office/drawing/2017/model3d" xmlns:o="urn:schemas-microsoft-com:office:office" xmlns:oel="http://schemas.microsoft.com/office/2019/extlst" xmlns:r="http://schemas.openxmlformats.org/officeDocument/2006/relationships" xmlns:m="http://schemas.openxmlformats.org/officeDocument/2006/math" xmlns:v="urn:schemas-microsoft-com:vml" xmlns:wp14="http://schemas.microsoft.com/office/word/2010/wordprocessingDrawing" xmlns:wp="http://schemas.openxmlformats.org/drawingml/2006/wordprocessingDrawing" xmlns:w10="urn:schemas-microsoft-com:office:word" xmlns:w="http://schemas.openxmlformats.org/wordprocessingml/2006/main" xmlns:w14="http://schemas.microsoft.com/office/word/2010/wordml" xmlns:w15="http://schemas.microsoft.com/office/word/2012/wordml" xmlns:w16cex="http://schemas.microsoft.com/office/word/2018/wordml/cex" xmlns:w16cid="http://schemas.microsoft.com/office/word/2016/wordml/cid" xmlns:w16="http://schemas.microsoft.com/office/word/2018/wordml" xmlns:w16du="http://schemas.microsoft.com/office/word/2023/wordml/word16du" xmlns:w16sdtdh="http://schemas.microsoft.com/office/word/2020/wordml/sdtdatahash" xmlns:w16sdtfl="http://schemas.microsoft.com/office/word/2024/wordml/sdtformatlock" xmlns:w16se="http://schemas.microsoft.com/office/word/2015/wordml/symex" xmlns:wpg="http://schemas.microsoft.com/office/word/2010/wordprocessingGroup" xmlns:wpi="http://schemas.microsoft.com/office/word/2010/wordprocessingInk" xmlns:wne="http://schemas.microsoft.com/office/word/2006/wordml" xmlns:wps="http://schemas.microsoft.com/office/word/2010/wordprocessingShape" mc:Ignorable="w14 w15 w16se w16cid w16 w16cex w16sdtdh w16sdtfl w16du wp14">
+  <w:abstractNum w:abstractNumId="0" w15:restartNumberingAfterBreak="0">
     <w:nsid w:val="0000A990"/>
     <w:multiLevelType w:val="multilevel"/>
     <w:tmpl w:val="0C64BD6A"/>
@@ -1913,7 +3403,7 @@
       <w:lvlText w:val=" "/>
       <w:lvlJc w:val="left"/>
       <w:pPr>
-        <w:ind w:hanging="360" w:left="720"/>
+        <w:ind w:left="720" w:hanging="360"/>
       </w:pPr>
     </w:lvl>
     <w:lvl w:ilvl="1">
@@ -1921,7 +3411,7 @@
       <w:lvlText w:val=" "/>
       <w:lvlJc w:val="left"/>
       <w:pPr>
-        <w:ind w:hanging="360" w:left="1440"/>
+        <w:ind w:left="1440" w:hanging="360"/>
       </w:pPr>
     </w:lvl>
     <w:lvl w:ilvl="2">
@@ -1929,7 +3419,7 @@
       <w:lvlText w:val=" "/>
       <w:lvlJc w:val="left"/>
       <w:pPr>
-        <w:ind w:hanging="360" w:left="2160"/>
+        <w:ind w:left="2160" w:hanging="360"/>
       </w:pPr>
     </w:lvl>
     <w:lvl w:ilvl="3">
@@ -1937,7 +3427,7 @@
       <w:lvlText w:val=" "/>
       <w:lvlJc w:val="left"/>
       <w:pPr>
-        <w:ind w:hanging="360" w:left="2880"/>
+        <w:ind w:left="2880" w:hanging="360"/>
       </w:pPr>
     </w:lvl>
     <w:lvl w:ilvl="4">
@@ -1945,7 +3435,7 @@
       <w:lvlText w:val=" "/>
       <w:lvlJc w:val="left"/>
       <w:pPr>
-        <w:ind w:hanging="360" w:left="3600"/>
+        <w:ind w:left="3600" w:hanging="360"/>
       </w:pPr>
     </w:lvl>
     <w:lvl w:ilvl="5">
@@ -1953,7 +3443,7 @@
       <w:lvlText w:val=" "/>
       <w:lvlJc w:val="left"/>
       <w:pPr>
-        <w:ind w:hanging="360" w:left="4320"/>
+        <w:ind w:left="4320" w:hanging="360"/>
       </w:pPr>
     </w:lvl>
     <w:lvl w:ilvl="6">
@@ -1961,7 +3451,7 @@
       <w:lvlText w:val=" "/>
       <w:lvlJc w:val="left"/>
       <w:pPr>
-        <w:ind w:hanging="360" w:left="5040"/>
+        <w:ind w:left="5040" w:hanging="360"/>
       </w:pPr>
     </w:lvl>
     <w:lvl w:ilvl="7">
@@ -1969,7 +3459,7 @@
       <w:lvlText w:val=" "/>
       <w:lvlJc w:val="left"/>
       <w:pPr>
-        <w:ind w:hanging="360" w:left="5760"/>
+        <w:ind w:left="5760" w:hanging="360"/>
       </w:pPr>
     </w:lvl>
     <w:lvl w:ilvl="8">
@@ -1977,11 +3467,115 @@
       <w:lvlText w:val=" "/>
       <w:lvlJc w:val="left"/>
       <w:pPr>
-        <w:ind w:hanging="360" w:left="6480"/>
+        <w:ind w:left="6480" w:hanging="360"/>
       </w:pPr>
     </w:lvl>
   </w:abstractNum>
-  <w:abstractNum w15:restartNumberingAfterBreak="0" w:abstractNumId="1">
+  <w:abstractNum w:abstractNumId="1" w15:restartNumberingAfterBreak="0">
+    <w:nsid w:val="0000A991"/>
+    <w:multiLevelType w:val="multilevel"/>
+    <w:tmpl w:val="25081C7C"/>
+    <w:lvl w:ilvl="0">
+      <w:numFmt w:val="bullet"/>
+      <w:lvlText w:val=""/>
+      <w:lvlJc w:val="left"/>
+      <w:pPr>
+        <w:ind w:left="720" w:hanging="360"/>
+      </w:pPr>
+      <w:rPr>
+        <w:rFonts w:ascii="Symbol" w:hAnsi="Symbol" w:cs="Symbol" w:hint="default"/>
+      </w:rPr>
+    </w:lvl>
+    <w:lvl w:ilvl="1">
+      <w:numFmt w:val="bullet"/>
+      <w:lvlText w:val="o"/>
+      <w:lvlJc w:val="left"/>
+      <w:pPr>
+        <w:ind w:left="1440" w:hanging="360"/>
+      </w:pPr>
+      <w:rPr>
+        <w:rFonts w:ascii="Courier New" w:hAnsi="Courier New" w:cs="Courier New" w:hint="default"/>
+      </w:rPr>
+    </w:lvl>
+    <w:lvl w:ilvl="2">
+      <w:numFmt w:val="bullet"/>
+      <w:lvlText w:val=""/>
+      <w:lvlJc w:val="left"/>
+      <w:pPr>
+        <w:ind w:left="2160" w:hanging="360"/>
+      </w:pPr>
+      <w:rPr>
+        <w:rFonts w:ascii="Wingdings" w:hAnsi="Wingdings" w:cs="Wingdings" w:hint="default"/>
+      </w:rPr>
+    </w:lvl>
+    <w:lvl w:ilvl="3">
+      <w:numFmt w:val="bullet"/>
+      <w:lvlText w:val=""/>
+      <w:lvlJc w:val="left"/>
+      <w:pPr>
+        <w:ind w:left="2880" w:hanging="360"/>
+      </w:pPr>
+      <w:rPr>
+        <w:rFonts w:ascii="Symbol" w:hAnsi="Symbol" w:cs="Symbol" w:hint="default"/>
+      </w:rPr>
+    </w:lvl>
+    <w:lvl w:ilvl="4">
+      <w:numFmt w:val="bullet"/>
+      <w:lvlText w:val="o"/>
+      <w:lvlJc w:val="left"/>
+      <w:pPr>
+        <w:ind w:left="3600" w:hanging="360"/>
+      </w:pPr>
+      <w:rPr>
+        <w:rFonts w:ascii="Courier New" w:hAnsi="Courier New" w:cs="Courier New" w:hint="default"/>
+      </w:rPr>
+    </w:lvl>
+    <w:lvl w:ilvl="5">
+      <w:numFmt w:val="bullet"/>
+      <w:lvlText w:val=""/>
+      <w:lvlJc w:val="left"/>
+      <w:pPr>
+        <w:ind w:left="4320" w:hanging="360"/>
+      </w:pPr>
+      <w:rPr>
+        <w:rFonts w:ascii="Wingdings" w:hAnsi="Wingdings" w:cs="Wingdings" w:hint="default"/>
+      </w:rPr>
+    </w:lvl>
+    <w:lvl w:ilvl="6">
+      <w:numFmt w:val="bullet"/>
+      <w:lvlText w:val=""/>
+      <w:lvlJc w:val="left"/>
+      <w:pPr>
+        <w:ind w:left="5040" w:hanging="360"/>
+      </w:pPr>
+      <w:rPr>
+        <w:rFonts w:ascii="Symbol" w:hAnsi="Symbol" w:cs="Symbol" w:hint="default"/>
+      </w:rPr>
+    </w:lvl>
+    <w:lvl w:ilvl="7">
+      <w:numFmt w:val="bullet"/>
+      <w:lvlText w:val="o"/>
+      <w:lvlJc w:val="left"/>
+      <w:pPr>
+        <w:ind w:left="5760" w:hanging="360"/>
+      </w:pPr>
+      <w:rPr>
+        <w:rFonts w:ascii="Courier New" w:hAnsi="Courier New" w:cs="Courier New" w:hint="default"/>
+      </w:rPr>
+    </w:lvl>
+    <w:lvl w:ilvl="8">
+      <w:numFmt w:val="bullet"/>
+      <w:lvlText w:val=""/>
+      <w:lvlJc w:val="left"/>
+      <w:pPr>
+        <w:ind w:left="6480" w:hanging="360"/>
+      </w:pPr>
+      <w:rPr>
+        <w:rFonts w:ascii="Wingdings" w:hAnsi="Wingdings" w:cs="Wingdings" w:hint="default"/>
+      </w:rPr>
+    </w:lvl>
+  </w:abstractNum>
+  <w:abstractNum w:abstractNumId="2" w15:restartNumberingAfterBreak="0">
     <w:nsid w:val="0461251D"/>
     <w:multiLevelType w:val="multilevel"/>
     <w:tmpl w:val="271A5486"/>
@@ -1992,9 +3586,9 @@
       <w:lvlJc w:val="left"/>
       <w:pPr>
         <w:tabs>
-          <w:tab w:pos="720" w:val="num"/>
-        </w:tabs>
-        <w:ind w:hanging="360" w:left="720"/>
+          <w:tab w:val="num" w:pos="720"/>
+        </w:tabs>
+        <w:ind w:left="720" w:hanging="360"/>
       </w:pPr>
     </w:lvl>
     <w:lvl w:ilvl="1" w:tentative="1">
@@ -2004,9 +3598,9 @@
       <w:lvlJc w:val="left"/>
       <w:pPr>
         <w:tabs>
-          <w:tab w:pos="1440" w:val="num"/>
-        </w:tabs>
-        <w:ind w:hanging="360" w:left="1440"/>
+          <w:tab w:val="num" w:pos="1440"/>
+        </w:tabs>
+        <w:ind w:left="1440" w:hanging="360"/>
       </w:pPr>
     </w:lvl>
     <w:lvl w:ilvl="2" w:tentative="1">
@@ -2016,9 +3610,9 @@
       <w:lvlJc w:val="left"/>
       <w:pPr>
         <w:tabs>
-          <w:tab w:pos="2160" w:val="num"/>
-        </w:tabs>
-        <w:ind w:hanging="360" w:left="2160"/>
+          <w:tab w:val="num" w:pos="2160"/>
+        </w:tabs>
+        <w:ind w:left="2160" w:hanging="360"/>
       </w:pPr>
     </w:lvl>
     <w:lvl w:ilvl="3" w:tentative="1">
@@ -2028,9 +3622,9 @@
       <w:lvlJc w:val="left"/>
       <w:pPr>
         <w:tabs>
-          <w:tab w:pos="2880" w:val="num"/>
-        </w:tabs>
-        <w:ind w:hanging="360" w:left="2880"/>
+          <w:tab w:val="num" w:pos="2880"/>
+        </w:tabs>
+        <w:ind w:left="2880" w:hanging="360"/>
       </w:pPr>
     </w:lvl>
     <w:lvl w:ilvl="4" w:tentative="1">
@@ -2040,9 +3634,9 @@
       <w:lvlJc w:val="left"/>
       <w:pPr>
         <w:tabs>
-          <w:tab w:pos="3600" w:val="num"/>
-        </w:tabs>
-        <w:ind w:hanging="360" w:left="3600"/>
+          <w:tab w:val="num" w:pos="3600"/>
+        </w:tabs>
+        <w:ind w:left="3600" w:hanging="360"/>
       </w:pPr>
     </w:lvl>
     <w:lvl w:ilvl="5" w:tentative="1">
@@ -2052,9 +3646,9 @@
       <w:lvlJc w:val="left"/>
       <w:pPr>
         <w:tabs>
-          <w:tab w:pos="4320" w:val="num"/>
-        </w:tabs>
-        <w:ind w:hanging="360" w:left="4320"/>
+          <w:tab w:val="num" w:pos="4320"/>
+        </w:tabs>
+        <w:ind w:left="4320" w:hanging="360"/>
       </w:pPr>
     </w:lvl>
     <w:lvl w:ilvl="6" w:tentative="1">
@@ -2064,9 +3658,9 @@
       <w:lvlJc w:val="left"/>
       <w:pPr>
         <w:tabs>
-          <w:tab w:pos="5040" w:val="num"/>
-        </w:tabs>
-        <w:ind w:hanging="360" w:left="5040"/>
+          <w:tab w:val="num" w:pos="5040"/>
+        </w:tabs>
+        <w:ind w:left="5040" w:hanging="360"/>
       </w:pPr>
     </w:lvl>
     <w:lvl w:ilvl="7" w:tentative="1">
@@ -2076,9 +3670,9 @@
       <w:lvlJc w:val="left"/>
       <w:pPr>
         <w:tabs>
-          <w:tab w:pos="5760" w:val="num"/>
-        </w:tabs>
-        <w:ind w:hanging="360" w:left="5760"/>
+          <w:tab w:val="num" w:pos="5760"/>
+        </w:tabs>
+        <w:ind w:left="5760" w:hanging="360"/>
       </w:pPr>
     </w:lvl>
     <w:lvl w:ilvl="8" w:tentative="1">
@@ -2088,13 +3682,13 @@
       <w:lvlJc w:val="left"/>
       <w:pPr>
         <w:tabs>
-          <w:tab w:pos="6480" w:val="num"/>
-        </w:tabs>
-        <w:ind w:hanging="360" w:left="6480"/>
+          <w:tab w:val="num" w:pos="6480"/>
+        </w:tabs>
+        <w:ind w:left="6480" w:hanging="360"/>
       </w:pPr>
     </w:lvl>
   </w:abstractNum>
-  <w:abstractNum w15:restartNumberingAfterBreak="0" w:abstractNumId="2">
+  <w:abstractNum w:abstractNumId="3" w15:restartNumberingAfterBreak="0">
     <w:nsid w:val="04B41EA3"/>
     <w:multiLevelType w:val="hybridMultilevel"/>
     <w:tmpl w:val="336070D2"/>
@@ -2104,110 +3698,110 @@
       <w:lvlText w:val=""/>
       <w:lvlJc w:val="left"/>
       <w:pPr>
-        <w:ind w:hanging="360" w:left="720"/>
+        <w:ind w:left="720" w:hanging="360"/>
       </w:pPr>
       <w:rPr>
         <w:rFonts w:ascii="Symbol" w:hAnsi="Symbol" w:hint="default"/>
       </w:rPr>
     </w:lvl>
-    <w:lvl w:ilvl="1" w:tentative="1" w:tplc="04160003">
+    <w:lvl w:ilvl="1" w:tplc="04160003" w:tentative="1">
       <w:start w:val="1"/>
       <w:numFmt w:val="bullet"/>
       <w:lvlText w:val="o"/>
       <w:lvlJc w:val="left"/>
       <w:pPr>
-        <w:ind w:hanging="360" w:left="1440"/>
-      </w:pPr>
-      <w:rPr>
-        <w:rFonts w:ascii="Courier New" w:cs="Courier New" w:hAnsi="Courier New" w:hint="default"/>
-      </w:rPr>
-    </w:lvl>
-    <w:lvl w:ilvl="2" w:tentative="1" w:tplc="04160005">
+        <w:ind w:left="1440" w:hanging="360"/>
+      </w:pPr>
+      <w:rPr>
+        <w:rFonts w:ascii="Courier New" w:hAnsi="Courier New" w:cs="Courier New" w:hint="default"/>
+      </w:rPr>
+    </w:lvl>
+    <w:lvl w:ilvl="2" w:tplc="04160005" w:tentative="1">
       <w:start w:val="1"/>
       <w:numFmt w:val="bullet"/>
       <w:lvlText w:val=""/>
       <w:lvlJc w:val="left"/>
       <w:pPr>
-        <w:ind w:hanging="360" w:left="2160"/>
+        <w:ind w:left="2160" w:hanging="360"/>
       </w:pPr>
       <w:rPr>
         <w:rFonts w:ascii="Wingdings" w:hAnsi="Wingdings" w:hint="default"/>
       </w:rPr>
     </w:lvl>
-    <w:lvl w:ilvl="3" w:tentative="1" w:tplc="04160001">
+    <w:lvl w:ilvl="3" w:tplc="04160001" w:tentative="1">
       <w:start w:val="1"/>
       <w:numFmt w:val="bullet"/>
       <w:lvlText w:val=""/>
       <w:lvlJc w:val="left"/>
       <w:pPr>
-        <w:ind w:hanging="360" w:left="2880"/>
+        <w:ind w:left="2880" w:hanging="360"/>
       </w:pPr>
       <w:rPr>
         <w:rFonts w:ascii="Symbol" w:hAnsi="Symbol" w:hint="default"/>
       </w:rPr>
     </w:lvl>
-    <w:lvl w:ilvl="4" w:tentative="1" w:tplc="04160003">
+    <w:lvl w:ilvl="4" w:tplc="04160003" w:tentative="1">
       <w:start w:val="1"/>
       <w:numFmt w:val="bullet"/>
       <w:lvlText w:val="o"/>
       <w:lvlJc w:val="left"/>
       <w:pPr>
-        <w:ind w:hanging="360" w:left="3600"/>
-      </w:pPr>
-      <w:rPr>
-        <w:rFonts w:ascii="Courier New" w:cs="Courier New" w:hAnsi="Courier New" w:hint="default"/>
-      </w:rPr>
-    </w:lvl>
-    <w:lvl w:ilvl="5" w:tentative="1" w:tplc="04160005">
+        <w:ind w:left="3600" w:hanging="360"/>
+      </w:pPr>
+      <w:rPr>
+        <w:rFonts w:ascii="Courier New" w:hAnsi="Courier New" w:cs="Courier New" w:hint="default"/>
+      </w:rPr>
+    </w:lvl>
+    <w:lvl w:ilvl="5" w:tplc="04160005" w:tentative="1">
       <w:start w:val="1"/>
       <w:numFmt w:val="bullet"/>
       <w:lvlText w:val=""/>
       <w:lvlJc w:val="left"/>
       <w:pPr>
-        <w:ind w:hanging="360" w:left="4320"/>
+        <w:ind w:left="4320" w:hanging="360"/>
       </w:pPr>
       <w:rPr>
         <w:rFonts w:ascii="Wingdings" w:hAnsi="Wingdings" w:hint="default"/>
       </w:rPr>
     </w:lvl>
-    <w:lvl w:ilvl="6" w:tentative="1" w:tplc="04160001">
+    <w:lvl w:ilvl="6" w:tplc="04160001" w:tentative="1">
       <w:start w:val="1"/>
       <w:numFmt w:val="bullet"/>
       <w:lvlText w:val=""/>
       <w:lvlJc w:val="left"/>
       <w:pPr>
-        <w:ind w:hanging="360" w:left="5040"/>
+        <w:ind w:left="5040" w:hanging="360"/>
       </w:pPr>
       <w:rPr>
         <w:rFonts w:ascii="Symbol" w:hAnsi="Symbol" w:hint="default"/>
       </w:rPr>
     </w:lvl>
-    <w:lvl w:ilvl="7" w:tentative="1" w:tplc="04160003">
+    <w:lvl w:ilvl="7" w:tplc="04160003" w:tentative="1">
       <w:start w:val="1"/>
       <w:numFmt w:val="bullet"/>
       <w:lvlText w:val="o"/>
       <w:lvlJc w:val="left"/>
       <w:pPr>
-        <w:ind w:hanging="360" w:left="5760"/>
-      </w:pPr>
-      <w:rPr>
-        <w:rFonts w:ascii="Courier New" w:cs="Courier New" w:hAnsi="Courier New" w:hint="default"/>
-      </w:rPr>
-    </w:lvl>
-    <w:lvl w:ilvl="8" w:tentative="1" w:tplc="04160005">
+        <w:ind w:left="5760" w:hanging="360"/>
+      </w:pPr>
+      <w:rPr>
+        <w:rFonts w:ascii="Courier New" w:hAnsi="Courier New" w:cs="Courier New" w:hint="default"/>
+      </w:rPr>
+    </w:lvl>
+    <w:lvl w:ilvl="8" w:tplc="04160005" w:tentative="1">
       <w:start w:val="1"/>
       <w:numFmt w:val="bullet"/>
       <w:lvlText w:val=""/>
       <w:lvlJc w:val="left"/>
       <w:pPr>
-        <w:ind w:hanging="360" w:left="6480"/>
+        <w:ind w:left="6480" w:hanging="360"/>
       </w:pPr>
       <w:rPr>
         <w:rFonts w:ascii="Wingdings" w:hAnsi="Wingdings" w:hint="default"/>
       </w:rPr>
     </w:lvl>
   </w:abstractNum>
-  <w:abstractNum w15:restartNumberingAfterBreak="0" w:abstractNumId="3">
+  <w:abstractNum w:abstractNumId="4" w15:restartNumberingAfterBreak="0">
     <w:nsid w:val="0716098F"/>
     <w:multiLevelType w:val="hybridMultilevel"/>
     <w:tmpl w:val="CFA8DFB2"/>
@@ -2217,110 +3811,110 @@
       <w:lvlText w:val=""/>
       <w:lvlJc w:val="left"/>
       <w:pPr>
-        <w:ind w:hanging="360" w:left="720"/>
+        <w:ind w:left="720" w:hanging="360"/>
       </w:pPr>
       <w:rPr>
         <w:rFonts w:ascii="Symbol" w:hAnsi="Symbol" w:hint="default"/>
       </w:rPr>
     </w:lvl>
-    <w:lvl w:ilvl="1" w:tentative="1" w:tplc="04160003">
+    <w:lvl w:ilvl="1" w:tplc="04160003" w:tentative="1">
       <w:start w:val="1"/>
       <w:numFmt w:val="bullet"/>
       <w:lvlText w:val="o"/>
       <w:lvlJc w:val="left"/>
       <w:pPr>
-        <w:ind w:hanging="360" w:left="1440"/>
-      </w:pPr>
-      <w:rPr>
-        <w:rFonts w:ascii="Courier New" w:cs="Courier New" w:hAnsi="Courier New" w:hint="default"/>
-      </w:rPr>
-    </w:lvl>
-    <w:lvl w:ilvl="2" w:tentative="1" w:tplc="04160005">
+        <w:ind w:left="1440" w:hanging="360"/>
+      </w:pPr>
+      <w:rPr>
+        <w:rFonts w:ascii="Courier New" w:hAnsi="Courier New" w:cs="Courier New" w:hint="default"/>
+      </w:rPr>
+    </w:lvl>
+    <w:lvl w:ilvl="2" w:tplc="04160005" w:tentative="1">
       <w:start w:val="1"/>
       <w:numFmt w:val="bullet"/>
       <w:lvlText w:val=""/>
       <w:lvlJc w:val="left"/>
       <w:pPr>
-        <w:ind w:hanging="360" w:left="2160"/>
+        <w:ind w:left="2160" w:hanging="360"/>
       </w:pPr>
       <w:rPr>
         <w:rFonts w:ascii="Wingdings" w:hAnsi="Wingdings" w:hint="default"/>
       </w:rPr>
     </w:lvl>
-    <w:lvl w:ilvl="3" w:tentative="1" w:tplc="04160001">
+    <w:lvl w:ilvl="3" w:tplc="04160001" w:tentative="1">
       <w:start w:val="1"/>
       <w:numFmt w:val="bullet"/>
       <w:lvlText w:val=""/>
       <w:lvlJc w:val="left"/>
       <w:pPr>
-        <w:ind w:hanging="360" w:left="2880"/>
+        <w:ind w:left="2880" w:hanging="360"/>
       </w:pPr>
       <w:rPr>
         <w:rFonts w:ascii="Symbol" w:hAnsi="Symbol" w:hint="default"/>
       </w:rPr>
     </w:lvl>
-    <w:lvl w:ilvl="4" w:tentative="1" w:tplc="04160003">
+    <w:lvl w:ilvl="4" w:tplc="04160003" w:tentative="1">
       <w:start w:val="1"/>
       <w:numFmt w:val="bullet"/>
       <w:lvlText w:val="o"/>
       <w:lvlJc w:val="left"/>
       <w:pPr>
-        <w:ind w:hanging="360" w:left="3600"/>
-      </w:pPr>
-      <w:rPr>
-        <w:rFonts w:ascii="Courier New" w:cs="Courier New" w:hAnsi="Courier New" w:hint="default"/>
-      </w:rPr>
-    </w:lvl>
-    <w:lvl w:ilvl="5" w:tentative="1" w:tplc="04160005">
+        <w:ind w:left="3600" w:hanging="360"/>
+      </w:pPr>
+      <w:rPr>
+        <w:rFonts w:ascii="Courier New" w:hAnsi="Courier New" w:cs="Courier New" w:hint="default"/>
+      </w:rPr>
+    </w:lvl>
+    <w:lvl w:ilvl="5" w:tplc="04160005" w:tentative="1">
       <w:start w:val="1"/>
       <w:numFmt w:val="bullet"/>
       <w:lvlText w:val=""/>
       <w:lvlJc w:val="left"/>
       <w:pPr>
-        <w:ind w:hanging="360" w:left="4320"/>
+        <w:ind w:left="4320" w:hanging="360"/>
       </w:pPr>
       <w:rPr>
         <w:rFonts w:ascii="Wingdings" w:hAnsi="Wingdings" w:hint="default"/>
       </w:rPr>
     </w:lvl>
-    <w:lvl w:ilvl="6" w:tentative="1" w:tplc="04160001">
+    <w:lvl w:ilvl="6" w:tplc="04160001" w:tentative="1">
       <w:start w:val="1"/>
       <w:numFmt w:val="bullet"/>
       <w:lvlText w:val=""/>
       <w:lvlJc w:val="left"/>
       <w:pPr>
-        <w:ind w:hanging="360" w:left="5040"/>
+        <w:ind w:left="5040" w:hanging="360"/>
       </w:pPr>
       <w:rPr>
         <w:rFonts w:ascii="Symbol" w:hAnsi="Symbol" w:hint="default"/>
       </w:rPr>
     </w:lvl>
-    <w:lvl w:ilvl="7" w:tentative="1" w:tplc="04160003">
+    <w:lvl w:ilvl="7" w:tplc="04160003" w:tentative="1">
       <w:start w:val="1"/>
       <w:numFmt w:val="bullet"/>
       <w:lvlText w:val="o"/>
       <w:lvlJc w:val="left"/>
       <w:pPr>
-        <w:ind w:hanging="360" w:left="5760"/>
-      </w:pPr>
-      <w:rPr>
-        <w:rFonts w:ascii="Courier New" w:cs="Courier New" w:hAnsi="Courier New" w:hint="default"/>
-      </w:rPr>
-    </w:lvl>
-    <w:lvl w:ilvl="8" w:tentative="1" w:tplc="04160005">
+        <w:ind w:left="5760" w:hanging="360"/>
+      </w:pPr>
+      <w:rPr>
+        <w:rFonts w:ascii="Courier New" w:hAnsi="Courier New" w:cs="Courier New" w:hint="default"/>
+      </w:rPr>
+    </w:lvl>
+    <w:lvl w:ilvl="8" w:tplc="04160005" w:tentative="1">
       <w:start w:val="1"/>
       <w:numFmt w:val="bullet"/>
       <w:lvlText w:val=""/>
       <w:lvlJc w:val="left"/>
       <w:pPr>
-        <w:ind w:hanging="360" w:left="6480"/>
+        <w:ind w:left="6480" w:hanging="360"/>
       </w:pPr>
       <w:rPr>
         <w:rFonts w:ascii="Wingdings" w:hAnsi="Wingdings" w:hint="default"/>
       </w:rPr>
     </w:lvl>
   </w:abstractNum>
-  <w:abstractNum w15:restartNumberingAfterBreak="0" w:abstractNumId="4">
+  <w:abstractNum w:abstractNumId="5" w15:restartNumberingAfterBreak="0">
     <w:nsid w:val="0A836239"/>
     <w:multiLevelType w:val="multilevel"/>
     <w:tmpl w:val="8CC4BF00"/>
@@ -2330,7 +3924,7 @@
       <w:lvlText w:val="%1."/>
       <w:lvlJc w:val="left"/>
       <w:pPr>
-        <w:ind w:hanging="360" w:left="720"/>
+        <w:ind w:left="720" w:hanging="360"/>
       </w:pPr>
       <w:rPr>
         <w:rFonts w:hint="default"/>
@@ -2346,7 +3940,7 @@
       <w:lvlText w:val="%1.%2"/>
       <w:lvlJc w:val="left"/>
       <w:pPr>
-        <w:ind w:hanging="360" w:left="720"/>
+        <w:ind w:left="720" w:hanging="360"/>
       </w:pPr>
       <w:rPr>
         <w:rFonts w:hint="default"/>
@@ -2361,7 +3955,7 @@
       <w:lvlText w:val="%1.%2.%3"/>
       <w:lvlJc w:val="left"/>
       <w:pPr>
-        <w:ind w:hanging="720" w:left="1080"/>
+        <w:ind w:left="1080" w:hanging="720"/>
       </w:pPr>
       <w:rPr>
         <w:rFonts w:hint="default"/>
@@ -2376,7 +3970,7 @@
       <w:lvlText w:val="%1.%2.%3.%4"/>
       <w:lvlJc w:val="left"/>
       <w:pPr>
-        <w:ind w:hanging="1080" w:left="1440"/>
+        <w:ind w:left="1440" w:hanging="1080"/>
       </w:pPr>
       <w:rPr>
         <w:rFonts w:hint="default"/>
@@ -2389,7 +3983,7 @@
       <w:lvlText w:val="%1.%2.%3.%4.%5"/>
       <w:lvlJc w:val="left"/>
       <w:pPr>
-        <w:ind w:hanging="1080" w:left="1440"/>
+        <w:ind w:left="1440" w:hanging="1080"/>
       </w:pPr>
       <w:rPr>
         <w:rFonts w:hint="default"/>
@@ -2402,7 +3996,7 @@
       <w:lvlText w:val="%1.%2.%3.%4.%5.%6"/>
       <w:lvlJc w:val="left"/>
       <w:pPr>
-        <w:ind w:hanging="1440" w:left="1800"/>
+        <w:ind w:left="1800" w:hanging="1440"/>
       </w:pPr>
       <w:rPr>
         <w:rFonts w:hint="default"/>
@@ -2415,7 +4009,7 @@
       <w:lvlText w:val="%1.%2.%3.%4.%5.%6.%7"/>
       <w:lvlJc w:val="left"/>
       <w:pPr>
-        <w:ind w:hanging="1440" w:left="1800"/>
+        <w:ind w:left="1800" w:hanging="1440"/>
       </w:pPr>
       <w:rPr>
         <w:rFonts w:hint="default"/>
@@ -2428,7 +4022,7 @@
       <w:lvlText w:val="%1.%2.%3.%4.%5.%6.%7.%8"/>
       <w:lvlJc w:val="left"/>
       <w:pPr>
-        <w:ind w:hanging="1800" w:left="2160"/>
+        <w:ind w:left="2160" w:hanging="1800"/>
       </w:pPr>
       <w:rPr>
         <w:rFonts w:hint="default"/>
@@ -2441,14 +4035,14 @@
       <w:lvlText w:val="%1.%2.%3.%4.%5.%6.%7.%8.%9"/>
       <w:lvlJc w:val="left"/>
       <w:pPr>
-        <w:ind w:hanging="1800" w:left="2160"/>
+        <w:ind w:left="2160" w:hanging="1800"/>
       </w:pPr>
       <w:rPr>
         <w:rFonts w:hint="default"/>
       </w:rPr>
     </w:lvl>
   </w:abstractNum>
-  <w:abstractNum w15:restartNumberingAfterBreak="0" w:abstractNumId="5">
+  <w:abstractNum w:abstractNumId="6" w15:restartNumberingAfterBreak="0">
     <w:nsid w:val="12DC3AB5"/>
     <w:multiLevelType w:val="multilevel"/>
     <w:tmpl w:val="BF70AD64"/>
@@ -2459,9 +4053,9 @@
       <w:lvlJc w:val="left"/>
       <w:pPr>
         <w:tabs>
-          <w:tab w:pos="720" w:val="num"/>
-        </w:tabs>
-        <w:ind w:hanging="360" w:left="720"/>
+          <w:tab w:val="num" w:pos="720"/>
+        </w:tabs>
+        <w:ind w:left="720" w:hanging="360"/>
       </w:pPr>
     </w:lvl>
     <w:lvl w:ilvl="1" w:tentative="1">
@@ -2471,9 +4065,9 @@
       <w:lvlJc w:val="left"/>
       <w:pPr>
         <w:tabs>
-          <w:tab w:pos="1440" w:val="num"/>
-        </w:tabs>
-        <w:ind w:hanging="360" w:left="1440"/>
+          <w:tab w:val="num" w:pos="1440"/>
+        </w:tabs>
+        <w:ind w:left="1440" w:hanging="360"/>
       </w:pPr>
     </w:lvl>
     <w:lvl w:ilvl="2" w:tentative="1">
@@ -2483,9 +4077,9 @@
       <w:lvlJc w:val="left"/>
       <w:pPr>
         <w:tabs>
-          <w:tab w:pos="2160" w:val="num"/>
-        </w:tabs>
-        <w:ind w:hanging="360" w:left="2160"/>
+          <w:tab w:val="num" w:pos="2160"/>
+        </w:tabs>
+        <w:ind w:left="2160" w:hanging="360"/>
       </w:pPr>
     </w:lvl>
     <w:lvl w:ilvl="3" w:tentative="1">
@@ -2495,9 +4089,9 @@
       <w:lvlJc w:val="left"/>
       <w:pPr>
         <w:tabs>
-          <w:tab w:pos="2880" w:val="num"/>
-        </w:tabs>
-        <w:ind w:hanging="360" w:left="2880"/>
+          <w:tab w:val="num" w:pos="2880"/>
+        </w:tabs>
+        <w:ind w:left="2880" w:hanging="360"/>
       </w:pPr>
     </w:lvl>
     <w:lvl w:ilvl="4" w:tentative="1">
@@ -2507,9 +4101,9 @@
       <w:lvlJc w:val="left"/>
       <w:pPr>
         <w:tabs>
-          <w:tab w:pos="3600" w:val="num"/>
-        </w:tabs>
-        <w:ind w:hanging="360" w:left="3600"/>
+          <w:tab w:val="num" w:pos="3600"/>
+        </w:tabs>
+        <w:ind w:left="3600" w:hanging="360"/>
       </w:pPr>
     </w:lvl>
     <w:lvl w:ilvl="5" w:tentative="1">
@@ -2519,9 +4113,9 @@
       <w:lvlJc w:val="left"/>
       <w:pPr>
         <w:tabs>
-          <w:tab w:pos="4320" w:val="num"/>
-        </w:tabs>
-        <w:ind w:hanging="360" w:left="4320"/>
+          <w:tab w:val="num" w:pos="4320"/>
+        </w:tabs>
+        <w:ind w:left="4320" w:hanging="360"/>
       </w:pPr>
     </w:lvl>
     <w:lvl w:ilvl="6" w:tentative="1">
@@ -2531,9 +4125,9 @@
       <w:lvlJc w:val="left"/>
       <w:pPr>
         <w:tabs>
-          <w:tab w:pos="5040" w:val="num"/>
-        </w:tabs>
-        <w:ind w:hanging="360" w:left="5040"/>
+          <w:tab w:val="num" w:pos="5040"/>
+        </w:tabs>
+        <w:ind w:left="5040" w:hanging="360"/>
       </w:pPr>
     </w:lvl>
     <w:lvl w:ilvl="7" w:tentative="1">
@@ -2543,9 +4137,9 @@
       <w:lvlJc w:val="left"/>
       <w:pPr>
         <w:tabs>
-          <w:tab w:pos="5760" w:val="num"/>
-        </w:tabs>
-        <w:ind w:hanging="360" w:left="5760"/>
+          <w:tab w:val="num" w:pos="5760"/>
+        </w:tabs>
+        <w:ind w:left="5760" w:hanging="360"/>
       </w:pPr>
     </w:lvl>
     <w:lvl w:ilvl="8" w:tentative="1">
@@ -2555,13 +4149,13 @@
       <w:lvlJc w:val="left"/>
       <w:pPr>
         <w:tabs>
-          <w:tab w:pos="6480" w:val="num"/>
-        </w:tabs>
-        <w:ind w:hanging="360" w:left="6480"/>
+          <w:tab w:val="num" w:pos="6480"/>
+        </w:tabs>
+        <w:ind w:left="6480" w:hanging="360"/>
       </w:pPr>
     </w:lvl>
   </w:abstractNum>
-  <w:abstractNum w15:restartNumberingAfterBreak="0" w:abstractNumId="6">
+  <w:abstractNum w:abstractNumId="7" w15:restartNumberingAfterBreak="0">
     <w:nsid w:val="179D0710"/>
     <w:multiLevelType w:val="multilevel"/>
     <w:tmpl w:val="2C3C5324"/>
@@ -2572,9 +4166,9 @@
       <w:lvlJc w:val="left"/>
       <w:pPr>
         <w:tabs>
-          <w:tab w:pos="720" w:val="num"/>
-        </w:tabs>
-        <w:ind w:hanging="360" w:left="720"/>
+          <w:tab w:val="num" w:pos="720"/>
+        </w:tabs>
+        <w:ind w:left="720" w:hanging="360"/>
       </w:pPr>
       <w:rPr>
         <w:rFonts w:ascii="Symbol" w:hAnsi="Symbol" w:hint="default"/>
@@ -2588,9 +4182,9 @@
       <w:lvlJc w:val="left"/>
       <w:pPr>
         <w:tabs>
-          <w:tab w:pos="1440" w:val="num"/>
-        </w:tabs>
-        <w:ind w:hanging="360" w:left="1440"/>
+          <w:tab w:val="num" w:pos="1440"/>
+        </w:tabs>
+        <w:ind w:left="1440" w:hanging="360"/>
       </w:pPr>
       <w:rPr>
         <w:rFonts w:ascii="Courier New" w:hAnsi="Courier New" w:hint="default"/>
@@ -2604,9 +4198,9 @@
       <w:lvlJc w:val="left"/>
       <w:pPr>
         <w:tabs>
-          <w:tab w:pos="2160" w:val="num"/>
-        </w:tabs>
-        <w:ind w:hanging="360" w:left="2160"/>
+          <w:tab w:val="num" w:pos="2160"/>
+        </w:tabs>
+        <w:ind w:left="2160" w:hanging="360"/>
       </w:pPr>
       <w:rPr>
         <w:rFonts w:ascii="Wingdings" w:hAnsi="Wingdings" w:hint="default"/>
@@ -2620,9 +4214,9 @@
       <w:lvlJc w:val="left"/>
       <w:pPr>
         <w:tabs>
-          <w:tab w:pos="2880" w:val="num"/>
-        </w:tabs>
-        <w:ind w:hanging="360" w:left="2880"/>
+          <w:tab w:val="num" w:pos="2880"/>
+        </w:tabs>
+        <w:ind w:left="2880" w:hanging="360"/>
       </w:pPr>
       <w:rPr>
         <w:rFonts w:ascii="Wingdings" w:hAnsi="Wingdings" w:hint="default"/>
@@ -2636,9 +4230,9 @@
       <w:lvlJc w:val="left"/>
       <w:pPr>
         <w:tabs>
-          <w:tab w:pos="3600" w:val="num"/>
-        </w:tabs>
-        <w:ind w:hanging="360" w:left="3600"/>
+          <w:tab w:val="num" w:pos="3600"/>
+        </w:tabs>
+        <w:ind w:left="3600" w:hanging="360"/>
       </w:pPr>
       <w:rPr>
         <w:rFonts w:ascii="Wingdings" w:hAnsi="Wingdings" w:hint="default"/>
@@ -2652,9 +4246,9 @@
       <w:lvlJc w:val="left"/>
       <w:pPr>
         <w:tabs>
-          <w:tab w:pos="4320" w:val="num"/>
-        </w:tabs>
-        <w:ind w:hanging="360" w:left="4320"/>
+          <w:tab w:val="num" w:pos="4320"/>
+        </w:tabs>
+        <w:ind w:left="4320" w:hanging="360"/>
       </w:pPr>
       <w:rPr>
         <w:rFonts w:ascii="Wingdings" w:hAnsi="Wingdings" w:hint="default"/>
@@ -2668,9 +4262,9 @@
       <w:lvlJc w:val="left"/>
       <w:pPr>
         <w:tabs>
-          <w:tab w:pos="5040" w:val="num"/>
-        </w:tabs>
-        <w:ind w:hanging="360" w:left="5040"/>
+          <w:tab w:val="num" w:pos="5040"/>
+        </w:tabs>
+        <w:ind w:left="5040" w:hanging="360"/>
       </w:pPr>
       <w:rPr>
         <w:rFonts w:ascii="Wingdings" w:hAnsi="Wingdings" w:hint="default"/>
@@ -2684,9 +4278,9 @@
       <w:lvlJc w:val="left"/>
       <w:pPr>
         <w:tabs>
-          <w:tab w:pos="5760" w:val="num"/>
-        </w:tabs>
-        <w:ind w:hanging="360" w:left="5760"/>
+          <w:tab w:val="num" w:pos="5760"/>
+        </w:tabs>
+        <w:ind w:left="5760" w:hanging="360"/>
       </w:pPr>
       <w:rPr>
         <w:rFonts w:ascii="Wingdings" w:hAnsi="Wingdings" w:hint="default"/>
@@ -2700,9 +4294,9 @@
       <w:lvlJc w:val="left"/>
       <w:pPr>
         <w:tabs>
-          <w:tab w:pos="6480" w:val="num"/>
-        </w:tabs>
-        <w:ind w:hanging="360" w:left="6480"/>
+          <w:tab w:val="num" w:pos="6480"/>
+        </w:tabs>
+        <w:ind w:left="6480" w:hanging="360"/>
       </w:pPr>
       <w:rPr>
         <w:rFonts w:ascii="Wingdings" w:hAnsi="Wingdings" w:hint="default"/>
@@ -2710,7 +4304,7 @@
       </w:rPr>
     </w:lvl>
   </w:abstractNum>
-  <w:abstractNum w15:restartNumberingAfterBreak="0" w:abstractNumId="7">
+  <w:abstractNum w:abstractNumId="8" w15:restartNumberingAfterBreak="0">
     <w:nsid w:val="1A2358F0"/>
     <w:multiLevelType w:val="multilevel"/>
     <w:tmpl w:val="738AD4E6"/>
@@ -2721,9 +4315,9 @@
       <w:lvlJc w:val="left"/>
       <w:pPr>
         <w:tabs>
-          <w:tab w:pos="720" w:val="num"/>
-        </w:tabs>
-        <w:ind w:hanging="360" w:left="720"/>
+          <w:tab w:val="num" w:pos="720"/>
+        </w:tabs>
+        <w:ind w:left="720" w:hanging="360"/>
       </w:pPr>
     </w:lvl>
     <w:lvl w:ilvl="1" w:tentative="1">
@@ -2733,9 +4327,9 @@
       <w:lvlJc w:val="left"/>
       <w:pPr>
         <w:tabs>
-          <w:tab w:pos="1440" w:val="num"/>
-        </w:tabs>
-        <w:ind w:hanging="360" w:left="1440"/>
+          <w:tab w:val="num" w:pos="1440"/>
+        </w:tabs>
+        <w:ind w:left="1440" w:hanging="360"/>
       </w:pPr>
     </w:lvl>
     <w:lvl w:ilvl="2" w:tentative="1">
@@ -2745,9 +4339,9 @@
       <w:lvlJc w:val="left"/>
       <w:pPr>
         <w:tabs>
-          <w:tab w:pos="2160" w:val="num"/>
-        </w:tabs>
-        <w:ind w:hanging="360" w:left="2160"/>
+          <w:tab w:val="num" w:pos="2160"/>
+        </w:tabs>
+        <w:ind w:left="2160" w:hanging="360"/>
       </w:pPr>
     </w:lvl>
     <w:lvl w:ilvl="3" w:tentative="1">
@@ -2757,9 +4351,9 @@
       <w:lvlJc w:val="left"/>
       <w:pPr>
         <w:tabs>
-          <w:tab w:pos="2880" w:val="num"/>
-        </w:tabs>
-        <w:ind w:hanging="360" w:left="2880"/>
+          <w:tab w:val="num" w:pos="2880"/>
+        </w:tabs>
+        <w:ind w:left="2880" w:hanging="360"/>
       </w:pPr>
     </w:lvl>
     <w:lvl w:ilvl="4" w:tentative="1">
@@ -2769,9 +4363,9 @@
       <w:lvlJc w:val="left"/>
       <w:pPr>
         <w:tabs>
-          <w:tab w:pos="3600" w:val="num"/>
-        </w:tabs>
-        <w:ind w:hanging="360" w:left="3600"/>
+          <w:tab w:val="num" w:pos="3600"/>
+        </w:tabs>
+        <w:ind w:left="3600" w:hanging="360"/>
       </w:pPr>
     </w:lvl>
     <w:lvl w:ilvl="5" w:tentative="1">
@@ -2781,9 +4375,9 @@
       <w:lvlJc w:val="left"/>
       <w:pPr>
         <w:tabs>
-          <w:tab w:pos="4320" w:val="num"/>
-        </w:tabs>
-        <w:ind w:hanging="360" w:left="4320"/>
+          <w:tab w:val="num" w:pos="4320"/>
+        </w:tabs>
+        <w:ind w:left="4320" w:hanging="360"/>
       </w:pPr>
     </w:lvl>
     <w:lvl w:ilvl="6" w:tentative="1">
@@ -2793,9 +4387,9 @@
       <w:lvlJc w:val="left"/>
       <w:pPr>
         <w:tabs>
-          <w:tab w:pos="5040" w:val="num"/>
-        </w:tabs>
-        <w:ind w:hanging="360" w:left="5040"/>
+          <w:tab w:val="num" w:pos="5040"/>
+        </w:tabs>
+        <w:ind w:left="5040" w:hanging="360"/>
       </w:pPr>
     </w:lvl>
     <w:lvl w:ilvl="7" w:tentative="1">
@@ -2805,9 +4399,9 @@
       <w:lvlJc w:val="left"/>
       <w:pPr>
         <w:tabs>
-          <w:tab w:pos="5760" w:val="num"/>
-        </w:tabs>
-        <w:ind w:hanging="360" w:left="5760"/>
+          <w:tab w:val="num" w:pos="5760"/>
+        </w:tabs>
+        <w:ind w:left="5760" w:hanging="360"/>
       </w:pPr>
     </w:lvl>
     <w:lvl w:ilvl="8" w:tentative="1">
@@ -2817,13 +4411,13 @@
       <w:lvlJc w:val="left"/>
       <w:pPr>
         <w:tabs>
-          <w:tab w:pos="6480" w:val="num"/>
-        </w:tabs>
-        <w:ind w:hanging="360" w:left="6480"/>
+          <w:tab w:val="num" w:pos="6480"/>
+        </w:tabs>
+        <w:ind w:left="6480" w:hanging="360"/>
       </w:pPr>
     </w:lvl>
   </w:abstractNum>
-  <w:abstractNum w15:restartNumberingAfterBreak="0" w:abstractNumId="8">
+  <w:abstractNum w:abstractNumId="9" w15:restartNumberingAfterBreak="0">
     <w:nsid w:val="1D0D210E"/>
     <w:multiLevelType w:val="multilevel"/>
     <w:tmpl w:val="BA666288"/>
@@ -2834,9 +4428,9 @@
       <w:lvlJc w:val="left"/>
       <w:pPr>
         <w:tabs>
-          <w:tab w:pos="720" w:val="num"/>
-        </w:tabs>
-        <w:ind w:hanging="360" w:left="720"/>
+          <w:tab w:val="num" w:pos="720"/>
+        </w:tabs>
+        <w:ind w:left="720" w:hanging="360"/>
       </w:pPr>
       <w:rPr>
         <w:rFonts w:ascii="Symbol" w:hAnsi="Symbol" w:hint="default"/>
@@ -2850,9 +4444,9 @@
       <w:lvlJc w:val="left"/>
       <w:pPr>
         <w:tabs>
-          <w:tab w:pos="1440" w:val="num"/>
-        </w:tabs>
-        <w:ind w:hanging="360" w:left="1440"/>
+          <w:tab w:val="num" w:pos="1440"/>
+        </w:tabs>
+        <w:ind w:left="1440" w:hanging="360"/>
       </w:pPr>
       <w:rPr>
         <w:rFonts w:ascii="Courier New" w:hAnsi="Courier New" w:hint="default"/>
@@ -2866,9 +4460,9 @@
       <w:lvlJc w:val="left"/>
       <w:pPr>
         <w:tabs>
-          <w:tab w:pos="2160" w:val="num"/>
-        </w:tabs>
-        <w:ind w:hanging="360" w:left="2160"/>
+          <w:tab w:val="num" w:pos="2160"/>
+        </w:tabs>
+        <w:ind w:left="2160" w:hanging="360"/>
       </w:pPr>
       <w:rPr>
         <w:rFonts w:ascii="Wingdings" w:hAnsi="Wingdings" w:hint="default"/>
@@ -2882,9 +4476,9 @@
       <w:lvlJc w:val="left"/>
       <w:pPr>
         <w:tabs>
-          <w:tab w:pos="2880" w:val="num"/>
-        </w:tabs>
-        <w:ind w:hanging="360" w:left="2880"/>
+          <w:tab w:val="num" w:pos="2880"/>
+        </w:tabs>
+        <w:ind w:left="2880" w:hanging="360"/>
       </w:pPr>
       <w:rPr>
         <w:rFonts w:ascii="Wingdings" w:hAnsi="Wingdings" w:hint="default"/>
@@ -2898,9 +4492,9 @@
       <w:lvlJc w:val="left"/>
       <w:pPr>
         <w:tabs>
-          <w:tab w:pos="3600" w:val="num"/>
-        </w:tabs>
-        <w:ind w:hanging="360" w:left="3600"/>
+          <w:tab w:val="num" w:pos="3600"/>
+        </w:tabs>
+        <w:ind w:left="3600" w:hanging="360"/>
       </w:pPr>
       <w:rPr>
         <w:rFonts w:ascii="Wingdings" w:hAnsi="Wingdings" w:hint="default"/>
@@ -2914,9 +4508,9 @@
       <w:lvlJc w:val="left"/>
       <w:pPr>
         <w:tabs>
-          <w:tab w:pos="4320" w:val="num"/>
-        </w:tabs>
-        <w:ind w:hanging="360" w:left="4320"/>
+          <w:tab w:val="num" w:pos="4320"/>
+        </w:tabs>
+        <w:ind w:left="4320" w:hanging="360"/>
       </w:pPr>
       <w:rPr>
         <w:rFonts w:ascii="Wingdings" w:hAnsi="Wingdings" w:hint="default"/>
@@ -2930,9 +4524,9 @@
       <w:lvlJc w:val="left"/>
       <w:pPr>
         <w:tabs>
-          <w:tab w:pos="5040" w:val="num"/>
-        </w:tabs>
-        <w:ind w:hanging="360" w:left="5040"/>
+          <w:tab w:val="num" w:pos="5040"/>
+        </w:tabs>
+        <w:ind w:left="5040" w:hanging="360"/>
       </w:pPr>
       <w:rPr>
         <w:rFonts w:ascii="Wingdings" w:hAnsi="Wingdings" w:hint="default"/>
@@ -2946,9 +4540,9 @@
       <w:lvlJc w:val="left"/>
       <w:pPr>
         <w:tabs>
-          <w:tab w:pos="5760" w:val="num"/>
-        </w:tabs>
-        <w:ind w:hanging="360" w:left="5760"/>
+          <w:tab w:val="num" w:pos="5760"/>
+        </w:tabs>
+        <w:ind w:left="5760" w:hanging="360"/>
       </w:pPr>
       <w:rPr>
         <w:rFonts w:ascii="Wingdings" w:hAnsi="Wingdings" w:hint="default"/>
@@ -2962,9 +4556,9 @@
       <w:lvlJc w:val="left"/>
       <w:pPr>
         <w:tabs>
-          <w:tab w:pos="6480" w:val="num"/>
-        </w:tabs>
-        <w:ind w:hanging="360" w:left="6480"/>
+          <w:tab w:val="num" w:pos="6480"/>
+        </w:tabs>
+        <w:ind w:left="6480" w:hanging="360"/>
       </w:pPr>
       <w:rPr>
         <w:rFonts w:ascii="Wingdings" w:hAnsi="Wingdings" w:hint="default"/>
@@ -2972,7 +4566,7 @@
       </w:rPr>
     </w:lvl>
   </w:abstractNum>
-  <w:abstractNum w15:restartNumberingAfterBreak="0" w:abstractNumId="9">
+  <w:abstractNum w:abstractNumId="10" w15:restartNumberingAfterBreak="0">
     <w:nsid w:val="233C6621"/>
     <w:multiLevelType w:val="hybridMultilevel"/>
     <w:tmpl w:val="AEC2E3E6"/>
@@ -2982,83 +4576,83 @@
       <w:lvlText w:val="%1."/>
       <w:lvlJc w:val="left"/>
       <w:pPr>
-        <w:ind w:hanging="360" w:left="1077"/>
-      </w:pPr>
-    </w:lvl>
-    <w:lvl w:ilvl="1" w:tentative="1" w:tplc="04160019">
+        <w:ind w:left="1077" w:hanging="360"/>
+      </w:pPr>
+    </w:lvl>
+    <w:lvl w:ilvl="1" w:tplc="04160019" w:tentative="1">
       <w:start w:val="1"/>
       <w:numFmt w:val="lowerLetter"/>
       <w:lvlText w:val="%2."/>
       <w:lvlJc w:val="left"/>
       <w:pPr>
-        <w:ind w:hanging="360" w:left="1797"/>
-      </w:pPr>
-    </w:lvl>
-    <w:lvl w:ilvl="2" w:tentative="1" w:tplc="0416001B">
+        <w:ind w:left="1797" w:hanging="360"/>
+      </w:pPr>
+    </w:lvl>
+    <w:lvl w:ilvl="2" w:tplc="0416001B" w:tentative="1">
       <w:start w:val="1"/>
       <w:numFmt w:val="lowerRoman"/>
       <w:lvlText w:val="%3."/>
       <w:lvlJc w:val="right"/>
       <w:pPr>
-        <w:ind w:hanging="180" w:left="2517"/>
-      </w:pPr>
-    </w:lvl>
-    <w:lvl w:ilvl="3" w:tentative="1" w:tplc="0416000F">
+        <w:ind w:left="2517" w:hanging="180"/>
+      </w:pPr>
+    </w:lvl>
+    <w:lvl w:ilvl="3" w:tplc="0416000F" w:tentative="1">
       <w:start w:val="1"/>
       <w:numFmt w:val="decimal"/>
       <w:lvlText w:val="%4."/>
       <w:lvlJc w:val="left"/>
       <w:pPr>
-        <w:ind w:hanging="360" w:left="3237"/>
-      </w:pPr>
-    </w:lvl>
-    <w:lvl w:ilvl="4" w:tentative="1" w:tplc="04160019">
+        <w:ind w:left="3237" w:hanging="360"/>
+      </w:pPr>
+    </w:lvl>
+    <w:lvl w:ilvl="4" w:tplc="04160019" w:tentative="1">
       <w:start w:val="1"/>
       <w:numFmt w:val="lowerLetter"/>
       <w:lvlText w:val="%5."/>
       <w:lvlJc w:val="left"/>
       <w:pPr>
-        <w:ind w:hanging="360" w:left="3957"/>
-      </w:pPr>
-    </w:lvl>
-    <w:lvl w:ilvl="5" w:tentative="1" w:tplc="0416001B">
+        <w:ind w:left="3957" w:hanging="360"/>
+      </w:pPr>
+    </w:lvl>
+    <w:lvl w:ilvl="5" w:tplc="0416001B" w:tentative="1">
       <w:start w:val="1"/>
       <w:numFmt w:val="lowerRoman"/>
       <w:lvlText w:val="%6."/>
       <w:lvlJc w:val="right"/>
       <w:pPr>
-        <w:ind w:hanging="180" w:left="4677"/>
-      </w:pPr>
-    </w:lvl>
-    <w:lvl w:ilvl="6" w:tentative="1" w:tplc="0416000F">
+        <w:ind w:left="4677" w:hanging="180"/>
+      </w:pPr>
+    </w:lvl>
+    <w:lvl w:ilvl="6" w:tplc="0416000F" w:tentative="1">
       <w:start w:val="1"/>
       <w:numFmt w:val="decimal"/>
       <w:lvlText w:val="%7."/>
       <w:lvlJc w:val="left"/>
       <w:pPr>
-        <w:ind w:hanging="360" w:left="5397"/>
-      </w:pPr>
-    </w:lvl>
-    <w:lvl w:ilvl="7" w:tentative="1" w:tplc="04160019">
+        <w:ind w:left="5397" w:hanging="360"/>
+      </w:pPr>
+    </w:lvl>
+    <w:lvl w:ilvl="7" w:tplc="04160019" w:tentative="1">
       <w:start w:val="1"/>
       <w:numFmt w:val="lowerLetter"/>
       <w:lvlText w:val="%8."/>
       <w:lvlJc w:val="left"/>
       <w:pPr>
-        <w:ind w:hanging="360" w:left="6117"/>
-      </w:pPr>
-    </w:lvl>
-    <w:lvl w:ilvl="8" w:tentative="1" w:tplc="0416001B">
+        <w:ind w:left="6117" w:hanging="360"/>
+      </w:pPr>
+    </w:lvl>
+    <w:lvl w:ilvl="8" w:tplc="0416001B" w:tentative="1">
       <w:start w:val="1"/>
       <w:numFmt w:val="lowerRoman"/>
       <w:lvlText w:val="%9."/>
       <w:lvlJc w:val="right"/>
       <w:pPr>
-        <w:ind w:hanging="180" w:left="6837"/>
+        <w:ind w:left="6837" w:hanging="180"/>
       </w:pPr>
     </w:lvl>
   </w:abstractNum>
-  <w:abstractNum w15:restartNumberingAfterBreak="0" w:abstractNumId="10">
+  <w:abstractNum w:abstractNumId="11" w15:restartNumberingAfterBreak="0">
     <w:nsid w:val="2CE33930"/>
     <w:multiLevelType w:val="multilevel"/>
     <w:tmpl w:val="2C30AF80"/>
@@ -3069,9 +4663,9 @@
       <w:lvlJc w:val="left"/>
       <w:pPr>
         <w:tabs>
-          <w:tab w:pos="720" w:val="num"/>
-        </w:tabs>
-        <w:ind w:hanging="360" w:left="720"/>
+          <w:tab w:val="num" w:pos="720"/>
+        </w:tabs>
+        <w:ind w:left="720" w:hanging="360"/>
       </w:pPr>
       <w:rPr>
         <w:rFonts w:ascii="Symbol" w:hAnsi="Symbol" w:hint="default"/>
@@ -3085,9 +4679,9 @@
       <w:lvlJc w:val="left"/>
       <w:pPr>
         <w:tabs>
-          <w:tab w:pos="1440" w:val="num"/>
-        </w:tabs>
-        <w:ind w:hanging="360" w:left="1440"/>
+          <w:tab w:val="num" w:pos="1440"/>
+        </w:tabs>
+        <w:ind w:left="1440" w:hanging="360"/>
       </w:pPr>
       <w:rPr>
         <w:rFonts w:ascii="Courier New" w:hAnsi="Courier New" w:hint="default"/>
@@ -3101,9 +4695,9 @@
       <w:lvlJc w:val="left"/>
       <w:pPr>
         <w:tabs>
-          <w:tab w:pos="2160" w:val="num"/>
-        </w:tabs>
-        <w:ind w:hanging="360" w:left="2160"/>
+          <w:tab w:val="num" w:pos="2160"/>
+        </w:tabs>
+        <w:ind w:left="2160" w:hanging="360"/>
       </w:pPr>
       <w:rPr>
         <w:rFonts w:ascii="Wingdings" w:hAnsi="Wingdings" w:hint="default"/>
@@ -3117,9 +4711,9 @@
       <w:lvlJc w:val="left"/>
       <w:pPr>
         <w:tabs>
-          <w:tab w:pos="2880" w:val="num"/>
-        </w:tabs>
-        <w:ind w:hanging="360" w:left="2880"/>
+          <w:tab w:val="num" w:pos="2880"/>
+        </w:tabs>
+        <w:ind w:left="2880" w:hanging="360"/>
       </w:pPr>
       <w:rPr>
         <w:rFonts w:ascii="Wingdings" w:hAnsi="Wingdings" w:hint="default"/>
@@ -3133,9 +4727,9 @@
       <w:lvlJc w:val="left"/>
       <w:pPr>
         <w:tabs>
-          <w:tab w:pos="3600" w:val="num"/>
-        </w:tabs>
-        <w:ind w:hanging="360" w:left="3600"/>
+          <w:tab w:val="num" w:pos="3600"/>
+        </w:tabs>
+        <w:ind w:left="3600" w:hanging="360"/>
       </w:pPr>
       <w:rPr>
         <w:rFonts w:ascii="Wingdings" w:hAnsi="Wingdings" w:hint="default"/>
@@ -3149,9 +4743,9 @@
       <w:lvlJc w:val="left"/>
       <w:pPr>
         <w:tabs>
-          <w:tab w:pos="4320" w:val="num"/>
-        </w:tabs>
-        <w:ind w:hanging="360" w:left="4320"/>
+          <w:tab w:val="num" w:pos="4320"/>
+        </w:tabs>
+        <w:ind w:left="4320" w:hanging="360"/>
       </w:pPr>
       <w:rPr>
         <w:rFonts w:ascii="Wingdings" w:hAnsi="Wingdings" w:hint="default"/>
@@ -3165,9 +4759,9 @@
       <w:lvlJc w:val="left"/>
       <w:pPr>
         <w:tabs>
-          <w:tab w:pos="5040" w:val="num"/>
-        </w:tabs>
-        <w:ind w:hanging="360" w:left="5040"/>
+          <w:tab w:val="num" w:pos="5040"/>
+        </w:tabs>
+        <w:ind w:left="5040" w:hanging="360"/>
       </w:pPr>
       <w:rPr>
         <w:rFonts w:ascii="Wingdings" w:hAnsi="Wingdings" w:hint="default"/>
@@ -3181,9 +4775,9 @@
       <w:lvlJc w:val="left"/>
       <w:pPr>
         <w:tabs>
-          <w:tab w:pos="5760" w:val="num"/>
-        </w:tabs>
-        <w:ind w:hanging="360" w:left="5760"/>
+          <w:tab w:val="num" w:pos="5760"/>
+        </w:tabs>
+        <w:ind w:left="5760" w:hanging="360"/>
       </w:pPr>
       <w:rPr>
         <w:rFonts w:ascii="Wingdings" w:hAnsi="Wingdings" w:hint="default"/>
@@ -3197,9 +4791,9 @@
       <w:lvlJc w:val="left"/>
       <w:pPr>
         <w:tabs>
-          <w:tab w:pos="6480" w:val="num"/>
-        </w:tabs>
-        <w:ind w:hanging="360" w:left="6480"/>
+          <w:tab w:val="num" w:pos="6480"/>
+        </w:tabs>
+        <w:ind w:left="6480" w:hanging="360"/>
       </w:pPr>
       <w:rPr>
         <w:rFonts w:ascii="Wingdings" w:hAnsi="Wingdings" w:hint="default"/>
@@ -3207,7 +4801,7 @@
       </w:rPr>
     </w:lvl>
   </w:abstractNum>
-  <w:abstractNum w15:restartNumberingAfterBreak="0" w:abstractNumId="11">
+  <w:abstractNum w:abstractNumId="12" w15:restartNumberingAfterBreak="0">
     <w:nsid w:val="361761B7"/>
     <w:multiLevelType w:val="multilevel"/>
     <w:tmpl w:val="E954C2E2"/>
@@ -3218,9 +4812,9 @@
       <w:lvlJc w:val="left"/>
       <w:pPr>
         <w:tabs>
-          <w:tab w:pos="720" w:val="num"/>
-        </w:tabs>
-        <w:ind w:hanging="360" w:left="720"/>
+          <w:tab w:val="num" w:pos="720"/>
+        </w:tabs>
+        <w:ind w:left="720" w:hanging="360"/>
       </w:pPr>
       <w:rPr>
         <w:rFonts w:ascii="Symbol" w:hAnsi="Symbol" w:hint="default"/>
@@ -3234,9 +4828,9 @@
       <w:lvlJc w:val="left"/>
       <w:pPr>
         <w:tabs>
-          <w:tab w:pos="1440" w:val="num"/>
-        </w:tabs>
-        <w:ind w:hanging="360" w:left="1440"/>
+          <w:tab w:val="num" w:pos="1440"/>
+        </w:tabs>
+        <w:ind w:left="1440" w:hanging="360"/>
       </w:pPr>
       <w:rPr>
         <w:rFonts w:ascii="Courier New" w:hAnsi="Courier New" w:hint="default"/>
@@ -3250,9 +4844,9 @@
       <w:lvlJc w:val="left"/>
       <w:pPr>
         <w:tabs>
-          <w:tab w:pos="2160" w:val="num"/>
-        </w:tabs>
-        <w:ind w:hanging="360" w:left="2160"/>
+          <w:tab w:val="num" w:pos="2160"/>
+        </w:tabs>
+        <w:ind w:left="2160" w:hanging="360"/>
       </w:pPr>
       <w:rPr>
         <w:rFonts w:ascii="Wingdings" w:hAnsi="Wingdings" w:hint="default"/>
@@ -3266,9 +4860,9 @@
       <w:lvlJc w:val="left"/>
       <w:pPr>
         <w:tabs>
-          <w:tab w:pos="2880" w:val="num"/>
-        </w:tabs>
-        <w:ind w:hanging="360" w:left="2880"/>
+          <w:tab w:val="num" w:pos="2880"/>
+        </w:tabs>
+        <w:ind w:left="2880" w:hanging="360"/>
       </w:pPr>
       <w:rPr>
         <w:rFonts w:ascii="Wingdings" w:hAnsi="Wingdings" w:hint="default"/>
@@ -3282,9 +4876,9 @@
       <w:lvlJc w:val="left"/>
       <w:pPr>
         <w:tabs>
-          <w:tab w:pos="3600" w:val="num"/>
-        </w:tabs>
-        <w:ind w:hanging="360" w:left="3600"/>
+          <w:tab w:val="num" w:pos="3600"/>
+        </w:tabs>
+        <w:ind w:left="3600" w:hanging="360"/>
       </w:pPr>
       <w:rPr>
         <w:rFonts w:ascii="Wingdings" w:hAnsi="Wingdings" w:hint="default"/>
@@ -3298,9 +4892,9 @@
       <w:lvlJc w:val="left"/>
       <w:pPr>
         <w:tabs>
-          <w:tab w:pos="4320" w:val="num"/>
-        </w:tabs>
-        <w:ind w:hanging="360" w:left="4320"/>
+          <w:tab w:val="num" w:pos="4320"/>
+        </w:tabs>
+        <w:ind w:left="4320" w:hanging="360"/>
       </w:pPr>
       <w:rPr>
         <w:rFonts w:ascii="Wingdings" w:hAnsi="Wingdings" w:hint="default"/>
@@ -3314,9 +4908,9 @@
       <w:lvlJc w:val="left"/>
       <w:pPr>
         <w:tabs>
-          <w:tab w:pos="5040" w:val="num"/>
-        </w:tabs>
-        <w:ind w:hanging="360" w:left="5040"/>
+          <w:tab w:val="num" w:pos="5040"/>
+        </w:tabs>
+        <w:ind w:left="5040" w:hanging="360"/>
       </w:pPr>
       <w:rPr>
         <w:rFonts w:ascii="Wingdings" w:hAnsi="Wingdings" w:hint="default"/>
@@ -3330,9 +4924,9 @@
       <w:lvlJc w:val="left"/>
       <w:pPr>
         <w:tabs>
-          <w:tab w:pos="5760" w:val="num"/>
-        </w:tabs>
-        <w:ind w:hanging="360" w:left="5760"/>
+          <w:tab w:val="num" w:pos="5760"/>
+        </w:tabs>
+        <w:ind w:left="5760" w:hanging="360"/>
       </w:pPr>
       <w:rPr>
         <w:rFonts w:ascii="Wingdings" w:hAnsi="Wingdings" w:hint="default"/>
@@ -3346,9 +4940,9 @@
       <w:lvlJc w:val="left"/>
       <w:pPr>
         <w:tabs>
-          <w:tab w:pos="6480" w:val="num"/>
-        </w:tabs>
-        <w:ind w:hanging="360" w:left="6480"/>
+          <w:tab w:val="num" w:pos="6480"/>
+        </w:tabs>
+        <w:ind w:left="6480" w:hanging="360"/>
       </w:pPr>
       <w:rPr>
         <w:rFonts w:ascii="Wingdings" w:hAnsi="Wingdings" w:hint="default"/>
@@ -3356,7 +4950,7 @@
       </w:rPr>
     </w:lvl>
   </w:abstractNum>
-  <w:abstractNum w15:restartNumberingAfterBreak="0" w:abstractNumId="12">
+  <w:abstractNum w:abstractNumId="13" w15:restartNumberingAfterBreak="0">
     <w:nsid w:val="3A296EA2"/>
     <w:multiLevelType w:val="multilevel"/>
     <w:tmpl w:val="313C39CA"/>
@@ -3367,9 +4961,9 @@
       <w:lvlJc w:val="left"/>
       <w:pPr>
         <w:tabs>
-          <w:tab w:pos="720" w:val="num"/>
-        </w:tabs>
-        <w:ind w:hanging="360" w:left="720"/>
+          <w:tab w:val="num" w:pos="720"/>
+        </w:tabs>
+        <w:ind w:left="720" w:hanging="360"/>
       </w:pPr>
       <w:rPr>
         <w:rFonts w:ascii="Symbol" w:hAnsi="Symbol" w:hint="default"/>
@@ -3383,9 +4977,9 @@
       <w:lvlJc w:val="left"/>
       <w:pPr>
         <w:tabs>
-          <w:tab w:pos="1440" w:val="num"/>
-        </w:tabs>
-        <w:ind w:hanging="360" w:left="1440"/>
+          <w:tab w:val="num" w:pos="1440"/>
+        </w:tabs>
+        <w:ind w:left="1440" w:hanging="360"/>
       </w:pPr>
       <w:rPr>
         <w:rFonts w:ascii="Courier New" w:hAnsi="Courier New" w:hint="default"/>
@@ -3399,9 +4993,9 @@
       <w:lvlJc w:val="left"/>
       <w:pPr>
         <w:tabs>
-          <w:tab w:pos="2160" w:val="num"/>
-        </w:tabs>
-        <w:ind w:hanging="360" w:left="2160"/>
+          <w:tab w:val="num" w:pos="2160"/>
+        </w:tabs>
+        <w:ind w:left="2160" w:hanging="360"/>
       </w:pPr>
       <w:rPr>
         <w:rFonts w:ascii="Wingdings" w:hAnsi="Wingdings" w:hint="default"/>
@@ -3415,9 +5009,9 @@
       <w:lvlJc w:val="left"/>
       <w:pPr>
         <w:tabs>
-          <w:tab w:pos="2880" w:val="num"/>
-        </w:tabs>
-        <w:ind w:hanging="360" w:left="2880"/>
+          <w:tab w:val="num" w:pos="2880"/>
+        </w:tabs>
+        <w:ind w:left="2880" w:hanging="360"/>
       </w:pPr>
       <w:rPr>
         <w:rFonts w:ascii="Wingdings" w:hAnsi="Wingdings" w:hint="default"/>
@@ -3431,9 +5025,9 @@
       <w:lvlJc w:val="left"/>
       <w:pPr>
         <w:tabs>
-          <w:tab w:pos="3600" w:val="num"/>
-        </w:tabs>
-        <w:ind w:hanging="360" w:left="3600"/>
+          <w:tab w:val="num" w:pos="3600"/>
+        </w:tabs>
+        <w:ind w:left="3600" w:hanging="360"/>
       </w:pPr>
       <w:rPr>
         <w:rFonts w:ascii="Wingdings" w:hAnsi="Wingdings" w:hint="default"/>
@@ -3447,9 +5041,9 @@
       <w:lvlJc w:val="left"/>
       <w:pPr>
         <w:tabs>
-          <w:tab w:pos="4320" w:val="num"/>
-        </w:tabs>
-        <w:ind w:hanging="360" w:left="4320"/>
+          <w:tab w:val="num" w:pos="4320"/>
+        </w:tabs>
+        <w:ind w:left="4320" w:hanging="360"/>
       </w:pPr>
       <w:rPr>
         <w:rFonts w:ascii="Wingdings" w:hAnsi="Wingdings" w:hint="default"/>
@@ -3463,9 +5057,9 @@
       <w:lvlJc w:val="left"/>
       <w:pPr>
         <w:tabs>
-          <w:tab w:pos="5040" w:val="num"/>
-        </w:tabs>
-        <w:ind w:hanging="360" w:left="5040"/>
+          <w:tab w:val="num" w:pos="5040"/>
+        </w:tabs>
+        <w:ind w:left="5040" w:hanging="360"/>
       </w:pPr>
       <w:rPr>
         <w:rFonts w:ascii="Wingdings" w:hAnsi="Wingdings" w:hint="default"/>
@@ -3479,9 +5073,9 @@
       <w:lvlJc w:val="left"/>
       <w:pPr>
         <w:tabs>
-          <w:tab w:pos="5760" w:val="num"/>
-        </w:tabs>
-        <w:ind w:hanging="360" w:left="5760"/>
+          <w:tab w:val="num" w:pos="5760"/>
+        </w:tabs>
+        <w:ind w:left="5760" w:hanging="360"/>
       </w:pPr>
       <w:rPr>
         <w:rFonts w:ascii="Wingdings" w:hAnsi="Wingdings" w:hint="default"/>
@@ -3495,9 +5089,9 @@
       <w:lvlJc w:val="left"/>
       <w:pPr>
         <w:tabs>
-          <w:tab w:pos="6480" w:val="num"/>
-        </w:tabs>
-        <w:ind w:hanging="360" w:left="6480"/>
+          <w:tab w:val="num" w:pos="6480"/>
+        </w:tabs>
+        <w:ind w:left="6480" w:hanging="360"/>
       </w:pPr>
       <w:rPr>
         <w:rFonts w:ascii="Wingdings" w:hAnsi="Wingdings" w:hint="default"/>
@@ -3505,7 +5099,7 @@
       </w:rPr>
     </w:lvl>
   </w:abstractNum>
-  <w:abstractNum w15:restartNumberingAfterBreak="0" w:abstractNumId="13">
+  <w:abstractNum w:abstractNumId="14" w15:restartNumberingAfterBreak="0">
     <w:nsid w:val="3F7F3EEF"/>
     <w:multiLevelType w:val="hybridMultilevel"/>
     <w:tmpl w:val="29FACB62"/>
@@ -3515,110 +5109,110 @@
       <w:lvlText w:val=""/>
       <w:lvlJc w:val="left"/>
       <w:pPr>
-        <w:ind w:hanging="360" w:left="720"/>
+        <w:ind w:left="720" w:hanging="360"/>
       </w:pPr>
       <w:rPr>
         <w:rFonts w:ascii="Symbol" w:hAnsi="Symbol" w:hint="default"/>
       </w:rPr>
     </w:lvl>
-    <w:lvl w:ilvl="1" w:tentative="1" w:tplc="04160003">
+    <w:lvl w:ilvl="1" w:tplc="04160003" w:tentative="1">
       <w:start w:val="1"/>
       <w:numFmt w:val="bullet"/>
       <w:lvlText w:val="o"/>
       <w:lvlJc w:val="left"/>
       <w:pPr>
-        <w:ind w:hanging="360" w:left="1440"/>
-      </w:pPr>
-      <w:rPr>
-        <w:rFonts w:ascii="Courier New" w:cs="Courier New" w:hAnsi="Courier New" w:hint="default"/>
-      </w:rPr>
-    </w:lvl>
-    <w:lvl w:ilvl="2" w:tentative="1" w:tplc="04160005">
+        <w:ind w:left="1440" w:hanging="360"/>
+      </w:pPr>
+      <w:rPr>
+        <w:rFonts w:ascii="Courier New" w:hAnsi="Courier New" w:cs="Courier New" w:hint="default"/>
+      </w:rPr>
+    </w:lvl>
+    <w:lvl w:ilvl="2" w:tplc="04160005" w:tentative="1">
       <w:start w:val="1"/>
       <w:numFmt w:val="bullet"/>
       <w:lvlText w:val=""/>
       <w:lvlJc w:val="left"/>
       <w:pPr>
-        <w:ind w:hanging="360" w:left="2160"/>
+        <w:ind w:left="2160" w:hanging="360"/>
       </w:pPr>
       <w:rPr>
         <w:rFonts w:ascii="Wingdings" w:hAnsi="Wingdings" w:hint="default"/>
       </w:rPr>
     </w:lvl>
-    <w:lvl w:ilvl="3" w:tentative="1" w:tplc="04160001">
+    <w:lvl w:ilvl="3" w:tplc="04160001" w:tentative="1">
       <w:start w:val="1"/>
       <w:numFmt w:val="bullet"/>
       <w:lvlText w:val=""/>
       <w:lvlJc w:val="left"/>
       <w:pPr>
-        <w:ind w:hanging="360" w:left="2880"/>
+        <w:ind w:left="2880" w:hanging="360"/>
       </w:pPr>
       <w:rPr>
         <w:rFonts w:ascii="Symbol" w:hAnsi="Symbol" w:hint="default"/>
       </w:rPr>
     </w:lvl>
-    <w:lvl w:ilvl="4" w:tentative="1" w:tplc="04160003">
+    <w:lvl w:ilvl="4" w:tplc="04160003" w:tentative="1">
       <w:start w:val="1"/>
       <w:numFmt w:val="bullet"/>
       <w:lvlText w:val="o"/>
       <w:lvlJc w:val="left"/>
       <w:pPr>
-        <w:ind w:hanging="360" w:left="3600"/>
-      </w:pPr>
-      <w:rPr>
-        <w:rFonts w:ascii="Courier New" w:cs="Courier New" w:hAnsi="Courier New" w:hint="default"/>
-      </w:rPr>
-    </w:lvl>
-    <w:lvl w:ilvl="5" w:tentative="1" w:tplc="04160005">
+        <w:ind w:left="3600" w:hanging="360"/>
+      </w:pPr>
+      <w:rPr>
+        <w:rFonts w:ascii="Courier New" w:hAnsi="Courier New" w:cs="Courier New" w:hint="default"/>
+      </w:rPr>
+    </w:lvl>
+    <w:lvl w:ilvl="5" w:tplc="04160005" w:tentative="1">
       <w:start w:val="1"/>
       <w:numFmt w:val="bullet"/>
       <w:lvlText w:val=""/>
       <w:lvlJc w:val="left"/>
       <w:pPr>
-        <w:ind w:hanging="360" w:left="4320"/>
+        <w:ind w:left="4320" w:hanging="360"/>
       </w:pPr>
       <w:rPr>
         <w:rFonts w:ascii="Wingdings" w:hAnsi="Wingdings" w:hint="default"/>
       </w:rPr>
     </w:lvl>
-    <w:lvl w:ilvl="6" w:tentative="1" w:tplc="04160001">
+    <w:lvl w:ilvl="6" w:tplc="04160001" w:tentative="1">
       <w:start w:val="1"/>
       <w:numFmt w:val="bullet"/>
       <w:lvlText w:val=""/>
       <w:lvlJc w:val="left"/>
       <w:pPr>
-        <w:ind w:hanging="360" w:left="5040"/>
+        <w:ind w:left="5040" w:hanging="360"/>
       </w:pPr>
       <w:rPr>
         <w:rFonts w:ascii="Symbol" w:hAnsi="Symbol" w:hint="default"/>
       </w:rPr>
     </w:lvl>
-    <w:lvl w:ilvl="7" w:tentative="1" w:tplc="04160003">
+    <w:lvl w:ilvl="7" w:tplc="04160003" w:tentative="1">
       <w:start w:val="1"/>
       <w:numFmt w:val="bullet"/>
       <w:lvlText w:val="o"/>
       <w:lvlJc w:val="left"/>
       <w:pPr>
-        <w:ind w:hanging="360" w:left="5760"/>
-      </w:pPr>
-      <w:rPr>
-        <w:rFonts w:ascii="Courier New" w:cs="Courier New" w:hAnsi="Courier New" w:hint="default"/>
-      </w:rPr>
-    </w:lvl>
-    <w:lvl w:ilvl="8" w:tentative="1" w:tplc="04160005">
+        <w:ind w:left="5760" w:hanging="360"/>
+      </w:pPr>
+      <w:rPr>
+        <w:rFonts w:ascii="Courier New" w:hAnsi="Courier New" w:cs="Courier New" w:hint="default"/>
+      </w:rPr>
+    </w:lvl>
+    <w:lvl w:ilvl="8" w:tplc="04160005" w:tentative="1">
       <w:start w:val="1"/>
       <w:numFmt w:val="bullet"/>
       <w:lvlText w:val=""/>
       <w:lvlJc w:val="left"/>
       <w:pPr>
-        <w:ind w:hanging="360" w:left="6480"/>
+        <w:ind w:left="6480" w:hanging="360"/>
       </w:pPr>
       <w:rPr>
         <w:rFonts w:ascii="Wingdings" w:hAnsi="Wingdings" w:hint="default"/>
       </w:rPr>
     </w:lvl>
   </w:abstractNum>
-  <w:abstractNum w15:restartNumberingAfterBreak="0" w:abstractNumId="14">
+  <w:abstractNum w:abstractNumId="15" w15:restartNumberingAfterBreak="0">
     <w:nsid w:val="46F152FF"/>
     <w:multiLevelType w:val="multilevel"/>
     <w:tmpl w:val="A418D462"/>
@@ -3629,9 +5223,9 @@
       <w:lvlJc w:val="left"/>
       <w:pPr>
         <w:tabs>
-          <w:tab w:pos="720" w:val="num"/>
-        </w:tabs>
-        <w:ind w:hanging="360" w:left="720"/>
+          <w:tab w:val="num" w:pos="720"/>
+        </w:tabs>
+        <w:ind w:left="720" w:hanging="360"/>
       </w:pPr>
     </w:lvl>
     <w:lvl w:ilvl="1">
@@ -3641,9 +5235,9 @@
       <w:lvlJc w:val="left"/>
       <w:pPr>
         <w:tabs>
-          <w:tab w:pos="1440" w:val="num"/>
-        </w:tabs>
-        <w:ind w:hanging="360" w:left="1440"/>
+          <w:tab w:val="num" w:pos="1440"/>
+        </w:tabs>
+        <w:ind w:left="1440" w:hanging="360"/>
       </w:pPr>
       <w:rPr>
         <w:rFonts w:ascii="Courier New" w:hAnsi="Courier New" w:hint="default"/>
@@ -3657,9 +5251,9 @@
       <w:lvlJc w:val="left"/>
       <w:pPr>
         <w:tabs>
-          <w:tab w:pos="2160" w:val="num"/>
-        </w:tabs>
-        <w:ind w:hanging="360" w:left="2160"/>
+          <w:tab w:val="num" w:pos="2160"/>
+        </w:tabs>
+        <w:ind w:left="2160" w:hanging="360"/>
       </w:pPr>
     </w:lvl>
     <w:lvl w:ilvl="3" w:tentative="1">
@@ -3669,9 +5263,9 @@
       <w:lvlJc w:val="left"/>
       <w:pPr>
         <w:tabs>
-          <w:tab w:pos="2880" w:val="num"/>
-        </w:tabs>
-        <w:ind w:hanging="360" w:left="2880"/>
+          <w:tab w:val="num" w:pos="2880"/>
+        </w:tabs>
+        <w:ind w:left="2880" w:hanging="360"/>
       </w:pPr>
     </w:lvl>
     <w:lvl w:ilvl="4" w:tentative="1">
@@ -3681,9 +5275,9 @@
       <w:lvlJc w:val="left"/>
       <w:pPr>
         <w:tabs>
-          <w:tab w:pos="3600" w:val="num"/>
-        </w:tabs>
-        <w:ind w:hanging="360" w:left="3600"/>
+          <w:tab w:val="num" w:pos="3600"/>
+        </w:tabs>
+        <w:ind w:left="3600" w:hanging="360"/>
       </w:pPr>
     </w:lvl>
     <w:lvl w:ilvl="5" w:tentative="1">
@@ -3693,9 +5287,9 @@
       <w:lvlJc w:val="left"/>
       <w:pPr>
         <w:tabs>
-          <w:tab w:pos="4320" w:val="num"/>
-        </w:tabs>
-        <w:ind w:hanging="360" w:left="4320"/>
+          <w:tab w:val="num" w:pos="4320"/>
+        </w:tabs>
+        <w:ind w:left="4320" w:hanging="360"/>
       </w:pPr>
     </w:lvl>
     <w:lvl w:ilvl="6" w:tentative="1">
@@ -3705,9 +5299,9 @@
       <w:lvlJc w:val="left"/>
       <w:pPr>
         <w:tabs>
-          <w:tab w:pos="5040" w:val="num"/>
-        </w:tabs>
-        <w:ind w:hanging="360" w:left="5040"/>
+          <w:tab w:val="num" w:pos="5040"/>
+        </w:tabs>
+        <w:ind w:left="5040" w:hanging="360"/>
       </w:pPr>
     </w:lvl>
     <w:lvl w:ilvl="7" w:tentative="1">
@@ -3717,9 +5311,9 @@
       <w:lvlJc w:val="left"/>
       <w:pPr>
         <w:tabs>
-          <w:tab w:pos="5760" w:val="num"/>
-        </w:tabs>
-        <w:ind w:hanging="360" w:left="5760"/>
+          <w:tab w:val="num" w:pos="5760"/>
+        </w:tabs>
+        <w:ind w:left="5760" w:hanging="360"/>
       </w:pPr>
     </w:lvl>
     <w:lvl w:ilvl="8" w:tentative="1">
@@ -3729,13 +5323,13 @@
       <w:lvlJc w:val="left"/>
       <w:pPr>
         <w:tabs>
-          <w:tab w:pos="6480" w:val="num"/>
-        </w:tabs>
-        <w:ind w:hanging="360" w:left="6480"/>
+          <w:tab w:val="num" w:pos="6480"/>
+        </w:tabs>
+        <w:ind w:left="6480" w:hanging="360"/>
       </w:pPr>
     </w:lvl>
   </w:abstractNum>
-  <w:abstractNum w15:restartNumberingAfterBreak="0" w:abstractNumId="15">
+  <w:abstractNum w:abstractNumId="16" w15:restartNumberingAfterBreak="0">
     <w:nsid w:val="50E17C1B"/>
     <w:multiLevelType w:val="multilevel"/>
     <w:tmpl w:val="B85E93B6"/>
@@ -3746,9 +5340,9 @@
       <w:lvlJc w:val="left"/>
       <w:pPr>
         <w:tabs>
-          <w:tab w:pos="720" w:val="num"/>
-        </w:tabs>
-        <w:ind w:hanging="360" w:left="720"/>
+          <w:tab w:val="num" w:pos="720"/>
+        </w:tabs>
+        <w:ind w:left="720" w:hanging="360"/>
       </w:pPr>
       <w:rPr>
         <w:rFonts w:ascii="Symbol" w:hAnsi="Symbol" w:hint="default"/>
@@ -3762,9 +5356,9 @@
       <w:lvlJc w:val="left"/>
       <w:pPr>
         <w:tabs>
-          <w:tab w:pos="1440" w:val="num"/>
-        </w:tabs>
-        <w:ind w:hanging="360" w:left="1440"/>
+          <w:tab w:val="num" w:pos="1440"/>
+        </w:tabs>
+        <w:ind w:left="1440" w:hanging="360"/>
       </w:pPr>
       <w:rPr>
         <w:rFonts w:ascii="Courier New" w:hAnsi="Courier New" w:hint="default"/>
@@ -3778,9 +5372,9 @@
       <w:lvlJc w:val="left"/>
       <w:pPr>
         <w:tabs>
-          <w:tab w:pos="2160" w:val="num"/>
-        </w:tabs>
-        <w:ind w:hanging="360" w:left="2160"/>
+          <w:tab w:val="num" w:pos="2160"/>
+        </w:tabs>
+        <w:ind w:left="2160" w:hanging="360"/>
       </w:pPr>
       <w:rPr>
         <w:rFonts w:ascii="Wingdings" w:hAnsi="Wingdings" w:hint="default"/>
@@ -3794,9 +5388,9 @@
       <w:lvlJc w:val="left"/>
       <w:pPr>
         <w:tabs>
-          <w:tab w:pos="2880" w:val="num"/>
-        </w:tabs>
-        <w:ind w:hanging="360" w:left="2880"/>
+          <w:tab w:val="num" w:pos="2880"/>
+        </w:tabs>
+        <w:ind w:left="2880" w:hanging="360"/>
       </w:pPr>
       <w:rPr>
         <w:rFonts w:ascii="Wingdings" w:hAnsi="Wingdings" w:hint="default"/>
@@ -3810,9 +5404,9 @@
       <w:lvlJc w:val="left"/>
       <w:pPr>
         <w:tabs>
-          <w:tab w:pos="3600" w:val="num"/>
-        </w:tabs>
-        <w:ind w:hanging="360" w:left="3600"/>
+          <w:tab w:val="num" w:pos="3600"/>
+        </w:tabs>
+        <w:ind w:left="3600" w:hanging="360"/>
       </w:pPr>
       <w:rPr>
         <w:rFonts w:ascii="Wingdings" w:hAnsi="Wingdings" w:hint="default"/>
@@ -3826,9 +5420,9 @@
       <w:lvlJc w:val="left"/>
       <w:pPr>
         <w:tabs>
-          <w:tab w:pos="4320" w:val="num"/>
-        </w:tabs>
-        <w:ind w:hanging="360" w:left="4320"/>
+          <w:tab w:val="num" w:pos="4320"/>
+        </w:tabs>
+        <w:ind w:left="4320" w:hanging="360"/>
       </w:pPr>
       <w:rPr>
         <w:rFonts w:ascii="Wingdings" w:hAnsi="Wingdings" w:hint="default"/>
@@ -3842,9 +5436,9 @@
       <w:lvlJc w:val="left"/>
       <w:pPr>
         <w:tabs>
-          <w:tab w:pos="5040" w:val="num"/>
-        </w:tabs>
-        <w:ind w:hanging="360" w:left="5040"/>
+          <w:tab w:val="num" w:pos="5040"/>
+        </w:tabs>
+        <w:ind w:left="5040" w:hanging="360"/>
       </w:pPr>
       <w:rPr>
         <w:rFonts w:ascii="Wingdings" w:hAnsi="Wingdings" w:hint="default"/>
@@ -3858,9 +5452,9 @@
       <w:lvlJc w:val="left"/>
       <w:pPr>
         <w:tabs>
-          <w:tab w:pos="5760" w:val="num"/>
-        </w:tabs>
-        <w:ind w:hanging="360" w:left="5760"/>
+          <w:tab w:val="num" w:pos="5760"/>
+        </w:tabs>
+        <w:ind w:left="5760" w:hanging="360"/>
       </w:pPr>
       <w:rPr>
         <w:rFonts w:ascii="Wingdings" w:hAnsi="Wingdings" w:hint="default"/>
@@ -3874,9 +5468,9 @@
       <w:lvlJc w:val="left"/>
       <w:pPr>
         <w:tabs>
-          <w:tab w:pos="6480" w:val="num"/>
-        </w:tabs>
-        <w:ind w:hanging="360" w:left="6480"/>
+          <w:tab w:val="num" w:pos="6480"/>
+        </w:tabs>
+        <w:ind w:left="6480" w:hanging="360"/>
       </w:pPr>
       <w:rPr>
         <w:rFonts w:ascii="Wingdings" w:hAnsi="Wingdings" w:hint="default"/>
@@ -3884,7 +5478,7 @@
       </w:rPr>
     </w:lvl>
   </w:abstractNum>
-  <w:abstractNum w15:restartNumberingAfterBreak="0" w:abstractNumId="16">
+  <w:abstractNum w:abstractNumId="17" w15:restartNumberingAfterBreak="0">
     <w:nsid w:val="52350F0B"/>
     <w:multiLevelType w:val="multilevel"/>
     <w:tmpl w:val="B59E1A68"/>
@@ -3895,9 +5489,9 @@
       <w:lvlJc w:val="left"/>
       <w:pPr>
         <w:tabs>
-          <w:tab w:pos="720" w:val="num"/>
-        </w:tabs>
-        <w:ind w:hanging="360" w:left="720"/>
+          <w:tab w:val="num" w:pos="720"/>
+        </w:tabs>
+        <w:ind w:left="720" w:hanging="360"/>
       </w:pPr>
     </w:lvl>
     <w:lvl w:ilvl="1" w:tentative="1">
@@ -3907,9 +5501,9 @@
       <w:lvlJc w:val="left"/>
       <w:pPr>
         <w:tabs>
-          <w:tab w:pos="1440" w:val="num"/>
-        </w:tabs>
-        <w:ind w:hanging="360" w:left="1440"/>
+          <w:tab w:val="num" w:pos="1440"/>
+        </w:tabs>
+        <w:ind w:left="1440" w:hanging="360"/>
       </w:pPr>
     </w:lvl>
     <w:lvl w:ilvl="2" w:tentative="1">
@@ -3919,9 +5513,9 @@
       <w:lvlJc w:val="left"/>
       <w:pPr>
         <w:tabs>
-          <w:tab w:pos="2160" w:val="num"/>
-        </w:tabs>
-        <w:ind w:hanging="360" w:left="2160"/>
+          <w:tab w:val="num" w:pos="2160"/>
+        </w:tabs>
+        <w:ind w:left="2160" w:hanging="360"/>
       </w:pPr>
     </w:lvl>
     <w:lvl w:ilvl="3" w:tentative="1">
@@ -3931,9 +5525,9 @@
       <w:lvlJc w:val="left"/>
       <w:pPr>
         <w:tabs>
-          <w:tab w:pos="2880" w:val="num"/>
-        </w:tabs>
-        <w:ind w:hanging="360" w:left="2880"/>
+          <w:tab w:val="num" w:pos="2880"/>
+        </w:tabs>
+        <w:ind w:left="2880" w:hanging="360"/>
       </w:pPr>
     </w:lvl>
     <w:lvl w:ilvl="4" w:tentative="1">
@@ -3943,9 +5537,9 @@
       <w:lvlJc w:val="left"/>
       <w:pPr>
         <w:tabs>
-          <w:tab w:pos="3600" w:val="num"/>
-        </w:tabs>
-        <w:ind w:hanging="360" w:left="3600"/>
+          <w:tab w:val="num" w:pos="3600"/>
+        </w:tabs>
+        <w:ind w:left="3600" w:hanging="360"/>
       </w:pPr>
     </w:lvl>
     <w:lvl w:ilvl="5" w:tentative="1">
@@ -3955,9 +5549,9 @@
       <w:lvlJc w:val="left"/>
       <w:pPr>
         <w:tabs>
-          <w:tab w:pos="4320" w:val="num"/>
-        </w:tabs>
-        <w:ind w:hanging="360" w:left="4320"/>
+          <w:tab w:val="num" w:pos="4320"/>
+        </w:tabs>
+        <w:ind w:left="4320" w:hanging="360"/>
       </w:pPr>
     </w:lvl>
     <w:lvl w:ilvl="6" w:tentative="1">
@@ -3967,9 +5561,9 @@
       <w:lvlJc w:val="left"/>
       <w:pPr>
         <w:tabs>
-          <w:tab w:pos="5040" w:val="num"/>
-        </w:tabs>
-        <w:ind w:hanging="360" w:left="5040"/>
+          <w:tab w:val="num" w:pos="5040"/>
+        </w:tabs>
+        <w:ind w:left="5040" w:hanging="360"/>
       </w:pPr>
     </w:lvl>
     <w:lvl w:ilvl="7" w:tentative="1">
@@ -3979,9 +5573,9 @@
       <w:lvlJc w:val="left"/>
       <w:pPr>
         <w:tabs>
-          <w:tab w:pos="5760" w:val="num"/>
-        </w:tabs>
-        <w:ind w:hanging="360" w:left="5760"/>
+          <w:tab w:val="num" w:pos="5760"/>
+        </w:tabs>
+        <w:ind w:left="5760" w:hanging="360"/>
       </w:pPr>
     </w:lvl>
     <w:lvl w:ilvl="8" w:tentative="1">
@@ -3991,13 +5585,13 @@
       <w:lvlJc w:val="left"/>
       <w:pPr>
         <w:tabs>
-          <w:tab w:pos="6480" w:val="num"/>
-        </w:tabs>
-        <w:ind w:hanging="360" w:left="6480"/>
+          <w:tab w:val="num" w:pos="6480"/>
+        </w:tabs>
+        <w:ind w:left="6480" w:hanging="360"/>
       </w:pPr>
     </w:lvl>
   </w:abstractNum>
-  <w:abstractNum w15:restartNumberingAfterBreak="0" w:abstractNumId="17">
+  <w:abstractNum w:abstractNumId="18" w15:restartNumberingAfterBreak="0">
     <w:nsid w:val="53F761B9"/>
     <w:multiLevelType w:val="multilevel"/>
     <w:tmpl w:val="5E6E35B2"/>
@@ -4008,9 +5602,9 @@
       <w:lvlJc w:val="left"/>
       <w:pPr>
         <w:tabs>
-          <w:tab w:pos="720" w:val="num"/>
-        </w:tabs>
-        <w:ind w:hanging="360" w:left="720"/>
+          <w:tab w:val="num" w:pos="720"/>
+        </w:tabs>
+        <w:ind w:left="720" w:hanging="360"/>
       </w:pPr>
     </w:lvl>
     <w:lvl w:ilvl="1" w:tentative="1">
@@ -4020,9 +5614,9 @@
       <w:lvlJc w:val="left"/>
       <w:pPr>
         <w:tabs>
-          <w:tab w:pos="1440" w:val="num"/>
-        </w:tabs>
-        <w:ind w:hanging="360" w:left="1440"/>
+          <w:tab w:val="num" w:pos="1440"/>
+        </w:tabs>
+        <w:ind w:left="1440" w:hanging="360"/>
       </w:pPr>
     </w:lvl>
     <w:lvl w:ilvl="2" w:tentative="1">
@@ -4032,9 +5626,9 @@
       <w:lvlJc w:val="left"/>
       <w:pPr>
         <w:tabs>
-          <w:tab w:pos="2160" w:val="num"/>
-        </w:tabs>
-        <w:ind w:hanging="360" w:left="2160"/>
+          <w:tab w:val="num" w:pos="2160"/>
+        </w:tabs>
+        <w:ind w:left="2160" w:hanging="360"/>
       </w:pPr>
     </w:lvl>
     <w:lvl w:ilvl="3" w:tentative="1">
@@ -4044,9 +5638,9 @@
       <w:lvlJc w:val="left"/>
       <w:pPr>
         <w:tabs>
-          <w:tab w:pos="2880" w:val="num"/>
-        </w:tabs>
-        <w:ind w:hanging="360" w:left="2880"/>
+          <w:tab w:val="num" w:pos="2880"/>
+        </w:tabs>
+        <w:ind w:left="2880" w:hanging="360"/>
       </w:pPr>
     </w:lvl>
     <w:lvl w:ilvl="4" w:tentative="1">
@@ -4056,9 +5650,9 @@
       <w:lvlJc w:val="left"/>
       <w:pPr>
         <w:tabs>
-          <w:tab w:pos="3600" w:val="num"/>
-        </w:tabs>
-        <w:ind w:hanging="360" w:left="3600"/>
+          <w:tab w:val="num" w:pos="3600"/>
+        </w:tabs>
+        <w:ind w:left="3600" w:hanging="360"/>
       </w:pPr>
     </w:lvl>
     <w:lvl w:ilvl="5" w:tentative="1">
@@ -4068,9 +5662,9 @@
       <w:lvlJc w:val="left"/>
       <w:pPr>
         <w:tabs>
-          <w:tab w:pos="4320" w:val="num"/>
-        </w:tabs>
-        <w:ind w:hanging="360" w:left="4320"/>
+          <w:tab w:val="num" w:pos="4320"/>
+        </w:tabs>
+        <w:ind w:left="4320" w:hanging="360"/>
       </w:pPr>
     </w:lvl>
     <w:lvl w:ilvl="6" w:tentative="1">
@@ -4080,9 +5674,9 @@
       <w:lvlJc w:val="left"/>
       <w:pPr>
         <w:tabs>
-          <w:tab w:pos="5040" w:val="num"/>
-        </w:tabs>
-        <w:ind w:hanging="360" w:left="5040"/>
+          <w:tab w:val="num" w:pos="5040"/>
+        </w:tabs>
+        <w:ind w:left="5040" w:hanging="360"/>
       </w:pPr>
     </w:lvl>
     <w:lvl w:ilvl="7" w:tentative="1">
@@ -4092,9 +5686,9 @@
       <w:lvlJc w:val="left"/>
       <w:pPr>
         <w:tabs>
-          <w:tab w:pos="5760" w:val="num"/>
-        </w:tabs>
-        <w:ind w:hanging="360" w:left="5760"/>
+          <w:tab w:val="num" w:pos="5760"/>
+        </w:tabs>
+        <w:ind w:left="5760" w:hanging="360"/>
       </w:pPr>
     </w:lvl>
     <w:lvl w:ilvl="8" w:tentative="1">
@@ -4104,13 +5698,13 @@
       <w:lvlJc w:val="left"/>
       <w:pPr>
         <w:tabs>
-          <w:tab w:pos="6480" w:val="num"/>
-        </w:tabs>
-        <w:ind w:hanging="360" w:left="6480"/>
+          <w:tab w:val="num" w:pos="6480"/>
+        </w:tabs>
+        <w:ind w:left="6480" w:hanging="360"/>
       </w:pPr>
     </w:lvl>
   </w:abstractNum>
-  <w:abstractNum w15:restartNumberingAfterBreak="0" w:abstractNumId="18">
+  <w:abstractNum w:abstractNumId="19" w15:restartNumberingAfterBreak="0">
     <w:nsid w:val="56CE58D8"/>
     <w:multiLevelType w:val="hybridMultilevel"/>
     <w:tmpl w:val="485419F6"/>
@@ -4120,110 +5714,110 @@
       <w:lvlText w:val=""/>
       <w:lvlJc w:val="left"/>
       <w:pPr>
-        <w:ind w:hanging="360" w:left="720"/>
+        <w:ind w:left="720" w:hanging="360"/>
       </w:pPr>
       <w:rPr>
         <w:rFonts w:ascii="Symbol" w:hAnsi="Symbol" w:hint="default"/>
       </w:rPr>
     </w:lvl>
-    <w:lvl w:ilvl="1" w:tentative="1" w:tplc="04160003">
+    <w:lvl w:ilvl="1" w:tplc="04160003" w:tentative="1">
       <w:start w:val="1"/>
       <w:numFmt w:val="bullet"/>
       <w:lvlText w:val="o"/>
       <w:lvlJc w:val="left"/>
       <w:pPr>
-        <w:ind w:hanging="360" w:left="1440"/>
-      </w:pPr>
-      <w:rPr>
-        <w:rFonts w:ascii="Courier New" w:cs="Courier New" w:hAnsi="Courier New" w:hint="default"/>
-      </w:rPr>
-    </w:lvl>
-    <w:lvl w:ilvl="2" w:tentative="1" w:tplc="04160005">
+        <w:ind w:left="1440" w:hanging="360"/>
+      </w:pPr>
+      <w:rPr>
+        <w:rFonts w:ascii="Courier New" w:hAnsi="Courier New" w:cs="Courier New" w:hint="default"/>
+      </w:rPr>
+    </w:lvl>
+    <w:lvl w:ilvl="2" w:tplc="04160005" w:tentative="1">
       <w:start w:val="1"/>
       <w:numFmt w:val="bullet"/>
       <w:lvlText w:val=""/>
       <w:lvlJc w:val="left"/>
       <w:pPr>
-        <w:ind w:hanging="360" w:left="2160"/>
+        <w:ind w:left="2160" w:hanging="360"/>
       </w:pPr>
       <w:rPr>
         <w:rFonts w:ascii="Wingdings" w:hAnsi="Wingdings" w:hint="default"/>
       </w:rPr>
     </w:lvl>
-    <w:lvl w:ilvl="3" w:tentative="1" w:tplc="04160001">
+    <w:lvl w:ilvl="3" w:tplc="04160001" w:tentative="1">
       <w:start w:val="1"/>
       <w:numFmt w:val="bullet"/>
       <w:lvlText w:val=""/>
       <w:lvlJc w:val="left"/>
       <w:pPr>
-        <w:ind w:hanging="360" w:left="2880"/>
+        <w:ind w:left="2880" w:hanging="360"/>
       </w:pPr>
       <w:rPr>
         <w:rFonts w:ascii="Symbol" w:hAnsi="Symbol" w:hint="default"/>
       </w:rPr>
     </w:lvl>
-    <w:lvl w:ilvl="4" w:tentative="1" w:tplc="04160003">
+    <w:lvl w:ilvl="4" w:tplc="04160003" w:tentative="1">
       <w:start w:val="1"/>
       <w:numFmt w:val="bullet"/>
       <w:lvlText w:val="o"/>
       <w:lvlJc w:val="left"/>
       <w:pPr>
-        <w:ind w:hanging="360" w:left="3600"/>
-      </w:pPr>
-      <w:rPr>
-        <w:rFonts w:ascii="Courier New" w:cs="Courier New" w:hAnsi="Courier New" w:hint="default"/>
-      </w:rPr>
-    </w:lvl>
-    <w:lvl w:ilvl="5" w:tentative="1" w:tplc="04160005">
+        <w:ind w:left="3600" w:hanging="360"/>
+      </w:pPr>
+      <w:rPr>
+        <w:rFonts w:ascii="Courier New" w:hAnsi="Courier New" w:cs="Courier New" w:hint="default"/>
+      </w:rPr>
+    </w:lvl>
+    <w:lvl w:ilvl="5" w:tplc="04160005" w:tentative="1">
       <w:start w:val="1"/>
       <w:numFmt w:val="bullet"/>
       <w:lvlText w:val=""/>
       <w:lvlJc w:val="left"/>
       <w:pPr>
-        <w:ind w:hanging="360" w:left="4320"/>
+        <w:ind w:left="4320" w:hanging="360"/>
       </w:pPr>
       <w:rPr>
         <w:rFonts w:ascii="Wingdings" w:hAnsi="Wingdings" w:hint="default"/>
       </w:rPr>
     </w:lvl>
-    <w:lvl w:ilvl="6" w:tentative="1" w:tplc="04160001">
+    <w:lvl w:ilvl="6" w:tplc="04160001" w:tentative="1">
       <w:start w:val="1"/>
       <w:numFmt w:val="bullet"/>
       <w:lvlText w:val=""/>
       <w:lvlJc w:val="left"/>
       <w:pPr>
-        <w:ind w:hanging="360" w:left="5040"/>
+        <w:ind w:left="5040" w:hanging="360"/>
       </w:pPr>
       <w:rPr>
         <w:rFonts w:ascii="Symbol" w:hAnsi="Symbol" w:hint="default"/>
       </w:rPr>
     </w:lvl>
-    <w:lvl w:ilvl="7" w:tentative="1" w:tplc="04160003">
+    <w:lvl w:ilvl="7" w:tplc="04160003" w:tentative="1">
       <w:start w:val="1"/>
       <w:numFmt w:val="bullet"/>
       <w:lvlText w:val="o"/>
       <w:lvlJc w:val="left"/>
       <w:pPr>
-        <w:ind w:hanging="360" w:left="5760"/>
-      </w:pPr>
-      <w:rPr>
-        <w:rFonts w:ascii="Courier New" w:cs="Courier New" w:hAnsi="Courier New" w:hint="default"/>
-      </w:rPr>
-    </w:lvl>
-    <w:lvl w:ilvl="8" w:tentative="1" w:tplc="04160005">
+        <w:ind w:left="5760" w:hanging="360"/>
+      </w:pPr>
+      <w:rPr>
+        <w:rFonts w:ascii="Courier New" w:hAnsi="Courier New" w:cs="Courier New" w:hint="default"/>
+      </w:rPr>
+    </w:lvl>
+    <w:lvl w:ilvl="8" w:tplc="04160005" w:tentative="1">
       <w:start w:val="1"/>
       <w:numFmt w:val="bullet"/>
       <w:lvlText w:val=""/>
       <w:lvlJc w:val="left"/>
       <w:pPr>
-        <w:ind w:hanging="360" w:left="6480"/>
+        <w:ind w:left="6480" w:hanging="360"/>
       </w:pPr>
       <w:rPr>
         <w:rFonts w:ascii="Wingdings" w:hAnsi="Wingdings" w:hint="default"/>
       </w:rPr>
     </w:lvl>
   </w:abstractNum>
-  <w:abstractNum w15:restartNumberingAfterBreak="0" w:abstractNumId="19">
+  <w:abstractNum w:abstractNumId="20" w15:restartNumberingAfterBreak="0">
     <w:nsid w:val="59D92F72"/>
     <w:multiLevelType w:val="hybridMultilevel"/>
     <w:tmpl w:val="E0EEC43C"/>
@@ -4233,110 +5827,110 @@
       <w:lvlText w:val=""/>
       <w:lvlJc w:val="left"/>
       <w:pPr>
-        <w:ind w:hanging="360" w:left="720"/>
+        <w:ind w:left="720" w:hanging="360"/>
       </w:pPr>
       <w:rPr>
         <w:rFonts w:ascii="Symbol" w:hAnsi="Symbol" w:hint="default"/>
       </w:rPr>
     </w:lvl>
-    <w:lvl w:ilvl="1" w:tentative="1" w:tplc="04160003">
+    <w:lvl w:ilvl="1" w:tplc="04160003" w:tentative="1">
       <w:start w:val="1"/>
       <w:numFmt w:val="bullet"/>
       <w:lvlText w:val="o"/>
       <w:lvlJc w:val="left"/>
       <w:pPr>
-        <w:ind w:hanging="360" w:left="1440"/>
-      </w:pPr>
-      <w:rPr>
-        <w:rFonts w:ascii="Courier New" w:cs="Courier New" w:hAnsi="Courier New" w:hint="default"/>
-      </w:rPr>
-    </w:lvl>
-    <w:lvl w:ilvl="2" w:tentative="1" w:tplc="04160005">
+        <w:ind w:left="1440" w:hanging="360"/>
+      </w:pPr>
+      <w:rPr>
+        <w:rFonts w:ascii="Courier New" w:hAnsi="Courier New" w:cs="Courier New" w:hint="default"/>
+      </w:rPr>
+    </w:lvl>
+    <w:lvl w:ilvl="2" w:tplc="04160005" w:tentative="1">
       <w:start w:val="1"/>
       <w:numFmt w:val="bullet"/>
       <w:lvlText w:val=""/>
       <w:lvlJc w:val="left"/>
       <w:pPr>
-        <w:ind w:hanging="360" w:left="2160"/>
+        <w:ind w:left="2160" w:hanging="360"/>
       </w:pPr>
       <w:rPr>
         <w:rFonts w:ascii="Wingdings" w:hAnsi="Wingdings" w:hint="default"/>
       </w:rPr>
     </w:lvl>
-    <w:lvl w:ilvl="3" w:tentative="1" w:tplc="04160001">
+    <w:lvl w:ilvl="3" w:tplc="04160001" w:tentative="1">
       <w:start w:val="1"/>
       <w:numFmt w:val="bullet"/>
       <w:lvlText w:val=""/>
       <w:lvlJc w:val="left"/>
       <w:pPr>
-        <w:ind w:hanging="360" w:left="2880"/>
+        <w:ind w:left="2880" w:hanging="360"/>
       </w:pPr>
       <w:rPr>
         <w:rFonts w:ascii="Symbol" w:hAnsi="Symbol" w:hint="default"/>
       </w:rPr>
     </w:lvl>
-    <w:lvl w:ilvl="4" w:tentative="1" w:tplc="04160003">
+    <w:lvl w:ilvl="4" w:tplc="04160003" w:tentative="1">
       <w:start w:val="1"/>
       <w:numFmt w:val="bullet"/>
       <w:lvlText w:val="o"/>
       <w:lvlJc w:val="left"/>
       <w:pPr>
-        <w:ind w:hanging="360" w:left="3600"/>
-      </w:pPr>
-      <w:rPr>
-        <w:rFonts w:ascii="Courier New" w:cs="Courier New" w:hAnsi="Courier New" w:hint="default"/>
-      </w:rPr>
-    </w:lvl>
-    <w:lvl w:ilvl="5" w:tentative="1" w:tplc="04160005">
+        <w:ind w:left="3600" w:hanging="360"/>
+      </w:pPr>
+      <w:rPr>
+        <w:rFonts w:ascii="Courier New" w:hAnsi="Courier New" w:cs="Courier New" w:hint="default"/>
+      </w:rPr>
+    </w:lvl>
+    <w:lvl w:ilvl="5" w:tplc="04160005" w:tentative="1">
       <w:start w:val="1"/>
       <w:numFmt w:val="bullet"/>
       <w:lvlText w:val=""/>
       <w:lvlJc w:val="left"/>
       <w:pPr>
-        <w:ind w:hanging="360" w:left="4320"/>
+        <w:ind w:left="4320" w:hanging="360"/>
       </w:pPr>
       <w:rPr>
         <w:rFonts w:ascii="Wingdings" w:hAnsi="Wingdings" w:hint="default"/>
       </w:rPr>
     </w:lvl>
-    <w:lvl w:ilvl="6" w:tentative="1" w:tplc="04160001">
+    <w:lvl w:ilvl="6" w:tplc="04160001" w:tentative="1">
       <w:start w:val="1"/>
       <w:numFmt w:val="bullet"/>
       <w:lvlText w:val=""/>
       <w:lvlJc w:val="left"/>
       <w:pPr>
-        <w:ind w:hanging="360" w:left="5040"/>
+        <w:ind w:left="5040" w:hanging="360"/>
       </w:pPr>
       <w:rPr>
         <w:rFonts w:ascii="Symbol" w:hAnsi="Symbol" w:hint="default"/>
       </w:rPr>
     </w:lvl>
-    <w:lvl w:ilvl="7" w:tentative="1" w:tplc="04160003">
+    <w:lvl w:ilvl="7" w:tplc="04160003" w:tentative="1">
       <w:start w:val="1"/>
       <w:numFmt w:val="bullet"/>
       <w:lvlText w:val="o"/>
       <w:lvlJc w:val="left"/>
       <w:pPr>
-        <w:ind w:hanging="360" w:left="5760"/>
-      </w:pPr>
-      <w:rPr>
-        <w:rFonts w:ascii="Courier New" w:cs="Courier New" w:hAnsi="Courier New" w:hint="default"/>
-      </w:rPr>
-    </w:lvl>
-    <w:lvl w:ilvl="8" w:tentative="1" w:tplc="04160005">
+        <w:ind w:left="5760" w:hanging="360"/>
+      </w:pPr>
+      <w:rPr>
+        <w:rFonts w:ascii="Courier New" w:hAnsi="Courier New" w:cs="Courier New" w:hint="default"/>
+      </w:rPr>
+    </w:lvl>
+    <w:lvl w:ilvl="8" w:tplc="04160005" w:tentative="1">
       <w:start w:val="1"/>
       <w:numFmt w:val="bullet"/>
       <w:lvlText w:val=""/>
       <w:lvlJc w:val="left"/>
       <w:pPr>
-        <w:ind w:hanging="360" w:left="6480"/>
+        <w:ind w:left="6480" w:hanging="360"/>
       </w:pPr>
       <w:rPr>
         <w:rFonts w:ascii="Wingdings" w:hAnsi="Wingdings" w:hint="default"/>
       </w:rPr>
     </w:lvl>
   </w:abstractNum>
-  <w:abstractNum w15:restartNumberingAfterBreak="0" w:abstractNumId="20">
+  <w:abstractNum w:abstractNumId="21" w15:restartNumberingAfterBreak="0">
     <w:nsid w:val="6AE1769F"/>
     <w:multiLevelType w:val="multilevel"/>
     <w:tmpl w:val="2C10CF6A"/>
@@ -4347,9 +5941,9 @@
       <w:lvlJc w:val="left"/>
       <w:pPr>
         <w:tabs>
-          <w:tab w:pos="720" w:val="num"/>
-        </w:tabs>
-        <w:ind w:hanging="360" w:left="720"/>
+          <w:tab w:val="num" w:pos="720"/>
+        </w:tabs>
+        <w:ind w:left="720" w:hanging="360"/>
       </w:pPr>
     </w:lvl>
     <w:lvl w:ilvl="1" w:tentative="1">
@@ -4359,9 +5953,9 @@
       <w:lvlJc w:val="left"/>
       <w:pPr>
         <w:tabs>
-          <w:tab w:pos="1440" w:val="num"/>
-        </w:tabs>
-        <w:ind w:hanging="360" w:left="1440"/>
+          <w:tab w:val="num" w:pos="1440"/>
+        </w:tabs>
+        <w:ind w:left="1440" w:hanging="360"/>
       </w:pPr>
     </w:lvl>
     <w:lvl w:ilvl="2" w:tentative="1">
@@ -4371,9 +5965,9 @@
       <w:lvlJc w:val="left"/>
       <w:pPr>
         <w:tabs>
-          <w:tab w:pos="2160" w:val="num"/>
-        </w:tabs>
-        <w:ind w:hanging="360" w:left="2160"/>
+          <w:tab w:val="num" w:pos="2160"/>
+        </w:tabs>
+        <w:ind w:left="2160" w:hanging="360"/>
       </w:pPr>
     </w:lvl>
     <w:lvl w:ilvl="3" w:tentative="1">
@@ -4383,9 +5977,9 @@
       <w:lvlJc w:val="left"/>
       <w:pPr>
         <w:tabs>
-          <w:tab w:pos="2880" w:val="num"/>
-        </w:tabs>
-        <w:ind w:hanging="360" w:left="2880"/>
+          <w:tab w:val="num" w:pos="2880"/>
+        </w:tabs>
+        <w:ind w:left="2880" w:hanging="360"/>
       </w:pPr>
     </w:lvl>
     <w:lvl w:ilvl="4" w:tentative="1">
@@ -4395,9 +5989,9 @@
       <w:lvlJc w:val="left"/>
       <w:pPr>
         <w:tabs>
-          <w:tab w:pos="3600" w:val="num"/>
-        </w:tabs>
-        <w:ind w:hanging="360" w:left="3600"/>
+          <w:tab w:val="num" w:pos="3600"/>
+        </w:tabs>
+        <w:ind w:left="3600" w:hanging="360"/>
       </w:pPr>
     </w:lvl>
     <w:lvl w:ilvl="5" w:tentative="1">
@@ -4407,9 +6001,9 @@
       <w:lvlJc w:val="left"/>
       <w:pPr>
         <w:tabs>
-          <w:tab w:pos="4320" w:val="num"/>
-        </w:tabs>
-        <w:ind w:hanging="360" w:left="4320"/>
+          <w:tab w:val="num" w:pos="4320"/>
+        </w:tabs>
+        <w:ind w:left="4320" w:hanging="360"/>
       </w:pPr>
     </w:lvl>
     <w:lvl w:ilvl="6" w:tentative="1">
@@ -4419,9 +6013,9 @@
       <w:lvlJc w:val="left"/>
       <w:pPr>
         <w:tabs>
-          <w:tab w:pos="5040" w:val="num"/>
-        </w:tabs>
-        <w:ind w:hanging="360" w:left="5040"/>
+          <w:tab w:val="num" w:pos="5040"/>
+        </w:tabs>
+        <w:ind w:left="5040" w:hanging="360"/>
       </w:pPr>
     </w:lvl>
     <w:lvl w:ilvl="7" w:tentative="1">
@@ -4431,9 +6025,9 @@
       <w:lvlJc w:val="left"/>
       <w:pPr>
         <w:tabs>
-          <w:tab w:pos="5760" w:val="num"/>
-        </w:tabs>
-        <w:ind w:hanging="360" w:left="5760"/>
+          <w:tab w:val="num" w:pos="5760"/>
+        </w:tabs>
+        <w:ind w:left="5760" w:hanging="360"/>
       </w:pPr>
     </w:lvl>
     <w:lvl w:ilvl="8" w:tentative="1">
@@ -4443,13 +6037,13 @@
       <w:lvlJc w:val="left"/>
       <w:pPr>
         <w:tabs>
-          <w:tab w:pos="6480" w:val="num"/>
-        </w:tabs>
-        <w:ind w:hanging="360" w:left="6480"/>
+          <w:tab w:val="num" w:pos="6480"/>
+        </w:tabs>
+        <w:ind w:left="6480" w:hanging="360"/>
       </w:pPr>
     </w:lvl>
   </w:abstractNum>
-  <w:abstractNum w15:restartNumberingAfterBreak="0" w:abstractNumId="21">
+  <w:abstractNum w:abstractNumId="22" w15:restartNumberingAfterBreak="0">
     <w:nsid w:val="736E1736"/>
     <w:multiLevelType w:val="hybridMultilevel"/>
     <w:tmpl w:val="51AC9ACA"/>
@@ -4459,110 +6053,110 @@
       <w:lvlText w:val=""/>
       <w:lvlJc w:val="left"/>
       <w:pPr>
-        <w:ind w:hanging="360" w:left="720"/>
+        <w:ind w:left="720" w:hanging="360"/>
       </w:pPr>
       <w:rPr>
         <w:rFonts w:ascii="Symbol" w:hAnsi="Symbol" w:hint="default"/>
       </w:rPr>
     </w:lvl>
-    <w:lvl w:ilvl="1" w:tentative="1" w:tplc="04160003">
+    <w:lvl w:ilvl="1" w:tplc="04160003" w:tentative="1">
       <w:start w:val="1"/>
       <w:numFmt w:val="bullet"/>
       <w:lvlText w:val="o"/>
       <w:lvlJc w:val="left"/>
       <w:pPr>
-        <w:ind w:hanging="360" w:left="1440"/>
-      </w:pPr>
-      <w:rPr>
-        <w:rFonts w:ascii="Courier New" w:cs="Courier New" w:hAnsi="Courier New" w:hint="default"/>
-      </w:rPr>
-    </w:lvl>
-    <w:lvl w:ilvl="2" w:tentative="1" w:tplc="04160005">
+        <w:ind w:left="1440" w:hanging="360"/>
+      </w:pPr>
+      <w:rPr>
+        <w:rFonts w:ascii="Courier New" w:hAnsi="Courier New" w:cs="Courier New" w:hint="default"/>
+      </w:rPr>
+    </w:lvl>
+    <w:lvl w:ilvl="2" w:tplc="04160005" w:tentative="1">
       <w:start w:val="1"/>
       <w:numFmt w:val="bullet"/>
       <w:lvlText w:val=""/>
       <w:lvlJc w:val="left"/>
       <w:pPr>
-        <w:ind w:hanging="360" w:left="2160"/>
+        <w:ind w:left="2160" w:hanging="360"/>
       </w:pPr>
       <w:rPr>
         <w:rFonts w:ascii="Wingdings" w:hAnsi="Wingdings" w:hint="default"/>
       </w:rPr>
     </w:lvl>
-    <w:lvl w:ilvl="3" w:tentative="1" w:tplc="04160001">
+    <w:lvl w:ilvl="3" w:tplc="04160001" w:tentative="1">
       <w:start w:val="1"/>
       <w:numFmt w:val="bullet"/>
       <w:lvlText w:val=""/>
       <w:lvlJc w:val="left"/>
       <w:pPr>
-        <w:ind w:hanging="360" w:left="2880"/>
+        <w:ind w:left="2880" w:hanging="360"/>
       </w:pPr>
       <w:rPr>
         <w:rFonts w:ascii="Symbol" w:hAnsi="Symbol" w:hint="default"/>
       </w:rPr>
     </w:lvl>
-    <w:lvl w:ilvl="4" w:tentative="1" w:tplc="04160003">
+    <w:lvl w:ilvl="4" w:tplc="04160003" w:tentative="1">
       <w:start w:val="1"/>
       <w:numFmt w:val="bullet"/>
       <w:lvlText w:val="o"/>
       <w:lvlJc w:val="left"/>
       <w:pPr>
-        <w:ind w:hanging="360" w:left="3600"/>
-      </w:pPr>
-      <w:rPr>
-        <w:rFonts w:ascii="Courier New" w:cs="Courier New" w:hAnsi="Courier New" w:hint="default"/>
-      </w:rPr>
-    </w:lvl>
-    <w:lvl w:ilvl="5" w:tentative="1" w:tplc="04160005">
+        <w:ind w:left="3600" w:hanging="360"/>
+      </w:pPr>
+      <w:rPr>
+        <w:rFonts w:ascii="Courier New" w:hAnsi="Courier New" w:cs="Courier New" w:hint="default"/>
+      </w:rPr>
+    </w:lvl>
+    <w:lvl w:ilvl="5" w:tplc="04160005" w:tentative="1">
       <w:start w:val="1"/>
       <w:numFmt w:val="bullet"/>
       <w:lvlText w:val=""/>
       <w:lvlJc w:val="left"/>
       <w:pPr>
-        <w:ind w:hanging="360" w:left="4320"/>
+        <w:ind w:left="4320" w:hanging="360"/>
       </w:pPr>
       <w:rPr>
         <w:rFonts w:ascii="Wingdings" w:hAnsi="Wingdings" w:hint="default"/>
       </w:rPr>
     </w:lvl>
-    <w:lvl w:ilvl="6" w:tentative="1" w:tplc="04160001">
+    <w:lvl w:ilvl="6" w:tplc="04160001" w:tentative="1">
       <w:start w:val="1"/>
       <w:numFmt w:val="bullet"/>
       <w:lvlText w:val=""/>
       <w:lvlJc w:val="left"/>
       <w:pPr>
-        <w:ind w:hanging="360" w:left="5040"/>
+        <w:ind w:left="5040" w:hanging="360"/>
       </w:pPr>
       <w:rPr>
         <w:rFonts w:ascii="Symbol" w:hAnsi="Symbol" w:hint="default"/>
       </w:rPr>
     </w:lvl>
-    <w:lvl w:ilvl="7" w:tentative="1" w:tplc="04160003">
+    <w:lvl w:ilvl="7" w:tplc="04160003" w:tentative="1">
       <w:start w:val="1"/>
       <w:numFmt w:val="bullet"/>
       <w:lvlText w:val="o"/>
       <w:lvlJc w:val="left"/>
       <w:pPr>
-        <w:ind w:hanging="360" w:left="5760"/>
-      </w:pPr>
-      <w:rPr>
-        <w:rFonts w:ascii="Courier New" w:cs="Courier New" w:hAnsi="Courier New" w:hint="default"/>
-      </w:rPr>
-    </w:lvl>
-    <w:lvl w:ilvl="8" w:tentative="1" w:tplc="04160005">
+        <w:ind w:left="5760" w:hanging="360"/>
+      </w:pPr>
+      <w:rPr>
+        <w:rFonts w:ascii="Courier New" w:hAnsi="Courier New" w:cs="Courier New" w:hint="default"/>
+      </w:rPr>
+    </w:lvl>
+    <w:lvl w:ilvl="8" w:tplc="04160005" w:tentative="1">
       <w:start w:val="1"/>
       <w:numFmt w:val="bullet"/>
       <w:lvlText w:val=""/>
       <w:lvlJc w:val="left"/>
       <w:pPr>
-        <w:ind w:hanging="360" w:left="6480"/>
+        <w:ind w:left="6480" w:hanging="360"/>
       </w:pPr>
       <w:rPr>
         <w:rFonts w:ascii="Wingdings" w:hAnsi="Wingdings" w:hint="default"/>
       </w:rPr>
     </w:lvl>
   </w:abstractNum>
-  <w:abstractNum w15:restartNumberingAfterBreak="0" w:abstractNumId="22">
+  <w:abstractNum w:abstractNumId="23" w15:restartNumberingAfterBreak="0">
     <w:nsid w:val="76E91A94"/>
     <w:multiLevelType w:val="hybridMultilevel"/>
     <w:tmpl w:val="EA58BA2C"/>
@@ -4572,354 +6166,175 @@
       <w:lvlText w:val="(%1)"/>
       <w:lvlJc w:val="left"/>
       <w:pPr>
-        <w:ind w:hanging="360" w:left="1068"/>
+        <w:ind w:left="1068" w:hanging="360"/>
       </w:pPr>
       <w:rPr>
         <w:rFonts w:hint="default"/>
       </w:rPr>
     </w:lvl>
-    <w:lvl w:ilvl="1" w:tentative="1" w:tplc="04160019">
+    <w:lvl w:ilvl="1" w:tplc="04160019" w:tentative="1">
       <w:start w:val="1"/>
       <w:numFmt w:val="lowerLetter"/>
       <w:lvlText w:val="%2."/>
       <w:lvlJc w:val="left"/>
       <w:pPr>
-        <w:ind w:hanging="360" w:left="1788"/>
-      </w:pPr>
-    </w:lvl>
-    <w:lvl w:ilvl="2" w:tentative="1" w:tplc="0416001B">
+        <w:ind w:left="1788" w:hanging="360"/>
+      </w:pPr>
+    </w:lvl>
+    <w:lvl w:ilvl="2" w:tplc="0416001B" w:tentative="1">
       <w:start w:val="1"/>
       <w:numFmt w:val="lowerRoman"/>
       <w:lvlText w:val="%3."/>
       <w:lvlJc w:val="right"/>
       <w:pPr>
-        <w:ind w:hanging="180" w:left="2508"/>
-      </w:pPr>
-    </w:lvl>
-    <w:lvl w:ilvl="3" w:tentative="1" w:tplc="0416000F">
+        <w:ind w:left="2508" w:hanging="180"/>
+      </w:pPr>
+    </w:lvl>
+    <w:lvl w:ilvl="3" w:tplc="0416000F" w:tentative="1">
       <w:start w:val="1"/>
       <w:numFmt w:val="decimal"/>
       <w:lvlText w:val="%4."/>
       <w:lvlJc w:val="left"/>
       <w:pPr>
-        <w:ind w:hanging="360" w:left="3228"/>
-      </w:pPr>
-    </w:lvl>
-    <w:lvl w:ilvl="4" w:tentative="1" w:tplc="04160019">
+        <w:ind w:left="3228" w:hanging="360"/>
+      </w:pPr>
+    </w:lvl>
+    <w:lvl w:ilvl="4" w:tplc="04160019" w:tentative="1">
       <w:start w:val="1"/>
       <w:numFmt w:val="lowerLetter"/>
       <w:lvlText w:val="%5."/>
       <w:lvlJc w:val="left"/>
       <w:pPr>
-        <w:ind w:hanging="360" w:left="3948"/>
-      </w:pPr>
-    </w:lvl>
-    <w:lvl w:ilvl="5" w:tentative="1" w:tplc="0416001B">
+        <w:ind w:left="3948" w:hanging="360"/>
+      </w:pPr>
+    </w:lvl>
+    <w:lvl w:ilvl="5" w:tplc="0416001B" w:tentative="1">
       <w:start w:val="1"/>
       <w:numFmt w:val="lowerRoman"/>
       <w:lvlText w:val="%6."/>
       <w:lvlJc w:val="right"/>
       <w:pPr>
-        <w:ind w:hanging="180" w:left="4668"/>
-      </w:pPr>
-    </w:lvl>
-    <w:lvl w:ilvl="6" w:tentative="1" w:tplc="0416000F">
+        <w:ind w:left="4668" w:hanging="180"/>
+      </w:pPr>
+    </w:lvl>
+    <w:lvl w:ilvl="6" w:tplc="0416000F" w:tentative="1">
       <w:start w:val="1"/>
       <w:numFmt w:val="decimal"/>
       <w:lvlText w:val="%7."/>
       <w:lvlJc w:val="left"/>
       <w:pPr>
-        <w:ind w:hanging="360" w:left="5388"/>
-      </w:pPr>
-    </w:lvl>
-    <w:lvl w:ilvl="7" w:tentative="1" w:tplc="04160019">
+        <w:ind w:left="5388" w:hanging="360"/>
+      </w:pPr>
+    </w:lvl>
+    <w:lvl w:ilvl="7" w:tplc="04160019" w:tentative="1">
       <w:start w:val="1"/>
       <w:numFmt w:val="lowerLetter"/>
       <w:lvlText w:val="%8."/>
       <w:lvlJc w:val="left"/>
       <w:pPr>
-        <w:ind w:hanging="360" w:left="6108"/>
-      </w:pPr>
-    </w:lvl>
-    <w:lvl w:ilvl="8" w:tentative="1" w:tplc="0416001B">
+        <w:ind w:left="6108" w:hanging="360"/>
+      </w:pPr>
+    </w:lvl>
+    <w:lvl w:ilvl="8" w:tplc="0416001B" w:tentative="1">
       <w:start w:val="1"/>
       <w:numFmt w:val="lowerRoman"/>
       <w:lvlText w:val="%9."/>
       <w:lvlJc w:val="right"/>
       <w:pPr>
-        <w:ind w:hanging="180" w:left="6828"/>
+        <w:ind w:left="6828" w:hanging="180"/>
       </w:pPr>
     </w:lvl>
   </w:abstractNum>
-  <w:abstractNum w:abstractNumId="990">
-    <w:nsid w:val="0000A990"/>
-    <w:multiLevelType w:val="multilevel"/>
-    <w:lvl w:ilvl="0">
-      <w:numFmt w:val="bullet"/>
-      <w:lvlText w:val=" "/>
-      <w:lvlJc w:val="left"/>
-      <w:pPr>
-        <w:ind w:left="720" w:hanging="360"/>
-      </w:pPr>
-    </w:lvl>
-    <w:lvl w:ilvl="1">
-      <w:numFmt w:val="bullet"/>
-      <w:lvlText w:val=" "/>
-      <w:lvlJc w:val="left"/>
-      <w:pPr>
-        <w:ind w:left="1440" w:hanging="360"/>
-      </w:pPr>
-    </w:lvl>
-    <w:lvl w:ilvl="2">
-      <w:numFmt w:val="bullet"/>
-      <w:lvlText w:val=" "/>
-      <w:lvlJc w:val="left"/>
-      <w:pPr>
-        <w:ind w:left="2160" w:hanging="360"/>
-      </w:pPr>
-    </w:lvl>
-    <w:lvl w:ilvl="3">
-      <w:numFmt w:val="bullet"/>
-      <w:lvlText w:val=" "/>
-      <w:lvlJc w:val="left"/>
-      <w:pPr>
-        <w:ind w:left="2880" w:hanging="360"/>
-      </w:pPr>
-    </w:lvl>
-    <w:lvl w:ilvl="4">
-      <w:numFmt w:val="bullet"/>
-      <w:lvlText w:val=" "/>
-      <w:lvlJc w:val="left"/>
-      <w:pPr>
-        <w:ind w:left="3600" w:hanging="360"/>
-      </w:pPr>
-    </w:lvl>
-    <w:lvl w:ilvl="5">
-      <w:numFmt w:val="bullet"/>
-      <w:lvlText w:val=" "/>
-      <w:lvlJc w:val="left"/>
-      <w:pPr>
-        <w:ind w:left="4320" w:hanging="360"/>
-      </w:pPr>
-    </w:lvl>
-    <w:lvl w:ilvl="6">
-      <w:numFmt w:val="bullet"/>
-      <w:lvlText w:val=" "/>
-      <w:lvlJc w:val="left"/>
-      <w:pPr>
-        <w:ind w:left="5040" w:hanging="360"/>
-      </w:pPr>
-    </w:lvl>
-    <w:lvl w:ilvl="7">
-      <w:numFmt w:val="bullet"/>
-      <w:lvlText w:val=" "/>
-      <w:lvlJc w:val="left"/>
-      <w:pPr>
-        <w:ind w:left="5760" w:hanging="360"/>
-      </w:pPr>
-    </w:lvl>
-    <w:lvl w:ilvl="8">
-      <w:numFmt w:val="bullet"/>
-      <w:lvlText w:val=" "/>
-      <w:lvlJc w:val="left"/>
-      <w:pPr>
-        <w:ind w:left="6480" w:hanging="360"/>
-      </w:pPr>
-    </w:lvl>
-  </w:abstractNum>
-  <w:abstractNum w:abstractNumId="991">
-    <w:nsid w:val="0000A991"/>
-    <w:multiLevelType w:val="multilevel"/>
-    <w:lvl w:ilvl="0">
-      <w:numFmt w:val="bullet"/>
-      <w:lvlText w:val=""/>
-      <w:lvlJc w:val="left"/>
-      <w:pPr>
-        <w:ind w:left="720" w:hanging="360"/>
-      </w:pPr>
-      <w:rPr>
-        <w:rFonts w:ascii="Symbol" w:hAnsi="Symbol" w:cs="Symbol" w:hint="default"/>
-      </w:rPr>
-    </w:lvl>
-    <w:lvl w:ilvl="1">
-      <w:numFmt w:val="bullet"/>
-      <w:lvlText w:val="o"/>
-      <w:lvlJc w:val="left"/>
-      <w:pPr>
-        <w:ind w:left="1440" w:hanging="360"/>
-      </w:pPr>
-      <w:rPr>
-        <w:rFonts w:ascii="Courier New" w:hAnsi="Courier New" w:cs="Courier New" w:hint="default"/>
-      </w:rPr>
-    </w:lvl>
-    <w:lvl w:ilvl="2">
-      <w:numFmt w:val="bullet"/>
-      <w:lvlText w:val=""/>
-      <w:lvlJc w:val="left"/>
-      <w:pPr>
-        <w:ind w:left="2160" w:hanging="360"/>
-      </w:pPr>
-      <w:rPr>
-        <w:rFonts w:ascii="Wingdings" w:hAnsi="Wingdings" w:cs="Wingdings" w:hint="default"/>
-      </w:rPr>
-    </w:lvl>
-    <w:lvl w:ilvl="3">
-      <w:numFmt w:val="bullet"/>
-      <w:lvlText w:val=""/>
-      <w:lvlJc w:val="left"/>
-      <w:pPr>
-        <w:ind w:left="2880" w:hanging="360"/>
-      </w:pPr>
-      <w:rPr>
-        <w:rFonts w:ascii="Symbol" w:hAnsi="Symbol" w:cs="Symbol" w:hint="default"/>
-      </w:rPr>
-    </w:lvl>
-    <w:lvl w:ilvl="4">
-      <w:numFmt w:val="bullet"/>
-      <w:lvlText w:val="o"/>
-      <w:lvlJc w:val="left"/>
-      <w:pPr>
-        <w:ind w:left="3600" w:hanging="360"/>
-      </w:pPr>
-      <w:rPr>
-        <w:rFonts w:ascii="Courier New" w:hAnsi="Courier New" w:cs="Courier New" w:hint="default"/>
-      </w:rPr>
-    </w:lvl>
-    <w:lvl w:ilvl="5">
-      <w:numFmt w:val="bullet"/>
-      <w:lvlText w:val=""/>
-      <w:lvlJc w:val="left"/>
-      <w:pPr>
-        <w:ind w:left="4320" w:hanging="360"/>
-      </w:pPr>
-      <w:rPr>
-        <w:rFonts w:ascii="Wingdings" w:hAnsi="Wingdings" w:cs="Wingdings" w:hint="default"/>
-      </w:rPr>
-    </w:lvl>
-    <w:lvl w:ilvl="6">
-      <w:numFmt w:val="bullet"/>
-      <w:lvlText w:val=""/>
-      <w:lvlJc w:val="left"/>
-      <w:pPr>
-        <w:ind w:left="5040" w:hanging="360"/>
-      </w:pPr>
-      <w:rPr>
-        <w:rFonts w:ascii="Symbol" w:hAnsi="Symbol" w:cs="Symbol" w:hint="default"/>
-      </w:rPr>
-    </w:lvl>
-    <w:lvl w:ilvl="7">
-      <w:numFmt w:val="bullet"/>
-      <w:lvlText w:val="o"/>
-      <w:lvlJc w:val="left"/>
-      <w:pPr>
-        <w:ind w:left="5760" w:hanging="360"/>
-      </w:pPr>
-      <w:rPr>
-        <w:rFonts w:ascii="Courier New" w:hAnsi="Courier New" w:cs="Courier New" w:hint="default"/>
-      </w:rPr>
-    </w:lvl>
-    <w:lvl w:ilvl="8">
-      <w:numFmt w:val="bullet"/>
-      <w:lvlText w:val=""/>
-      <w:lvlJc w:val="left"/>
-      <w:pPr>
-        <w:ind w:left="6480" w:hanging="360"/>
-      </w:pPr>
-      <w:rPr>
-        <w:rFonts w:ascii="Wingdings" w:hAnsi="Wingdings" w:cs="Wingdings" w:hint="default"/>
-      </w:rPr>
-    </w:lvl>
-  </w:abstractNum>
-  <w:num w16cid:durableId="1804808090" w:numId="1">
+  <w:num w:numId="1" w16cid:durableId="1804808090">
+    <w:abstractNumId w:val="19"/>
+  </w:num>
+  <w:num w:numId="2" w16cid:durableId="1316641717">
+    <w:abstractNumId w:val="22"/>
+  </w:num>
+  <w:num w:numId="3" w16cid:durableId="1274752609">
+    <w:abstractNumId w:val="3"/>
+  </w:num>
+  <w:num w:numId="4" w16cid:durableId="1142624806">
+    <w:abstractNumId w:val="13"/>
+  </w:num>
+  <w:num w:numId="5" w16cid:durableId="984821539">
+    <w:abstractNumId w:val="4"/>
+  </w:num>
+  <w:num w:numId="6" w16cid:durableId="1315337769">
+    <w:abstractNumId w:val="21"/>
+  </w:num>
+  <w:num w:numId="7" w16cid:durableId="170678665">
+    <w:abstractNumId w:val="2"/>
+  </w:num>
+  <w:num w:numId="8" w16cid:durableId="2042586461">
+    <w:abstractNumId w:val="12"/>
+  </w:num>
+  <w:num w:numId="9" w16cid:durableId="511146687">
+    <w:abstractNumId w:val="11"/>
+  </w:num>
+  <w:num w:numId="10" w16cid:durableId="604727274">
     <w:abstractNumId w:val="18"/>
   </w:num>
-  <w:num w16cid:durableId="1316641717" w:numId="2">
-    <w:abstractNumId w:val="21"/>
+  <w:num w:numId="11" w16cid:durableId="692074996">
+    <w:abstractNumId w:val="9"/>
   </w:num>
-  <w:num w16cid:durableId="1274752609" w:numId="3">
-    <w:abstractNumId w:val="2"/>
+  <w:num w:numId="12" w16cid:durableId="1202208730">
+    <w:abstractNumId w:val="14"/>
   </w:num>
-  <w:num w16cid:durableId="1142624806" w:numId="4">
-    <w:abstractNumId w:val="12"/>
-  </w:num>
-  <w:num w16cid:durableId="984821539" w:numId="5">
-    <w:abstractNumId w:val="3"/>
-  </w:num>
-  <w:num w16cid:durableId="1315337769" w:numId="6">
+  <w:num w:numId="13" w16cid:durableId="1669862986">
     <w:abstractNumId w:val="20"/>
   </w:num>
-  <w:num w16cid:durableId="170678665" w:numId="7">
+  <w:num w:numId="14" w16cid:durableId="1000931449">
+    <w:abstractNumId w:val="23"/>
+  </w:num>
+  <w:num w:numId="15" w16cid:durableId="274218917">
+    <w:abstractNumId w:val="16"/>
+  </w:num>
+  <w:num w:numId="16" w16cid:durableId="445124364">
+    <w:abstractNumId w:val="15"/>
+  </w:num>
+  <w:num w:numId="17" w16cid:durableId="685134783">
+    <w:abstractNumId w:val="5"/>
+  </w:num>
+  <w:num w:numId="18" w16cid:durableId="306470888">
+    <w:abstractNumId w:val="10"/>
+  </w:num>
+  <w:num w:numId="19" w16cid:durableId="258373208">
+    <w:abstractNumId w:val="7"/>
+  </w:num>
+  <w:num w:numId="20" w16cid:durableId="701828610">
+    <w:abstractNumId w:val="17"/>
+  </w:num>
+  <w:num w:numId="21" w16cid:durableId="2143182229">
+    <w:abstractNumId w:val="8"/>
+  </w:num>
+  <w:num w:numId="22" w16cid:durableId="589973191">
+    <w:abstractNumId w:val="6"/>
+  </w:num>
+  <w:num w:numId="23" w16cid:durableId="1462189685">
+    <w:abstractNumId w:val="0"/>
+  </w:num>
+  <w:num w:numId="24" w16cid:durableId="360058788">
+    <w:abstractNumId w:val="0"/>
+  </w:num>
+  <w:num w:numId="25" w16cid:durableId="402721933">
     <w:abstractNumId w:val="1"/>
   </w:num>
-  <w:num w16cid:durableId="2042586461" w:numId="8">
-    <w:abstractNumId w:val="11"/>
-  </w:num>
-  <w:num w16cid:durableId="511146687" w:numId="9">
-    <w:abstractNumId w:val="10"/>
-  </w:num>
-  <w:num w16cid:durableId="604727274" w:numId="10">
-    <w:abstractNumId w:val="17"/>
-  </w:num>
-  <w:num w16cid:durableId="692074996" w:numId="11">
-    <w:abstractNumId w:val="8"/>
-  </w:num>
-  <w:num w16cid:durableId="1202208730" w:numId="12">
-    <w:abstractNumId w:val="13"/>
-  </w:num>
-  <w:num w16cid:durableId="1669862986" w:numId="13">
-    <w:abstractNumId w:val="19"/>
-  </w:num>
-  <w:num w16cid:durableId="1000931449" w:numId="14">
-    <w:abstractNumId w:val="22"/>
-  </w:num>
-  <w:num w16cid:durableId="274218917" w:numId="15">
-    <w:abstractNumId w:val="15"/>
-  </w:num>
-  <w:num w16cid:durableId="445124364" w:numId="16">
-    <w:abstractNumId w:val="14"/>
-  </w:num>
-  <w:num w16cid:durableId="685134783" w:numId="17">
-    <w:abstractNumId w:val="4"/>
-  </w:num>
-  <w:num w16cid:durableId="306470888" w:numId="18">
-    <w:abstractNumId w:val="9"/>
-  </w:num>
-  <w:num w16cid:durableId="258373208" w:numId="19">
-    <w:abstractNumId w:val="6"/>
-  </w:num>
-  <w:num w16cid:durableId="701828610" w:numId="20">
-    <w:abstractNumId w:val="16"/>
-  </w:num>
-  <w:num w16cid:durableId="2143182229" w:numId="21">
-    <w:abstractNumId w:val="7"/>
-  </w:num>
-  <w:num w16cid:durableId="589973191" w:numId="22">
-    <w:abstractNumId w:val="5"/>
-  </w:num>
-  <w:num w16cid:durableId="1462189685" w:numId="23">
-    <w:abstractNumId w:val="0"/>
-  </w:num>
-  <w:num w:numId="1000">
-    <w:abstractNumId w:val="990"/>
-  </w:num>
-  <w:num w:numId="1001">
-    <w:abstractNumId w:val="991"/>
-  </w:num>
-  <w:num w:numId="1002">
-    <w:abstractNumId w:val="991"/>
+  <w:num w:numId="26" w16cid:durableId="1309356009">
+    <w:abstractNumId w:val="1"/>
   </w:num>
 </w:numbering>
 </file>
 
 <file path=word/styles.xml><?xml version="1.0" encoding="utf-8"?>
-<w:styles xmlns:mc="http://schemas.openxmlformats.org/markup-compatibility/2006" xmlns:r="http://schemas.openxmlformats.org/officeDocument/2006/relationships" xmlns:w="http://schemas.openxmlformats.org/wordprocessingml/2006/main" xmlns:w14="http://schemas.microsoft.com/office/word/2010/wordml" xmlns:w15="http://schemas.microsoft.com/office/word/2012/wordml" xmlns:w16="http://schemas.microsoft.com/office/word/2018/wordml" xmlns:w16cex="http://schemas.microsoft.com/office/word/2018/wordml/cex" xmlns:w16cid="http://schemas.microsoft.com/office/word/2016/wordml/cid" xmlns:w16du="http://schemas.microsoft.com/office/word/2023/wordml/word16du" xmlns:w16sdtdh="http://schemas.microsoft.com/office/word/2020/wordml/sdtdatahash" xmlns:w16sdtfl="http://schemas.microsoft.com/office/word/2024/wordml/sdtformatlock" xmlns:w16se="http://schemas.microsoft.com/office/word/2015/wordml/symex" mc:Ignorable="w14 w15 w16se w16cid w16 w16cex w16sdtdh w16sdtfl w16du">
+<w:styles xmlns:mc="http://schemas.openxmlformats.org/markup-compatibility/2006" xmlns:r="http://schemas.openxmlformats.org/officeDocument/2006/relationships" xmlns:w="http://schemas.openxmlformats.org/wordprocessingml/2006/main" xmlns:w14="http://schemas.microsoft.com/office/word/2010/wordml" xmlns:w15="http://schemas.microsoft.com/office/word/2012/wordml" xmlns:w16cex="http://schemas.microsoft.com/office/word/2018/wordml/cex" xmlns:w16cid="http://schemas.microsoft.com/office/word/2016/wordml/cid" xmlns:w16="http://schemas.microsoft.com/office/word/2018/wordml" xmlns:w16du="http://schemas.microsoft.com/office/word/2023/wordml/word16du" xmlns:w16sdtdh="http://schemas.microsoft.com/office/word/2020/wordml/sdtdatahash" xmlns:w16sdtfl="http://schemas.microsoft.com/office/word/2024/wordml/sdtformatlock" xmlns:w16se="http://schemas.microsoft.com/office/word/2015/wordml/symex" mc:Ignorable="w14 w15 w16se w16cid w16 w16cex w16sdtdh w16sdtfl w16du">
   <w:docDefaults>
     <w:rPrDefault>
       <w:rPr>
-        <w:rFonts w:asciiTheme="majorHAnsi" w:cs="Times New Roman" w:eastAsiaTheme="minorEastAsia" w:hAnsiTheme="majorHAnsi"/>
+        <w:rFonts w:asciiTheme="majorHAnsi" w:eastAsiaTheme="minorEastAsia" w:hAnsiTheme="majorHAnsi" w:cs="Times New Roman"/>
         <w:sz w:val="24"/>
         <w:szCs w:val="24"/>
-        <w:lang w:bidi="ar-SA" w:eastAsia="en-US" w:val="pt-BR"/>
+        <w:lang w:val="pt-BR" w:eastAsia="en-US" w:bidi="ar-SA"/>
       </w:rPr>
     </w:rPrDefault>
     <w:pPrDefault>
@@ -4930,17 +6345,17 @@
       </w:pPr>
     </w:pPrDefault>
   </w:docDefaults>
-  <w:latentStyles w:count="376" w:defLockedState="0" w:defQFormat="0" w:defSemiHidden="0" w:defUIPriority="99" w:defUnhideWhenUsed="0">
-    <w:lsdException w:name="Normal" w:qFormat="1" w:uiPriority="0"/>
-    <w:lsdException w:name="heading 1" w:qFormat="1" w:uiPriority="9"/>
-    <w:lsdException w:name="heading 2" w:qFormat="1" w:semiHidden="1" w:uiPriority="9" w:unhideWhenUsed="1"/>
-    <w:lsdException w:name="heading 3" w:qFormat="1" w:semiHidden="1" w:uiPriority="9" w:unhideWhenUsed="1"/>
-    <w:lsdException w:name="heading 4" w:qFormat="1" w:semiHidden="1" w:uiPriority="9" w:unhideWhenUsed="1"/>
-    <w:lsdException w:name="heading 5" w:qFormat="1" w:semiHidden="1" w:uiPriority="9" w:unhideWhenUsed="1"/>
-    <w:lsdException w:name="heading 6" w:qFormat="1" w:semiHidden="1" w:uiPriority="9" w:unhideWhenUsed="1"/>
-    <w:lsdException w:name="heading 7" w:qFormat="1" w:semiHidden="1" w:uiPriority="9" w:unhideWhenUsed="1"/>
-    <w:lsdException w:name="heading 8" w:qFormat="1" w:semiHidden="1" w:uiPriority="9" w:unhideWhenUsed="1"/>
-    <w:lsdException w:name="heading 9" w:qFormat="1" w:semiHidden="1" w:uiPriority="9" w:unhideWhenUsed="1"/>
+  <w:latentStyles w:defLockedState="0" w:defUIPriority="99" w:defSemiHidden="0" w:defUnhideWhenUsed="0" w:defQFormat="0" w:count="376">
+    <w:lsdException w:name="Normal" w:uiPriority="0" w:qFormat="1"/>
+    <w:lsdException w:name="heading 1" w:uiPriority="9" w:qFormat="1"/>
+    <w:lsdException w:name="heading 2" w:semiHidden="1" w:uiPriority="9" w:unhideWhenUsed="1" w:qFormat="1"/>
+    <w:lsdException w:name="heading 3" w:semiHidden="1" w:uiPriority="9" w:unhideWhenUsed="1" w:qFormat="1"/>
+    <w:lsdException w:name="heading 4" w:semiHidden="1" w:uiPriority="9" w:unhideWhenUsed="1" w:qFormat="1"/>
+    <w:lsdException w:name="heading 5" w:semiHidden="1" w:uiPriority="9" w:unhideWhenUsed="1" w:qFormat="1"/>
+    <w:lsdException w:name="heading 6" w:semiHidden="1" w:uiPriority="9" w:unhideWhenUsed="1" w:qFormat="1"/>
+    <w:lsdException w:name="heading 7" w:semiHidden="1" w:uiPriority="9" w:unhideWhenUsed="1" w:qFormat="1"/>
+    <w:lsdException w:name="heading 8" w:semiHidden="1" w:uiPriority="9" w:unhideWhenUsed="1" w:qFormat="1"/>
+    <w:lsdException w:name="heading 9" w:semiHidden="1" w:uiPriority="9" w:unhideWhenUsed="1" w:qFormat="1"/>
     <w:lsdException w:name="index 1" w:semiHidden="1" w:unhideWhenUsed="1"/>
     <w:lsdException w:name="index 2" w:semiHidden="1" w:unhideWhenUsed="1"/>
     <w:lsdException w:name="index 3" w:semiHidden="1" w:unhideWhenUsed="1"/>
@@ -4993,7 +6408,7 @@
     <w:lsdException w:name="List Number 3" w:semiHidden="1" w:unhideWhenUsed="1"/>
     <w:lsdException w:name="List Number 4" w:semiHidden="1" w:unhideWhenUsed="1"/>
     <w:lsdException w:name="List Number 5" w:semiHidden="1" w:unhideWhenUsed="1"/>
-    <w:lsdException w:name="Title" w:qFormat="1" w:uiPriority="10"/>
+    <w:lsdException w:name="Title" w:uiPriority="10" w:qFormat="1"/>
     <w:lsdException w:name="Closing" w:semiHidden="1" w:unhideWhenUsed="1"/>
     <w:lsdException w:name="Signature" w:semiHidden="1" w:unhideWhenUsed="1"/>
     <w:lsdException w:name="Default Paragraph Font" w:semiHidden="1" w:uiPriority="1" w:unhideWhenUsed="1"/>
@@ -5005,7 +6420,7 @@
     <w:lsdException w:name="List Continue 4" w:semiHidden="1" w:unhideWhenUsed="1"/>
     <w:lsdException w:name="List Continue 5" w:semiHidden="1" w:unhideWhenUsed="1"/>
     <w:lsdException w:name="Message Header" w:semiHidden="1" w:unhideWhenUsed="1"/>
-    <w:lsdException w:name="Subtitle" w:qFormat="1" w:uiPriority="11"/>
+    <w:lsdException w:name="Subtitle" w:uiPriority="11" w:qFormat="1"/>
     <w:lsdException w:name="Salutation" w:semiHidden="1" w:unhideWhenUsed="1"/>
     <w:lsdException w:name="Date" w:semiHidden="1" w:unhideWhenUsed="1"/>
     <w:lsdException w:name="Body Text First Indent" w:semiHidden="1" w:unhideWhenUsed="1"/>
@@ -5018,8 +6433,8 @@
     <w:lsdException w:name="Block Text" w:semiHidden="1" w:unhideWhenUsed="1"/>
     <w:lsdException w:name="Hyperlink" w:semiHidden="1" w:unhideWhenUsed="1"/>
     <w:lsdException w:name="FollowedHyperlink" w:semiHidden="1" w:unhideWhenUsed="1"/>
-    <w:lsdException w:name="Strong" w:qFormat="1" w:uiPriority="22"/>
-    <w:lsdException w:name="Emphasis" w:qFormat="1" w:uiPriority="20"/>
+    <w:lsdException w:name="Strong" w:uiPriority="22" w:qFormat="1"/>
+    <w:lsdException w:name="Emphasis" w:uiPriority="20" w:qFormat="1"/>
     <w:lsdException w:name="Document Map" w:semiHidden="1" w:unhideWhenUsed="1"/>
     <w:lsdException w:name="Plain Text" w:semiHidden="1" w:unhideWhenUsed="1"/>
     <w:lsdException w:name="E-mail Signature" w:semiHidden="1" w:unhideWhenUsed="1"/>
@@ -5088,7 +6503,7 @@
     <w:lsdException w:name="Table Grid" w:uiPriority="59"/>
     <w:lsdException w:name="Table Theme" w:semiHidden="1" w:unhideWhenUsed="1"/>
     <w:lsdException w:name="Placeholder Text" w:semiHidden="1"/>
-    <w:lsdException w:name="No Spacing" w:qFormat="1" w:uiPriority="1"/>
+    <w:lsdException w:name="No Spacing" w:uiPriority="1" w:qFormat="1"/>
     <w:lsdException w:name="Light Shading" w:uiPriority="60"/>
     <w:lsdException w:name="Light List" w:uiPriority="61"/>
     <w:lsdException w:name="Light Grid" w:uiPriority="62"/>
@@ -5110,9 +6525,9 @@
     <w:lsdException w:name="Medium Shading 2 Accent 1" w:uiPriority="64"/>
     <w:lsdException w:name="Medium List 1 Accent 1" w:uiPriority="65"/>
     <w:lsdException w:name="Revision" w:semiHidden="1"/>
-    <w:lsdException w:name="List Paragraph" w:qFormat="1" w:uiPriority="34"/>
-    <w:lsdException w:name="Quote" w:qFormat="1" w:uiPriority="29"/>
-    <w:lsdException w:name="Intense Quote" w:qFormat="1" w:uiPriority="30"/>
+    <w:lsdException w:name="List Paragraph" w:uiPriority="34" w:qFormat="1"/>
+    <w:lsdException w:name="Quote" w:uiPriority="29" w:qFormat="1"/>
+    <w:lsdException w:name="Intense Quote" w:uiPriority="30" w:qFormat="1"/>
     <w:lsdException w:name="Medium List 2 Accent 1" w:uiPriority="66"/>
     <w:lsdException w:name="Medium Grid 1 Accent 1" w:uiPriority="67"/>
     <w:lsdException w:name="Medium Grid 2 Accent 1" w:uiPriority="68"/>
@@ -5191,13 +6606,13 @@
     <w:lsdException w:name="Colorful Shading Accent 6" w:uiPriority="71"/>
     <w:lsdException w:name="Colorful List Accent 6" w:uiPriority="72"/>
     <w:lsdException w:name="Colorful Grid Accent 6" w:uiPriority="73"/>
-    <w:lsdException w:name="Subtle Emphasis" w:qFormat="1" w:uiPriority="19"/>
-    <w:lsdException w:name="Intense Emphasis" w:qFormat="1" w:uiPriority="21"/>
-    <w:lsdException w:name="Subtle Reference" w:qFormat="1" w:uiPriority="31"/>
-    <w:lsdException w:name="Intense Reference" w:qFormat="1" w:uiPriority="32"/>
-    <w:lsdException w:name="Book Title" w:qFormat="1" w:uiPriority="33"/>
+    <w:lsdException w:name="Subtle Emphasis" w:uiPriority="19" w:qFormat="1"/>
+    <w:lsdException w:name="Intense Emphasis" w:uiPriority="21" w:qFormat="1"/>
+    <w:lsdException w:name="Subtle Reference" w:uiPriority="31" w:qFormat="1"/>
+    <w:lsdException w:name="Intense Reference" w:uiPriority="32" w:qFormat="1"/>
+    <w:lsdException w:name="Book Title" w:uiPriority="33" w:qFormat="1"/>
     <w:lsdException w:name="Bibliography" w:semiHidden="1" w:uiPriority="37" w:unhideWhenUsed="1"/>
-    <w:lsdException w:name="TOC Heading" w:qFormat="1" w:semiHidden="1" w:uiPriority="39" w:unhideWhenUsed="1"/>
+    <w:lsdException w:name="TOC Heading" w:semiHidden="1" w:uiPriority="39" w:unhideWhenUsed="1" w:qFormat="1"/>
     <w:lsdException w:name="Plain Table 1" w:uiPriority="41"/>
     <w:lsdException w:name="Plain Table 2" w:uiPriority="42"/>
     <w:lsdException w:name="Plain Table 3" w:uiPriority="43"/>
@@ -5308,7 +6723,7 @@
     <w:lsdException w:name="Unresolved Mention" w:semiHidden="1" w:unhideWhenUsed="1"/>
     <w:lsdException w:name="Smart Link" w:semiHidden="1" w:unhideWhenUsed="1"/>
   </w:latentStyles>
-  <w:style w:default="1" w:styleId="Normal" w:type="paragraph">
+  <w:style w:type="paragraph" w:default="1" w:styleId="Normal">
     <w:name w:val="Normal"/>
     <w:qFormat/>
     <w:rsid w:val="008457F2"/>
@@ -5316,7 +6731,7 @@
       <w:spacing w:after="0"/>
     </w:pPr>
   </w:style>
-  <w:style w:styleId="Ttulo1" w:type="paragraph">
+  <w:style w:type="paragraph" w:styleId="Ttulo1">
     <w:name w:val="heading 1"/>
     <w:basedOn w:val="Normal"/>
     <w:next w:val="Normal"/>
@@ -5331,14 +6746,14 @@
       <w:outlineLvl w:val="0"/>
     </w:pPr>
     <w:rPr>
-      <w:rFonts w:cstheme="majorBidi" w:eastAsiaTheme="majorEastAsia"/>
+      <w:rFonts w:eastAsiaTheme="majorEastAsia" w:cstheme="majorBidi"/>
       <w:b/>
       <w:bCs/>
       <w:kern w:val="32"/>
       <w:szCs w:val="32"/>
     </w:rPr>
   </w:style>
-  <w:style w:styleId="Ttulo2" w:type="paragraph">
+  <w:style w:type="paragraph" w:styleId="Ttulo2">
     <w:name w:val="heading 2"/>
     <w:basedOn w:val="Normal"/>
     <w:next w:val="Normal"/>
@@ -5350,19 +6765,19 @@
     <w:rsid w:val="007B3C9C"/>
     <w:pPr>
       <w:keepNext/>
-      <w:spacing w:after="60" w:before="240"/>
+      <w:spacing w:before="240" w:after="60"/>
       <w:ind w:firstLine="0"/>
       <w:outlineLvl w:val="1"/>
     </w:pPr>
     <w:rPr>
-      <w:rFonts w:cstheme="majorBidi" w:eastAsiaTheme="majorEastAsia"/>
+      <w:rFonts w:eastAsiaTheme="majorEastAsia" w:cstheme="majorBidi"/>
       <w:b/>
       <w:bCs/>
       <w:iCs/>
       <w:szCs w:val="28"/>
     </w:rPr>
   </w:style>
-  <w:style w:styleId="Ttulo3" w:type="paragraph">
+  <w:style w:type="paragraph" w:styleId="Ttulo3">
     <w:name w:val="heading 3"/>
     <w:basedOn w:val="Normal"/>
     <w:next w:val="Normal"/>
@@ -5374,18 +6789,18 @@
     <w:rsid w:val="00C14DB6"/>
     <w:pPr>
       <w:keepNext/>
-      <w:spacing w:after="60" w:before="240"/>
+      <w:spacing w:before="240" w:after="60"/>
       <w:outlineLvl w:val="2"/>
     </w:pPr>
     <w:rPr>
-      <w:rFonts w:cstheme="majorBidi" w:eastAsiaTheme="majorEastAsia"/>
+      <w:rFonts w:eastAsiaTheme="majorEastAsia" w:cstheme="majorBidi"/>
       <w:b/>
       <w:bCs/>
       <w:sz w:val="26"/>
       <w:szCs w:val="26"/>
     </w:rPr>
   </w:style>
-  <w:style w:styleId="Ttulo4" w:type="paragraph">
+  <w:style w:type="paragraph" w:styleId="Ttulo4">
     <w:name w:val="heading 4"/>
     <w:basedOn w:val="Normal"/>
     <w:next w:val="Normal"/>
@@ -5397,7 +6812,7 @@
     <w:rsid w:val="00C14DB6"/>
     <w:pPr>
       <w:keepNext/>
-      <w:spacing w:after="60" w:before="240"/>
+      <w:spacing w:before="240" w:after="60"/>
       <w:outlineLvl w:val="3"/>
     </w:pPr>
     <w:rPr>
@@ -5408,7 +6823,7 @@
       <w:szCs w:val="28"/>
     </w:rPr>
   </w:style>
-  <w:style w:styleId="Ttulo5" w:type="paragraph">
+  <w:style w:type="paragraph" w:styleId="Ttulo5">
     <w:name w:val="heading 5"/>
     <w:basedOn w:val="Normal"/>
     <w:next w:val="Normal"/>
@@ -5419,7 +6834,7 @@
     <w:qFormat/>
     <w:rsid w:val="00C14DB6"/>
     <w:pPr>
-      <w:spacing w:after="60" w:before="240"/>
+      <w:spacing w:before="240" w:after="60"/>
       <w:outlineLvl w:val="4"/>
     </w:pPr>
     <w:rPr>
@@ -5432,7 +6847,7 @@
       <w:szCs w:val="26"/>
     </w:rPr>
   </w:style>
-  <w:style w:styleId="Ttulo6" w:type="paragraph">
+  <w:style w:type="paragraph" w:styleId="Ttulo6">
     <w:name w:val="heading 6"/>
     <w:basedOn w:val="Normal"/>
     <w:next w:val="Normal"/>
@@ -5443,7 +6858,7 @@
     <w:qFormat/>
     <w:rsid w:val="00C14DB6"/>
     <w:pPr>
-      <w:spacing w:after="60" w:before="240"/>
+      <w:spacing w:before="240" w:after="60"/>
       <w:outlineLvl w:val="5"/>
     </w:pPr>
     <w:rPr>
@@ -5454,7 +6869,7 @@
       <w:szCs w:val="22"/>
     </w:rPr>
   </w:style>
-  <w:style w:styleId="Ttulo7" w:type="paragraph">
+  <w:style w:type="paragraph" w:styleId="Ttulo7">
     <w:name w:val="heading 7"/>
     <w:basedOn w:val="Normal"/>
     <w:next w:val="Normal"/>
@@ -5465,14 +6880,14 @@
     <w:qFormat/>
     <w:rsid w:val="00C14DB6"/>
     <w:pPr>
-      <w:spacing w:after="60" w:before="240"/>
+      <w:spacing w:before="240" w:after="60"/>
       <w:outlineLvl w:val="6"/>
     </w:pPr>
     <w:rPr>
       <w:rFonts w:cstheme="majorBidi"/>
     </w:rPr>
   </w:style>
-  <w:style w:styleId="Ttulo8" w:type="paragraph">
+  <w:style w:type="paragraph" w:styleId="Ttulo8">
     <w:name w:val="heading 8"/>
     <w:basedOn w:val="Normal"/>
     <w:next w:val="Normal"/>
@@ -5483,7 +6898,7 @@
     <w:qFormat/>
     <w:rsid w:val="00C14DB6"/>
     <w:pPr>
-      <w:spacing w:after="60" w:before="240"/>
+      <w:spacing w:before="240" w:after="60"/>
       <w:outlineLvl w:val="7"/>
     </w:pPr>
     <w:rPr>
@@ -5492,7 +6907,7 @@
       <w:iCs/>
     </w:rPr>
   </w:style>
-  <w:style w:styleId="Ttulo9" w:type="paragraph">
+  <w:style w:type="paragraph" w:styleId="Ttulo9">
     <w:name w:val="heading 9"/>
     <w:basedOn w:val="Normal"/>
     <w:next w:val="Normal"/>
@@ -5503,57 +6918,57 @@
     <w:qFormat/>
     <w:rsid w:val="00C14DB6"/>
     <w:pPr>
-      <w:spacing w:after="60" w:before="240"/>
+      <w:spacing w:before="240" w:after="60"/>
       <w:outlineLvl w:val="8"/>
     </w:pPr>
     <w:rPr>
-      <w:rFonts w:cstheme="majorBidi" w:eastAsiaTheme="majorEastAsia"/>
+      <w:rFonts w:eastAsiaTheme="majorEastAsia" w:cstheme="majorBidi"/>
       <w:sz w:val="22"/>
       <w:szCs w:val="22"/>
     </w:rPr>
   </w:style>
-  <w:style w:default="1" w:styleId="Fontepargpadro" w:type="character">
+  <w:style w:type="character" w:default="1" w:styleId="Fontepargpadro">
     <w:name w:val="Default Paragraph Font"/>
     <w:uiPriority w:val="1"/>
     <w:semiHidden/>
     <w:unhideWhenUsed/>
   </w:style>
-  <w:style w:default="1" w:styleId="Tabelanormal" w:type="table">
+  <w:style w:type="table" w:default="1" w:styleId="Tabelanormal">
     <w:name w:val="Normal Table"/>
     <w:uiPriority w:val="99"/>
     <w:semiHidden/>
     <w:unhideWhenUsed/>
     <w:tblPr>
-      <w:tblInd w:type="dxa" w:w="0"/>
+      <w:tblInd w:w="0" w:type="dxa"/>
       <w:tblCellMar>
-        <w:top w:type="dxa" w:w="0"/>
-        <w:left w:type="dxa" w:w="108"/>
-        <w:bottom w:type="dxa" w:w="0"/>
-        <w:right w:type="dxa" w:w="108"/>
+        <w:top w:w="0" w:type="dxa"/>
+        <w:left w:w="108" w:type="dxa"/>
+        <w:bottom w:w="0" w:type="dxa"/>
+        <w:right w:w="108" w:type="dxa"/>
       </w:tblCellMar>
     </w:tblPr>
   </w:style>
-  <w:style w:default="1" w:styleId="Semlista" w:type="numbering">
+  <w:style w:type="numbering" w:default="1" w:styleId="Semlista">
     <w:name w:val="No List"/>
     <w:uiPriority w:val="99"/>
     <w:semiHidden/>
     <w:unhideWhenUsed/>
   </w:style>
-  <w:style w:customStyle="1" w:styleId="Ttulo2Char" w:type="character">
+  <w:style w:type="character" w:customStyle="1" w:styleId="Ttulo2Char">
     <w:name w:val="Título 2 Char"/>
     <w:basedOn w:val="Fontepargpadro"/>
     <w:link w:val="Ttulo2"/>
     <w:uiPriority w:val="9"/>
     <w:rsid w:val="007B3C9C"/>
     <w:rPr>
-      <w:rFonts w:cstheme="majorBidi" w:eastAsiaTheme="majorEastAsia"/>
+      <w:rFonts w:eastAsiaTheme="majorEastAsia" w:cstheme="majorBidi"/>
       <w:b/>
       <w:bCs/>
       <w:iCs/>
       <w:szCs w:val="28"/>
     </w:rPr>
   </w:style>
-  <w:style w:customStyle="1" w:styleId="Ttulo3Char" w:type="character">
+  <w:style w:type="character" w:customStyle="1" w:styleId="Ttulo3Char">
     <w:name w:val="Título 3 Char"/>
     <w:basedOn w:val="Fontepargpadro"/>
     <w:link w:val="Ttulo3"/>
@@ -5561,14 +6976,14 @@
     <w:semiHidden/>
     <w:rsid w:val="00C14DB6"/>
     <w:rPr>
-      <w:rFonts w:cstheme="majorBidi" w:eastAsiaTheme="majorEastAsia"/>
+      <w:rFonts w:eastAsiaTheme="majorEastAsia" w:cstheme="majorBidi"/>
       <w:b/>
       <w:bCs/>
       <w:sz w:val="26"/>
       <w:szCs w:val="26"/>
     </w:rPr>
   </w:style>
-  <w:style w:styleId="nfase" w:type="character">
+  <w:style w:type="character" w:styleId="nfase">
     <w:name w:val="Emphasis"/>
     <w:basedOn w:val="Fontepargpadro"/>
     <w:uiPriority w:val="20"/>
@@ -5581,7 +6996,7 @@
       <w:iCs/>
     </w:rPr>
   </w:style>
-  <w:style w:styleId="Nmerodelinha" w:type="character">
+  <w:style w:type="character" w:styleId="Nmerodelinha">
     <w:name w:val="line number"/>
     <w:basedOn w:val="Fontepargpadro"/>
     <w:uiPriority w:val="99"/>
@@ -5589,7 +7004,7 @@
     <w:unhideWhenUsed/>
     <w:rsid w:val="00F01386"/>
   </w:style>
-  <w:style w:customStyle="1" w:styleId="CabealhoChar" w:type="character">
+  <w:style w:type="character" w:customStyle="1" w:styleId="CabealhoChar">
     <w:name w:val="Cabeçalho Char"/>
     <w:basedOn w:val="Fontepargpadro"/>
     <w:link w:val="Cabealho"/>
@@ -5597,7 +7012,7 @@
     <w:qFormat/>
     <w:rsid w:val="00F01386"/>
   </w:style>
-  <w:style w:customStyle="1" w:styleId="RodapChar" w:type="character">
+  <w:style w:type="character" w:customStyle="1" w:styleId="RodapChar">
     <w:name w:val="Rodapé Char"/>
     <w:basedOn w:val="Fontepargpadro"/>
     <w:link w:val="Rodap"/>
@@ -5605,10 +7020,10 @@
     <w:qFormat/>
     <w:rsid w:val="00F01386"/>
   </w:style>
-  <w:style w:customStyle="1" w:styleId="Numeraodelinhas" w:type="character">
+  <w:style w:type="character" w:customStyle="1" w:styleId="Numeraodelinhas">
     <w:name w:val="Numeração de linhas"/>
   </w:style>
-  <w:style w:styleId="Ttulo" w:type="paragraph">
+  <w:style w:type="paragraph" w:styleId="Ttulo">
     <w:name w:val="Title"/>
     <w:basedOn w:val="Normal"/>
     <w:next w:val="Normal"/>
@@ -5617,19 +7032,19 @@
     <w:qFormat/>
     <w:rsid w:val="00C14DB6"/>
     <w:pPr>
-      <w:spacing w:after="60" w:before="240"/>
+      <w:spacing w:before="240" w:after="60"/>
       <w:jc w:val="center"/>
       <w:outlineLvl w:val="0"/>
     </w:pPr>
     <w:rPr>
-      <w:rFonts w:cstheme="majorBidi" w:eastAsiaTheme="majorEastAsia"/>
+      <w:rFonts w:eastAsiaTheme="majorEastAsia" w:cstheme="majorBidi"/>
       <w:b/>
       <w:bCs/>
       <w:kern w:val="28"/>
       <w:szCs w:val="32"/>
     </w:rPr>
   </w:style>
-  <w:style w:styleId="Corpodetexto" w:type="paragraph">
+  <w:style w:type="paragraph" w:styleId="Corpodetexto">
     <w:name w:val="Body Text"/>
     <w:basedOn w:val="Normal"/>
     <w:rsid w:val="00074070"/>
@@ -5637,14 +7052,14 @@
       <w:spacing w:after="120"/>
     </w:pPr>
   </w:style>
-  <w:style w:styleId="Lista" w:type="paragraph">
+  <w:style w:type="paragraph" w:styleId="Lista">
     <w:name w:val="List"/>
     <w:basedOn w:val="Corpodetexto"/>
     <w:rPr>
       <w:rFonts w:cs="Lucida Sans"/>
     </w:rPr>
   </w:style>
-  <w:style w:styleId="Legenda" w:type="paragraph">
+  <w:style w:type="paragraph" w:styleId="Legenda">
     <w:name w:val="caption"/>
     <w:basedOn w:val="Normal"/>
     <w:next w:val="Normal"/>
@@ -5655,11 +7070,11 @@
       <w:b/>
       <w:bCs/>
       <w:smallCaps/>
-      <w:color w:themeColor="text1" w:themeTint="A6" w:val="595959"/>
+      <w:color w:val="595959" w:themeColor="text1" w:themeTint="A6"/>
       <w:spacing w:val="6"/>
     </w:rPr>
   </w:style>
-  <w:style w:customStyle="1" w:styleId="ndice" w:type="paragraph">
+  <w:style w:type="paragraph" w:customStyle="1" w:styleId="ndice">
     <w:name w:val="Índice"/>
     <w:basedOn w:val="Normal"/>
     <w:pPr>
@@ -5669,14 +7084,14 @@
       <w:rFonts w:cs="Lucida Sans"/>
     </w:rPr>
   </w:style>
-  <w:style w:styleId="NormalWeb" w:type="paragraph">
+  <w:style w:type="paragraph" w:styleId="NormalWeb">
     <w:name w:val="Normal (Web)"/>
     <w:basedOn w:val="Normal"/>
     <w:uiPriority w:val="99"/>
     <w:unhideWhenUsed/>
     <w:rsid w:val="001B2024"/>
     <w:pPr>
-      <w:spacing w:afterAutospacing="1" w:beforeAutospacing="1"/>
+      <w:spacing w:beforeAutospacing="1" w:afterAutospacing="1"/>
       <w:jc w:val="left"/>
     </w:pPr>
     <w:rPr>
@@ -5684,7 +7099,7 @@
       <w:lang w:eastAsia="pt-BR"/>
     </w:rPr>
   </w:style>
-  <w:style w:styleId="Bibliografia" w:type="paragraph">
+  <w:style w:type="paragraph" w:styleId="Bibliografia">
     <w:name w:val="Bibliography"/>
     <w:basedOn w:val="Normal"/>
     <w:next w:val="Normal"/>
@@ -5695,11 +7110,11 @@
       <w:spacing w:after="240"/>
     </w:pPr>
   </w:style>
-  <w:style w:customStyle="1" w:styleId="CabealhoeRodap" w:type="paragraph">
+  <w:style w:type="paragraph" w:customStyle="1" w:styleId="CabealhoeRodap">
     <w:name w:val="Cabeçalho e Rodapé"/>
     <w:basedOn w:val="Normal"/>
   </w:style>
-  <w:style w:styleId="Cabealho" w:type="paragraph">
+  <w:style w:type="paragraph" w:styleId="Cabealho">
     <w:name w:val="header"/>
     <w:basedOn w:val="Normal"/>
     <w:link w:val="CabealhoChar"/>
@@ -5708,12 +7123,12 @@
     <w:rsid w:val="00F01386"/>
     <w:pPr>
       <w:tabs>
-        <w:tab w:pos="4252" w:val="center"/>
-        <w:tab w:pos="8504" w:val="right"/>
+        <w:tab w:val="center" w:pos="4252"/>
+        <w:tab w:val="right" w:pos="8504"/>
       </w:tabs>
     </w:pPr>
   </w:style>
-  <w:style w:styleId="Rodap" w:type="paragraph">
+  <w:style w:type="paragraph" w:styleId="Rodap">
     <w:name w:val="footer"/>
     <w:basedOn w:val="Normal"/>
     <w:link w:val="RodapChar"/>
@@ -5722,12 +7137,12 @@
     <w:rsid w:val="00F01386"/>
     <w:pPr>
       <w:tabs>
-        <w:tab w:pos="4252" w:val="center"/>
-        <w:tab w:pos="8504" w:val="right"/>
+        <w:tab w:val="center" w:pos="4252"/>
+        <w:tab w:val="right" w:pos="8504"/>
       </w:tabs>
     </w:pPr>
   </w:style>
-  <w:style w:styleId="PargrafodaLista" w:type="paragraph">
+  <w:style w:type="paragraph" w:styleId="PargrafodaLista">
     <w:name w:val="List Paragraph"/>
     <w:basedOn w:val="Normal"/>
     <w:uiPriority w:val="34"/>
@@ -5738,7 +7153,7 @@
       <w:contextualSpacing/>
     </w:pPr>
   </w:style>
-  <w:style w:customStyle="1" w:styleId="Text" w:type="paragraph">
+  <w:style w:type="paragraph" w:customStyle="1" w:styleId="Text">
     <w:name w:val="Text"/>
     <w:basedOn w:val="Normal"/>
     <w:rsid w:val="00F25B77"/>
@@ -5753,10 +7168,9 @@
       <w:rFonts w:ascii="Times New Roman" w:eastAsia="Times New Roman" w:hAnsi="Times New Roman"/>
       <w:sz w:val="20"/>
       <w:szCs w:val="20"/>
-      <w:lang w:val="pt-BR"/>
-    </w:rPr>
-  </w:style>
-  <w:style w:styleId="Textodenotaderodap" w:type="paragraph">
+    </w:rPr>
+  </w:style>
+  <w:style w:type="paragraph" w:styleId="Textodenotaderodap">
     <w:name w:val="footnote text"/>
     <w:basedOn w:val="Normal"/>
     <w:link w:val="TextodenotaderodapChar"/>
@@ -5769,7 +7183,7 @@
       <w:szCs w:val="20"/>
     </w:rPr>
   </w:style>
-  <w:style w:customStyle="1" w:styleId="TextodenotaderodapChar" w:type="character">
+  <w:style w:type="character" w:customStyle="1" w:styleId="TextodenotaderodapChar">
     <w:name w:val="Texto de nota de rodapé Char"/>
     <w:basedOn w:val="Fontepargpadro"/>
     <w:link w:val="Textodenotaderodap"/>
@@ -5781,7 +7195,7 @@
       <w:szCs w:val="20"/>
     </w:rPr>
   </w:style>
-  <w:style w:styleId="Refdenotaderodap" w:type="character">
+  <w:style w:type="character" w:styleId="Refdenotaderodap">
     <w:name w:val="footnote reference"/>
     <w:basedOn w:val="Fontepargpadro"/>
     <w:uiPriority w:val="99"/>
@@ -5792,19 +7206,19 @@
       <w:vertAlign w:val="superscript"/>
     </w:rPr>
   </w:style>
-  <w:style w:styleId="Tabelacomgrade" w:type="table">
+  <w:style w:type="table" w:styleId="Tabelacomgrade">
     <w:name w:val="Table Grid"/>
     <w:basedOn w:val="Tabelanormal"/>
     <w:uiPriority w:val="59"/>
     <w:rsid w:val="00A3040E"/>
     <w:tblPr>
       <w:tblBorders>
-        <w:top w:color="auto" w:space="0" w:sz="4" w:val="single"/>
-        <w:bottom w:color="auto" w:space="0" w:sz="4" w:val="single"/>
+        <w:top w:val="single" w:sz="4" w:space="0" w:color="auto"/>
+        <w:bottom w:val="single" w:sz="4" w:space="0" w:color="auto"/>
       </w:tblBorders>
     </w:tblPr>
   </w:style>
-  <w:style w:styleId="Refdecomentrio" w:type="character">
+  <w:style w:type="character" w:styleId="Refdecomentrio">
     <w:name w:val="annotation reference"/>
     <w:basedOn w:val="Fontepargpadro"/>
     <w:uiPriority w:val="99"/>
@@ -5816,7 +7230,7 @@
       <w:szCs w:val="16"/>
     </w:rPr>
   </w:style>
-  <w:style w:styleId="Textodecomentrio" w:type="paragraph">
+  <w:style w:type="paragraph" w:styleId="Textodecomentrio">
     <w:name w:val="annotation text"/>
     <w:basedOn w:val="Normal"/>
     <w:link w:val="TextodecomentrioChar"/>
@@ -5828,7 +7242,7 @@
       <w:szCs w:val="20"/>
     </w:rPr>
   </w:style>
-  <w:style w:customStyle="1" w:styleId="TextodecomentrioChar" w:type="character">
+  <w:style w:type="character" w:customStyle="1" w:styleId="TextodecomentrioChar">
     <w:name w:val="Texto de comentário Char"/>
     <w:basedOn w:val="Fontepargpadro"/>
     <w:link w:val="Textodecomentrio"/>
@@ -5839,7 +7253,7 @@
       <w:szCs w:val="20"/>
     </w:rPr>
   </w:style>
-  <w:style w:styleId="Assuntodocomentrio" w:type="paragraph">
+  <w:style w:type="paragraph" w:styleId="Assuntodocomentrio">
     <w:name w:val="annotation subject"/>
     <w:basedOn w:val="Textodecomentrio"/>
     <w:next w:val="Textodecomentrio"/>
@@ -5853,7 +7267,7 @@
       <w:bCs/>
     </w:rPr>
   </w:style>
-  <w:style w:customStyle="1" w:styleId="AssuntodocomentrioChar" w:type="character">
+  <w:style w:type="character" w:customStyle="1" w:styleId="AssuntodocomentrioChar">
     <w:name w:val="Assunto do comentário Char"/>
     <w:basedOn w:val="TextodecomentrioChar"/>
     <w:link w:val="Assuntodocomentrio"/>
@@ -5867,7 +7281,7 @@
       <w:szCs w:val="20"/>
     </w:rPr>
   </w:style>
-  <w:style w:customStyle="1" w:styleId="Default" w:type="paragraph">
+  <w:style w:type="paragraph" w:customStyle="1" w:styleId="Default">
     <w:name w:val="Default"/>
     <w:rsid w:val="009D0B22"/>
     <w:pPr>
@@ -5880,7 +7294,7 @@
       <w:color w:val="000000"/>
     </w:rPr>
   </w:style>
-  <w:style w:styleId="Partesuperior-zdoformulrio" w:type="paragraph">
+  <w:style w:type="paragraph" w:styleId="Partesuperior-zdoformulrio">
     <w:name w:val="HTML Top of Form"/>
     <w:basedOn w:val="Normal"/>
     <w:next w:val="Normal"/>
@@ -5892,19 +7306,19 @@
     <w:rsid w:val="00DE1B48"/>
     <w:pPr>
       <w:pBdr>
-        <w:bottom w:color="auto" w:space="1" w:sz="6" w:val="single"/>
+        <w:bottom w:val="single" w:sz="6" w:space="1" w:color="auto"/>
       </w:pBdr>
       <w:jc w:val="center"/>
     </w:pPr>
     <w:rPr>
-      <w:rFonts w:ascii="Arial" w:cs="Arial" w:eastAsia="Times New Roman" w:hAnsi="Arial"/>
+      <w:rFonts w:ascii="Arial" w:eastAsia="Times New Roman" w:hAnsi="Arial" w:cs="Arial"/>
       <w:vanish/>
       <w:sz w:val="16"/>
       <w:szCs w:val="16"/>
       <w:lang w:eastAsia="pt-BR"/>
     </w:rPr>
   </w:style>
-  <w:style w:customStyle="1" w:styleId="Partesuperior-zdoformulrioChar" w:type="character">
+  <w:style w:type="character" w:customStyle="1" w:styleId="Partesuperior-zdoformulrioChar">
     <w:name w:val="Parte superior-z do formulário Char"/>
     <w:basedOn w:val="Fontepargpadro"/>
     <w:link w:val="Partesuperior-zdoformulrio"/>
@@ -5912,14 +7326,14 @@
     <w:semiHidden/>
     <w:rsid w:val="00DE1B48"/>
     <w:rPr>
-      <w:rFonts w:ascii="Arial" w:cs="Arial" w:eastAsia="Times New Roman" w:hAnsi="Arial"/>
+      <w:rFonts w:ascii="Arial" w:eastAsia="Times New Roman" w:hAnsi="Arial" w:cs="Arial"/>
       <w:vanish/>
       <w:sz w:val="16"/>
       <w:szCs w:val="16"/>
       <w:lang w:eastAsia="pt-BR"/>
     </w:rPr>
   </w:style>
-  <w:style w:styleId="Parteinferiordoformulrio" w:type="paragraph">
+  <w:style w:type="paragraph" w:styleId="Parteinferiordoformulrio">
     <w:name w:val="HTML Bottom of Form"/>
     <w:basedOn w:val="Normal"/>
     <w:next w:val="Normal"/>
@@ -5931,19 +7345,19 @@
     <w:rsid w:val="00DE1B48"/>
     <w:pPr>
       <w:pBdr>
-        <w:top w:color="auto" w:space="1" w:sz="6" w:val="single"/>
+        <w:top w:val="single" w:sz="6" w:space="1" w:color="auto"/>
       </w:pBdr>
       <w:jc w:val="center"/>
     </w:pPr>
     <w:rPr>
-      <w:rFonts w:ascii="Arial" w:cs="Arial" w:eastAsia="Times New Roman" w:hAnsi="Arial"/>
+      <w:rFonts w:ascii="Arial" w:eastAsia="Times New Roman" w:hAnsi="Arial" w:cs="Arial"/>
       <w:vanish/>
       <w:sz w:val="16"/>
       <w:szCs w:val="16"/>
       <w:lang w:eastAsia="pt-BR"/>
     </w:rPr>
   </w:style>
-  <w:style w:customStyle="1" w:styleId="ParteinferiordoformulrioChar" w:type="character">
+  <w:style w:type="character" w:customStyle="1" w:styleId="ParteinferiordoformulrioChar">
     <w:name w:val="Parte inferior do formulário Char"/>
     <w:basedOn w:val="Fontepargpadro"/>
     <w:link w:val="Parteinferiordoformulrio"/>
@@ -5951,14 +7365,14 @@
     <w:semiHidden/>
     <w:rsid w:val="00DE1B48"/>
     <w:rPr>
-      <w:rFonts w:ascii="Arial" w:cs="Arial" w:eastAsia="Times New Roman" w:hAnsi="Arial"/>
+      <w:rFonts w:ascii="Arial" w:eastAsia="Times New Roman" w:hAnsi="Arial" w:cs="Arial"/>
       <w:vanish/>
       <w:sz w:val="16"/>
       <w:szCs w:val="16"/>
       <w:lang w:eastAsia="pt-BR"/>
     </w:rPr>
   </w:style>
-  <w:style w:customStyle="1" w:styleId="Ttulo4Char" w:type="character">
+  <w:style w:type="character" w:customStyle="1" w:styleId="Ttulo4Char">
     <w:name w:val="Título 4 Char"/>
     <w:basedOn w:val="Fontepargpadro"/>
     <w:link w:val="Ttulo4"/>
@@ -5973,7 +7387,7 @@
       <w:szCs w:val="28"/>
     </w:rPr>
   </w:style>
-  <w:style w:customStyle="1" w:styleId="Ttulo5Char" w:type="character">
+  <w:style w:type="character" w:customStyle="1" w:styleId="Ttulo5Char">
     <w:name w:val="Título 5 Char"/>
     <w:basedOn w:val="Fontepargpadro"/>
     <w:link w:val="Ttulo5"/>
@@ -5990,7 +7404,7 @@
       <w:szCs w:val="26"/>
     </w:rPr>
   </w:style>
-  <w:style w:styleId="TextodoEspaoReservado" w:type="character">
+  <w:style w:type="character" w:styleId="TextodoEspaoReservado">
     <w:name w:val="Placeholder Text"/>
     <w:basedOn w:val="Fontepargpadro"/>
     <w:uiPriority w:val="99"/>
@@ -6000,7 +7414,7 @@
       <w:color w:val="666666"/>
     </w:rPr>
   </w:style>
-  <w:style w:styleId="Reviso" w:type="paragraph">
+  <w:style w:type="paragraph" w:styleId="Reviso">
     <w:name w:val="Revision"/>
     <w:hidden/>
     <w:uiPriority w:val="99"/>
@@ -6011,18 +7425,18 @@
       <w:jc w:val="left"/>
     </w:pPr>
   </w:style>
-  <w:style w:styleId="Hyperlink" w:type="character">
+  <w:style w:type="character" w:styleId="Hyperlink">
     <w:name w:val="Hyperlink"/>
     <w:basedOn w:val="Fontepargpadro"/>
     <w:uiPriority w:val="99"/>
     <w:unhideWhenUsed/>
     <w:rsid w:val="00F74F3D"/>
     <w:rPr>
-      <w:color w:themeColor="hyperlink" w:val="0563C1"/>
+      <w:color w:val="0563C1" w:themeColor="hyperlink"/>
       <w:u w:val="single"/>
     </w:rPr>
   </w:style>
-  <w:style w:styleId="MenoPendente" w:type="character">
+  <w:style w:type="character" w:styleId="MenoPendente">
     <w:name w:val="Unresolved Mention"/>
     <w:basedOn w:val="Fontepargpadro"/>
     <w:uiPriority w:val="99"/>
@@ -6031,10 +7445,10 @@
     <w:rsid w:val="00F74F3D"/>
     <w:rPr>
       <w:color w:val="605E5C"/>
-      <w:shd w:color="auto" w:fill="E1DFDD" w:val="clear"/>
-    </w:rPr>
-  </w:style>
-  <w:style w:styleId="HiperlinkVisitado" w:type="character">
+      <w:shd w:val="clear" w:color="auto" w:fill="E1DFDD"/>
+    </w:rPr>
+  </w:style>
+  <w:style w:type="character" w:styleId="HiperlinkVisitado">
     <w:name w:val="FollowedHyperlink"/>
     <w:basedOn w:val="Fontepargpadro"/>
     <w:uiPriority w:val="99"/>
@@ -6042,25 +7456,25 @@
     <w:unhideWhenUsed/>
     <w:rsid w:val="00470203"/>
     <w:rPr>
-      <w:color w:themeColor="followedHyperlink" w:val="954F72"/>
+      <w:color w:val="954F72" w:themeColor="followedHyperlink"/>
       <w:u w:val="single"/>
     </w:rPr>
   </w:style>
-  <w:style w:customStyle="1" w:styleId="Ttulo1Char" w:type="character">
+  <w:style w:type="character" w:customStyle="1" w:styleId="Ttulo1Char">
     <w:name w:val="Título 1 Char"/>
     <w:basedOn w:val="Fontepargpadro"/>
     <w:link w:val="Ttulo1"/>
     <w:uiPriority w:val="9"/>
     <w:rsid w:val="00047C24"/>
     <w:rPr>
-      <w:rFonts w:cstheme="majorBidi" w:eastAsiaTheme="majorEastAsia"/>
+      <w:rFonts w:eastAsiaTheme="majorEastAsia" w:cstheme="majorBidi"/>
       <w:b/>
       <w:bCs/>
       <w:kern w:val="32"/>
       <w:szCs w:val="32"/>
     </w:rPr>
   </w:style>
-  <w:style w:customStyle="1" w:styleId="Estiloartigosdiego" w:type="paragraph">
+  <w:style w:type="paragraph" w:customStyle="1" w:styleId="Estiloartigosdiego">
     <w:name w:val="Estilo artigos diego"/>
     <w:basedOn w:val="Ttulo"/>
     <w:link w:val="EstiloartigosdiegoChar"/>
@@ -6073,27 +7487,27 @@
       <w:b w:val="0"/>
     </w:rPr>
   </w:style>
-  <w:style w:customStyle="1" w:styleId="TtuloChar" w:type="character">
+  <w:style w:type="character" w:customStyle="1" w:styleId="TtuloChar">
     <w:name w:val="Título Char"/>
     <w:basedOn w:val="Fontepargpadro"/>
     <w:link w:val="Ttulo"/>
     <w:uiPriority w:val="10"/>
     <w:rsid w:val="00C14DB6"/>
     <w:rPr>
-      <w:rFonts w:cstheme="majorBidi" w:eastAsiaTheme="majorEastAsia"/>
+      <w:rFonts w:eastAsiaTheme="majorEastAsia" w:cstheme="majorBidi"/>
       <w:b/>
       <w:bCs/>
       <w:kern w:val="28"/>
       <w:szCs w:val="32"/>
     </w:rPr>
   </w:style>
-  <w:style w:customStyle="1" w:styleId="EstiloartigosdiegoChar" w:type="character">
+  <w:style w:type="character" w:customStyle="1" w:styleId="EstiloartigosdiegoChar">
     <w:name w:val="Estilo artigos diego Char"/>
     <w:basedOn w:val="TtuloChar"/>
     <w:link w:val="Estiloartigosdiego"/>
     <w:rsid w:val="005D12D9"/>
     <w:rPr>
-      <w:rFonts w:ascii="Liberation Sans" w:cs="Lucida Sans" w:eastAsia="Microsoft YaHei" w:hAnsi="Liberation Sans"/>
+      <w:rFonts w:ascii="Liberation Sans" w:eastAsia="Microsoft YaHei" w:hAnsi="Liberation Sans" w:cs="Lucida Sans"/>
       <w:b w:val="0"/>
       <w:bCs/>
       <w:kern w:val="28"/>
@@ -6101,102 +7515,102 @@
       <w:szCs w:val="28"/>
     </w:rPr>
   </w:style>
-  <w:style w:customStyle="1" w:styleId="SourceCode" w:type="paragraph">
+  <w:style w:type="paragraph" w:customStyle="1" w:styleId="SourceCode">
     <w:name w:val="Source Code"/>
     <w:basedOn w:val="Normal"/>
     <w:pPr>
       <w:wordWrap w:val="0"/>
     </w:pPr>
   </w:style>
-  <w:style w:customStyle="1" w:styleId="KeywordTok" w:type="character">
+  <w:style w:type="character" w:customStyle="1" w:styleId="KeywordTok">
     <w:name w:val="KeywordTok"/>
     <w:rPr>
       <w:b/>
       <w:color w:val="007020"/>
     </w:rPr>
   </w:style>
-  <w:style w:customStyle="1" w:styleId="DataTypeTok" w:type="character">
+  <w:style w:type="character" w:customStyle="1" w:styleId="DataTypeTok">
     <w:name w:val="DataTypeTok"/>
     <w:rPr>
       <w:color w:val="902000"/>
     </w:rPr>
   </w:style>
-  <w:style w:customStyle="1" w:styleId="DecValTok" w:type="character">
+  <w:style w:type="character" w:customStyle="1" w:styleId="DecValTok">
     <w:name w:val="DecValTok"/>
     <w:rPr>
       <w:color w:val="40A070"/>
     </w:rPr>
   </w:style>
-  <w:style w:customStyle="1" w:styleId="BaseNTok" w:type="character">
+  <w:style w:type="character" w:customStyle="1" w:styleId="BaseNTok">
     <w:name w:val="BaseNTok"/>
     <w:rPr>
       <w:color w:val="40A070"/>
     </w:rPr>
   </w:style>
-  <w:style w:customStyle="1" w:styleId="FloatTok" w:type="character">
+  <w:style w:type="character" w:customStyle="1" w:styleId="FloatTok">
     <w:name w:val="FloatTok"/>
     <w:rPr>
       <w:color w:val="40A070"/>
     </w:rPr>
   </w:style>
-  <w:style w:customStyle="1" w:styleId="ConstantTok" w:type="character">
+  <w:style w:type="character" w:customStyle="1" w:styleId="ConstantTok">
     <w:name w:val="ConstantTok"/>
     <w:rPr>
       <w:color w:val="880000"/>
     </w:rPr>
   </w:style>
-  <w:style w:customStyle="1" w:styleId="CharTok" w:type="character">
+  <w:style w:type="character" w:customStyle="1" w:styleId="CharTok">
     <w:name w:val="CharTok"/>
     <w:rPr>
       <w:color w:val="4070A0"/>
     </w:rPr>
   </w:style>
-  <w:style w:customStyle="1" w:styleId="SpecialCharTok" w:type="character">
+  <w:style w:type="character" w:customStyle="1" w:styleId="SpecialCharTok">
     <w:name w:val="SpecialCharTok"/>
     <w:rPr>
       <w:color w:val="4070A0"/>
     </w:rPr>
   </w:style>
-  <w:style w:customStyle="1" w:styleId="StringTok" w:type="character">
+  <w:style w:type="character" w:customStyle="1" w:styleId="StringTok">
     <w:name w:val="StringTok"/>
     <w:rPr>
       <w:color w:val="4070A0"/>
     </w:rPr>
   </w:style>
-  <w:style w:customStyle="1" w:styleId="VerbatimStringTok" w:type="character">
+  <w:style w:type="character" w:customStyle="1" w:styleId="VerbatimStringTok">
     <w:name w:val="VerbatimStringTok"/>
     <w:rPr>
       <w:color w:val="4070A0"/>
     </w:rPr>
   </w:style>
-  <w:style w:customStyle="1" w:styleId="SpecialStringTok" w:type="character">
+  <w:style w:type="character" w:customStyle="1" w:styleId="SpecialStringTok">
     <w:name w:val="SpecialStringTok"/>
     <w:rPr>
       <w:color w:val="BB6688"/>
     </w:rPr>
   </w:style>
-  <w:style w:customStyle="1" w:styleId="ImportTok" w:type="character">
+  <w:style w:type="character" w:customStyle="1" w:styleId="ImportTok">
     <w:name w:val="ImportTok"/>
     <w:rPr>
       <w:b/>
       <w:color w:val="008000"/>
     </w:rPr>
   </w:style>
-  <w:style w:customStyle="1" w:styleId="CommentTok" w:type="character">
+  <w:style w:type="character" w:customStyle="1" w:styleId="CommentTok">
     <w:name w:val="CommentTok"/>
     <w:rPr>
       <w:i/>
       <w:color w:val="60A0B0"/>
     </w:rPr>
   </w:style>
-  <w:style w:customStyle="1" w:styleId="DocumentationTok" w:type="character">
+  <w:style w:type="character" w:customStyle="1" w:styleId="DocumentationTok">
     <w:name w:val="DocumentationTok"/>
     <w:rPr>
       <w:i/>
       <w:color w:val="BA2121"/>
     </w:rPr>
   </w:style>
-  <w:style w:customStyle="1" w:styleId="AnnotationTok" w:type="character">
+  <w:style w:type="character" w:customStyle="1" w:styleId="AnnotationTok">
     <w:name w:val="AnnotationTok"/>
     <w:rPr>
       <w:b/>
@@ -6204,7 +7618,7 @@
       <w:color w:val="60A0B0"/>
     </w:rPr>
   </w:style>
-  <w:style w:customStyle="1" w:styleId="CommentVarTok" w:type="character">
+  <w:style w:type="character" w:customStyle="1" w:styleId="CommentVarTok">
     <w:name w:val="CommentVarTok"/>
     <w:rPr>
       <w:b/>
@@ -6212,62 +7626,62 @@
       <w:color w:val="60A0B0"/>
     </w:rPr>
   </w:style>
-  <w:style w:customStyle="1" w:styleId="OtherTok" w:type="character">
+  <w:style w:type="character" w:customStyle="1" w:styleId="OtherTok">
     <w:name w:val="OtherTok"/>
     <w:rPr>
       <w:color w:val="007020"/>
     </w:rPr>
   </w:style>
-  <w:style w:customStyle="1" w:styleId="FunctionTok" w:type="character">
+  <w:style w:type="character" w:customStyle="1" w:styleId="FunctionTok">
     <w:name w:val="FunctionTok"/>
     <w:rPr>
       <w:color w:val="06287E"/>
     </w:rPr>
   </w:style>
-  <w:style w:customStyle="1" w:styleId="VariableTok" w:type="character">
+  <w:style w:type="character" w:customStyle="1" w:styleId="VariableTok">
     <w:name w:val="VariableTok"/>
     <w:rPr>
       <w:color w:val="19177C"/>
     </w:rPr>
   </w:style>
-  <w:style w:customStyle="1" w:styleId="ControlFlowTok" w:type="character">
+  <w:style w:type="character" w:customStyle="1" w:styleId="ControlFlowTok">
     <w:name w:val="ControlFlowTok"/>
     <w:rPr>
       <w:b/>
       <w:color w:val="007020"/>
     </w:rPr>
   </w:style>
-  <w:style w:customStyle="1" w:styleId="OperatorTok" w:type="character">
+  <w:style w:type="character" w:customStyle="1" w:styleId="OperatorTok">
     <w:name w:val="OperatorTok"/>
     <w:rPr>
       <w:color w:val="666666"/>
     </w:rPr>
   </w:style>
-  <w:style w:customStyle="1" w:styleId="BuiltInTok" w:type="character">
+  <w:style w:type="character" w:customStyle="1" w:styleId="BuiltInTok">
     <w:name w:val="BuiltInTok"/>
     <w:rPr>
       <w:color w:val="008000"/>
     </w:rPr>
   </w:style>
-  <w:style w:customStyle="1" w:styleId="ExtensionTok" w:type="character">
+  <w:style w:type="character" w:customStyle="1" w:styleId="ExtensionTok">
     <w:name w:val="ExtensionTok"/>
   </w:style>
-  <w:style w:customStyle="1" w:styleId="PreprocessorTok" w:type="character">
+  <w:style w:type="character" w:customStyle="1" w:styleId="PreprocessorTok">
     <w:name w:val="PreprocessorTok"/>
     <w:rPr>
       <w:color w:val="BC7A00"/>
     </w:rPr>
   </w:style>
-  <w:style w:customStyle="1" w:styleId="AttributeTok" w:type="character">
+  <w:style w:type="character" w:customStyle="1" w:styleId="AttributeTok">
     <w:name w:val="AttributeTok"/>
     <w:rPr>
       <w:color w:val="7D9029"/>
     </w:rPr>
   </w:style>
-  <w:style w:customStyle="1" w:styleId="RegionMarkerTok" w:type="character">
+  <w:style w:type="character" w:customStyle="1" w:styleId="RegionMarkerTok">
     <w:name w:val="RegionMarkerTok"/>
   </w:style>
-  <w:style w:customStyle="1" w:styleId="InformationTok" w:type="character">
+  <w:style w:type="character" w:customStyle="1" w:styleId="InformationTok">
     <w:name w:val="InformationTok"/>
     <w:rPr>
       <w:b/>
@@ -6275,7 +7689,7 @@
       <w:color w:val="60A0B0"/>
     </w:rPr>
   </w:style>
-  <w:style w:customStyle="1" w:styleId="WarningTok" w:type="character">
+  <w:style w:type="character" w:customStyle="1" w:styleId="WarningTok">
     <w:name w:val="WarningTok"/>
     <w:rPr>
       <w:b/>
@@ -6283,24 +7697,24 @@
       <w:color w:val="60A0B0"/>
     </w:rPr>
   </w:style>
-  <w:style w:customStyle="1" w:styleId="AlertTok" w:type="character">
+  <w:style w:type="character" w:customStyle="1" w:styleId="AlertTok">
     <w:name w:val="AlertTok"/>
     <w:rPr>
       <w:b/>
       <w:color w:val="FF0000"/>
     </w:rPr>
   </w:style>
-  <w:style w:customStyle="1" w:styleId="ErrorTok" w:type="character">
+  <w:style w:type="character" w:customStyle="1" w:styleId="ErrorTok">
     <w:name w:val="ErrorTok"/>
     <w:rPr>
       <w:b/>
       <w:color w:val="FF0000"/>
     </w:rPr>
   </w:style>
-  <w:style w:customStyle="1" w:styleId="NormalTok" w:type="character">
+  <w:style w:type="character" w:customStyle="1" w:styleId="NormalTok">
     <w:name w:val="NormalTok"/>
   </w:style>
-  <w:style w:customStyle="1" w:styleId="Ttulo6Char" w:type="character">
+  <w:style w:type="character" w:customStyle="1" w:styleId="Ttulo6Char">
     <w:name w:val="Título 6 Char"/>
     <w:basedOn w:val="Fontepargpadro"/>
     <w:link w:val="Ttulo6"/>
@@ -6315,7 +7729,7 @@
       <w:szCs w:val="22"/>
     </w:rPr>
   </w:style>
-  <w:style w:customStyle="1" w:styleId="Ttulo7Char" w:type="character">
+  <w:style w:type="character" w:customStyle="1" w:styleId="Ttulo7Char">
     <w:name w:val="Título 7 Char"/>
     <w:basedOn w:val="Fontepargpadro"/>
     <w:link w:val="Ttulo7"/>
@@ -6326,7 +7740,7 @@
       <w:rFonts w:cstheme="majorBidi"/>
     </w:rPr>
   </w:style>
-  <w:style w:customStyle="1" w:styleId="Ttulo8Char" w:type="character">
+  <w:style w:type="character" w:customStyle="1" w:styleId="Ttulo8Char">
     <w:name w:val="Título 8 Char"/>
     <w:basedOn w:val="Fontepargpadro"/>
     <w:link w:val="Ttulo8"/>
@@ -6339,7 +7753,7 @@
       <w:iCs/>
     </w:rPr>
   </w:style>
-  <w:style w:customStyle="1" w:styleId="Ttulo9Char" w:type="character">
+  <w:style w:type="character" w:customStyle="1" w:styleId="Ttulo9Char">
     <w:name w:val="Título 9 Char"/>
     <w:basedOn w:val="Fontepargpadro"/>
     <w:link w:val="Ttulo9"/>
@@ -6347,12 +7761,12 @@
     <w:semiHidden/>
     <w:rsid w:val="00C14DB6"/>
     <w:rPr>
-      <w:rFonts w:cstheme="majorBidi" w:eastAsiaTheme="majorEastAsia"/>
+      <w:rFonts w:eastAsiaTheme="majorEastAsia" w:cstheme="majorBidi"/>
       <w:sz w:val="22"/>
       <w:szCs w:val="22"/>
     </w:rPr>
   </w:style>
-  <w:style w:styleId="Subttulo" w:type="paragraph">
+  <w:style w:type="paragraph" w:styleId="Subttulo">
     <w:name w:val="Subtitle"/>
     <w:basedOn w:val="Normal"/>
     <w:next w:val="Normal"/>
@@ -6366,20 +7780,20 @@
       <w:outlineLvl w:val="1"/>
     </w:pPr>
     <w:rPr>
-      <w:rFonts w:cstheme="majorBidi" w:eastAsiaTheme="majorEastAsia"/>
-    </w:rPr>
-  </w:style>
-  <w:style w:customStyle="1" w:styleId="SubttuloChar" w:type="character">
+      <w:rFonts w:eastAsiaTheme="majorEastAsia" w:cstheme="majorBidi"/>
+    </w:rPr>
+  </w:style>
+  <w:style w:type="character" w:customStyle="1" w:styleId="SubttuloChar">
     <w:name w:val="Subtítulo Char"/>
     <w:basedOn w:val="Fontepargpadro"/>
     <w:link w:val="Subttulo"/>
     <w:uiPriority w:val="11"/>
     <w:rsid w:val="00C14DB6"/>
     <w:rPr>
-      <w:rFonts w:cstheme="majorBidi" w:eastAsiaTheme="majorEastAsia"/>
-    </w:rPr>
-  </w:style>
-  <w:style w:styleId="Forte" w:type="character">
+      <w:rFonts w:eastAsiaTheme="majorEastAsia" w:cstheme="majorBidi"/>
+    </w:rPr>
+  </w:style>
+  <w:style w:type="character" w:styleId="Forte">
     <w:name w:val="Strong"/>
     <w:basedOn w:val="Fontepargpadro"/>
     <w:uiPriority w:val="22"/>
@@ -6390,7 +7804,7 @@
       <w:bCs/>
     </w:rPr>
   </w:style>
-  <w:style w:styleId="SemEspaamento" w:type="paragraph">
+  <w:style w:type="paragraph" w:styleId="SemEspaamento">
     <w:name w:val="No Spacing"/>
     <w:basedOn w:val="Normal"/>
     <w:uiPriority w:val="1"/>
@@ -6400,7 +7814,7 @@
       <w:szCs w:val="32"/>
     </w:rPr>
   </w:style>
-  <w:style w:styleId="Citao" w:type="paragraph">
+  <w:style w:type="paragraph" w:styleId="Citao">
     <w:name w:val="Quote"/>
     <w:basedOn w:val="Normal"/>
     <w:next w:val="Normal"/>
@@ -6412,7 +7826,7 @@
       <w:i/>
     </w:rPr>
   </w:style>
-  <w:style w:customStyle="1" w:styleId="CitaoChar" w:type="character">
+  <w:style w:type="character" w:customStyle="1" w:styleId="CitaoChar">
     <w:name w:val="Citação Char"/>
     <w:basedOn w:val="Fontepargpadro"/>
     <w:link w:val="Citao"/>
@@ -6422,7 +7836,7 @@
       <w:i/>
     </w:rPr>
   </w:style>
-  <w:style w:styleId="CitaoIntensa" w:type="paragraph">
+  <w:style w:type="paragraph" w:styleId="CitaoIntensa">
     <w:name w:val="Intense Quote"/>
     <w:basedOn w:val="Normal"/>
     <w:next w:val="Normal"/>
@@ -6440,7 +7854,7 @@
       <w:szCs w:val="22"/>
     </w:rPr>
   </w:style>
-  <w:style w:customStyle="1" w:styleId="CitaoIntensaChar" w:type="character">
+  <w:style w:type="character" w:customStyle="1" w:styleId="CitaoIntensaChar">
     <w:name w:val="Citação Intensa Char"/>
     <w:basedOn w:val="Fontepargpadro"/>
     <w:link w:val="CitaoIntensa"/>
@@ -6453,17 +7867,17 @@
       <w:szCs w:val="22"/>
     </w:rPr>
   </w:style>
-  <w:style w:styleId="nfaseSutil" w:type="character">
+  <w:style w:type="character" w:styleId="nfaseSutil">
     <w:name w:val="Subtle Emphasis"/>
     <w:uiPriority w:val="19"/>
     <w:qFormat/>
     <w:rsid w:val="00C14DB6"/>
     <w:rPr>
       <w:i/>
-      <w:color w:themeColor="text1" w:themeTint="A5" w:val="5A5A5A"/>
-    </w:rPr>
-  </w:style>
-  <w:style w:styleId="nfaseIntensa" w:type="character">
+      <w:color w:val="5A5A5A" w:themeColor="text1" w:themeTint="A5"/>
+    </w:rPr>
+  </w:style>
+  <w:style w:type="character" w:styleId="nfaseIntensa">
     <w:name w:val="Intense Emphasis"/>
     <w:basedOn w:val="Fontepargpadro"/>
     <w:uiPriority w:val="21"/>
@@ -6477,7 +7891,7 @@
       <w:u w:val="single"/>
     </w:rPr>
   </w:style>
-  <w:style w:styleId="RefernciaSutil" w:type="character">
+  <w:style w:type="character" w:styleId="RefernciaSutil">
     <w:name w:val="Subtle Reference"/>
     <w:basedOn w:val="Fontepargpadro"/>
     <w:uiPriority w:val="31"/>
@@ -6489,7 +7903,7 @@
       <w:u w:val="single"/>
     </w:rPr>
   </w:style>
-  <w:style w:styleId="RefernciaIntensa" w:type="character">
+  <w:style w:type="character" w:styleId="RefernciaIntensa">
     <w:name w:val="Intense Reference"/>
     <w:basedOn w:val="Fontepargpadro"/>
     <w:uiPriority w:val="32"/>
@@ -6501,7 +7915,7 @@
       <w:u w:val="single"/>
     </w:rPr>
   </w:style>
-  <w:style w:styleId="TtulodoLivro" w:type="character">
+  <w:style w:type="character" w:styleId="TtulodoLivro">
     <w:name w:val="Book Title"/>
     <w:basedOn w:val="Fontepargpadro"/>
     <w:uiPriority w:val="33"/>
@@ -6515,7 +7929,7 @@
       <w:szCs w:val="24"/>
     </w:rPr>
   </w:style>
-  <w:style w:styleId="CabealhodoSumrio" w:type="paragraph">
+  <w:style w:type="paragraph" w:styleId="CabealhodoSumrio">
     <w:name w:val="TOC Heading"/>
     <w:basedOn w:val="Ttulo1"/>
     <w:next w:val="Normal"/>
@@ -6528,23 +7942,23 @@
       <w:outlineLvl w:val="9"/>
     </w:pPr>
   </w:style>
-  <w:style w:customStyle="1" w:styleId="EstiloTtulo212ptNoItlicoAntes0ptDepoisde6pt" w:type="paragraph">
+  <w:style w:type="paragraph" w:customStyle="1" w:styleId="EstiloTtulo212ptNoItlicoAntes0ptDepoisde6pt">
     <w:name w:val="Estilo Título 2 + 12 pt Não Itálico Antes:  0 pt Depois de:  6 pt"/>
     <w:basedOn w:val="Ttulo2"/>
     <w:autoRedefine/>
     <w:qFormat/>
     <w:rsid w:val="00976A9F"/>
     <w:pPr>
-      <w:spacing w:after="120" w:before="0"/>
+      <w:spacing w:before="0" w:after="120"/>
     </w:pPr>
     <w:rPr>
-      <w:rFonts w:cs="Times New Roman" w:eastAsia="Times New Roman"/>
+      <w:rFonts w:eastAsia="Times New Roman" w:cs="Times New Roman"/>
       <w:i/>
       <w:iCs w:val="0"/>
       <w:szCs w:val="20"/>
     </w:rPr>
   </w:style>
-  <w:style w:customStyle="1" w:styleId="Image" w:type="paragraph">
+  <w:style w:type="paragraph" w:customStyle="1" w:styleId="Image">
     <w:name w:val="Image"/>
     <w:basedOn w:val="Ttulodanota"/>
     <w:next w:val="Normal"/>
@@ -6559,7 +7973,7 @@
       <w:noProof/>
     </w:rPr>
   </w:style>
-  <w:style w:customStyle="1" w:styleId="ImageChar" w:type="character">
+  <w:style w:type="character" w:customStyle="1" w:styleId="ImageChar">
     <w:name w:val="Image Char"/>
     <w:basedOn w:val="Fontepargpadro"/>
     <w:link w:val="Image"/>
@@ -6568,7 +7982,7 @@
       <w:noProof/>
     </w:rPr>
   </w:style>
-  <w:style w:styleId="Ttulodanota" w:type="paragraph">
+  <w:style w:type="paragraph" w:styleId="Ttulodanota">
     <w:name w:val="Note Heading"/>
     <w:basedOn w:val="Normal"/>
     <w:next w:val="Normal"/>
@@ -6581,7 +7995,7 @@
       <w:spacing w:line="240" w:lineRule="auto"/>
     </w:pPr>
   </w:style>
-  <w:style w:customStyle="1" w:styleId="TtulodanotaChar" w:type="character">
+  <w:style w:type="character" w:customStyle="1" w:styleId="TtulodanotaChar">
     <w:name w:val="Título da nota Char"/>
     <w:basedOn w:val="Fontepargpadro"/>
     <w:link w:val="Ttulodanota"/>
@@ -6589,7 +8003,7 @@
     <w:semiHidden/>
     <w:rsid w:val="00DE06BA"/>
   </w:style>
-  <w:style w:customStyle="1" w:styleId="Table" w:type="table">
+  <w:style w:type="table" w:customStyle="1" w:styleId="Table">
     <w:name w:val="Table"/>
     <w:basedOn w:val="Tabelacomgrade1"/>
     <w:uiPriority w:val="99"/>
@@ -6607,12 +8021,12 @@
     </w:rPr>
     <w:tblPr>
       <w:tblBorders>
-        <w:top w:color="auto" w:space="0" w:sz="4" w:val="single"/>
-        <w:left w:color="auto" w:space="0" w:sz="0" w:val="none"/>
-        <w:bottom w:color="auto" w:space="0" w:sz="4" w:val="single"/>
-        <w:right w:color="auto" w:space="0" w:sz="0" w:val="none"/>
-        <w:insideH w:color="auto" w:space="0" w:sz="0" w:val="none"/>
-        <w:insideV w:color="auto" w:space="0" w:sz="0" w:val="none"/>
+        <w:top w:val="single" w:sz="4" w:space="0" w:color="auto"/>
+        <w:left w:val="none" w:sz="0" w:space="0" w:color="auto"/>
+        <w:bottom w:val="single" w:sz="4" w:space="0" w:color="auto"/>
+        <w:right w:val="none" w:sz="0" w:space="0" w:color="auto"/>
+        <w:insideH w:val="none" w:sz="0" w:space="0" w:color="auto"/>
+        <w:insideV w:val="none" w:sz="0" w:space="0" w:color="auto"/>
       </w:tblBorders>
     </w:tblPr>
     <w:tcPr>
@@ -6626,8 +8040,8 @@
       <w:tblPr/>
       <w:tcPr>
         <w:tcBorders>
-          <w:tl2br w:color="auto" w:space="0" w:sz="0" w:val="none"/>
-          <w:tr2bl w:color="auto" w:space="0" w:sz="0" w:val="none"/>
+          <w:tl2br w:val="none" w:sz="0" w:space="0" w:color="auto"/>
+          <w:tr2bl w:val="none" w:sz="0" w:space="0" w:color="auto"/>
         </w:tcBorders>
       </w:tcPr>
     </w:tblStylePr>
@@ -6639,13 +8053,13 @@
       <w:tblPr/>
       <w:tcPr>
         <w:tcBorders>
-          <w:tl2br w:color="auto" w:space="0" w:sz="0" w:val="none"/>
-          <w:tr2bl w:color="auto" w:space="0" w:sz="0" w:val="none"/>
+          <w:tl2br w:val="none" w:sz="0" w:space="0" w:color="auto"/>
+          <w:tr2bl w:val="none" w:sz="0" w:space="0" w:color="auto"/>
         </w:tcBorders>
       </w:tcPr>
     </w:tblStylePr>
   </w:style>
-  <w:style w:styleId="Tabelacomgrade1" w:type="table">
+  <w:style w:type="table" w:styleId="Tabelacomgrade1">
     <w:name w:val="Table Grid 1"/>
     <w:basedOn w:val="Tabelanormal"/>
     <w:uiPriority w:val="99"/>
@@ -6657,16 +8071,16 @@
     </w:pPr>
     <w:tblPr>
       <w:tblBorders>
-        <w:top w:color="000000" w:space="0" w:sz="6" w:val="single"/>
-        <w:left w:color="000000" w:space="0" w:sz="6" w:val="single"/>
-        <w:bottom w:color="000000" w:space="0" w:sz="6" w:val="single"/>
-        <w:right w:color="000000" w:space="0" w:sz="6" w:val="single"/>
-        <w:insideH w:color="000000" w:space="0" w:sz="6" w:val="single"/>
-        <w:insideV w:color="000000" w:space="0" w:sz="6" w:val="single"/>
+        <w:top w:val="single" w:sz="6" w:space="0" w:color="000000"/>
+        <w:left w:val="single" w:sz="6" w:space="0" w:color="000000"/>
+        <w:bottom w:val="single" w:sz="6" w:space="0" w:color="000000"/>
+        <w:right w:val="single" w:sz="6" w:space="0" w:color="000000"/>
+        <w:insideH w:val="single" w:sz="6" w:space="0" w:color="000000"/>
+        <w:insideV w:val="single" w:sz="6" w:space="0" w:color="000000"/>
       </w:tblBorders>
     </w:tblPr>
     <w:tcPr>
-      <w:shd w:color="auto" w:fill="auto" w:val="clear"/>
+      <w:shd w:val="clear" w:color="auto" w:fill="auto"/>
     </w:tcPr>
     <w:tblStylePr w:type="lastRow">
       <w:rPr>
@@ -6676,8 +8090,8 @@
       <w:tblPr/>
       <w:tcPr>
         <w:tcBorders>
-          <w:tl2br w:color="auto" w:space="0" w:sz="0" w:val="none"/>
-          <w:tr2bl w:color="auto" w:space="0" w:sz="0" w:val="none"/>
+          <w:tl2br w:val="none" w:sz="0" w:space="0" w:color="auto"/>
+          <w:tr2bl w:val="none" w:sz="0" w:space="0" w:color="auto"/>
         </w:tcBorders>
       </w:tcPr>
     </w:tblStylePr>
@@ -6689,11 +8103,49 @@
       <w:tblPr/>
       <w:tcPr>
         <w:tcBorders>
-          <w:tl2br w:color="auto" w:space="0" w:sz="0" w:val="none"/>
-          <w:tr2bl w:color="auto" w:space="0" w:sz="0" w:val="none"/>
+          <w:tl2br w:val="none" w:sz="0" w:space="0" w:color="auto"/>
+          <w:tr2bl w:val="none" w:sz="0" w:space="0" w:color="auto"/>
         </w:tcBorders>
       </w:tcPr>
     </w:tblStylePr>
+  </w:style>
+  <w:style w:type="paragraph" w:styleId="Sumrio1">
+    <w:name w:val="toc 1"/>
+    <w:basedOn w:val="Normal"/>
+    <w:next w:val="Normal"/>
+    <w:autoRedefine/>
+    <w:uiPriority w:val="39"/>
+    <w:unhideWhenUsed/>
+    <w:rsid w:val="00DC66BF"/>
+    <w:pPr>
+      <w:spacing w:after="100"/>
+    </w:pPr>
+  </w:style>
+  <w:style w:type="paragraph" w:styleId="Sumrio2">
+    <w:name w:val="toc 2"/>
+    <w:basedOn w:val="Normal"/>
+    <w:next w:val="Normal"/>
+    <w:autoRedefine/>
+    <w:uiPriority w:val="39"/>
+    <w:unhideWhenUsed/>
+    <w:rsid w:val="00DC66BF"/>
+    <w:pPr>
+      <w:spacing w:after="100"/>
+      <w:ind w:left="240"/>
+    </w:pPr>
+  </w:style>
+  <w:style w:type="paragraph" w:styleId="Sumrio3">
+    <w:name w:val="toc 3"/>
+    <w:basedOn w:val="Normal"/>
+    <w:next w:val="Normal"/>
+    <w:autoRedefine/>
+    <w:uiPriority w:val="39"/>
+    <w:unhideWhenUsed/>
+    <w:rsid w:val="00DC66BF"/>
+    <w:pPr>
+      <w:spacing w:after="100"/>
+      <w:ind w:left="480"/>
+    </w:pPr>
   </w:style>
 </w:styles>
 </file>

--- a/documentacao/manuais/MANUAL_CANDIDATO.docx
+++ b/documentacao/manuais/MANUAL_CANDIDATO.docx
@@ -2,32 +2,6 @@
 <file path=word/document.xml><?xml version="1.0" encoding="utf-8"?>
 <w:document xmlns:wpc="http://schemas.microsoft.com/office/word/2010/wordprocessingCanvas" xmlns:cx="http://schemas.microsoft.com/office/drawing/2014/chartex" xmlns:cx1="http://schemas.microsoft.com/office/drawing/2015/9/8/chartex" xmlns:cx2="http://schemas.microsoft.com/office/drawing/2015/10/21/chartex" xmlns:cx3="http://schemas.microsoft.com/office/drawing/2016/5/9/chartex" xmlns:cx4="http://schemas.microsoft.com/office/drawing/2016/5/10/chartex" xmlns:cx5="http://schemas.microsoft.com/office/drawing/2016/5/11/chartex" xmlns:cx6="http://schemas.microsoft.com/office/drawing/2016/5/12/chartex" xmlns:cx7="http://schemas.microsoft.com/office/drawing/2016/5/13/chartex" xmlns:cx8="http://schemas.microsoft.com/office/drawing/2016/5/14/chartex" xmlns:mc="http://schemas.openxmlformats.org/markup-compatibility/2006" xmlns:aink="http://schemas.microsoft.com/office/drawing/2016/ink" xmlns:am3d="http://schemas.microsoft.com/office/drawing/2017/model3d" xmlns:o="urn:schemas-microsoft-com:office:office" xmlns:oel="http://schemas.microsoft.com/office/2019/extlst" xmlns:r="http://schemas.openxmlformats.org/officeDocument/2006/relationships" xmlns:m="http://schemas.openxmlformats.org/officeDocument/2006/math" xmlns:v="urn:schemas-microsoft-com:vml" xmlns:wp14="http://schemas.microsoft.com/office/word/2010/wordprocessingDrawing" xmlns:wp="http://schemas.openxmlformats.org/drawingml/2006/wordprocessingDrawing" xmlns:w10="urn:schemas-microsoft-com:office:word" xmlns:w="http://schemas.openxmlformats.org/wordprocessingml/2006/main" xmlns:w14="http://schemas.microsoft.com/office/word/2010/wordml" xmlns:w15="http://schemas.microsoft.com/office/word/2012/wordml" xmlns:w16cex="http://schemas.microsoft.com/office/word/2018/wordml/cex" xmlns:w16cid="http://schemas.microsoft.com/office/word/2016/wordml/cid" xmlns:w16="http://schemas.microsoft.com/office/word/2018/wordml" xmlns:w16du="http://schemas.microsoft.com/office/word/2023/wordml/word16du" xmlns:w16sdtdh="http://schemas.microsoft.com/office/word/2020/wordml/sdtdatahash" xmlns:w16sdtfl="http://schemas.microsoft.com/office/word/2024/wordml/sdtformatlock" xmlns:w16se="http://schemas.microsoft.com/office/word/2015/wordml/symex" xmlns:wpg="http://schemas.microsoft.com/office/word/2010/wordprocessingGroup" xmlns:wpi="http://schemas.microsoft.com/office/word/2010/wordprocessingInk" xmlns:wne="http://schemas.microsoft.com/office/word/2006/wordml" xmlns:wps="http://schemas.microsoft.com/office/word/2010/wordprocessingShape" mc:Ignorable="w14 w15 w16se w16cid w16 w16cex w16sdtdh w16sdtfl w16du wp14">
   <w:body>
-    <w:p>
-      <w:pPr>
-        <w:pStyle w:val="Ttulo"/>
-        <w:rPr>
-          <w:szCs w:val="24"/>
-        </w:rPr>
-      </w:pPr>
-      <w:bookmarkStart w:id="0" w:name="_Toc216769626"/>
-      <w:r>
-        <w:rPr>
-          <w:szCs w:val="24"/>
-        </w:rPr>
-        <w:t>Manual do Candidato — Sistema PLANTERR</w:t>
-      </w:r>
-      <w:bookmarkEnd w:id="0"/>
-    </w:p>
-    <w:p>
-      <w:pPr>
-        <w:pStyle w:val="Subttulo"/>
-      </w:pPr>
-      <w:bookmarkStart w:id="1" w:name="_Toc216769627"/>
-      <w:r>
-        <w:t>Inscrição, envio e geração do PDF</w:t>
-      </w:r>
-      <w:bookmarkEnd w:id="1"/>
-    </w:p>
     <w:p>
       <w:pPr>
         <w:pStyle w:val="CabealhodoSumrio"/>
@@ -39,6 +13,71 @@
           <w:szCs w:val="24"/>
         </w:rPr>
       </w:pPr>
+      <w:r>
+        <w:rPr>
+          <w:rFonts w:eastAsiaTheme="minorEastAsia" w:cs="Times New Roman"/>
+          <w:b w:val="0"/>
+          <w:bCs w:val="0"/>
+          <w:noProof/>
+          <w:kern w:val="0"/>
+          <w:szCs w:val="24"/>
+        </w:rPr>
+        <w:drawing>
+          <wp:anchor distT="0" distB="0" distL="114300" distR="114300" simplePos="0" relativeHeight="251658240" behindDoc="0" locked="0" layoutInCell="1" allowOverlap="1" wp14:anchorId="7BD6F3DB" wp14:editId="1F23ED2E">
+            <wp:simplePos x="0" y="0"/>
+            <wp:positionH relativeFrom="column">
+              <wp:posOffset>-1461135</wp:posOffset>
+            </wp:positionH>
+            <wp:positionV relativeFrom="paragraph">
+              <wp:posOffset>-950315</wp:posOffset>
+            </wp:positionV>
+            <wp:extent cx="8132274" cy="10523180"/>
+            <wp:effectExtent l="0" t="0" r="2540" b="0"/>
+            <wp:wrapNone/>
+            <wp:docPr id="1315270392" name="Imagem 1"/>
+            <wp:cNvGraphicFramePr>
+              <a:graphicFrameLocks xmlns:a="http://schemas.openxmlformats.org/drawingml/2006/main" noChangeAspect="1"/>
+            </wp:cNvGraphicFramePr>
+            <a:graphic xmlns:a="http://schemas.openxmlformats.org/drawingml/2006/main">
+              <a:graphicData uri="http://schemas.openxmlformats.org/drawingml/2006/picture">
+                <pic:pic xmlns:pic="http://schemas.openxmlformats.org/drawingml/2006/picture">
+                  <pic:nvPicPr>
+                    <pic:cNvPr id="1315270392" name="Imagem 1"/>
+                    <pic:cNvPicPr/>
+                  </pic:nvPicPr>
+                  <pic:blipFill>
+                    <a:blip r:embed="rId7" cstate="print">
+                      <a:extLst>
+                        <a:ext uri="{28A0092B-C50C-407E-A947-70E740481C1C}">
+                          <a14:useLocalDpi xmlns:a14="http://schemas.microsoft.com/office/drawing/2010/main" val="0"/>
+                        </a:ext>
+                      </a:extLst>
+                    </a:blip>
+                    <a:stretch>
+                      <a:fillRect/>
+                    </a:stretch>
+                  </pic:blipFill>
+                  <pic:spPr>
+                    <a:xfrm>
+                      <a:off x="0" y="0"/>
+                      <a:ext cx="8132274" cy="10523180"/>
+                    </a:xfrm>
+                    <a:prstGeom prst="rect">
+                      <a:avLst/>
+                    </a:prstGeom>
+                  </pic:spPr>
+                </pic:pic>
+              </a:graphicData>
+            </a:graphic>
+            <wp14:sizeRelH relativeFrom="page">
+              <wp14:pctWidth>0</wp14:pctWidth>
+            </wp14:sizeRelH>
+            <wp14:sizeRelV relativeFrom="page">
+              <wp14:pctHeight>0</wp14:pctHeight>
+            </wp14:sizeRelV>
+          </wp:anchor>
+        </w:drawing>
+      </w:r>
     </w:p>
     <w:p>
       <w:pPr>
@@ -52,6 +91,320 @@
         </w:rPr>
       </w:pPr>
     </w:p>
+    <w:p>
+      <w:pPr>
+        <w:pStyle w:val="CabealhodoSumrio"/>
+        <w:rPr>
+          <w:rFonts w:eastAsiaTheme="minorEastAsia" w:cs="Times New Roman"/>
+          <w:b w:val="0"/>
+          <w:bCs w:val="0"/>
+          <w:kern w:val="0"/>
+          <w:szCs w:val="24"/>
+        </w:rPr>
+      </w:pPr>
+    </w:p>
+    <w:p>
+      <w:pPr>
+        <w:pStyle w:val="CabealhodoSumrio"/>
+        <w:rPr>
+          <w:rFonts w:eastAsiaTheme="minorEastAsia" w:cs="Times New Roman"/>
+          <w:b w:val="0"/>
+          <w:bCs w:val="0"/>
+          <w:kern w:val="0"/>
+          <w:szCs w:val="24"/>
+        </w:rPr>
+      </w:pPr>
+    </w:p>
+    <w:p>
+      <w:pPr>
+        <w:pStyle w:val="CabealhodoSumrio"/>
+        <w:rPr>
+          <w:rFonts w:eastAsiaTheme="minorEastAsia" w:cs="Times New Roman"/>
+          <w:b w:val="0"/>
+          <w:bCs w:val="0"/>
+          <w:kern w:val="0"/>
+          <w:szCs w:val="24"/>
+        </w:rPr>
+      </w:pPr>
+    </w:p>
+    <w:p>
+      <w:pPr>
+        <w:pStyle w:val="CabealhodoSumrio"/>
+        <w:rPr>
+          <w:rFonts w:eastAsiaTheme="minorEastAsia" w:cs="Times New Roman"/>
+          <w:b w:val="0"/>
+          <w:bCs w:val="0"/>
+          <w:kern w:val="0"/>
+          <w:szCs w:val="24"/>
+        </w:rPr>
+      </w:pPr>
+    </w:p>
+    <w:p>
+      <w:pPr>
+        <w:pStyle w:val="CabealhodoSumrio"/>
+        <w:rPr>
+          <w:rFonts w:eastAsiaTheme="minorEastAsia" w:cs="Times New Roman"/>
+          <w:b w:val="0"/>
+          <w:bCs w:val="0"/>
+          <w:kern w:val="0"/>
+          <w:szCs w:val="24"/>
+        </w:rPr>
+      </w:pPr>
+    </w:p>
+    <w:p>
+      <w:pPr>
+        <w:pStyle w:val="CabealhodoSumrio"/>
+        <w:rPr>
+          <w:rFonts w:eastAsiaTheme="minorEastAsia" w:cs="Times New Roman"/>
+          <w:b w:val="0"/>
+          <w:bCs w:val="0"/>
+          <w:kern w:val="0"/>
+          <w:szCs w:val="24"/>
+        </w:rPr>
+      </w:pPr>
+    </w:p>
+    <w:p>
+      <w:pPr>
+        <w:pStyle w:val="CabealhodoSumrio"/>
+        <w:rPr>
+          <w:rFonts w:eastAsiaTheme="minorEastAsia" w:cs="Times New Roman"/>
+          <w:b w:val="0"/>
+          <w:bCs w:val="0"/>
+          <w:kern w:val="0"/>
+          <w:szCs w:val="24"/>
+        </w:rPr>
+      </w:pPr>
+    </w:p>
+    <w:p>
+      <w:pPr>
+        <w:pStyle w:val="CabealhodoSumrio"/>
+        <w:rPr>
+          <w:rFonts w:eastAsiaTheme="minorEastAsia" w:cs="Times New Roman"/>
+          <w:b w:val="0"/>
+          <w:bCs w:val="0"/>
+          <w:kern w:val="0"/>
+          <w:szCs w:val="24"/>
+        </w:rPr>
+      </w:pPr>
+    </w:p>
+    <w:p>
+      <w:pPr>
+        <w:pStyle w:val="CabealhodoSumrio"/>
+        <w:rPr>
+          <w:rFonts w:eastAsiaTheme="minorEastAsia" w:cs="Times New Roman"/>
+          <w:b w:val="0"/>
+          <w:bCs w:val="0"/>
+          <w:kern w:val="0"/>
+          <w:szCs w:val="24"/>
+        </w:rPr>
+      </w:pPr>
+    </w:p>
+    <w:p>
+      <w:pPr>
+        <w:pStyle w:val="CabealhodoSumrio"/>
+        <w:rPr>
+          <w:rFonts w:eastAsiaTheme="minorEastAsia" w:cs="Times New Roman"/>
+          <w:b w:val="0"/>
+          <w:bCs w:val="0"/>
+          <w:kern w:val="0"/>
+          <w:szCs w:val="24"/>
+        </w:rPr>
+      </w:pPr>
+    </w:p>
+    <w:p>
+      <w:pPr>
+        <w:pStyle w:val="CabealhodoSumrio"/>
+        <w:rPr>
+          <w:rFonts w:eastAsiaTheme="minorEastAsia" w:cs="Times New Roman"/>
+          <w:b w:val="0"/>
+          <w:bCs w:val="0"/>
+          <w:kern w:val="0"/>
+          <w:szCs w:val="24"/>
+        </w:rPr>
+      </w:pPr>
+    </w:p>
+    <w:p>
+      <w:pPr>
+        <w:pStyle w:val="CabealhodoSumrio"/>
+        <w:rPr>
+          <w:rFonts w:eastAsiaTheme="minorEastAsia" w:cs="Times New Roman"/>
+          <w:b w:val="0"/>
+          <w:bCs w:val="0"/>
+          <w:kern w:val="0"/>
+          <w:szCs w:val="24"/>
+        </w:rPr>
+      </w:pPr>
+    </w:p>
+    <w:p>
+      <w:pPr>
+        <w:pStyle w:val="CabealhodoSumrio"/>
+        <w:rPr>
+          <w:rFonts w:eastAsiaTheme="minorEastAsia" w:cs="Times New Roman"/>
+          <w:b w:val="0"/>
+          <w:bCs w:val="0"/>
+          <w:kern w:val="0"/>
+          <w:szCs w:val="24"/>
+        </w:rPr>
+      </w:pPr>
+    </w:p>
+    <w:p>
+      <w:pPr>
+        <w:pStyle w:val="CabealhodoSumrio"/>
+        <w:rPr>
+          <w:rFonts w:eastAsiaTheme="minorEastAsia" w:cs="Times New Roman"/>
+          <w:b w:val="0"/>
+          <w:bCs w:val="0"/>
+          <w:kern w:val="0"/>
+          <w:szCs w:val="24"/>
+        </w:rPr>
+      </w:pPr>
+    </w:p>
+    <w:p>
+      <w:pPr>
+        <w:pStyle w:val="CabealhodoSumrio"/>
+        <w:rPr>
+          <w:rFonts w:eastAsiaTheme="minorEastAsia" w:cs="Times New Roman"/>
+          <w:b w:val="0"/>
+          <w:bCs w:val="0"/>
+          <w:kern w:val="0"/>
+          <w:szCs w:val="24"/>
+        </w:rPr>
+      </w:pPr>
+    </w:p>
+    <w:p>
+      <w:pPr>
+        <w:pStyle w:val="CabealhodoSumrio"/>
+        <w:rPr>
+          <w:rFonts w:eastAsiaTheme="minorEastAsia" w:cs="Times New Roman"/>
+          <w:b w:val="0"/>
+          <w:bCs w:val="0"/>
+          <w:kern w:val="0"/>
+          <w:szCs w:val="24"/>
+        </w:rPr>
+      </w:pPr>
+    </w:p>
+    <w:p>
+      <w:pPr>
+        <w:pStyle w:val="CabealhodoSumrio"/>
+        <w:rPr>
+          <w:rFonts w:eastAsiaTheme="minorEastAsia" w:cs="Times New Roman"/>
+          <w:b w:val="0"/>
+          <w:bCs w:val="0"/>
+          <w:kern w:val="0"/>
+          <w:szCs w:val="24"/>
+        </w:rPr>
+      </w:pPr>
+    </w:p>
+    <w:p>
+      <w:pPr>
+        <w:pStyle w:val="CabealhodoSumrio"/>
+        <w:rPr>
+          <w:rFonts w:eastAsiaTheme="minorEastAsia" w:cs="Times New Roman"/>
+          <w:b w:val="0"/>
+          <w:bCs w:val="0"/>
+          <w:kern w:val="0"/>
+          <w:szCs w:val="24"/>
+        </w:rPr>
+      </w:pPr>
+    </w:p>
+    <w:p>
+      <w:pPr>
+        <w:pStyle w:val="CabealhodoSumrio"/>
+        <w:rPr>
+          <w:rFonts w:eastAsiaTheme="minorEastAsia" w:cs="Times New Roman"/>
+          <w:b w:val="0"/>
+          <w:bCs w:val="0"/>
+          <w:kern w:val="0"/>
+          <w:szCs w:val="24"/>
+        </w:rPr>
+      </w:pPr>
+    </w:p>
+    <w:p>
+      <w:pPr>
+        <w:pStyle w:val="CabealhodoSumrio"/>
+        <w:rPr>
+          <w:rFonts w:eastAsiaTheme="minorEastAsia" w:cs="Times New Roman"/>
+          <w:b w:val="0"/>
+          <w:bCs w:val="0"/>
+          <w:kern w:val="0"/>
+          <w:szCs w:val="24"/>
+        </w:rPr>
+      </w:pPr>
+    </w:p>
+    <w:p>
+      <w:pPr>
+        <w:pStyle w:val="CabealhodoSumrio"/>
+        <w:rPr>
+          <w:rFonts w:eastAsiaTheme="minorEastAsia" w:cs="Times New Roman"/>
+          <w:b w:val="0"/>
+          <w:bCs w:val="0"/>
+          <w:kern w:val="0"/>
+          <w:szCs w:val="24"/>
+        </w:rPr>
+      </w:pPr>
+    </w:p>
+    <w:p>
+      <w:pPr>
+        <w:pStyle w:val="CabealhodoSumrio"/>
+        <w:rPr>
+          <w:rFonts w:eastAsiaTheme="minorEastAsia" w:cs="Times New Roman"/>
+          <w:b w:val="0"/>
+          <w:bCs w:val="0"/>
+          <w:kern w:val="0"/>
+          <w:szCs w:val="24"/>
+        </w:rPr>
+      </w:pPr>
+    </w:p>
+    <w:p>
+      <w:pPr>
+        <w:pStyle w:val="CabealhodoSumrio"/>
+        <w:rPr>
+          <w:rFonts w:eastAsiaTheme="minorEastAsia" w:cs="Times New Roman"/>
+          <w:b w:val="0"/>
+          <w:bCs w:val="0"/>
+          <w:kern w:val="0"/>
+          <w:szCs w:val="24"/>
+        </w:rPr>
+      </w:pPr>
+    </w:p>
+    <w:p>
+      <w:pPr>
+        <w:pStyle w:val="CabealhodoSumrio"/>
+        <w:rPr>
+          <w:rFonts w:eastAsiaTheme="minorEastAsia" w:cs="Times New Roman"/>
+          <w:b w:val="0"/>
+          <w:bCs w:val="0"/>
+          <w:kern w:val="0"/>
+          <w:szCs w:val="24"/>
+        </w:rPr>
+      </w:pPr>
+    </w:p>
+    <w:p>
+      <w:pPr>
+        <w:pStyle w:val="CabealhodoSumrio"/>
+        <w:rPr>
+          <w:rFonts w:eastAsiaTheme="minorEastAsia" w:cs="Times New Roman"/>
+          <w:b w:val="0"/>
+          <w:bCs w:val="0"/>
+          <w:kern w:val="0"/>
+          <w:szCs w:val="24"/>
+        </w:rPr>
+      </w:pPr>
+    </w:p>
+    <w:p>
+      <w:pPr>
+        <w:pStyle w:val="CabealhodoSumrio"/>
+        <w:rPr>
+          <w:rFonts w:eastAsiaTheme="minorEastAsia" w:cs="Times New Roman"/>
+          <w:b w:val="0"/>
+          <w:bCs w:val="0"/>
+          <w:kern w:val="0"/>
+          <w:szCs w:val="24"/>
+        </w:rPr>
+      </w:pPr>
+    </w:p>
+    <w:p/>
+    <w:p/>
     <w:sdt>
       <w:sdtPr>
         <w:rPr>
@@ -61,7 +414,7 @@
           <w:kern w:val="0"/>
           <w:szCs w:val="24"/>
         </w:rPr>
-        <w:id w:val="1173065565"/>
+        <w:id w:val="-1617673312"/>
         <w:docPartObj>
           <w:docPartGallery w:val="Table of Contents"/>
           <w:docPartUnique/>
@@ -71,32 +424,10 @@
         <w:p>
           <w:pPr>
             <w:pStyle w:val="CabealhodoSumrio"/>
-            <w:rPr>
-              <w:szCs w:val="24"/>
-            </w:rPr>
           </w:pPr>
-          <w:proofErr w:type="spellStart"/>
           <w:r>
-            <w:rPr>
-              <w:szCs w:val="24"/>
-            </w:rPr>
-            <w:t>Table</w:t>
+            <w:t>Sumário</w:t>
           </w:r>
-          <w:proofErr w:type="spellEnd"/>
-          <w:r>
-            <w:rPr>
-              <w:szCs w:val="24"/>
-            </w:rPr>
-            <w:t xml:space="preserve"> of </w:t>
-          </w:r>
-          <w:proofErr w:type="spellStart"/>
-          <w:r>
-            <w:rPr>
-              <w:szCs w:val="24"/>
-            </w:rPr>
-            <w:t>Contents</w:t>
-          </w:r>
-          <w:proofErr w:type="spellEnd"/>
         </w:p>
         <w:p>
           <w:pPr>
@@ -117,7 +448,7 @@
           <w:r>
             <w:fldChar w:fldCharType="separate"/>
           </w:r>
-          <w:hyperlink w:anchor="_Toc216769626" w:history="1">
+          <w:hyperlink w:anchor="_Toc216784261" w:history="1">
             <w:r>
               <w:rPr>
                 <w:rStyle w:val="Hyperlink"/>
@@ -144,7 +475,7 @@
                 <w:noProof/>
                 <w:webHidden/>
               </w:rPr>
-              <w:instrText xml:space="preserve"> PAGEREF _Toc216769626 \h </w:instrText>
+              <w:instrText xml:space="preserve"> PAGEREF _Toc216784261 \h </w:instrText>
             </w:r>
             <w:r>
               <w:rPr>
@@ -185,7 +516,7 @@
               <w:noProof/>
             </w:rPr>
           </w:pPr>
-          <w:hyperlink w:anchor="_Toc216769627" w:history="1">
+          <w:hyperlink w:anchor="_Toc216784262" w:history="1">
             <w:r>
               <w:rPr>
                 <w:rStyle w:val="Hyperlink"/>
@@ -212,7 +543,7 @@
                 <w:noProof/>
                 <w:webHidden/>
               </w:rPr>
-              <w:instrText xml:space="preserve"> PAGEREF _Toc216769627 \h </w:instrText>
+              <w:instrText xml:space="preserve"> PAGEREF _Toc216784262 \h </w:instrText>
             </w:r>
             <w:r>
               <w:rPr>
@@ -253,13 +584,13 @@
               <w:noProof/>
             </w:rPr>
           </w:pPr>
-          <w:hyperlink w:anchor="_Toc216769628" w:history="1">
+          <w:hyperlink w:anchor="_Toc216784263" w:history="1">
             <w:r>
               <w:rPr>
                 <w:rStyle w:val="Hyperlink"/>
                 <w:noProof/>
               </w:rPr>
-              <w:t>1. Apresentação</w:t>
+              <w:t>1. APRESENTAÇÃO</w:t>
             </w:r>
             <w:r>
               <w:rPr>
@@ -280,7 +611,7 @@
                 <w:noProof/>
                 <w:webHidden/>
               </w:rPr>
-              <w:instrText xml:space="preserve"> PAGEREF _Toc216769628 \h </w:instrText>
+              <w:instrText xml:space="preserve"> PAGEREF _Toc216784263 \h </w:instrText>
             </w:r>
             <w:r>
               <w:rPr>
@@ -321,13 +652,13 @@
               <w:noProof/>
             </w:rPr>
           </w:pPr>
-          <w:hyperlink w:anchor="_Toc216769629" w:history="1">
+          <w:hyperlink w:anchor="_Toc216784264" w:history="1">
             <w:r>
               <w:rPr>
                 <w:rStyle w:val="Hyperlink"/>
                 <w:noProof/>
               </w:rPr>
-              <w:t>2. Antes de começar</w:t>
+              <w:t>2. ANTES DE COMEÇAR</w:t>
             </w:r>
             <w:r>
               <w:rPr>
@@ -348,7 +679,7 @@
                 <w:noProof/>
                 <w:webHidden/>
               </w:rPr>
-              <w:instrText xml:space="preserve"> PAGEREF _Toc216769629 \h </w:instrText>
+              <w:instrText xml:space="preserve"> PAGEREF _Toc216784264 \h </w:instrText>
             </w:r>
             <w:r>
               <w:rPr>
@@ -389,7 +720,7 @@
               <w:noProof/>
             </w:rPr>
           </w:pPr>
-          <w:hyperlink w:anchor="_Toc216769630" w:history="1">
+          <w:hyperlink w:anchor="_Toc216784265" w:history="1">
             <w:r>
               <w:rPr>
                 <w:rStyle w:val="Hyperlink"/>
@@ -416,7 +747,7 @@
                 <w:noProof/>
                 <w:webHidden/>
               </w:rPr>
-              <w:instrText xml:space="preserve"> PAGEREF _Toc216769630 \h </w:instrText>
+              <w:instrText xml:space="preserve"> PAGEREF _Toc216784265 \h </w:instrText>
             </w:r>
             <w:r>
               <w:rPr>
@@ -457,7 +788,7 @@
               <w:noProof/>
             </w:rPr>
           </w:pPr>
-          <w:hyperlink w:anchor="_Toc216769631" w:history="1">
+          <w:hyperlink w:anchor="_Toc216784266" w:history="1">
             <w:r>
               <w:rPr>
                 <w:rStyle w:val="Hyperlink"/>
@@ -484,7 +815,7 @@
                 <w:noProof/>
                 <w:webHidden/>
               </w:rPr>
-              <w:instrText xml:space="preserve"> PAGEREF _Toc216769631 \h </w:instrText>
+              <w:instrText xml:space="preserve"> PAGEREF _Toc216784266 \h </w:instrText>
             </w:r>
             <w:r>
               <w:rPr>
@@ -525,13 +856,13 @@
               <w:noProof/>
             </w:rPr>
           </w:pPr>
-          <w:hyperlink w:anchor="_Toc216769632" w:history="1">
+          <w:hyperlink w:anchor="_Toc216784267" w:history="1">
             <w:r>
               <w:rPr>
                 <w:rStyle w:val="Hyperlink"/>
                 <w:noProof/>
               </w:rPr>
-              <w:t>3. Como acessar o formulário</w:t>
+              <w:t>3. COMO ACESSAR O FORMULÁRIO</w:t>
             </w:r>
             <w:r>
               <w:rPr>
@@ -552,7 +883,7 @@
                 <w:noProof/>
                 <w:webHidden/>
               </w:rPr>
-              <w:instrText xml:space="preserve"> PAGEREF _Toc216769632 \h </w:instrText>
+              <w:instrText xml:space="preserve"> PAGEREF _Toc216784267 \h </w:instrText>
             </w:r>
             <w:r>
               <w:rPr>
@@ -593,13 +924,13 @@
               <w:noProof/>
             </w:rPr>
           </w:pPr>
-          <w:hyperlink w:anchor="_Toc216769633" w:history="1">
+          <w:hyperlink w:anchor="_Toc216784268" w:history="1">
             <w:r>
               <w:rPr>
                 <w:rStyle w:val="Hyperlink"/>
                 <w:noProof/>
               </w:rPr>
-              <w:t>4. Preenchendo a inscrição</w:t>
+              <w:t>4. PREENCHENDO A INSCRIÇÃO</w:t>
             </w:r>
             <w:r>
               <w:rPr>
@@ -620,7 +951,7 @@
                 <w:noProof/>
                 <w:webHidden/>
               </w:rPr>
-              <w:instrText xml:space="preserve"> PAGEREF _Toc216769633 \h </w:instrText>
+              <w:instrText xml:space="preserve"> PAGEREF _Toc216784268 \h </w:instrText>
             </w:r>
             <w:r>
               <w:rPr>
@@ -661,7 +992,7 @@
               <w:noProof/>
             </w:rPr>
           </w:pPr>
-          <w:hyperlink w:anchor="_Toc216769634" w:history="1">
+          <w:hyperlink w:anchor="_Toc216784269" w:history="1">
             <w:r>
               <w:rPr>
                 <w:rStyle w:val="Hyperlink"/>
@@ -688,7 +1019,7 @@
                 <w:noProof/>
                 <w:webHidden/>
               </w:rPr>
-              <w:instrText xml:space="preserve"> PAGEREF _Toc216769634 \h </w:instrText>
+              <w:instrText xml:space="preserve"> PAGEREF _Toc216784269 \h </w:instrText>
             </w:r>
             <w:r>
               <w:rPr>
@@ -729,7 +1060,7 @@
               <w:noProof/>
             </w:rPr>
           </w:pPr>
-          <w:hyperlink w:anchor="_Toc216769635" w:history="1">
+          <w:hyperlink w:anchor="_Toc216784270" w:history="1">
             <w:r>
               <w:rPr>
                 <w:rStyle w:val="Hyperlink"/>
@@ -756,7 +1087,7 @@
                 <w:noProof/>
                 <w:webHidden/>
               </w:rPr>
-              <w:instrText xml:space="preserve"> PAGEREF _Toc216769635 \h </w:instrText>
+              <w:instrText xml:space="preserve"> PAGEREF _Toc216784270 \h </w:instrText>
             </w:r>
             <w:r>
               <w:rPr>
@@ -797,13 +1128,13 @@
               <w:noProof/>
             </w:rPr>
           </w:pPr>
-          <w:hyperlink w:anchor="_Toc216769636" w:history="1">
+          <w:hyperlink w:anchor="_Toc216784271" w:history="1">
             <w:r>
               <w:rPr>
                 <w:rStyle w:val="Hyperlink"/>
                 <w:noProof/>
               </w:rPr>
-              <w:t>5. Preenchendo o Projeto de Pesquisa</w:t>
+              <w:t>5. PREENCHENDO O PROJETO DE PESQUISA</w:t>
             </w:r>
             <w:r>
               <w:rPr>
@@ -824,7 +1155,7 @@
                 <w:noProof/>
                 <w:webHidden/>
               </w:rPr>
-              <w:instrText xml:space="preserve"> PAGEREF _Toc216769636 \h </w:instrText>
+              <w:instrText xml:space="preserve"> PAGEREF _Toc216784271 \h </w:instrText>
             </w:r>
             <w:r>
               <w:rPr>
@@ -865,7 +1196,7 @@
               <w:noProof/>
             </w:rPr>
           </w:pPr>
-          <w:hyperlink w:anchor="_Toc216769637" w:history="1">
+          <w:hyperlink w:anchor="_Toc216784272" w:history="1">
             <w:r>
               <w:rPr>
                 <w:rStyle w:val="Hyperlink"/>
@@ -892,7 +1223,7 @@
                 <w:noProof/>
                 <w:webHidden/>
               </w:rPr>
-              <w:instrText xml:space="preserve"> PAGEREF _Toc216769637 \h </w:instrText>
+              <w:instrText xml:space="preserve"> PAGEREF _Toc216784272 \h </w:instrText>
             </w:r>
             <w:r>
               <w:rPr>
@@ -933,7 +1264,7 @@
               <w:noProof/>
             </w:rPr>
           </w:pPr>
-          <w:hyperlink w:anchor="_Toc216769638" w:history="1">
+          <w:hyperlink w:anchor="_Toc216784273" w:history="1">
             <w:r>
               <w:rPr>
                 <w:rStyle w:val="Hyperlink"/>
@@ -960,7 +1291,7 @@
                 <w:noProof/>
                 <w:webHidden/>
               </w:rPr>
-              <w:instrText xml:space="preserve"> PAGEREF _Toc216769638 \h </w:instrText>
+              <w:instrText xml:space="preserve"> PAGEREF _Toc216784273 \h </w:instrText>
             </w:r>
             <w:r>
               <w:rPr>
@@ -1001,7 +1332,7 @@
               <w:noProof/>
             </w:rPr>
           </w:pPr>
-          <w:hyperlink w:anchor="_Toc216769639" w:history="1">
+          <w:hyperlink w:anchor="_Toc216784274" w:history="1">
             <w:r>
               <w:rPr>
                 <w:rStyle w:val="Hyperlink"/>
@@ -1028,7 +1359,7 @@
                 <w:noProof/>
                 <w:webHidden/>
               </w:rPr>
-              <w:instrText xml:space="preserve"> PAGEREF _Toc216769639 \h </w:instrText>
+              <w:instrText xml:space="preserve"> PAGEREF _Toc216784274 \h </w:instrText>
             </w:r>
             <w:r>
               <w:rPr>
@@ -1069,13 +1400,13 @@
               <w:noProof/>
             </w:rPr>
           </w:pPr>
-          <w:hyperlink w:anchor="_Toc216769640" w:history="1">
+          <w:hyperlink w:anchor="_Toc216784275" w:history="1">
             <w:r>
               <w:rPr>
                 <w:rStyle w:val="Hyperlink"/>
                 <w:noProof/>
               </w:rPr>
-              <w:t>6. Revisar antes de enviar</w:t>
+              <w:t>6. REVISAR ANTES DE ENVIAR</w:t>
             </w:r>
             <w:r>
               <w:rPr>
@@ -1096,7 +1427,7 @@
                 <w:noProof/>
                 <w:webHidden/>
               </w:rPr>
-              <w:instrText xml:space="preserve"> PAGEREF _Toc216769640 \h </w:instrText>
+              <w:instrText xml:space="preserve"> PAGEREF _Toc216784275 \h </w:instrText>
             </w:r>
             <w:r>
               <w:rPr>
@@ -1137,13 +1468,13 @@
               <w:noProof/>
             </w:rPr>
           </w:pPr>
-          <w:hyperlink w:anchor="_Toc216769641" w:history="1">
+          <w:hyperlink w:anchor="_Toc216784276" w:history="1">
             <w:r>
               <w:rPr>
                 <w:rStyle w:val="Hyperlink"/>
                 <w:noProof/>
               </w:rPr>
-              <w:t>7. Enviar inscrição e gerar o PDF oficial</w:t>
+              <w:t>7. ENVIAR INSCRIÇÃO E GERAR O PDF OFICIAL</w:t>
             </w:r>
             <w:r>
               <w:rPr>
@@ -1164,7 +1495,7 @@
                 <w:noProof/>
                 <w:webHidden/>
               </w:rPr>
-              <w:instrText xml:space="preserve"> PAGEREF _Toc216769641 \h </w:instrText>
+              <w:instrText xml:space="preserve"> PAGEREF _Toc216784276 \h </w:instrText>
             </w:r>
             <w:r>
               <w:rPr>
@@ -1205,13 +1536,13 @@
               <w:noProof/>
             </w:rPr>
           </w:pPr>
-          <w:hyperlink w:anchor="_Toc216769642" w:history="1">
+          <w:hyperlink w:anchor="_Toc216784277" w:history="1">
             <w:r>
               <w:rPr>
                 <w:rStyle w:val="Hyperlink"/>
                 <w:noProof/>
               </w:rPr>
-              <w:t>8. Guardar e verificar a inscrição</w:t>
+              <w:t>8. GUARDAR E VERIFICAR A INSCRIÇÃO</w:t>
             </w:r>
             <w:r>
               <w:rPr>
@@ -1232,7 +1563,7 @@
                 <w:noProof/>
                 <w:webHidden/>
               </w:rPr>
-              <w:instrText xml:space="preserve"> PAGEREF _Toc216769642 \h </w:instrText>
+              <w:instrText xml:space="preserve"> PAGEREF _Toc216784277 \h </w:instrText>
             </w:r>
             <w:r>
               <w:rPr>
@@ -1252,7 +1583,7 @@
                 <w:noProof/>
                 <w:webHidden/>
               </w:rPr>
-              <w:t>10</w:t>
+              <w:t>11</w:t>
             </w:r>
             <w:r>
               <w:rPr>
@@ -1273,13 +1604,13 @@
               <w:noProof/>
             </w:rPr>
           </w:pPr>
-          <w:hyperlink w:anchor="_Toc216769643" w:history="1">
+          <w:hyperlink w:anchor="_Toc216784278" w:history="1">
             <w:r>
               <w:rPr>
                 <w:rStyle w:val="Hyperlink"/>
                 <w:noProof/>
               </w:rPr>
-              <w:t>9. Dúvidas frequentes</w:t>
+              <w:t>9. DÚVIDAS FREQUENTES</w:t>
             </w:r>
             <w:r>
               <w:rPr>
@@ -1300,7 +1631,7 @@
                 <w:noProof/>
                 <w:webHidden/>
               </w:rPr>
-              <w:instrText xml:space="preserve"> PAGEREF _Toc216769643 \h </w:instrText>
+              <w:instrText xml:space="preserve"> PAGEREF _Toc216784278 \h </w:instrText>
             </w:r>
             <w:r>
               <w:rPr>
@@ -1341,13 +1672,13 @@
               <w:noProof/>
             </w:rPr>
           </w:pPr>
-          <w:hyperlink w:anchor="_Toc216769644" w:history="1">
+          <w:hyperlink w:anchor="_Toc216784279" w:history="1">
             <w:r>
               <w:rPr>
                 <w:rStyle w:val="Hyperlink"/>
                 <w:noProof/>
               </w:rPr>
-              <w:t>10. Suporte</w:t>
+              <w:t>10. SUPORTE</w:t>
             </w:r>
             <w:r>
               <w:rPr>
@@ -1368,7 +1699,7 @@
                 <w:noProof/>
                 <w:webHidden/>
               </w:rPr>
-              <w:instrText xml:space="preserve"> PAGEREF _Toc216769644 \h </w:instrText>
+              <w:instrText xml:space="preserve"> PAGEREF _Toc216784279 \h </w:instrText>
             </w:r>
             <w:r>
               <w:rPr>
@@ -1388,7 +1719,7 @@
                 <w:noProof/>
                 <w:webHidden/>
               </w:rPr>
-              <w:t>12</w:t>
+              <w:t>13</w:t>
             </w:r>
             <w:r>
               <w:rPr>
@@ -1433,7 +1764,7 @@
     </w:p>
     <w:p>
       <w:r>
-        <w:pict w14:anchorId="37A04816">
+        <w:pict w14:anchorId="5B23831B">
           <v:rect id="_x0000_i1025" style="width:0;height:1.5pt" o:hralign="center" o:hrstd="t" o:hr="t"/>
         </w:pict>
       </w:r>
@@ -1441,111 +1772,77 @@
     <w:p>
       <w:pPr>
         <w:pStyle w:val="Ttulo2"/>
-        <w:rPr>
-          <w:szCs w:val="24"/>
-        </w:rPr>
-      </w:pPr>
-      <w:bookmarkStart w:id="2" w:name="apresentação"/>
-      <w:bookmarkStart w:id="3" w:name="_Toc216769628"/>
-      <w:r>
-        <w:rPr>
-          <w:szCs w:val="24"/>
-        </w:rPr>
+      </w:pPr>
+      <w:bookmarkStart w:id="0" w:name="apresentação"/>
+      <w:bookmarkStart w:id="1" w:name="_Toc216784263"/>
+      <w:r>
+        <w:t>1. APRESENTAÇÃO</w:t>
+      </w:r>
+      <w:bookmarkEnd w:id="1"/>
+    </w:p>
+    <w:p>
+      <w:r>
+        <w:t>Este manual explica, em linguagem simples, como o candidato realiza a inscrição no Sistema AVALIA+. Ao final do processo, o sistema gera um PDF oficial contendo o número de protocolo da inscrição e um código hash SHA-256 para verificação de autenticidade.</w:t>
+      </w:r>
+    </w:p>
+    <w:p>
+      <w:pPr>
+        <w:pStyle w:val="Ttulo2"/>
+      </w:pPr>
+      <w:bookmarkStart w:id="2" w:name="antes-de-começar"/>
+      <w:bookmarkStart w:id="3" w:name="_Toc216784264"/>
+      <w:bookmarkEnd w:id="0"/>
+      <w:r>
         <w:lastRenderedPageBreak/>
-        <w:t>1. Apresentação</w:t>
+        <w:t>2. ANTES DE COMEÇAR</w:t>
       </w:r>
       <w:bookmarkEnd w:id="3"/>
     </w:p>
     <w:p>
-      <w:r>
-        <w:t>Este manual explica, em linguagem simples, como o candidato realiza a inscrição no Sistema AVALIA+. Ao final do processo, o sistema gera um PDF oficial contendo o número de protocolo da inscrição e um código hash SHA-256 para verificação de autenticidade.</w:t>
+      <w:pPr>
+        <w:pStyle w:val="Ttulo3"/>
+      </w:pPr>
+      <w:bookmarkStart w:id="4" w:name="o-que-você-precisa"/>
+      <w:bookmarkStart w:id="5" w:name="_Toc216784265"/>
+      <w:r>
+        <w:t>2.1. O que você precisa</w:t>
+      </w:r>
+      <w:bookmarkEnd w:id="5"/>
+    </w:p>
+    <w:p>
+      <w:r>
+        <w:t>Para realizar sua inscrição, você precisará de um computador ou celular com acesso à internet e um navegador atualizado como Chrome, Edge ou Firefox. Reserve um tempo adequado para preencher o formulário com calma e atenção.</w:t>
+      </w:r>
+    </w:p>
+    <w:p>
+      <w:pPr>
+        <w:pStyle w:val="Ttulo3"/>
+      </w:pPr>
+      <w:bookmarkStart w:id="6" w:name="importante-sobre-avaliação-às-cegas"/>
+      <w:bookmarkStart w:id="7" w:name="_Toc216784266"/>
+      <w:bookmarkEnd w:id="4"/>
+      <w:r>
+        <w:t>2.2. Importante sobre avaliação às cegas</w:t>
+      </w:r>
+      <w:bookmarkEnd w:id="7"/>
+    </w:p>
+    <w:p>
+      <w:r>
+        <w:t>O anteprojeto é avaliado sem identificação dos candidatos. Por isso, não escreva CPF, e-mail, telefone ou qualquer dado pessoal no texto do projeto. Se o sistema detectar algum dado pessoal, ele impedirá o envio da inscrição.</w:t>
       </w:r>
     </w:p>
     <w:p>
       <w:pPr>
         <w:pStyle w:val="Ttulo2"/>
-        <w:rPr>
-          <w:szCs w:val="24"/>
-        </w:rPr>
-      </w:pPr>
-      <w:bookmarkStart w:id="4" w:name="antes-de-começar"/>
-      <w:bookmarkStart w:id="5" w:name="_Toc216769629"/>
+      </w:pPr>
+      <w:bookmarkStart w:id="8" w:name="como-acessar-o-formulário"/>
+      <w:bookmarkStart w:id="9" w:name="_Toc216784267"/>
       <w:bookmarkEnd w:id="2"/>
-      <w:r>
-        <w:rPr>
-          <w:szCs w:val="24"/>
-        </w:rPr>
-        <w:t>2. Antes de começar</w:t>
-      </w:r>
-      <w:bookmarkEnd w:id="5"/>
-    </w:p>
-    <w:p>
-      <w:pPr>
-        <w:pStyle w:val="Ttulo3"/>
-        <w:rPr>
-          <w:sz w:val="24"/>
-          <w:szCs w:val="24"/>
-        </w:rPr>
-      </w:pPr>
-      <w:bookmarkStart w:id="6" w:name="o-que-você-precisa"/>
-      <w:bookmarkStart w:id="7" w:name="_Toc216769630"/>
-      <w:r>
-        <w:rPr>
-          <w:sz w:val="24"/>
-          <w:szCs w:val="24"/>
-        </w:rPr>
-        <w:t>2.1. O que você precisa</w:t>
-      </w:r>
-      <w:bookmarkEnd w:id="7"/>
-    </w:p>
-    <w:p>
-      <w:r>
-        <w:t>Para realizar sua inscrição, você precisará de um computador ou celular com acesso à internet e um navegador atualizado como Chrome, Edge ou Firefox. Reserve um tempo adequado para preencher o formulário com calma e atenção.</w:t>
-      </w:r>
-    </w:p>
-    <w:p>
-      <w:pPr>
-        <w:pStyle w:val="Ttulo3"/>
-        <w:rPr>
-          <w:sz w:val="24"/>
-          <w:szCs w:val="24"/>
-        </w:rPr>
-      </w:pPr>
-      <w:bookmarkStart w:id="8" w:name="importante-sobre-avaliação-às-cegas"/>
-      <w:bookmarkStart w:id="9" w:name="_Toc216769631"/>
       <w:bookmarkEnd w:id="6"/>
       <w:r>
-        <w:rPr>
-          <w:sz w:val="24"/>
-          <w:szCs w:val="24"/>
-        </w:rPr>
-        <w:t>2.2. Importante sobre avaliação às cegas</w:t>
+        <w:t>3. COMO ACESSAR O FORMULÁRIO</w:t>
       </w:r>
       <w:bookmarkEnd w:id="9"/>
-    </w:p>
-    <w:p>
-      <w:r>
-        <w:t>O anteprojeto é avaliado sem identificação dos candidatos. Por isso, não escreva CPF, e-mail, telefone ou qualquer dado pessoal no texto do projeto. Se o sistema detectar algum dado pessoal, ele impedirá o envio da inscrição.</w:t>
-      </w:r>
-    </w:p>
-    <w:p>
-      <w:pPr>
-        <w:pStyle w:val="Ttulo2"/>
-        <w:rPr>
-          <w:szCs w:val="24"/>
-        </w:rPr>
-      </w:pPr>
-      <w:bookmarkStart w:id="10" w:name="como-acessar-o-formulário"/>
-      <w:bookmarkStart w:id="11" w:name="_Toc216769632"/>
-      <w:bookmarkEnd w:id="4"/>
-      <w:bookmarkEnd w:id="8"/>
-      <w:r>
-        <w:rPr>
-          <w:szCs w:val="24"/>
-        </w:rPr>
-        <w:t>3. Como acessar o formulário</w:t>
-      </w:r>
-      <w:bookmarkEnd w:id="11"/>
     </w:p>
     <w:p>
       <w:r>
@@ -1577,8 +1874,8 @@
         </w:rPr>
         <w:lastRenderedPageBreak/>
         <w:drawing>
-          <wp:inline distT="0" distB="0" distL="0" distR="0" wp14:anchorId="37A04817" wp14:editId="37A04818">
-            <wp:extent cx="4200525" cy="3225916"/>
+          <wp:inline distT="0" distB="0" distL="0" distR="0" wp14:anchorId="5B23831C" wp14:editId="5B23831D">
+            <wp:extent cx="4200525" cy="3840727"/>
             <wp:effectExtent l="0" t="0" r="0" b="0"/>
             <wp:docPr id="23" name="Picture"/>
             <wp:cNvGraphicFramePr/>
@@ -1592,7 +1889,7 @@
                     </pic:cNvPicPr>
                   </pic:nvPicPr>
                   <pic:blipFill>
-                    <a:blip r:embed="rId7"/>
+                    <a:blip r:embed="rId8"/>
                     <a:stretch>
                       <a:fillRect/>
                     </a:stretch>
@@ -1600,7 +1897,7 @@
                   <pic:spPr bwMode="auto">
                     <a:xfrm>
                       <a:off x="0" y="0"/>
-                      <a:ext cx="4200525" cy="3225916"/>
+                      <a:ext cx="4200525" cy="3840727"/>
                     </a:xfrm>
                     <a:prstGeom prst="rect">
                       <a:avLst/>
@@ -1622,39 +1919,25 @@
     <w:p>
       <w:pPr>
         <w:pStyle w:val="Ttulo2"/>
-        <w:rPr>
-          <w:szCs w:val="24"/>
-        </w:rPr>
-      </w:pPr>
-      <w:bookmarkStart w:id="12" w:name="preenchendo-a-inscrição"/>
-      <w:bookmarkStart w:id="13" w:name="_Toc216769633"/>
-      <w:bookmarkEnd w:id="10"/>
-      <w:r>
-        <w:rPr>
-          <w:szCs w:val="24"/>
-        </w:rPr>
-        <w:t>4. Preenchendo a inscrição</w:t>
+      </w:pPr>
+      <w:bookmarkStart w:id="10" w:name="preenchendo-a-inscrição"/>
+      <w:bookmarkStart w:id="11" w:name="_Toc216784268"/>
+      <w:bookmarkEnd w:id="8"/>
+      <w:r>
+        <w:t>4. PREENCHENDO A INSCRIÇÃO</w:t>
+      </w:r>
+      <w:bookmarkEnd w:id="11"/>
+    </w:p>
+    <w:p>
+      <w:pPr>
+        <w:pStyle w:val="Ttulo3"/>
+      </w:pPr>
+      <w:bookmarkStart w:id="12" w:name="ficha-de-inscrição"/>
+      <w:bookmarkStart w:id="13" w:name="_Toc216784269"/>
+      <w:r>
+        <w:t>4.1. Ficha de Inscrição</w:t>
       </w:r>
       <w:bookmarkEnd w:id="13"/>
-    </w:p>
-    <w:p>
-      <w:pPr>
-        <w:pStyle w:val="Ttulo3"/>
-        <w:rPr>
-          <w:sz w:val="24"/>
-          <w:szCs w:val="24"/>
-        </w:rPr>
-      </w:pPr>
-      <w:bookmarkStart w:id="14" w:name="ficha-de-inscrição"/>
-      <w:bookmarkStart w:id="15" w:name="_Toc216769634"/>
-      <w:r>
-        <w:rPr>
-          <w:sz w:val="24"/>
-          <w:szCs w:val="24"/>
-        </w:rPr>
-        <w:t>4.1. Ficha de Inscrição</w:t>
-      </w:r>
-      <w:bookmarkEnd w:id="15"/>
     </w:p>
     <w:p>
       <w:r>
@@ -1694,7 +1977,7 @@
         </w:rPr>
         <w:lastRenderedPageBreak/>
         <w:drawing>
-          <wp:inline distT="0" distB="0" distL="0" distR="0" wp14:anchorId="37A04819" wp14:editId="37A0481A">
+          <wp:inline distT="0" distB="0" distL="0" distR="0" wp14:anchorId="5B23831E" wp14:editId="5B23831F">
             <wp:extent cx="4200525" cy="3369286"/>
             <wp:effectExtent l="0" t="0" r="0" b="0"/>
             <wp:docPr id="27" name="Picture"/>
@@ -1709,7 +1992,7 @@
                     </pic:cNvPicPr>
                   </pic:nvPicPr>
                   <pic:blipFill>
-                    <a:blip r:embed="rId8"/>
+                    <a:blip r:embed="rId9"/>
                     <a:stretch>
                       <a:fillRect/>
                     </a:stretch>
@@ -1767,22 +2050,14 @@
     <w:p>
       <w:pPr>
         <w:pStyle w:val="Ttulo3"/>
-        <w:rPr>
-          <w:sz w:val="24"/>
-          <w:szCs w:val="24"/>
-        </w:rPr>
-      </w:pPr>
-      <w:bookmarkStart w:id="16" w:name="termo-de-compromisso"/>
-      <w:bookmarkStart w:id="17" w:name="_Toc216769635"/>
-      <w:bookmarkEnd w:id="14"/>
-      <w:r>
-        <w:rPr>
-          <w:sz w:val="24"/>
-          <w:szCs w:val="24"/>
-        </w:rPr>
+      </w:pPr>
+      <w:bookmarkStart w:id="14" w:name="termo-de-compromisso"/>
+      <w:bookmarkStart w:id="15" w:name="_Toc216784270"/>
+      <w:bookmarkEnd w:id="12"/>
+      <w:r>
         <w:t>4.2. Termo de Compromisso</w:t>
       </w:r>
-      <w:bookmarkEnd w:id="17"/>
+      <w:bookmarkEnd w:id="15"/>
     </w:p>
     <w:p>
       <w:r>
@@ -1814,7 +2089,7 @@
         </w:rPr>
         <w:lastRenderedPageBreak/>
         <w:drawing>
-          <wp:inline distT="0" distB="0" distL="0" distR="0" wp14:anchorId="37A0481B" wp14:editId="37A0481C">
+          <wp:inline distT="0" distB="0" distL="0" distR="0" wp14:anchorId="5B238320" wp14:editId="5B238321">
             <wp:extent cx="4200525" cy="1013791"/>
             <wp:effectExtent l="0" t="0" r="0" b="0"/>
             <wp:docPr id="31" name="Picture"/>
@@ -1829,7 +2104,7 @@
                     </pic:cNvPicPr>
                   </pic:nvPicPr>
                   <pic:blipFill>
-                    <a:blip r:embed="rId9"/>
+                    <a:blip r:embed="rId10"/>
                     <a:stretch>
                       <a:fillRect/>
                     </a:stretch>
@@ -1859,40 +2134,26 @@
     <w:p>
       <w:pPr>
         <w:pStyle w:val="Ttulo2"/>
-        <w:rPr>
-          <w:szCs w:val="24"/>
-        </w:rPr>
-      </w:pPr>
-      <w:bookmarkStart w:id="18" w:name="preenchendo-o-projeto-de-pesquisa"/>
-      <w:bookmarkStart w:id="19" w:name="_Toc216769636"/>
-      <w:bookmarkEnd w:id="12"/>
-      <w:bookmarkEnd w:id="16"/>
-      <w:r>
-        <w:rPr>
-          <w:szCs w:val="24"/>
-        </w:rPr>
-        <w:t>5. Preenchendo o Projeto de Pesquisa</w:t>
+      </w:pPr>
+      <w:bookmarkStart w:id="16" w:name="preenchendo-o-projeto-de-pesquisa"/>
+      <w:bookmarkStart w:id="17" w:name="_Toc216784271"/>
+      <w:bookmarkEnd w:id="10"/>
+      <w:bookmarkEnd w:id="14"/>
+      <w:r>
+        <w:t>5. PREENCHENDO O PROJETO DE PESQUISA</w:t>
+      </w:r>
+      <w:bookmarkEnd w:id="17"/>
+    </w:p>
+    <w:p>
+      <w:pPr>
+        <w:pStyle w:val="Ttulo3"/>
+      </w:pPr>
+      <w:bookmarkStart w:id="18" w:name="selecionar-a-área-de-pesquisa"/>
+      <w:bookmarkStart w:id="19" w:name="_Toc216784272"/>
+      <w:r>
+        <w:t>5.1. Selecionar a área de pesquisa</w:t>
       </w:r>
       <w:bookmarkEnd w:id="19"/>
-    </w:p>
-    <w:p>
-      <w:pPr>
-        <w:pStyle w:val="Ttulo3"/>
-        <w:rPr>
-          <w:sz w:val="24"/>
-          <w:szCs w:val="24"/>
-        </w:rPr>
-      </w:pPr>
-      <w:bookmarkStart w:id="20" w:name="selecionar-a-área-de-pesquisa"/>
-      <w:bookmarkStart w:id="21" w:name="_Toc216769637"/>
-      <w:r>
-        <w:rPr>
-          <w:sz w:val="24"/>
-          <w:szCs w:val="24"/>
-        </w:rPr>
-        <w:t>5.1. Selecionar a área de pesquisa</w:t>
-      </w:r>
-      <w:bookmarkEnd w:id="21"/>
     </w:p>
     <w:p>
       <w:r>
@@ -1923,7 +2184,7 @@
           <w:noProof/>
         </w:rPr>
         <w:drawing>
-          <wp:inline distT="0" distB="0" distL="0" distR="0" wp14:anchorId="37A0481D" wp14:editId="37A0481E">
+          <wp:inline distT="0" distB="0" distL="0" distR="0" wp14:anchorId="5B238322" wp14:editId="5B238323">
             <wp:extent cx="4200525" cy="1386688"/>
             <wp:effectExtent l="0" t="0" r="0" b="0"/>
             <wp:docPr id="36" name="Picture"/>
@@ -1938,7 +2199,7 @@
                     </pic:cNvPicPr>
                   </pic:nvPicPr>
                   <pic:blipFill>
-                    <a:blip r:embed="rId10"/>
+                    <a:blip r:embed="rId11"/>
                     <a:stretch>
                       <a:fillRect/>
                     </a:stretch>
@@ -1968,22 +2229,14 @@
     <w:p>
       <w:pPr>
         <w:pStyle w:val="Ttulo3"/>
-        <w:rPr>
-          <w:sz w:val="24"/>
-          <w:szCs w:val="24"/>
-        </w:rPr>
-      </w:pPr>
-      <w:bookmarkStart w:id="22" w:name="limite-de-caracteres"/>
-      <w:bookmarkStart w:id="23" w:name="_Toc216769638"/>
-      <w:bookmarkEnd w:id="20"/>
-      <w:r>
-        <w:rPr>
-          <w:sz w:val="24"/>
-          <w:szCs w:val="24"/>
-        </w:rPr>
+      </w:pPr>
+      <w:bookmarkStart w:id="20" w:name="limite-de-caracteres"/>
+      <w:bookmarkStart w:id="21" w:name="_Toc216784273"/>
+      <w:bookmarkEnd w:id="18"/>
+      <w:r>
         <w:t>5.2. Limite de caracteres</w:t>
       </w:r>
-      <w:bookmarkEnd w:id="23"/>
+      <w:bookmarkEnd w:id="21"/>
     </w:p>
     <w:p>
       <w:r>
@@ -2015,7 +2268,7 @@
           <w:noProof/>
         </w:rPr>
         <w:drawing>
-          <wp:inline distT="0" distB="0" distL="0" distR="0" wp14:anchorId="37A0481F" wp14:editId="37A04820">
+          <wp:inline distT="0" distB="0" distL="0" distR="0" wp14:anchorId="5B238324" wp14:editId="5B238325">
             <wp:extent cx="4200525" cy="3235637"/>
             <wp:effectExtent l="0" t="0" r="0" b="0"/>
             <wp:docPr id="40" name="Picture"/>
@@ -2030,7 +2283,7 @@
                     </pic:cNvPicPr>
                   </pic:nvPicPr>
                   <pic:blipFill>
-                    <a:blip r:embed="rId11"/>
+                    <a:blip r:embed="rId12"/>
                     <a:stretch>
                       <a:fillRect/>
                     </a:stretch>
@@ -2060,22 +2313,14 @@
     <w:p>
       <w:pPr>
         <w:pStyle w:val="Ttulo3"/>
-        <w:rPr>
-          <w:sz w:val="24"/>
-          <w:szCs w:val="24"/>
-        </w:rPr>
-      </w:pPr>
-      <w:bookmarkStart w:id="24" w:name="X248899db0248d46729a2b6b3f66393db043c408"/>
-      <w:bookmarkStart w:id="25" w:name="_Toc216769639"/>
-      <w:bookmarkEnd w:id="22"/>
-      <w:r>
-        <w:rPr>
-          <w:sz w:val="24"/>
-          <w:szCs w:val="24"/>
-        </w:rPr>
+      </w:pPr>
+      <w:bookmarkStart w:id="22" w:name="X248899db0248d46729a2b6b3f66393db043c408"/>
+      <w:bookmarkStart w:id="23" w:name="_Toc216784274"/>
+      <w:bookmarkEnd w:id="20"/>
+      <w:r>
         <w:t>5.3. Evitar dados pessoais (regra da avaliação às cegas)</w:t>
       </w:r>
-      <w:bookmarkEnd w:id="25"/>
+      <w:bookmarkEnd w:id="23"/>
     </w:p>
     <w:p>
       <w:r>
@@ -2225,7 +2470,7 @@
         </w:rPr>
         <w:lastRenderedPageBreak/>
         <w:drawing>
-          <wp:inline distT="0" distB="0" distL="0" distR="0" wp14:anchorId="37A04821" wp14:editId="37A04822">
+          <wp:inline distT="0" distB="0" distL="0" distR="0" wp14:anchorId="5B238326" wp14:editId="5B238327">
             <wp:extent cx="4200525" cy="3195022"/>
             <wp:effectExtent l="0" t="0" r="0" b="0"/>
             <wp:docPr id="44" name="Picture"/>
@@ -2240,7 +2485,7 @@
                     </pic:cNvPicPr>
                   </pic:nvPicPr>
                   <pic:blipFill>
-                    <a:blip r:embed="rId12"/>
+                    <a:blip r:embed="rId13"/>
                     <a:stretch>
                       <a:fillRect/>
                     </a:stretch>
@@ -2380,7 +2625,7 @@
         </w:rPr>
         <w:lastRenderedPageBreak/>
         <w:drawing>
-          <wp:inline distT="0" distB="0" distL="0" distR="0" wp14:anchorId="37A04823" wp14:editId="37A04824">
+          <wp:inline distT="0" distB="0" distL="0" distR="0" wp14:anchorId="5B238328" wp14:editId="5B238329">
             <wp:extent cx="4200525" cy="3333225"/>
             <wp:effectExtent l="0" t="0" r="0" b="0"/>
             <wp:docPr id="47" name="Picture"/>
@@ -2395,7 +2640,7 @@
                     </pic:cNvPicPr>
                   </pic:nvPicPr>
                   <pic:blipFill>
-                    <a:blip r:embed="rId13"/>
+                    <a:blip r:embed="rId14"/>
                     <a:stretch>
                       <a:fillRect/>
                     </a:stretch>
@@ -2425,21 +2670,15 @@
     <w:p>
       <w:pPr>
         <w:pStyle w:val="Ttulo2"/>
-        <w:rPr>
-          <w:szCs w:val="24"/>
-        </w:rPr>
-      </w:pPr>
-      <w:bookmarkStart w:id="26" w:name="revisar-antes-de-enviar"/>
-      <w:bookmarkStart w:id="27" w:name="_Toc216769640"/>
-      <w:bookmarkEnd w:id="18"/>
-      <w:bookmarkEnd w:id="24"/>
-      <w:r>
-        <w:rPr>
-          <w:szCs w:val="24"/>
-        </w:rPr>
-        <w:t>6. Revisar antes de enviar</w:t>
-      </w:r>
-      <w:bookmarkEnd w:id="27"/>
+      </w:pPr>
+      <w:bookmarkStart w:id="24" w:name="revisar-antes-de-enviar"/>
+      <w:bookmarkStart w:id="25" w:name="_Toc216784275"/>
+      <w:bookmarkEnd w:id="16"/>
+      <w:bookmarkEnd w:id="22"/>
+      <w:r>
+        <w:t>6. REVISAR ANTES DE ENVIAR</w:t>
+      </w:r>
+      <w:bookmarkEnd w:id="25"/>
     </w:p>
     <w:p>
       <w:r>
@@ -2470,7 +2709,7 @@
           <w:noProof/>
         </w:rPr>
         <w:drawing>
-          <wp:inline distT="0" distB="0" distL="0" distR="0" wp14:anchorId="37A04825" wp14:editId="37A04826">
+          <wp:inline distT="0" distB="0" distL="0" distR="0" wp14:anchorId="5B23832A" wp14:editId="5B23832B">
             <wp:extent cx="4200525" cy="473000"/>
             <wp:effectExtent l="0" t="0" r="0" b="0"/>
             <wp:docPr id="52" name="Picture"/>
@@ -2485,7 +2724,7 @@
                     </pic:cNvPicPr>
                   </pic:nvPicPr>
                   <pic:blipFill>
-                    <a:blip r:embed="rId14"/>
+                    <a:blip r:embed="rId15"/>
                     <a:stretch>
                       <a:fillRect/>
                     </a:stretch>
@@ -2545,7 +2784,7 @@
         </w:rPr>
         <w:lastRenderedPageBreak/>
         <w:drawing>
-          <wp:inline distT="0" distB="0" distL="0" distR="0" wp14:anchorId="37A04827" wp14:editId="37A04828">
+          <wp:inline distT="0" distB="0" distL="0" distR="0" wp14:anchorId="5B23832C" wp14:editId="5B23832D">
             <wp:extent cx="4200525" cy="3896701"/>
             <wp:effectExtent l="0" t="0" r="0" b="0"/>
             <wp:docPr id="55" name="Picture"/>
@@ -2560,7 +2799,7 @@
                     </pic:cNvPicPr>
                   </pic:nvPicPr>
                   <pic:blipFill>
-                    <a:blip r:embed="rId15"/>
+                    <a:blip r:embed="rId16"/>
                     <a:stretch>
                       <a:fillRect/>
                     </a:stretch>
@@ -2598,20 +2837,14 @@
     <w:p>
       <w:pPr>
         <w:pStyle w:val="Ttulo2"/>
-        <w:rPr>
-          <w:szCs w:val="24"/>
-        </w:rPr>
-      </w:pPr>
-      <w:bookmarkStart w:id="28" w:name="enviar-inscrição-e-gerar-o-pdf-oficial"/>
-      <w:bookmarkStart w:id="29" w:name="_Toc216769641"/>
-      <w:bookmarkEnd w:id="26"/>
-      <w:r>
-        <w:rPr>
-          <w:szCs w:val="24"/>
-        </w:rPr>
-        <w:t>7. Enviar inscrição e gerar o PDF oficial</w:t>
-      </w:r>
-      <w:bookmarkEnd w:id="29"/>
+      </w:pPr>
+      <w:bookmarkStart w:id="26" w:name="enviar-inscrição-e-gerar-o-pdf-oficial"/>
+      <w:bookmarkStart w:id="27" w:name="_Toc216784276"/>
+      <w:bookmarkEnd w:id="24"/>
+      <w:r>
+        <w:t>7. ENVIAR INSCRIÇÃO E GERAR O PDF OFICIAL</w:t>
+      </w:r>
+      <w:bookmarkEnd w:id="27"/>
     </w:p>
     <w:p>
       <w:r>
@@ -2642,7 +2875,7 @@
           <w:noProof/>
         </w:rPr>
         <w:drawing>
-          <wp:inline distT="0" distB="0" distL="0" distR="0" wp14:anchorId="37A04829" wp14:editId="37A0482A">
+          <wp:inline distT="0" distB="0" distL="0" distR="0" wp14:anchorId="5B23832E" wp14:editId="5B23832F">
             <wp:extent cx="4200525" cy="473000"/>
             <wp:effectExtent l="0" t="0" r="0" b="0"/>
             <wp:docPr id="58" name="Picture"/>
@@ -2657,7 +2890,7 @@
                     </pic:cNvPicPr>
                   </pic:nvPicPr>
                   <pic:blipFill>
-                    <a:blip r:embed="rId14"/>
+                    <a:blip r:embed="rId15"/>
                     <a:stretch>
                       <a:fillRect/>
                     </a:stretch>
@@ -2717,7 +2950,7 @@
         </w:rPr>
         <w:lastRenderedPageBreak/>
         <w:drawing>
-          <wp:inline distT="0" distB="0" distL="0" distR="0" wp14:anchorId="37A0482B" wp14:editId="37A0482C">
+          <wp:inline distT="0" distB="0" distL="0" distR="0" wp14:anchorId="5B238330" wp14:editId="5B238331">
             <wp:extent cx="4200525" cy="2089031"/>
             <wp:effectExtent l="0" t="0" r="0" b="0"/>
             <wp:docPr id="61" name="Picture"/>
@@ -2732,7 +2965,7 @@
                     </pic:cNvPicPr>
                   </pic:nvPicPr>
                   <pic:blipFill>
-                    <a:blip r:embed="rId16"/>
+                    <a:blip r:embed="rId17"/>
                     <a:stretch>
                       <a:fillRect/>
                     </a:stretch>
@@ -2791,7 +3024,7 @@
           <w:noProof/>
         </w:rPr>
         <w:drawing>
-          <wp:inline distT="0" distB="0" distL="0" distR="0" wp14:anchorId="37A0482D" wp14:editId="37A0482E">
+          <wp:inline distT="0" distB="0" distL="0" distR="0" wp14:anchorId="5B238332" wp14:editId="5B238333">
             <wp:extent cx="4200525" cy="1778924"/>
             <wp:effectExtent l="0" t="0" r="0" b="0"/>
             <wp:docPr id="64" name="Picture"/>
@@ -2806,7 +3039,7 @@
                     </pic:cNvPicPr>
                   </pic:nvPicPr>
                   <pic:blipFill>
-                    <a:blip r:embed="rId17"/>
+                    <a:blip r:embed="rId18"/>
                     <a:stretch>
                       <a:fillRect/>
                     </a:stretch>
@@ -2835,25 +3068,10 @@
     </w:p>
     <w:p>
       <w:pPr>
-        <w:pStyle w:val="Ttulo2"/>
-        <w:rPr>
-          <w:szCs w:val="24"/>
-        </w:rPr>
-      </w:pPr>
-      <w:bookmarkStart w:id="30" w:name="guardar-e-verificar-a-inscrição"/>
-      <w:bookmarkStart w:id="31" w:name="_Toc216769642"/>
-      <w:bookmarkEnd w:id="28"/>
-      <w:r>
-        <w:rPr>
-          <w:szCs w:val="24"/>
-        </w:rPr>
-        <w:t>8. Guardar e verificar a inscrição</w:t>
-      </w:r>
-      <w:bookmarkEnd w:id="31"/>
-    </w:p>
-    <w:p>
-      <w:r>
-        <w:t>Guarde o PDF oficial gerado e anote o número do protocolo em local seguro. Se a coordenação solicitar, é possível verificar a autenticidade da inscrição pelo protocolo. Encontre o número do protocolo no PDF conforme mostrado abaixo.</w:t>
+        <w:pStyle w:val="Corpodetexto"/>
+      </w:pPr>
+      <w:r>
+        <w:t>A ficha oficial contém três seções: seus dados pessoais, o projeto de pesquisa completo e as informações de registro. Verifique se todas as informações estão corretas. No rodapé da ficha você encontrará o protocolo, que é o número único da sua inscrição no formato 2025-PLANTERR-XXXXX, e o hash SHA-256, um código criptográfico que garante a autenticidade do documento. A figura abaixo mostra o cabeçalho da ficha oficial.</w:t>
       </w:r>
     </w:p>
     <w:p>
@@ -2868,7 +3086,35 @@
         <w:t>Figura 18</w:t>
       </w:r>
       <w:r>
-        <w:t xml:space="preserve"> — PDF: Protocolo destacado</w:t>
+        <w:t xml:space="preserve"> — Cabeçalho da ficha oficial de inscrição</w:t>
+      </w:r>
+    </w:p>
+    <w:p>
+      <w:pPr>
+        <w:pStyle w:val="Corpodetexto"/>
+      </w:pPr>
+    </w:p>
+    <w:p>
+      <w:pPr>
+        <w:pStyle w:val="Corpodetexto"/>
+      </w:pPr>
+      <w:r>
+        <w:t>No canto superior direito da ficha há um código QR que permite validar rapidamente a autenticidade da sua inscrição. Para usar o QR Code, abra o aplicativo de câmera do seu celular, aponte para o código e toque no link que aparecer. Você será direcionado à página de verificação com seu protocolo já preenchido. O QR Code é especialmente útil para comissões avaliadoras e coordenação que precisam verificar rapidamente a autenticidade de múltiplas inscrições. A figura abaixo mostra a localização do QR Code no canto superior direito da ficha oficial.</w:t>
+      </w:r>
+    </w:p>
+    <w:p>
+      <w:pPr>
+        <w:pStyle w:val="Corpodetexto"/>
+      </w:pPr>
+      <w:r>
+        <w:rPr>
+          <w:b/>
+          <w:bCs/>
+        </w:rPr>
+        <w:t>Figura 19</w:t>
+      </w:r>
+      <w:r>
+        <w:t xml:space="preserve"> — QR Code no canto superior direito da ficha oficial</w:t>
       </w:r>
     </w:p>
     <w:p>
@@ -2879,24 +3125,23 @@
         <w:rPr>
           <w:noProof/>
         </w:rPr>
-        <w:lastRenderedPageBreak/>
         <w:drawing>
-          <wp:inline distT="0" distB="0" distL="0" distR="0" wp14:anchorId="37A0482F" wp14:editId="37A04830">
-            <wp:extent cx="4200525" cy="1589187"/>
+          <wp:inline distT="0" distB="0" distL="0" distR="0" wp14:anchorId="5B238334" wp14:editId="5B238335">
+            <wp:extent cx="4200525" cy="1495870"/>
             <wp:effectExtent l="0" t="0" r="0" b="0"/>
-            <wp:docPr id="68" name="Picture"/>
+            <wp:docPr id="67" name="Picture"/>
             <wp:cNvGraphicFramePr/>
             <a:graphic xmlns:a="http://schemas.openxmlformats.org/drawingml/2006/main">
               <a:graphicData uri="http://schemas.openxmlformats.org/drawingml/2006/picture">
                 <pic:pic xmlns:pic="http://schemas.openxmlformats.org/drawingml/2006/picture">
                   <pic:nvPicPr>
-                    <pic:cNvPr id="69" name="Picture" descr="../../prints/manual/fig-18-pdf-protocolo-destaque.jpg"/>
+                    <pic:cNvPr id="68" name="Picture" descr="../../prints/manual/fig-53-qrcode_pdf+ficha.png"/>
                     <pic:cNvPicPr>
                       <a:picLocks noChangeAspect="1" noChangeArrowheads="1"/>
                     </pic:cNvPicPr>
                   </pic:nvPicPr>
                   <pic:blipFill>
-                    <a:blip r:embed="rId18"/>
+                    <a:blip r:embed="rId19"/>
                     <a:stretch>
                       <a:fillRect/>
                     </a:stretch>
@@ -2904,7 +3149,7 @@
                   <pic:spPr bwMode="auto">
                     <a:xfrm>
                       <a:off x="0" y="0"/>
-                      <a:ext cx="4200525" cy="1589187"/>
+                      <a:ext cx="4200525" cy="1495870"/>
                     </a:xfrm>
                     <a:prstGeom prst="rect">
                       <a:avLst/>
@@ -2925,10 +3170,19 @@
     </w:p>
     <w:p>
       <w:pPr>
-        <w:pStyle w:val="Corpodetexto"/>
-      </w:pPr>
-      <w:r>
-        <w:t>Para verificar, abra o navegador e acesse a página de verificação no mesmo domínio do sistema de inscrição.</w:t>
+        <w:pStyle w:val="Ttulo2"/>
+      </w:pPr>
+      <w:bookmarkStart w:id="28" w:name="guardar-e-verificar-a-inscrição"/>
+      <w:bookmarkStart w:id="29" w:name="_Toc216784277"/>
+      <w:bookmarkEnd w:id="26"/>
+      <w:r>
+        <w:t>8. GUARDAR E VERIFICAR A INSCRIÇÃO</w:t>
+      </w:r>
+      <w:bookmarkEnd w:id="29"/>
+    </w:p>
+    <w:p>
+      <w:r>
+        <w:t>Guarde o PDF oficial gerado e anote o número do protocolo em local seguro. Se a coordenação solicitar, é possível verificar a autenticidade da inscrição pelo protocolo. Encontre o número do protocolo no PDF conforme mostrado abaixo.</w:t>
       </w:r>
     </w:p>
     <w:p>
@@ -2940,10 +3194,10 @@
           <w:b/>
           <w:bCs/>
         </w:rPr>
-        <w:t>Figura 19</w:t>
-      </w:r>
-      <w:r>
-        <w:t xml:space="preserve"> — Página de Verificação do Protocolo”</w:t>
+        <w:t>Figura 120</w:t>
+      </w:r>
+      <w:r>
+        <w:t xml:space="preserve"> — PDF: Protocolo destacado</w:t>
       </w:r>
     </w:p>
     <w:p>
@@ -2955,8 +3209,8 @@
           <w:noProof/>
         </w:rPr>
         <w:drawing>
-          <wp:inline distT="0" distB="0" distL="0" distR="0" wp14:anchorId="37A04831" wp14:editId="37A04832">
-            <wp:extent cx="4200525" cy="2440603"/>
+          <wp:inline distT="0" distB="0" distL="0" distR="0" wp14:anchorId="5B238336" wp14:editId="5B238337">
+            <wp:extent cx="4200525" cy="1739966"/>
             <wp:effectExtent l="0" t="0" r="0" b="0"/>
             <wp:docPr id="71" name="Picture"/>
             <wp:cNvGraphicFramePr/>
@@ -2964,13 +3218,13 @@
               <a:graphicData uri="http://schemas.openxmlformats.org/drawingml/2006/picture">
                 <pic:pic xmlns:pic="http://schemas.openxmlformats.org/drawingml/2006/picture">
                   <pic:nvPicPr>
-                    <pic:cNvPr id="72" name="Picture" descr="../../prints/manual/fig-19-url-verify-protocolo.png"/>
+                    <pic:cNvPr id="72" name="Picture" descr="../../prints/manual/fig-18-pdf-protocolo-destaque.png"/>
                     <pic:cNvPicPr>
                       <a:picLocks noChangeAspect="1" noChangeArrowheads="1"/>
                     </pic:cNvPicPr>
                   </pic:nvPicPr>
                   <pic:blipFill>
-                    <a:blip r:embed="rId19"/>
+                    <a:blip r:embed="rId20"/>
                     <a:stretch>
                       <a:fillRect/>
                     </a:stretch>
@@ -2978,7 +3232,7 @@
                   <pic:spPr bwMode="auto">
                     <a:xfrm>
                       <a:off x="0" y="0"/>
-                      <a:ext cx="4200525" cy="2440603"/>
+                      <a:ext cx="4200525" cy="1739966"/>
                     </a:xfrm>
                     <a:prstGeom prst="rect">
                       <a:avLst/>
@@ -3002,15 +3256,8 @@
         <w:pStyle w:val="Corpodetexto"/>
       </w:pPr>
       <w:r>
-        <w:t xml:space="preserve">Se a inscrição estiver correta, aparecerá a inscrição foi encontrada e é </w:t>
-      </w:r>
-      <w:proofErr w:type="gramStart"/>
-      <w:r>
-        <w:t>autentica</w:t>
-      </w:r>
-      <w:proofErr w:type="gramEnd"/>
-      <w:r>
-        <w:t>.</w:t>
+        <w:lastRenderedPageBreak/>
+        <w:t>Para verificar, abra o navegador e acesse a página de verificação no mesmo domínio do sistema de inscrição.</w:t>
       </w:r>
     </w:p>
     <w:p>
@@ -3022,10 +3269,10 @@
           <w:b/>
           <w:bCs/>
         </w:rPr>
-        <w:t>Figura 20</w:t>
-      </w:r>
-      <w:r>
-        <w:t xml:space="preserve"> — Verificação do Protocolo: resultado</w:t>
+        <w:t>Figura 21</w:t>
+      </w:r>
+      <w:r>
+        <w:t xml:space="preserve"> — Página de Verificação do Protocolo”</w:t>
       </w:r>
     </w:p>
     <w:p>
@@ -3036,10 +3283,9 @@
         <w:rPr>
           <w:noProof/>
         </w:rPr>
-        <w:lastRenderedPageBreak/>
         <w:drawing>
-          <wp:inline distT="0" distB="0" distL="0" distR="0" wp14:anchorId="37A04833" wp14:editId="37A04834">
-            <wp:extent cx="4200525" cy="3208564"/>
+          <wp:inline distT="0" distB="0" distL="0" distR="0" wp14:anchorId="5B238338" wp14:editId="5B238339">
+            <wp:extent cx="4200525" cy="1739966"/>
             <wp:effectExtent l="0" t="0" r="0" b="0"/>
             <wp:docPr id="74" name="Picture"/>
             <wp:cNvGraphicFramePr/>
@@ -3047,13 +3293,87 @@
               <a:graphicData uri="http://schemas.openxmlformats.org/drawingml/2006/picture">
                 <pic:pic xmlns:pic="http://schemas.openxmlformats.org/drawingml/2006/picture">
                   <pic:nvPicPr>
-                    <pic:cNvPr id="75" name="Picture" descr="../../prints/manual/fig-20-json-verify-valid-true.png"/>
+                    <pic:cNvPr id="75" name="Picture" descr="../../prints/manual/fig-19-url-verify-protocolo.png"/>
                     <pic:cNvPicPr>
                       <a:picLocks noChangeAspect="1" noChangeArrowheads="1"/>
                     </pic:cNvPicPr>
                   </pic:nvPicPr>
                   <pic:blipFill>
                     <a:blip r:embed="rId20"/>
+                    <a:stretch>
+                      <a:fillRect/>
+                    </a:stretch>
+                  </pic:blipFill>
+                  <pic:spPr bwMode="auto">
+                    <a:xfrm>
+                      <a:off x="0" y="0"/>
+                      <a:ext cx="4200525" cy="1739966"/>
+                    </a:xfrm>
+                    <a:prstGeom prst="rect">
+                      <a:avLst/>
+                    </a:prstGeom>
+                    <a:noFill/>
+                    <a:ln w="9525">
+                      <a:noFill/>
+                      <a:headEnd/>
+                      <a:tailEnd/>
+                    </a:ln>
+                  </pic:spPr>
+                </pic:pic>
+              </a:graphicData>
+            </a:graphic>
+          </wp:inline>
+        </w:drawing>
+      </w:r>
+    </w:p>
+    <w:p>
+      <w:pPr>
+        <w:pStyle w:val="Corpodetexto"/>
+      </w:pPr>
+      <w:r>
+        <w:t>Se a inscrição estiver correta, aparecerá a inscrição foi encontrada e é autentica.</w:t>
+      </w:r>
+    </w:p>
+    <w:p>
+      <w:pPr>
+        <w:pStyle w:val="Corpodetexto"/>
+      </w:pPr>
+      <w:r>
+        <w:rPr>
+          <w:b/>
+          <w:bCs/>
+        </w:rPr>
+        <w:t>Figura 22</w:t>
+      </w:r>
+      <w:r>
+        <w:t xml:space="preserve"> — Verificação do Protocolo: resultado</w:t>
+      </w:r>
+    </w:p>
+    <w:p>
+      <w:pPr>
+        <w:pStyle w:val="Corpodetexto"/>
+      </w:pPr>
+      <w:r>
+        <w:rPr>
+          <w:noProof/>
+        </w:rPr>
+        <w:drawing>
+          <wp:inline distT="0" distB="0" distL="0" distR="0" wp14:anchorId="5B23833A" wp14:editId="5B23833B">
+            <wp:extent cx="4200525" cy="3208564"/>
+            <wp:effectExtent l="0" t="0" r="0" b="0"/>
+            <wp:docPr id="77" name="Picture"/>
+            <wp:cNvGraphicFramePr/>
+            <a:graphic xmlns:a="http://schemas.openxmlformats.org/drawingml/2006/main">
+              <a:graphicData uri="http://schemas.openxmlformats.org/drawingml/2006/picture">
+                <pic:pic xmlns:pic="http://schemas.openxmlformats.org/drawingml/2006/picture">
+                  <pic:nvPicPr>
+                    <pic:cNvPr id="78" name="Picture" descr="../../prints/manual/fig-20-json-verify-valid-true.png"/>
+                    <pic:cNvPicPr>
+                      <a:picLocks noChangeAspect="1" noChangeArrowheads="1"/>
+                    </pic:cNvPicPr>
+                  </pic:nvPicPr>
+                  <pic:blipFill>
+                    <a:blip r:embed="rId21"/>
                     <a:stretch>
                       <a:fillRect/>
                     </a:stretch>
@@ -3083,55 +3403,49 @@
     <w:p>
       <w:pPr>
         <w:pStyle w:val="Ttulo2"/>
-        <w:rPr>
-          <w:szCs w:val="24"/>
-        </w:rPr>
-      </w:pPr>
-      <w:bookmarkStart w:id="32" w:name="dúvidas-frequentes"/>
-      <w:bookmarkStart w:id="33" w:name="_Toc216769643"/>
+      </w:pPr>
+      <w:bookmarkStart w:id="30" w:name="dúvidas-frequentes"/>
+      <w:bookmarkStart w:id="31" w:name="_Toc216784278"/>
+      <w:bookmarkEnd w:id="28"/>
+      <w:r>
+        <w:t>9. DÚVIDAS FREQUENTES</w:t>
+      </w:r>
+      <w:bookmarkEnd w:id="31"/>
+    </w:p>
+    <w:p>
+      <w:r>
+        <w:t xml:space="preserve">Se não conseguir gerar o PDF, verifique se o CPF é válido, se marcou o termo de compromisso e se não há alertas de avaliação às cegas indicando dados pessoais no texto. Não é </w:t>
+      </w:r>
+      <w:r>
+        <w:lastRenderedPageBreak/>
+        <w:t>possível enviar duas inscrições com o mesmo CPF, pois o sistema bloqueia duplicidade.</w:t>
+      </w:r>
+    </w:p>
+    <w:p>
+      <w:pPr>
+        <w:pStyle w:val="Ttulo2"/>
+      </w:pPr>
+      <w:bookmarkStart w:id="32" w:name="suporte"/>
+      <w:bookmarkStart w:id="33" w:name="_Toc216784279"/>
       <w:bookmarkEnd w:id="30"/>
       <w:r>
-        <w:rPr>
-          <w:szCs w:val="24"/>
-        </w:rPr>
-        <w:t>9. Dúvidas frequentes</w:t>
+        <w:t>10. SUPORTE</w:t>
       </w:r>
       <w:bookmarkEnd w:id="33"/>
     </w:p>
     <w:p>
       <w:r>
-        <w:t>Se não conseguir gerar o PDF, verifique se o CPF é válido, se marcou o termo de compromisso e se não há alertas de avaliação às cegas indicando dados pessoais no texto. Não é possível enviar duas inscrições com o mesmo CPF, pois o sistema bloqueia duplicidade.</w:t>
-      </w:r>
-    </w:p>
-    <w:p>
-      <w:pPr>
-        <w:pStyle w:val="Ttulo2"/>
-        <w:rPr>
-          <w:szCs w:val="24"/>
-        </w:rPr>
-      </w:pPr>
-      <w:bookmarkStart w:id="34" w:name="suporte"/>
-      <w:bookmarkStart w:id="35" w:name="_Toc216769644"/>
+        <w:t>Em caso de erro que impeça o envio da inscrição, informe à coordenação seu nome completo e descreva o que aconteceu. Se possível, envie uma captura de tela mostrando o erro.</w:t>
+      </w:r>
       <w:bookmarkEnd w:id="32"/>
-      <w:r>
-        <w:rPr>
-          <w:szCs w:val="24"/>
-        </w:rPr>
-        <w:t>10. Suporte</w:t>
-      </w:r>
-      <w:bookmarkEnd w:id="35"/>
-    </w:p>
-    <w:p>
-      <w:r>
-        <w:t>Em caso de erro que impeça o envio da inscrição, informe à coordenação seu nome completo e descreva o que aconteceu. Se possível, envie uma captura de tela mostrando o erro.</w:t>
-      </w:r>
-      <w:bookmarkEnd w:id="34"/>
     </w:p>
     <w:sectPr>
-      <w:headerReference w:type="default" r:id="rId21"/>
+      <w:headerReference w:type="default" r:id="rId22"/>
       <w:pgSz w:w="12240" w:h="15840"/>
       <w:pgMar w:top="1417" w:right="1701" w:bottom="1417" w:left="1701" w:header="720" w:footer="720" w:gutter="0"/>
       <w:cols w:space="720"/>
+      <w:titlePg/>
+      <w:docGrid w:linePitch="326"/>
     </w:sectPr>
   </w:body>
 </w:document>
@@ -3204,7 +3518,7 @@
         <w:noProof/>
       </w:rPr>
       <w:drawing>
-        <wp:anchor distT="0" distB="0" distL="114300" distR="114300" simplePos="0" relativeHeight="251660288" behindDoc="1" locked="0" layoutInCell="1" allowOverlap="1" wp14:anchorId="37A04838" wp14:editId="37A04839">
+        <wp:anchor distT="0" distB="0" distL="114300" distR="114300" simplePos="0" relativeHeight="251660288" behindDoc="1" locked="0" layoutInCell="1" allowOverlap="1" wp14:anchorId="5B23833F" wp14:editId="5B238340">
           <wp:simplePos x="0" y="0"/>
           <wp:positionH relativeFrom="column">
             <wp:posOffset>5073015</wp:posOffset>
@@ -3282,7 +3596,7 @@
         <w:noProof/>
       </w:rPr>
       <w:drawing>
-        <wp:anchor distT="0" distB="0" distL="114300" distR="114300" simplePos="0" relativeHeight="251658240" behindDoc="1" locked="0" layoutInCell="1" allowOverlap="1" wp14:anchorId="37A0483A" wp14:editId="37A0483B">
+        <wp:anchor distT="0" distB="0" distL="114300" distR="114300" simplePos="0" relativeHeight="251658240" behindDoc="1" locked="0" layoutInCell="1" allowOverlap="1" wp14:anchorId="5B238341" wp14:editId="5B238342">
           <wp:simplePos x="0" y="0"/>
           <wp:positionH relativeFrom="column">
             <wp:posOffset>-651510</wp:posOffset>
@@ -3474,7 +3788,7 @@
   <w:abstractNum w:abstractNumId="1" w15:restartNumberingAfterBreak="0">
     <w:nsid w:val="0000A991"/>
     <w:multiLevelType w:val="multilevel"/>
-    <w:tmpl w:val="25081C7C"/>
+    <w:tmpl w:val="6C3CC464"/>
     <w:lvl w:ilvl="0">
       <w:numFmt w:val="bullet"/>
       <w:lvlText w:val=""/>
@@ -6314,13 +6628,13 @@
   <w:num w:numId="23" w16cid:durableId="1462189685">
     <w:abstractNumId w:val="0"/>
   </w:num>
-  <w:num w:numId="24" w16cid:durableId="360058788">
+  <w:num w:numId="24" w16cid:durableId="371080777">
     <w:abstractNumId w:val="0"/>
   </w:num>
-  <w:num w:numId="25" w16cid:durableId="402721933">
+  <w:num w:numId="25" w16cid:durableId="366027506">
     <w:abstractNumId w:val="1"/>
   </w:num>
-  <w:num w:numId="26" w16cid:durableId="1309356009">
+  <w:num w:numId="26" w16cid:durableId="1883135298">
     <w:abstractNumId w:val="1"/>
   </w:num>
 </w:numbering>
@@ -8116,7 +8430,7 @@
     <w:autoRedefine/>
     <w:uiPriority w:val="39"/>
     <w:unhideWhenUsed/>
-    <w:rsid w:val="00DC66BF"/>
+    <w:rsid w:val="006B5FA8"/>
     <w:pPr>
       <w:spacing w:after="100"/>
     </w:pPr>
@@ -8128,7 +8442,7 @@
     <w:autoRedefine/>
     <w:uiPriority w:val="39"/>
     <w:unhideWhenUsed/>
-    <w:rsid w:val="00DC66BF"/>
+    <w:rsid w:val="006B5FA8"/>
     <w:pPr>
       <w:spacing w:after="100"/>
       <w:ind w:left="240"/>
@@ -8141,7 +8455,7 @@
     <w:autoRedefine/>
     <w:uiPriority w:val="39"/>
     <w:unhideWhenUsed/>
-    <w:rsid w:val="00DC66BF"/>
+    <w:rsid w:val="006B5FA8"/>
     <w:pPr>
       <w:spacing w:after="100"/>
       <w:ind w:left="480"/>
